--- a/aws docs/AWS Practice.docx
+++ b/aws docs/AWS Practice.docx
@@ -13586,6 +13586,270 @@
         </w:rPr>
         <w:t>Transfer Local Files &amp; Elastic IP</w:t>
       </w:r>
+      <w:r>
+        <w:rPr>
+          <w:b/>
+          <w:bCs/>
+          <w:sz w:val="28"/>
+          <w:szCs w:val="28"/>
+          <w:highlight w:val="magenta"/>
+          <w:lang w:val="en-US"/>
+        </w:rPr>
+        <w:br/>
+      </w:r>
+    </w:p>
+    <w:p>
+      <w:pPr>
+        <w:rPr>
+          <w:b/>
+          <w:bCs/>
+          <w:sz w:val="28"/>
+          <w:szCs w:val="28"/>
+          <w:highlight w:val="magenta"/>
+          <w:lang w:val="en-US"/>
+        </w:rPr>
+      </w:pPr>
+      <w:r>
+        <w:rPr>
+          <w:b/>
+          <w:bCs/>
+          <w:sz w:val="28"/>
+          <w:szCs w:val="28"/>
+          <w:highlight w:val="magenta"/>
+          <w:lang w:val="en-US"/>
+        </w:rPr>
+        <w:br w:type="page"/>
+      </w:r>
+      <w:r>
+        <w:rPr>
+          <w:b/>
+          <w:bCs/>
+          <w:sz w:val="28"/>
+          <w:szCs w:val="28"/>
+          <w:highlight w:val="magenta"/>
+          <w:lang w:val="en-US"/>
+        </w:rPr>
+        <w:lastRenderedPageBreak/>
+        <w:br w:type="page"/>
+      </w:r>
+    </w:p>
+    <w:p>
+      <w:pPr>
+        <w:rPr>
+          <w:b/>
+          <w:bCs/>
+          <w:sz w:val="28"/>
+          <w:szCs w:val="28"/>
+          <w:highlight w:val="magenta"/>
+          <w:lang w:val="en-US"/>
+        </w:rPr>
+      </w:pPr>
+      <w:r>
+        <w:rPr>
+          <w:b/>
+          <w:bCs/>
+          <w:sz w:val="28"/>
+          <w:szCs w:val="28"/>
+          <w:highlight w:val="magenta"/>
+          <w:lang w:val="en-US"/>
+        </w:rPr>
+        <w:lastRenderedPageBreak/>
+        <w:t>AZADSK</w:t>
+      </w:r>
+    </w:p>
+    <w:p>
+      <w:pPr>
+        <w:rPr>
+          <w:b/>
+          <w:bCs/>
+          <w:sz w:val="28"/>
+          <w:szCs w:val="28"/>
+          <w:highlight w:val="magenta"/>
+          <w:lang w:val="en-US"/>
+        </w:rPr>
+      </w:pPr>
+    </w:p>
+    <w:p>
+      <w:pPr>
+        <w:jc w:val="center"/>
+        <w:rPr>
+          <w:b/>
+          <w:bCs/>
+          <w:sz w:val="28"/>
+          <w:szCs w:val="28"/>
+          <w:highlight w:val="magenta"/>
+          <w:lang w:val="en-US"/>
+        </w:rPr>
+      </w:pPr>
+    </w:p>
+    <w:p>
+      <w:pPr>
+        <w:jc w:val="center"/>
+        <w:rPr>
+          <w:b/>
+          <w:bCs/>
+          <w:sz w:val="28"/>
+          <w:szCs w:val="28"/>
+          <w:highlight w:val="magenta"/>
+          <w:lang w:val="en-US"/>
+        </w:rPr>
+      </w:pPr>
+    </w:p>
+    <w:p>
+      <w:pPr>
+        <w:jc w:val="center"/>
+        <w:rPr>
+          <w:b/>
+          <w:bCs/>
+          <w:sz w:val="28"/>
+          <w:szCs w:val="28"/>
+          <w:highlight w:val="magenta"/>
+          <w:lang w:val="en-US"/>
+        </w:rPr>
+      </w:pPr>
+    </w:p>
+    <w:p>
+      <w:pPr>
+        <w:jc w:val="center"/>
+        <w:rPr>
+          <w:b/>
+          <w:bCs/>
+          <w:sz w:val="28"/>
+          <w:szCs w:val="28"/>
+          <w:highlight w:val="magenta"/>
+          <w:lang w:val="en-US"/>
+        </w:rPr>
+      </w:pPr>
+    </w:p>
+    <w:p>
+      <w:pPr>
+        <w:jc w:val="center"/>
+        <w:rPr>
+          <w:b/>
+          <w:bCs/>
+          <w:sz w:val="28"/>
+          <w:szCs w:val="28"/>
+          <w:highlight w:val="magenta"/>
+          <w:lang w:val="en-US"/>
+        </w:rPr>
+      </w:pPr>
+    </w:p>
+    <w:p>
+      <w:pPr>
+        <w:jc w:val="center"/>
+        <w:rPr>
+          <w:b/>
+          <w:bCs/>
+          <w:sz w:val="28"/>
+          <w:szCs w:val="28"/>
+          <w:highlight w:val="magenta"/>
+          <w:lang w:val="en-US"/>
+        </w:rPr>
+      </w:pPr>
+    </w:p>
+    <w:p>
+      <w:pPr>
+        <w:jc w:val="center"/>
+        <w:rPr>
+          <w:b/>
+          <w:bCs/>
+          <w:sz w:val="28"/>
+          <w:szCs w:val="28"/>
+          <w:highlight w:val="magenta"/>
+          <w:lang w:val="en-US"/>
+        </w:rPr>
+      </w:pPr>
+    </w:p>
+    <w:p>
+      <w:pPr>
+        <w:jc w:val="center"/>
+        <w:rPr>
+          <w:b/>
+          <w:bCs/>
+          <w:sz w:val="28"/>
+          <w:szCs w:val="28"/>
+          <w:highlight w:val="magenta"/>
+          <w:lang w:val="en-US"/>
+        </w:rPr>
+      </w:pPr>
+    </w:p>
+    <w:p>
+      <w:pPr>
+        <w:jc w:val="center"/>
+        <w:rPr>
+          <w:b/>
+          <w:bCs/>
+          <w:sz w:val="28"/>
+          <w:szCs w:val="28"/>
+          <w:highlight w:val="magenta"/>
+          <w:lang w:val="en-US"/>
+        </w:rPr>
+      </w:pPr>
+    </w:p>
+    <w:p>
+      <w:pPr>
+        <w:jc w:val="center"/>
+        <w:rPr>
+          <w:b/>
+          <w:bCs/>
+          <w:sz w:val="28"/>
+          <w:szCs w:val="28"/>
+          <w:highlight w:val="magenta"/>
+          <w:lang w:val="en-US"/>
+        </w:rPr>
+      </w:pPr>
+    </w:p>
+    <w:p>
+      <w:pPr>
+        <w:jc w:val="center"/>
+        <w:rPr>
+          <w:b/>
+          <w:bCs/>
+          <w:sz w:val="28"/>
+          <w:szCs w:val="28"/>
+          <w:highlight w:val="magenta"/>
+          <w:lang w:val="en-US"/>
+        </w:rPr>
+      </w:pPr>
+    </w:p>
+    <w:p>
+      <w:pPr>
+        <w:jc w:val="center"/>
+        <w:rPr>
+          <w:b/>
+          <w:bCs/>
+          <w:sz w:val="28"/>
+          <w:szCs w:val="28"/>
+          <w:highlight w:val="magenta"/>
+          <w:lang w:val="en-US"/>
+        </w:rPr>
+      </w:pPr>
+    </w:p>
+    <w:p>
+      <w:pPr>
+        <w:jc w:val="center"/>
+        <w:rPr>
+          <w:b/>
+          <w:bCs/>
+          <w:sz w:val="28"/>
+          <w:szCs w:val="28"/>
+          <w:highlight w:val="magenta"/>
+          <w:lang w:val="en-US"/>
+        </w:rPr>
+      </w:pPr>
+    </w:p>
+    <w:p>
+      <w:pPr>
+        <w:jc w:val="center"/>
+        <w:rPr>
+          <w:b/>
+          <w:bCs/>
+          <w:sz w:val="28"/>
+          <w:szCs w:val="28"/>
+          <w:highlight w:val="magenta"/>
+          <w:lang w:val="en-US"/>
+        </w:rPr>
+      </w:pPr>
     </w:p>
     <w:p>
       <w:pPr>

--- a/aws docs/AWS Practice.docx
+++ b/aws docs/AWS Practice.docx
@@ -1,6 +1,6 @@
 
 <file path=word/document.xml><?xml version="1.0" encoding="utf-8"?>
-<w:document xmlns:wpc="http://schemas.microsoft.com/office/word/2010/wordprocessingCanvas" xmlns:cx="http://schemas.microsoft.com/office/drawing/2014/chartex" xmlns:cx1="http://schemas.microsoft.com/office/drawing/2015/9/8/chartex" xmlns:cx2="http://schemas.microsoft.com/office/drawing/2015/10/21/chartex" xmlns:cx3="http://schemas.microsoft.com/office/drawing/2016/5/9/chartex" xmlns:cx4="http://schemas.microsoft.com/office/drawing/2016/5/10/chartex" xmlns:cx5="http://schemas.microsoft.com/office/drawing/2016/5/11/chartex" xmlns:cx6="http://schemas.microsoft.com/office/drawing/2016/5/12/chartex" xmlns:cx7="http://schemas.microsoft.com/office/drawing/2016/5/13/chartex" xmlns:cx8="http://schemas.microsoft.com/office/drawing/2016/5/14/chartex" xmlns:mc="http://schemas.openxmlformats.org/markup-compatibility/2006" xmlns:aink="http://schemas.microsoft.com/office/drawing/2016/ink" xmlns:am3d="http://schemas.microsoft.com/office/drawing/2017/model3d" xmlns:o="urn:schemas-microsoft-com:office:office" xmlns:oel="http://schemas.microsoft.com/office/2019/extlst" xmlns:r="http://schemas.openxmlformats.org/officeDocument/2006/relationships" xmlns:m="http://schemas.openxmlformats.org/officeDocument/2006/math" xmlns:v="urn:schemas-microsoft-com:vml" xmlns:wp14="http://schemas.microsoft.com/office/word/2010/wordprocessingDrawing" xmlns:wp="http://schemas.openxmlformats.org/drawingml/2006/wordprocessingDrawing" xmlns:w10="urn:schemas-microsoft-com:office:word" xmlns:w="http://schemas.openxmlformats.org/wordprocessingml/2006/main" xmlns:w14="http://schemas.microsoft.com/office/word/2010/wordml" xmlns:w15="http://schemas.microsoft.com/office/word/2012/wordml" xmlns:w16cex="http://schemas.microsoft.com/office/word/2018/wordml/cex" xmlns:w16cid="http://schemas.microsoft.com/office/word/2016/wordml/cid" xmlns:w16="http://schemas.microsoft.com/office/word/2018/wordml" xmlns:w16du="http://schemas.microsoft.com/office/word/2023/wordml/word16du" xmlns:w16sdtdh="http://schemas.microsoft.com/office/word/2020/wordml/sdtdatahash" xmlns:w16sdtfl="http://schemas.microsoft.com/office/word/2024/wordml/sdtformatlock" xmlns:w16se="http://schemas.microsoft.com/office/word/2015/wordml/symex" xmlns:wpg="http://schemas.microsoft.com/office/word/2010/wordprocessingGroup" xmlns:wpi="http://schemas.microsoft.com/office/word/2010/wordprocessingInk" xmlns:wne="http://schemas.microsoft.com/office/word/2006/wordml" xmlns:wps="http://schemas.microsoft.com/office/word/2010/wordprocessingShape" mc:Ignorable="w14 w15 w16se w16cid w16 w16cex w16sdtdh w16sdtfl w16du wp14">
+<w:document xmlns:wpc="http://schemas.microsoft.com/office/word/2010/wordprocessingCanvas" xmlns:cx="http://schemas.microsoft.com/office/drawing/2014/chartex" xmlns:cx1="http://schemas.microsoft.com/office/drawing/2015/9/8/chartex" xmlns:cx2="http://schemas.microsoft.com/office/drawing/2015/10/21/chartex" xmlns:cx3="http://schemas.microsoft.com/office/drawing/2016/5/9/chartex" xmlns:cx4="http://schemas.microsoft.com/office/drawing/2016/5/10/chartex" xmlns:cx5="http://schemas.microsoft.com/office/drawing/2016/5/11/chartex" xmlns:cx6="http://schemas.microsoft.com/office/drawing/2016/5/12/chartex" xmlns:cx7="http://schemas.microsoft.com/office/drawing/2016/5/13/chartex" xmlns:cx8="http://schemas.microsoft.com/office/drawing/2016/5/14/chartex" xmlns:mc="http://schemas.openxmlformats.org/markup-compatibility/2006" xmlns:aink="http://schemas.microsoft.com/office/drawing/2016/ink" xmlns:am3d="http://schemas.microsoft.com/office/drawing/2017/model3d" xmlns:o="urn:schemas-microsoft-com:office:office" xmlns:oel="http://schemas.microsoft.com/office/2019/extlst" xmlns:r="http://schemas.openxmlformats.org/officeDocument/2006/relationships" xmlns:m="http://schemas.openxmlformats.org/officeDocument/2006/math" xmlns:v="urn:schemas-microsoft-com:vml" xmlns:wp14="http://schemas.microsoft.com/office/word/2010/wordprocessingDrawing" xmlns:wp="http://schemas.openxmlformats.org/drawingml/2006/wordprocessingDrawing" xmlns:w10="urn:schemas-microsoft-com:office:word" xmlns:w="http://schemas.openxmlformats.org/wordprocessingml/2006/main" xmlns:w14="http://schemas.microsoft.com/office/word/2010/wordml" xmlns:w15="http://schemas.microsoft.com/office/word/2012/wordml" xmlns:w16cex="http://schemas.microsoft.com/office/word/2018/wordml/cex" xmlns:w16cid="http://schemas.microsoft.com/office/word/2016/wordml/cid" xmlns:w16="http://schemas.microsoft.com/office/word/2018/wordml" xmlns:w16sdtdh="http://schemas.microsoft.com/office/word/2020/wordml/sdtdatahash" xmlns:w16se="http://schemas.microsoft.com/office/word/2015/wordml/symex" xmlns:wpg="http://schemas.microsoft.com/office/word/2010/wordprocessingGroup" xmlns:wpi="http://schemas.microsoft.com/office/word/2010/wordprocessingInk" xmlns:wne="http://schemas.microsoft.com/office/word/2006/wordml" xmlns:wps="http://schemas.microsoft.com/office/word/2010/wordprocessingShape" mc:Ignorable="w14 w15 w16se w16cid w16 w16cex w16sdtdh wp14">
   <w:body>
     <w:p>
       <w:pPr>
@@ -456,6 +456,7 @@
         </w:rPr>
       </w:pPr>
       <w:hyperlink r:id="rId11" w:tgtFrame="_blank" w:history="1">
+        <w:proofErr w:type="spellStart"/>
         <w:r>
           <w:rPr>
             <w:rStyle w:val="Hyperlink"/>
@@ -464,6 +465,7 @@
           </w:rPr>
           <w:t>Multicloud</w:t>
         </w:r>
+        <w:proofErr w:type="spellEnd"/>
       </w:hyperlink>
       <w:r>
         <w:rPr>
@@ -1394,14 +1396,30 @@
           <w:b/>
           <w:bCs/>
         </w:rPr>
-        <w:t>*…………………………….</w:t>
-      </w:r>
-      <w:r>
-        <w:rPr>
-          <w:b/>
-          <w:bCs/>
-        </w:rPr>
-        <w:t xml:space="preserve">In </w:t>
+        <w:t>*…………………………</w:t>
+      </w:r>
+      <w:proofErr w:type="gramStart"/>
+      <w:r>
+        <w:rPr>
+          <w:b/>
+          <w:bCs/>
+        </w:rPr>
+        <w:t>….</w:t>
+      </w:r>
+      <w:r>
+        <w:rPr>
+          <w:b/>
+          <w:bCs/>
+        </w:rPr>
+        <w:t>In</w:t>
+      </w:r>
+      <w:proofErr w:type="gramEnd"/>
+      <w:r>
+        <w:rPr>
+          <w:b/>
+          <w:bCs/>
+        </w:rPr>
+        <w:t xml:space="preserve"> </w:t>
       </w:r>
       <w:r>
         <w:rPr>
@@ -1464,8 +1482,17 @@
           <w:b/>
           <w:bCs/>
         </w:rPr>
-        <w:t>Putty and Puttygen</w:t>
-      </w:r>
+        <w:t xml:space="preserve">Putty and </w:t>
+      </w:r>
+      <w:proofErr w:type="spellStart"/>
+      <w:r>
+        <w:rPr>
+          <w:b/>
+          <w:bCs/>
+        </w:rPr>
+        <w:t>Puttygen</w:t>
+      </w:r>
+      <w:proofErr w:type="spellEnd"/>
       <w:r>
         <w:t>.</w:t>
       </w:r>
@@ -1582,6 +1609,7 @@
               </w:rPr>
               <w:t xml:space="preserve">                                      </w:t>
             </w:r>
+            <w:proofErr w:type="spellStart"/>
             <w:r>
               <w:rPr>
                 <w:b/>
@@ -1589,6 +1617,7 @@
               </w:rPr>
               <w:t>puttygen</w:t>
             </w:r>
+            <w:proofErr w:type="spellEnd"/>
           </w:p>
         </w:tc>
       </w:tr>
@@ -1762,16 +1791,64 @@
           <w:szCs w:val="32"/>
           <w:highlight w:val="yellow"/>
         </w:rPr>
-        <w:t>Because to convert .pem file into .ppk file</w:t>
-      </w:r>
-      <w:r>
-        <w:rPr>
-          <w:b/>
-          <w:bCs/>
+        <w:t>Because to convert .</w:t>
+      </w:r>
+      <w:proofErr w:type="spellStart"/>
+      <w:r>
+        <w:rPr>
+          <w:b/>
+          <w:bCs/>
+          <w:color w:val="EE0000"/>
           <w:sz w:val="32"/>
           <w:szCs w:val="32"/>
           <w:highlight w:val="yellow"/>
         </w:rPr>
+        <w:t>pem</w:t>
+      </w:r>
+      <w:proofErr w:type="spellEnd"/>
+      <w:r>
+        <w:rPr>
+          <w:b/>
+          <w:bCs/>
+          <w:color w:val="EE0000"/>
+          <w:sz w:val="32"/>
+          <w:szCs w:val="32"/>
+          <w:highlight w:val="yellow"/>
+        </w:rPr>
+        <w:t xml:space="preserve"> file into .</w:t>
+      </w:r>
+      <w:proofErr w:type="spellStart"/>
+      <w:r>
+        <w:rPr>
+          <w:b/>
+          <w:bCs/>
+          <w:color w:val="EE0000"/>
+          <w:sz w:val="32"/>
+          <w:szCs w:val="32"/>
+          <w:highlight w:val="yellow"/>
+        </w:rPr>
+        <w:t>ppk</w:t>
+      </w:r>
+      <w:proofErr w:type="spellEnd"/>
+      <w:r>
+        <w:rPr>
+          <w:b/>
+          <w:bCs/>
+          <w:color w:val="EE0000"/>
+          <w:sz w:val="32"/>
+          <w:szCs w:val="32"/>
+          <w:highlight w:val="yellow"/>
+        </w:rPr>
+        <w:t xml:space="preserve"> file</w:t>
+      </w:r>
+      <w:r>
+        <w:rPr>
+          <w:b/>
+          <w:bCs/>
+          <w:sz w:val="32"/>
+          <w:szCs w:val="32"/>
+          <w:highlight w:val="yellow"/>
+        </w:rPr>
         <w:t>.</w:t>
       </w:r>
     </w:p>
@@ -1784,6 +1861,7 @@
           <w:szCs w:val="28"/>
         </w:rPr>
       </w:pPr>
+      <w:proofErr w:type="spellStart"/>
       <w:r>
         <w:rPr>
           <w:b/>
@@ -1802,7 +1880,18 @@
           <w:szCs w:val="28"/>
           <w:highlight w:val="yellow"/>
         </w:rPr>
-        <w:t xml:space="preserve">em </w:t>
+        <w:t>em</w:t>
+      </w:r>
+      <w:proofErr w:type="spellEnd"/>
+      <w:r>
+        <w:rPr>
+          <w:b/>
+          <w:bCs/>
+          <w:sz w:val="28"/>
+          <w:szCs w:val="28"/>
+          <w:highlight w:val="yellow"/>
+        </w:rPr>
+        <w:t xml:space="preserve"> </w:t>
       </w:r>
       <w:r>
         <w:rPr>
@@ -1843,6 +1932,7 @@
           <w:szCs w:val="22"/>
         </w:rPr>
       </w:pPr>
+      <w:proofErr w:type="spellStart"/>
       <w:r>
         <w:rPr>
           <w:b/>
@@ -1861,7 +1951,18 @@
           <w:szCs w:val="28"/>
           <w:highlight w:val="yellow"/>
         </w:rPr>
-        <w:t xml:space="preserve">pk </w:t>
+        <w:t>pk</w:t>
+      </w:r>
+      <w:proofErr w:type="spellEnd"/>
+      <w:r>
+        <w:rPr>
+          <w:b/>
+          <w:bCs/>
+          <w:sz w:val="28"/>
+          <w:szCs w:val="28"/>
+          <w:highlight w:val="yellow"/>
+        </w:rPr>
+        <w:t xml:space="preserve"> </w:t>
       </w:r>
       <w:r>
         <w:rPr>
@@ -1926,13 +2027,37 @@
         <w:t xml:space="preserve"> </w:t>
       </w:r>
       <w:r>
-        <w:t xml:space="preserve">Because putty doesn’t support pem file. We </w:t>
+        <w:t xml:space="preserve">Because putty doesn’t support </w:t>
+      </w:r>
+      <w:proofErr w:type="spellStart"/>
+      <w:r>
+        <w:t>pem</w:t>
+      </w:r>
+      <w:proofErr w:type="spellEnd"/>
+      <w:r>
+        <w:t xml:space="preserve"> file. We </w:t>
       </w:r>
       <w:r>
         <w:t>must</w:t>
       </w:r>
       <w:r>
-        <w:t xml:space="preserve"> convert pem to ppk file.</w:t>
+        <w:t xml:space="preserve"> convert </w:t>
+      </w:r>
+      <w:proofErr w:type="spellStart"/>
+      <w:r>
+        <w:t>pem</w:t>
+      </w:r>
+      <w:proofErr w:type="spellEnd"/>
+      <w:r>
+        <w:t xml:space="preserve"> to </w:t>
+      </w:r>
+      <w:proofErr w:type="spellStart"/>
+      <w:r>
+        <w:t>ppk</w:t>
+      </w:r>
+      <w:proofErr w:type="spellEnd"/>
+      <w:r>
+        <w:t xml:space="preserve"> file.</w:t>
       </w:r>
       <w:r>
         <w:t xml:space="preserve"> </w:t>
@@ -2010,6 +2135,7 @@
       <w:r>
         <w:t xml:space="preserve">Double click on </w:t>
       </w:r>
+      <w:proofErr w:type="spellStart"/>
       <w:r>
         <w:rPr>
           <w:b/>
@@ -2017,6 +2143,7 @@
         </w:rPr>
         <w:t>Puttygen</w:t>
       </w:r>
+      <w:proofErr w:type="spellEnd"/>
       <w:r>
         <w:rPr>
           <w:b/>
@@ -2024,6 +2151,7 @@
         </w:rPr>
         <w:t xml:space="preserve"> and open </w:t>
       </w:r>
+      <w:proofErr w:type="spellStart"/>
       <w:r>
         <w:rPr>
           <w:b/>
@@ -2031,6 +2159,7 @@
         </w:rPr>
         <w:t>Puttygen</w:t>
       </w:r>
+      <w:proofErr w:type="spellEnd"/>
       <w:r>
         <w:rPr>
           <w:sz w:val="20"/>
@@ -2846,10 +2975,18 @@
         <w:t>And go to SSH client tab and note down the Host name. Host name is</w:t>
       </w:r>
       <w:r>
-        <w:t xml:space="preserve"> start from </w:t>
-      </w:r>
-      <w:r>
-        <w:t xml:space="preserve"> ec-2 user</w:t>
+        <w:t xml:space="preserve"> start </w:t>
+      </w:r>
+      <w:proofErr w:type="gramStart"/>
+      <w:r>
+        <w:t xml:space="preserve">from </w:t>
+      </w:r>
+      <w:r>
+        <w:t xml:space="preserve"> ec</w:t>
+      </w:r>
+      <w:proofErr w:type="gramEnd"/>
+      <w:r>
+        <w:t>-2 user</w:t>
       </w:r>
       <w:r>
         <w:t xml:space="preserve"> and select for</w:t>
@@ -3860,7 +3997,18 @@
           <w:szCs w:val="28"/>
           <w:lang w:val="en-US"/>
         </w:rPr>
-        <w:t xml:space="preserve">                       .</w:t>
+        <w:t xml:space="preserve">                       </w:t>
+      </w:r>
+      <w:proofErr w:type="gramStart"/>
+      <w:r>
+        <w:rPr>
+          <w:b/>
+          <w:bCs/>
+          <w:sz w:val="28"/>
+          <w:szCs w:val="28"/>
+          <w:lang w:val="en-US"/>
+        </w:rPr>
+        <w:t>.</w:t>
       </w:r>
       <w:r>
         <w:rPr>
@@ -3882,7 +4030,20 @@
           <w:highlight w:val="yellow"/>
           <w:lang w:val="en-US"/>
         </w:rPr>
-        <w:t xml:space="preserve">In </w:t>
+        <w:t>In</w:t>
+      </w:r>
+      <w:proofErr w:type="gramEnd"/>
+      <w:r>
+        <w:rPr>
+          <w:b/>
+          <w:bCs/>
+          <w:color w:val="0D0D0D" w:themeColor="text1" w:themeTint="F2"/>
+          <w:sz w:val="28"/>
+          <w:szCs w:val="28"/>
+          <w:highlight w:val="yellow"/>
+          <w:lang w:val="en-US"/>
+        </w:rPr>
+        <w:t xml:space="preserve"> </w:t>
       </w:r>
       <w:r>
         <w:rPr>
@@ -4448,7 +4609,31 @@
           <w:highlight w:val="yellow"/>
           <w:lang w:val="en-US"/>
         </w:rPr>
-        <w:t>cat &gt; &lt;file_name&gt;</w:t>
+        <w:t>cat &gt; &lt;</w:t>
+      </w:r>
+      <w:proofErr w:type="spellStart"/>
+      <w:r>
+        <w:rPr>
+          <w:b/>
+          <w:bCs/>
+          <w:sz w:val="28"/>
+          <w:szCs w:val="28"/>
+          <w:highlight w:val="yellow"/>
+          <w:lang w:val="en-US"/>
+        </w:rPr>
+        <w:t>file_name</w:t>
+      </w:r>
+      <w:proofErr w:type="spellEnd"/>
+      <w:r>
+        <w:rPr>
+          <w:b/>
+          <w:bCs/>
+          <w:sz w:val="28"/>
+          <w:szCs w:val="28"/>
+          <w:highlight w:val="yellow"/>
+          <w:lang w:val="en-US"/>
+        </w:rPr>
+        <w:t>&gt;</w:t>
       </w:r>
       <w:r>
         <w:rPr>
@@ -4569,7 +4754,25 @@
           <w:szCs w:val="28"/>
           <w:lang w:val="en-US"/>
         </w:rPr>
-        <w:t>. In this way we can create a file with name aws.</w:t>
+        <w:t xml:space="preserve">. In this way we can create a file with name </w:t>
+      </w:r>
+      <w:proofErr w:type="spellStart"/>
+      <w:r>
+        <w:rPr>
+          <w:sz w:val="28"/>
+          <w:szCs w:val="28"/>
+          <w:lang w:val="en-US"/>
+        </w:rPr>
+        <w:t>aws</w:t>
+      </w:r>
+      <w:proofErr w:type="spellEnd"/>
+      <w:r>
+        <w:rPr>
+          <w:sz w:val="28"/>
+          <w:szCs w:val="28"/>
+          <w:lang w:val="en-US"/>
+        </w:rPr>
+        <w:t>.</w:t>
       </w:r>
     </w:p>
     <w:p>
@@ -5050,7 +5253,55 @@
           <w:highlight w:val="yellow"/>
           <w:lang w:val="en-US"/>
         </w:rPr>
-        <w:t>cat &lt;file_name&gt; (cat aws).</w:t>
+        <w:t>cat &lt;</w:t>
+      </w:r>
+      <w:proofErr w:type="spellStart"/>
+      <w:r>
+        <w:rPr>
+          <w:b/>
+          <w:bCs/>
+          <w:sz w:val="28"/>
+          <w:szCs w:val="28"/>
+          <w:highlight w:val="yellow"/>
+          <w:lang w:val="en-US"/>
+        </w:rPr>
+        <w:t>file_name</w:t>
+      </w:r>
+      <w:proofErr w:type="spellEnd"/>
+      <w:r>
+        <w:rPr>
+          <w:b/>
+          <w:bCs/>
+          <w:sz w:val="28"/>
+          <w:szCs w:val="28"/>
+          <w:highlight w:val="yellow"/>
+          <w:lang w:val="en-US"/>
+        </w:rPr>
+        <w:t xml:space="preserve">&gt; (cat </w:t>
+      </w:r>
+      <w:proofErr w:type="spellStart"/>
+      <w:r>
+        <w:rPr>
+          <w:b/>
+          <w:bCs/>
+          <w:sz w:val="28"/>
+          <w:szCs w:val="28"/>
+          <w:highlight w:val="yellow"/>
+          <w:lang w:val="en-US"/>
+        </w:rPr>
+        <w:t>aws</w:t>
+      </w:r>
+      <w:proofErr w:type="spellEnd"/>
+      <w:r>
+        <w:rPr>
+          <w:b/>
+          <w:bCs/>
+          <w:sz w:val="28"/>
+          <w:szCs w:val="28"/>
+          <w:highlight w:val="yellow"/>
+          <w:lang w:val="en-US"/>
+        </w:rPr>
+        <w:t>).</w:t>
       </w:r>
       <w:r>
         <w:rPr>
@@ -5347,7 +5598,55 @@
           <w:highlight w:val="yellow"/>
           <w:lang w:val="en-US"/>
         </w:rPr>
-        <w:t>rm &lt;file_name&gt; (rm aws)</w:t>
+        <w:t>rm &lt;</w:t>
+      </w:r>
+      <w:proofErr w:type="spellStart"/>
+      <w:r>
+        <w:rPr>
+          <w:b/>
+          <w:bCs/>
+          <w:sz w:val="28"/>
+          <w:szCs w:val="28"/>
+          <w:highlight w:val="yellow"/>
+          <w:lang w:val="en-US"/>
+        </w:rPr>
+        <w:t>file_name</w:t>
+      </w:r>
+      <w:proofErr w:type="spellEnd"/>
+      <w:r>
+        <w:rPr>
+          <w:b/>
+          <w:bCs/>
+          <w:sz w:val="28"/>
+          <w:szCs w:val="28"/>
+          <w:highlight w:val="yellow"/>
+          <w:lang w:val="en-US"/>
+        </w:rPr>
+        <w:t xml:space="preserve">&gt; (rm </w:t>
+      </w:r>
+      <w:proofErr w:type="spellStart"/>
+      <w:r>
+        <w:rPr>
+          <w:b/>
+          <w:bCs/>
+          <w:sz w:val="28"/>
+          <w:szCs w:val="28"/>
+          <w:highlight w:val="yellow"/>
+          <w:lang w:val="en-US"/>
+        </w:rPr>
+        <w:t>aws</w:t>
+      </w:r>
+      <w:proofErr w:type="spellEnd"/>
+      <w:r>
+        <w:rPr>
+          <w:b/>
+          <w:bCs/>
+          <w:sz w:val="28"/>
+          <w:szCs w:val="28"/>
+          <w:highlight w:val="yellow"/>
+          <w:lang w:val="en-US"/>
+        </w:rPr>
+        <w:t>)</w:t>
       </w:r>
       <w:r>
         <w:rPr>
@@ -5587,28 +5886,54 @@
         </w:rPr>
         <w:t xml:space="preserve"> </w:t>
       </w:r>
-      <w:r>
-        <w:rPr>
-          <w:b/>
-          <w:bCs/>
-          <w:sz w:val="28"/>
-          <w:szCs w:val="28"/>
-          <w:highlight w:val="yellow"/>
-          <w:lang w:val="en-US"/>
-        </w:rPr>
-        <w:t xml:space="preserve">mkdir </w:t>
-      </w:r>
-      <w:r>
-        <w:rPr>
-          <w:b/>
-          <w:bCs/>
-          <w:sz w:val="28"/>
-          <w:szCs w:val="28"/>
-          <w:highlight w:val="yellow"/>
-          <w:lang w:val="en-US"/>
-        </w:rPr>
-        <w:t>&lt;Directory_Name</w:t>
-      </w:r>
+      <w:proofErr w:type="spellStart"/>
+      <w:r>
+        <w:rPr>
+          <w:b/>
+          <w:bCs/>
+          <w:sz w:val="28"/>
+          <w:szCs w:val="28"/>
+          <w:highlight w:val="yellow"/>
+          <w:lang w:val="en-US"/>
+        </w:rPr>
+        <w:t>mkdir</w:t>
+      </w:r>
+      <w:proofErr w:type="spellEnd"/>
+      <w:r>
+        <w:rPr>
+          <w:b/>
+          <w:bCs/>
+          <w:sz w:val="28"/>
+          <w:szCs w:val="28"/>
+          <w:highlight w:val="yellow"/>
+          <w:lang w:val="en-US"/>
+        </w:rPr>
+        <w:t xml:space="preserve"> </w:t>
+      </w:r>
+      <w:r>
+        <w:rPr>
+          <w:b/>
+          <w:bCs/>
+          <w:sz w:val="28"/>
+          <w:szCs w:val="28"/>
+          <w:highlight w:val="yellow"/>
+          <w:lang w:val="en-US"/>
+        </w:rPr>
+        <w:t>&lt;</w:t>
+      </w:r>
+      <w:proofErr w:type="spellStart"/>
+      <w:r>
+        <w:rPr>
+          <w:b/>
+          <w:bCs/>
+          <w:sz w:val="28"/>
+          <w:szCs w:val="28"/>
+          <w:highlight w:val="yellow"/>
+          <w:lang w:val="en-US"/>
+        </w:rPr>
+        <w:t>Directory_Name</w:t>
+      </w:r>
+      <w:proofErr w:type="spellEnd"/>
       <w:r>
         <w:rPr>
           <w:b/>
@@ -5620,16 +5945,54 @@
         </w:rPr>
         <w:t>&gt; (</w:t>
       </w:r>
-      <w:r>
-        <w:rPr>
-          <w:b/>
-          <w:bCs/>
-          <w:sz w:val="28"/>
-          <w:szCs w:val="28"/>
-          <w:highlight w:val="yellow"/>
-          <w:lang w:val="en-US"/>
-        </w:rPr>
-        <w:t>mkdir devops)</w:t>
+      <w:proofErr w:type="spellStart"/>
+      <w:r>
+        <w:rPr>
+          <w:b/>
+          <w:bCs/>
+          <w:sz w:val="28"/>
+          <w:szCs w:val="28"/>
+          <w:highlight w:val="yellow"/>
+          <w:lang w:val="en-US"/>
+        </w:rPr>
+        <w:t>mkdir</w:t>
+      </w:r>
+      <w:proofErr w:type="spellEnd"/>
+      <w:r>
+        <w:rPr>
+          <w:b/>
+          <w:bCs/>
+          <w:sz w:val="28"/>
+          <w:szCs w:val="28"/>
+          <w:highlight w:val="yellow"/>
+          <w:lang w:val="en-US"/>
+        </w:rPr>
+        <w:t xml:space="preserve"> </w:t>
+      </w:r>
+      <w:proofErr w:type="spellStart"/>
+      <w:r>
+        <w:rPr>
+          <w:b/>
+          <w:bCs/>
+          <w:sz w:val="28"/>
+          <w:szCs w:val="28"/>
+          <w:highlight w:val="yellow"/>
+          <w:lang w:val="en-US"/>
+        </w:rPr>
+        <w:t>devops</w:t>
+      </w:r>
+      <w:proofErr w:type="spellEnd"/>
+      <w:proofErr w:type="gramStart"/>
+      <w:r>
+        <w:rPr>
+          <w:b/>
+          <w:bCs/>
+          <w:sz w:val="28"/>
+          <w:szCs w:val="28"/>
+          <w:highlight w:val="yellow"/>
+          <w:lang w:val="en-US"/>
+        </w:rPr>
+        <w:t>)</w:t>
       </w:r>
       <w:r>
         <w:rPr>
@@ -5641,16 +6004,30 @@
         </w:rPr>
         <w:t>.</w:t>
       </w:r>
-      <w:r>
-        <w:rPr>
-          <w:b/>
-          <w:bCs/>
-          <w:sz w:val="28"/>
-          <w:szCs w:val="28"/>
-          <w:highlight w:val="yellow"/>
-          <w:lang w:val="en-US"/>
-        </w:rPr>
-        <w:t>mkdir means make directory.</w:t>
+      <w:proofErr w:type="spellStart"/>
+      <w:r>
+        <w:rPr>
+          <w:b/>
+          <w:bCs/>
+          <w:sz w:val="28"/>
+          <w:szCs w:val="28"/>
+          <w:highlight w:val="yellow"/>
+          <w:lang w:val="en-US"/>
+        </w:rPr>
+        <w:t>mkdir</w:t>
+      </w:r>
+      <w:proofErr w:type="spellEnd"/>
+      <w:proofErr w:type="gramEnd"/>
+      <w:r>
+        <w:rPr>
+          <w:b/>
+          <w:bCs/>
+          <w:sz w:val="28"/>
+          <w:szCs w:val="28"/>
+          <w:highlight w:val="yellow"/>
+          <w:lang w:val="en-US"/>
+        </w:rPr>
+        <w:t xml:space="preserve"> means make directory.</w:t>
       </w:r>
     </w:p>
     <w:p>
@@ -5748,16 +6125,29 @@
         </w:rPr>
         <w:t xml:space="preserve"> We use the command </w:t>
       </w:r>
-      <w:r>
-        <w:rPr>
-          <w:b/>
-          <w:bCs/>
-          <w:sz w:val="28"/>
-          <w:szCs w:val="28"/>
-          <w:highlight w:val="yellow"/>
-          <w:lang w:val="en-US"/>
-        </w:rPr>
-        <w:t>pwd.</w:t>
+      <w:proofErr w:type="spellStart"/>
+      <w:r>
+        <w:rPr>
+          <w:b/>
+          <w:bCs/>
+          <w:sz w:val="28"/>
+          <w:szCs w:val="28"/>
+          <w:highlight w:val="yellow"/>
+          <w:lang w:val="en-US"/>
+        </w:rPr>
+        <w:t>pwd</w:t>
+      </w:r>
+      <w:proofErr w:type="spellEnd"/>
+      <w:r>
+        <w:rPr>
+          <w:b/>
+          <w:bCs/>
+          <w:sz w:val="28"/>
+          <w:szCs w:val="28"/>
+          <w:highlight w:val="yellow"/>
+          <w:lang w:val="en-US"/>
+        </w:rPr>
+        <w:t>.</w:t>
       </w:r>
       <w:r>
         <w:rPr>
@@ -5767,6 +6157,7 @@
         </w:rPr>
         <w:t xml:space="preserve"> Here </w:t>
       </w:r>
+      <w:proofErr w:type="spellStart"/>
       <w:r>
         <w:rPr>
           <w:b/>
@@ -5778,6 +6169,7 @@
         </w:rPr>
         <w:t>pwd</w:t>
       </w:r>
+      <w:proofErr w:type="spellEnd"/>
       <w:r>
         <w:rPr>
           <w:sz w:val="28"/>
@@ -5955,18 +6347,102 @@
           <w:szCs w:val="28"/>
           <w:lang w:val="en-US"/>
         </w:rPr>
-        <w:t xml:space="preserve">Now, I want to go to my devops directory. For going inside devops directory we make use of command </w:t>
-      </w:r>
-      <w:r>
-        <w:rPr>
-          <w:b/>
-          <w:bCs/>
-          <w:sz w:val="28"/>
-          <w:szCs w:val="28"/>
-          <w:highlight w:val="yellow"/>
-          <w:lang w:val="en-US"/>
-        </w:rPr>
-        <w:t>cd &lt;Directory_Name&gt; (cd devops)</w:t>
+        <w:t xml:space="preserve">Now, I want to go to my </w:t>
+      </w:r>
+      <w:proofErr w:type="spellStart"/>
+      <w:r>
+        <w:rPr>
+          <w:sz w:val="28"/>
+          <w:szCs w:val="28"/>
+          <w:lang w:val="en-US"/>
+        </w:rPr>
+        <w:t>devops</w:t>
+      </w:r>
+      <w:proofErr w:type="spellEnd"/>
+      <w:r>
+        <w:rPr>
+          <w:sz w:val="28"/>
+          <w:szCs w:val="28"/>
+          <w:lang w:val="en-US"/>
+        </w:rPr>
+        <w:t xml:space="preserve"> directory. For going inside </w:t>
+      </w:r>
+      <w:proofErr w:type="spellStart"/>
+      <w:r>
+        <w:rPr>
+          <w:sz w:val="28"/>
+          <w:szCs w:val="28"/>
+          <w:lang w:val="en-US"/>
+        </w:rPr>
+        <w:t>devops</w:t>
+      </w:r>
+      <w:proofErr w:type="spellEnd"/>
+      <w:r>
+        <w:rPr>
+          <w:sz w:val="28"/>
+          <w:szCs w:val="28"/>
+          <w:lang w:val="en-US"/>
+        </w:rPr>
+        <w:t xml:space="preserve"> directory we make use of command </w:t>
+      </w:r>
+      <w:r>
+        <w:rPr>
+          <w:b/>
+          <w:bCs/>
+          <w:sz w:val="28"/>
+          <w:szCs w:val="28"/>
+          <w:highlight w:val="yellow"/>
+          <w:lang w:val="en-US"/>
+        </w:rPr>
+        <w:t>cd &lt;</w:t>
+      </w:r>
+      <w:proofErr w:type="spellStart"/>
+      <w:r>
+        <w:rPr>
+          <w:b/>
+          <w:bCs/>
+          <w:sz w:val="28"/>
+          <w:szCs w:val="28"/>
+          <w:highlight w:val="yellow"/>
+          <w:lang w:val="en-US"/>
+        </w:rPr>
+        <w:t>Directory_Name</w:t>
+      </w:r>
+      <w:proofErr w:type="spellEnd"/>
+      <w:r>
+        <w:rPr>
+          <w:b/>
+          <w:bCs/>
+          <w:sz w:val="28"/>
+          <w:szCs w:val="28"/>
+          <w:highlight w:val="yellow"/>
+          <w:lang w:val="en-US"/>
+        </w:rPr>
+        <w:t xml:space="preserve">&gt; (cd </w:t>
+      </w:r>
+      <w:proofErr w:type="spellStart"/>
+      <w:r>
+        <w:rPr>
+          <w:b/>
+          <w:bCs/>
+          <w:sz w:val="28"/>
+          <w:szCs w:val="28"/>
+          <w:highlight w:val="yellow"/>
+          <w:lang w:val="en-US"/>
+        </w:rPr>
+        <w:t>devops</w:t>
+      </w:r>
+      <w:proofErr w:type="spellEnd"/>
+      <w:r>
+        <w:rPr>
+          <w:b/>
+          <w:bCs/>
+          <w:sz w:val="28"/>
+          <w:szCs w:val="28"/>
+          <w:highlight w:val="yellow"/>
+          <w:lang w:val="en-US"/>
+        </w:rPr>
+        <w:t>)</w:t>
       </w:r>
       <w:r>
         <w:rPr>
@@ -5984,7 +6460,16 @@
           <w:szCs w:val="28"/>
           <w:lang w:val="en-US"/>
         </w:rPr>
-        <w:t xml:space="preserve"> Here</w:t>
+        <w:t xml:space="preserve"> </w:t>
+      </w:r>
+      <w:proofErr w:type="gramStart"/>
+      <w:r>
+        <w:rPr>
+          <w:sz w:val="28"/>
+          <w:szCs w:val="28"/>
+          <w:lang w:val="en-US"/>
+        </w:rPr>
+        <w:t>Here</w:t>
       </w:r>
       <w:r>
         <w:rPr>
@@ -6011,7 +6496,19 @@
           <w:highlight w:val="yellow"/>
           <w:lang w:val="en-US"/>
         </w:rPr>
-        <w:t>cd means change directory</w:t>
+        <w:t>cd</w:t>
+      </w:r>
+      <w:proofErr w:type="gramEnd"/>
+      <w:r>
+        <w:rPr>
+          <w:b/>
+          <w:bCs/>
+          <w:sz w:val="28"/>
+          <w:szCs w:val="28"/>
+          <w:highlight w:val="yellow"/>
+          <w:lang w:val="en-US"/>
+        </w:rPr>
+        <w:t xml:space="preserve"> means change directory</w:t>
       </w:r>
       <w:r>
         <w:rPr>
@@ -6132,8 +6629,21 @@
           <w:highlight w:val="yellow"/>
           <w:lang w:val="en-US"/>
         </w:rPr>
-        <w:t>/home/ec2-user/devops</w:t>
-      </w:r>
+        <w:t>/home/ec2-user/</w:t>
+      </w:r>
+      <w:proofErr w:type="spellStart"/>
+      <w:r>
+        <w:rPr>
+          <w:b/>
+          <w:bCs/>
+          <w:sz w:val="28"/>
+          <w:szCs w:val="28"/>
+          <w:highlight w:val="yellow"/>
+          <w:lang w:val="en-US"/>
+        </w:rPr>
+        <w:t>devops</w:t>
+      </w:r>
+      <w:proofErr w:type="spellEnd"/>
       <w:r>
         <w:rPr>
           <w:b/>
@@ -6150,7 +6660,25 @@
           <w:szCs w:val="28"/>
           <w:lang w:val="en-US"/>
         </w:rPr>
-        <w:t>Because we are in devops directory.</w:t>
+        <w:t xml:space="preserve">Because we are in </w:t>
+      </w:r>
+      <w:proofErr w:type="spellStart"/>
+      <w:r>
+        <w:rPr>
+          <w:sz w:val="28"/>
+          <w:szCs w:val="28"/>
+          <w:lang w:val="en-US"/>
+        </w:rPr>
+        <w:t>devops</w:t>
+      </w:r>
+      <w:proofErr w:type="spellEnd"/>
+      <w:r>
+        <w:rPr>
+          <w:sz w:val="28"/>
+          <w:szCs w:val="28"/>
+          <w:lang w:val="en-US"/>
+        </w:rPr>
+        <w:t xml:space="preserve"> directory.</w:t>
       </w:r>
     </w:p>
     <w:p>
@@ -6179,7 +6707,31 @@
           <w:highlight w:val="yellow"/>
           <w:lang w:val="en-US"/>
         </w:rPr>
-        <w:t>cd .. command</w:t>
+        <w:t>cd</w:t>
+      </w:r>
+      <w:proofErr w:type="gramStart"/>
+      <w:r>
+        <w:rPr>
+          <w:b/>
+          <w:bCs/>
+          <w:sz w:val="28"/>
+          <w:szCs w:val="28"/>
+          <w:highlight w:val="yellow"/>
+          <w:lang w:val="en-US"/>
+        </w:rPr>
+        <w:t xml:space="preserve"> ..</w:t>
+      </w:r>
+      <w:proofErr w:type="gramEnd"/>
+      <w:r>
+        <w:rPr>
+          <w:b/>
+          <w:bCs/>
+          <w:sz w:val="28"/>
+          <w:szCs w:val="28"/>
+          <w:highlight w:val="yellow"/>
+          <w:lang w:val="en-US"/>
+        </w:rPr>
+        <w:t xml:space="preserve"> command</w:t>
       </w:r>
       <w:r>
         <w:rPr>
@@ -6207,8 +6759,20 @@
           <w:szCs w:val="32"/>
           <w:lang w:val="en-US"/>
         </w:rPr>
-        <w:t>cd ..</w:t>
-      </w:r>
+        <w:t>cd</w:t>
+      </w:r>
+      <w:proofErr w:type="gramStart"/>
+      <w:r>
+        <w:rPr>
+          <w:b/>
+          <w:bCs/>
+          <w:sz w:val="32"/>
+          <w:szCs w:val="32"/>
+          <w:lang w:val="en-US"/>
+        </w:rPr>
+        <w:t xml:space="preserve"> ..</w:t>
+      </w:r>
+      <w:proofErr w:type="gramEnd"/>
       <w:r>
         <w:rPr>
           <w:b/>
@@ -6225,19 +6789,50 @@
           <w:szCs w:val="28"/>
           <w:lang w:val="en-US"/>
         </w:rPr>
-        <w:t xml:space="preserve"> it will go back to one of the previous location or directory. Here we see the present location path is </w:t>
-      </w:r>
-      <w:r>
-        <w:rPr>
-          <w:b/>
-          <w:bCs/>
-          <w:sz w:val="28"/>
-          <w:szCs w:val="28"/>
-          <w:highlight w:val="yellow"/>
-          <w:lang w:val="en-US"/>
-        </w:rPr>
-        <w:t>/home/ec2-user/devops</w:t>
-      </w:r>
+        <w:t xml:space="preserve"> it will go back to one of the previous location or </w:t>
+      </w:r>
+      <w:proofErr w:type="gramStart"/>
+      <w:r>
+        <w:rPr>
+          <w:sz w:val="28"/>
+          <w:szCs w:val="28"/>
+          <w:lang w:val="en-US"/>
+        </w:rPr>
+        <w:t>directory</w:t>
+      </w:r>
+      <w:proofErr w:type="gramEnd"/>
+      <w:r>
+        <w:rPr>
+          <w:sz w:val="28"/>
+          <w:szCs w:val="28"/>
+          <w:lang w:val="en-US"/>
+        </w:rPr>
+        <w:t xml:space="preserve">. Here we see the present location path is </w:t>
+      </w:r>
+      <w:r>
+        <w:rPr>
+          <w:b/>
+          <w:bCs/>
+          <w:sz w:val="28"/>
+          <w:szCs w:val="28"/>
+          <w:highlight w:val="yellow"/>
+          <w:lang w:val="en-US"/>
+        </w:rPr>
+        <w:t>/home/ec2-user/</w:t>
+      </w:r>
+      <w:proofErr w:type="spellStart"/>
+      <w:r>
+        <w:rPr>
+          <w:b/>
+          <w:bCs/>
+          <w:sz w:val="28"/>
+          <w:szCs w:val="28"/>
+          <w:highlight w:val="yellow"/>
+          <w:lang w:val="en-US"/>
+        </w:rPr>
+        <w:t>devops</w:t>
+      </w:r>
+      <w:proofErr w:type="spellEnd"/>
       <w:r>
         <w:rPr>
           <w:b/>
@@ -6596,6 +7191,7 @@
         </w:rPr>
         <w:t xml:space="preserve"> we have the command is </w:t>
       </w:r>
+      <w:proofErr w:type="spellStart"/>
       <w:r>
         <w:rPr>
           <w:b/>
@@ -6607,6 +7203,7 @@
         </w:rPr>
         <w:t>rmdir</w:t>
       </w:r>
+      <w:proofErr w:type="spellEnd"/>
       <w:r>
         <w:rPr>
           <w:b/>
@@ -6627,19 +7224,69 @@
           <w:highlight w:val="yellow"/>
           <w:lang w:val="en-US"/>
         </w:rPr>
-        <w:t>&lt;Directory_Name&gt; (</w:t>
-      </w:r>
-      <w:r>
-        <w:rPr>
-          <w:b/>
-          <w:bCs/>
-          <w:sz w:val="28"/>
-          <w:szCs w:val="28"/>
-          <w:highlight w:val="yellow"/>
-          <w:lang w:val="en-US"/>
-        </w:rPr>
-        <w:t>rmdir devops</w:t>
-      </w:r>
+        <w:t>&lt;</w:t>
+      </w:r>
+      <w:proofErr w:type="spellStart"/>
+      <w:r>
+        <w:rPr>
+          <w:b/>
+          <w:bCs/>
+          <w:sz w:val="28"/>
+          <w:szCs w:val="28"/>
+          <w:highlight w:val="yellow"/>
+          <w:lang w:val="en-US"/>
+        </w:rPr>
+        <w:t>Directory_Name</w:t>
+      </w:r>
+      <w:proofErr w:type="spellEnd"/>
+      <w:r>
+        <w:rPr>
+          <w:b/>
+          <w:bCs/>
+          <w:sz w:val="28"/>
+          <w:szCs w:val="28"/>
+          <w:highlight w:val="yellow"/>
+          <w:lang w:val="en-US"/>
+        </w:rPr>
+        <w:t>&gt; (</w:t>
+      </w:r>
+      <w:proofErr w:type="spellStart"/>
+      <w:r>
+        <w:rPr>
+          <w:b/>
+          <w:bCs/>
+          <w:sz w:val="28"/>
+          <w:szCs w:val="28"/>
+          <w:highlight w:val="yellow"/>
+          <w:lang w:val="en-US"/>
+        </w:rPr>
+        <w:t>rmdir</w:t>
+      </w:r>
+      <w:proofErr w:type="spellEnd"/>
+      <w:r>
+        <w:rPr>
+          <w:b/>
+          <w:bCs/>
+          <w:sz w:val="28"/>
+          <w:szCs w:val="28"/>
+          <w:highlight w:val="yellow"/>
+          <w:lang w:val="en-US"/>
+        </w:rPr>
+        <w:t xml:space="preserve"> </w:t>
+      </w:r>
+      <w:proofErr w:type="spellStart"/>
+      <w:r>
+        <w:rPr>
+          <w:b/>
+          <w:bCs/>
+          <w:sz w:val="28"/>
+          <w:szCs w:val="28"/>
+          <w:highlight w:val="yellow"/>
+          <w:lang w:val="en-US"/>
+        </w:rPr>
+        <w:t>devops</w:t>
+      </w:r>
+      <w:proofErr w:type="spellEnd"/>
       <w:r>
         <w:rPr>
           <w:sz w:val="28"/>
@@ -6834,7 +7481,55 @@
           <w:highlight w:val="yellow"/>
           <w:lang w:val="en-US"/>
         </w:rPr>
-        <w:t>rm -r &lt;Directory_Name&gt; (rm -r devops).</w:t>
+        <w:t>rm -r &lt;</w:t>
+      </w:r>
+      <w:proofErr w:type="spellStart"/>
+      <w:r>
+        <w:rPr>
+          <w:b/>
+          <w:bCs/>
+          <w:sz w:val="28"/>
+          <w:szCs w:val="28"/>
+          <w:highlight w:val="yellow"/>
+          <w:lang w:val="en-US"/>
+        </w:rPr>
+        <w:t>Directory_Name</w:t>
+      </w:r>
+      <w:proofErr w:type="spellEnd"/>
+      <w:r>
+        <w:rPr>
+          <w:b/>
+          <w:bCs/>
+          <w:sz w:val="28"/>
+          <w:szCs w:val="28"/>
+          <w:highlight w:val="yellow"/>
+          <w:lang w:val="en-US"/>
+        </w:rPr>
+        <w:t xml:space="preserve">&gt; (rm -r </w:t>
+      </w:r>
+      <w:proofErr w:type="spellStart"/>
+      <w:r>
+        <w:rPr>
+          <w:b/>
+          <w:bCs/>
+          <w:sz w:val="28"/>
+          <w:szCs w:val="28"/>
+          <w:highlight w:val="yellow"/>
+          <w:lang w:val="en-US"/>
+        </w:rPr>
+        <w:t>devops</w:t>
+      </w:r>
+      <w:proofErr w:type="spellEnd"/>
+      <w:r>
+        <w:rPr>
+          <w:b/>
+          <w:bCs/>
+          <w:sz w:val="28"/>
+          <w:szCs w:val="28"/>
+          <w:highlight w:val="yellow"/>
+          <w:lang w:val="en-US"/>
+        </w:rPr>
+        <w:t>).</w:t>
       </w:r>
       <w:r>
         <w:rPr>
@@ -7024,7 +7719,25 @@
           <w:szCs w:val="28"/>
           <w:lang w:val="en-US"/>
         </w:rPr>
-        <w:t xml:space="preserve"> We know what the file and directory are and here in we have color variation aws is file and d1 is directory. In later update we have same color then how can we identify? </w:t>
+        <w:t xml:space="preserve"> We know what the file and directory are and here in we have color variation </w:t>
+      </w:r>
+      <w:proofErr w:type="spellStart"/>
+      <w:r>
+        <w:rPr>
+          <w:sz w:val="28"/>
+          <w:szCs w:val="28"/>
+          <w:lang w:val="en-US"/>
+        </w:rPr>
+        <w:t>aws</w:t>
+      </w:r>
+      <w:proofErr w:type="spellEnd"/>
+      <w:r>
+        <w:rPr>
+          <w:sz w:val="28"/>
+          <w:szCs w:val="28"/>
+          <w:lang w:val="en-US"/>
+        </w:rPr>
+        <w:t xml:space="preserve"> is file and d1 is directory. In later update we have same color then how can we identify? </w:t>
       </w:r>
       <w:r>
         <w:rPr>
@@ -7084,8 +7797,9 @@
           <w:highlight w:val="yellow"/>
           <w:lang w:val="en-US"/>
         </w:rPr>
-        <w:t>-rw-r--r--</w:t>
-      </w:r>
+        <w:t>-</w:t>
+      </w:r>
+      <w:proofErr w:type="spellStart"/>
       <w:r>
         <w:rPr>
           <w:b/>
@@ -7096,6 +7810,31 @@
           <w:highlight w:val="yellow"/>
           <w:lang w:val="en-US"/>
         </w:rPr>
+        <w:t>rw</w:t>
+      </w:r>
+      <w:proofErr w:type="spellEnd"/>
+      <w:r>
+        <w:rPr>
+          <w:b/>
+          <w:bCs/>
+          <w:color w:val="EE0000"/>
+          <w:sz w:val="28"/>
+          <w:szCs w:val="28"/>
+          <w:highlight w:val="yellow"/>
+          <w:lang w:val="en-US"/>
+        </w:rPr>
+        <w:t>-r--r--</w:t>
+      </w:r>
+      <w:r>
+        <w:rPr>
+          <w:b/>
+          <w:bCs/>
+          <w:color w:val="EE0000"/>
+          <w:sz w:val="28"/>
+          <w:szCs w:val="28"/>
+          <w:highlight w:val="yellow"/>
+          <w:lang w:val="en-US"/>
+        </w:rPr>
         <w:t xml:space="preserve"> </w:t>
       </w:r>
       <w:r>
@@ -7109,6 +7848,7 @@
         </w:rPr>
         <w:t xml:space="preserve">it is for file. And </w:t>
       </w:r>
+      <w:proofErr w:type="spellStart"/>
       <w:r>
         <w:rPr>
           <w:b/>
@@ -7119,8 +7859,9 @@
           <w:highlight w:val="yellow"/>
           <w:lang w:val="en-US"/>
         </w:rPr>
-        <w:t>drwxt-r-xr-</w:t>
-      </w:r>
+        <w:t>drwxt</w:t>
+      </w:r>
+      <w:proofErr w:type="spellEnd"/>
       <w:r>
         <w:rPr>
           <w:b/>
@@ -7131,6 +7872,45 @@
           <w:highlight w:val="yellow"/>
           <w:lang w:val="en-US"/>
         </w:rPr>
+        <w:t>-r-</w:t>
+      </w:r>
+      <w:proofErr w:type="spellStart"/>
+      <w:r>
+        <w:rPr>
+          <w:b/>
+          <w:bCs/>
+          <w:color w:val="EE0000"/>
+          <w:sz w:val="28"/>
+          <w:szCs w:val="28"/>
+          <w:highlight w:val="yellow"/>
+          <w:lang w:val="en-US"/>
+        </w:rPr>
+        <w:t>xr</w:t>
+      </w:r>
+      <w:proofErr w:type="spellEnd"/>
+      <w:r>
+        <w:rPr>
+          <w:b/>
+          <w:bCs/>
+          <w:color w:val="EE0000"/>
+          <w:sz w:val="28"/>
+          <w:szCs w:val="28"/>
+          <w:highlight w:val="yellow"/>
+          <w:lang w:val="en-US"/>
+        </w:rPr>
+        <w:t>-</w:t>
+      </w:r>
+      <w:proofErr w:type="gramStart"/>
+      <w:r>
+        <w:rPr>
+          <w:b/>
+          <w:bCs/>
+          <w:color w:val="EE0000"/>
+          <w:sz w:val="28"/>
+          <w:szCs w:val="28"/>
+          <w:highlight w:val="yellow"/>
+          <w:lang w:val="en-US"/>
+        </w:rPr>
         <w:t>x</w:t>
       </w:r>
       <w:r>
@@ -7168,6 +7948,7 @@
         </w:rPr>
         <w:t>for</w:t>
       </w:r>
+      <w:proofErr w:type="gramEnd"/>
       <w:r>
         <w:rPr>
           <w:b/>
@@ -7296,7 +8077,55 @@
           <w:highlight w:val="yellow"/>
           <w:lang w:val="en-US"/>
         </w:rPr>
-        <w:t>touch &lt;file_name&gt; or cat &lt;file_name&gt; command</w:t>
+        <w:t>touch &lt;</w:t>
+      </w:r>
+      <w:proofErr w:type="spellStart"/>
+      <w:r>
+        <w:rPr>
+          <w:b/>
+          <w:bCs/>
+          <w:sz w:val="28"/>
+          <w:szCs w:val="28"/>
+          <w:highlight w:val="yellow"/>
+          <w:lang w:val="en-US"/>
+        </w:rPr>
+        <w:t>file_name</w:t>
+      </w:r>
+      <w:proofErr w:type="spellEnd"/>
+      <w:r>
+        <w:rPr>
+          <w:b/>
+          <w:bCs/>
+          <w:sz w:val="28"/>
+          <w:szCs w:val="28"/>
+          <w:highlight w:val="yellow"/>
+          <w:lang w:val="en-US"/>
+        </w:rPr>
+        <w:t>&gt; or cat &lt;</w:t>
+      </w:r>
+      <w:proofErr w:type="spellStart"/>
+      <w:r>
+        <w:rPr>
+          <w:b/>
+          <w:bCs/>
+          <w:sz w:val="28"/>
+          <w:szCs w:val="28"/>
+          <w:highlight w:val="yellow"/>
+          <w:lang w:val="en-US"/>
+        </w:rPr>
+        <w:t>file_name</w:t>
+      </w:r>
+      <w:proofErr w:type="spellEnd"/>
+      <w:r>
+        <w:rPr>
+          <w:b/>
+          <w:bCs/>
+          <w:sz w:val="28"/>
+          <w:szCs w:val="28"/>
+          <w:highlight w:val="yellow"/>
+          <w:lang w:val="en-US"/>
+        </w:rPr>
+        <w:t>&gt; command</w:t>
       </w:r>
       <w:r>
         <w:rPr>
@@ -7458,7 +8287,25 @@
           <w:szCs w:val="28"/>
           <w:lang w:val="en-US"/>
         </w:rPr>
-        <w:t xml:space="preserve"> For this we can use touch and cat command for file. And mkdir for directory. But </w:t>
+        <w:t xml:space="preserve"> For this we can use touch and cat command for file. And </w:t>
+      </w:r>
+      <w:proofErr w:type="spellStart"/>
+      <w:r>
+        <w:rPr>
+          <w:sz w:val="28"/>
+          <w:szCs w:val="28"/>
+          <w:lang w:val="en-US"/>
+        </w:rPr>
+        <w:t>mkdir</w:t>
+      </w:r>
+      <w:proofErr w:type="spellEnd"/>
+      <w:r>
+        <w:rPr>
+          <w:sz w:val="28"/>
+          <w:szCs w:val="28"/>
+          <w:lang w:val="en-US"/>
+        </w:rPr>
+        <w:t xml:space="preserve"> for directory. But </w:t>
       </w:r>
       <w:r>
         <w:rPr>
@@ -7482,18 +8329,39 @@
           <w:szCs w:val="28"/>
           <w:lang w:val="en-US"/>
         </w:rPr>
-        <w:t xml:space="preserve">and put a directory into it  </w:t>
-      </w:r>
-      <w:r>
-        <w:rPr>
-          <w:b/>
-          <w:bCs/>
-          <w:sz w:val="28"/>
-          <w:szCs w:val="28"/>
-          <w:highlight w:val="yellow"/>
-          <w:lang w:val="en-US"/>
-        </w:rPr>
-        <w:t xml:space="preserve">. </w:t>
+        <w:t xml:space="preserve">and put a directory into </w:t>
+      </w:r>
+      <w:proofErr w:type="gramStart"/>
+      <w:r>
+        <w:rPr>
+          <w:sz w:val="28"/>
+          <w:szCs w:val="28"/>
+          <w:lang w:val="en-US"/>
+        </w:rPr>
+        <w:t xml:space="preserve">it  </w:t>
+      </w:r>
+      <w:r>
+        <w:rPr>
+          <w:b/>
+          <w:bCs/>
+          <w:sz w:val="28"/>
+          <w:szCs w:val="28"/>
+          <w:highlight w:val="yellow"/>
+          <w:lang w:val="en-US"/>
+        </w:rPr>
+        <w:t>.</w:t>
+      </w:r>
+      <w:proofErr w:type="gramEnd"/>
+      <w:r>
+        <w:rPr>
+          <w:b/>
+          <w:bCs/>
+          <w:sz w:val="28"/>
+          <w:szCs w:val="28"/>
+          <w:highlight w:val="yellow"/>
+          <w:lang w:val="en-US"/>
+        </w:rPr>
+        <w:t xml:space="preserve"> </w:t>
       </w:r>
       <w:r>
         <w:rPr>
@@ -7506,16 +8374,29 @@
         </w:rPr>
         <w:t>(</w:t>
       </w:r>
-      <w:r>
-        <w:rPr>
-          <w:b/>
-          <w:bCs/>
-          <w:sz w:val="28"/>
-          <w:szCs w:val="28"/>
-          <w:highlight w:val="yellow"/>
-          <w:lang w:val="en-US"/>
-        </w:rPr>
-        <w:t>pull stop)</w:t>
+      <w:proofErr w:type="gramStart"/>
+      <w:r>
+        <w:rPr>
+          <w:b/>
+          <w:bCs/>
+          <w:sz w:val="28"/>
+          <w:szCs w:val="28"/>
+          <w:highlight w:val="yellow"/>
+          <w:lang w:val="en-US"/>
+        </w:rPr>
+        <w:t>pull</w:t>
+      </w:r>
+      <w:proofErr w:type="gramEnd"/>
+      <w:r>
+        <w:rPr>
+          <w:b/>
+          <w:bCs/>
+          <w:sz w:val="28"/>
+          <w:szCs w:val="28"/>
+          <w:highlight w:val="yellow"/>
+          <w:lang w:val="en-US"/>
+        </w:rPr>
+        <w:t xml:space="preserve"> stop)</w:t>
       </w:r>
       <w:r>
         <w:rPr>
@@ -7565,16 +8446,53 @@
         </w:rPr>
         <w:t xml:space="preserve"> </w:t>
       </w:r>
-      <w:r>
-        <w:rPr>
-          <w:b/>
-          <w:bCs/>
-          <w:sz w:val="28"/>
-          <w:szCs w:val="28"/>
-          <w:highlight w:val="yellow"/>
-          <w:lang w:val="en-US"/>
-        </w:rPr>
-        <w:t>touch .&lt;file_name&gt;</w:t>
+      <w:proofErr w:type="gramStart"/>
+      <w:r>
+        <w:rPr>
+          <w:b/>
+          <w:bCs/>
+          <w:sz w:val="28"/>
+          <w:szCs w:val="28"/>
+          <w:highlight w:val="yellow"/>
+          <w:lang w:val="en-US"/>
+        </w:rPr>
+        <w:t>touch .</w:t>
+      </w:r>
+      <w:proofErr w:type="gramEnd"/>
+      <w:r>
+        <w:rPr>
+          <w:b/>
+          <w:bCs/>
+          <w:sz w:val="28"/>
+          <w:szCs w:val="28"/>
+          <w:highlight w:val="yellow"/>
+          <w:lang w:val="en-US"/>
+        </w:rPr>
+        <w:t>&lt;</w:t>
+      </w:r>
+      <w:proofErr w:type="spellStart"/>
+      <w:r>
+        <w:rPr>
+          <w:b/>
+          <w:bCs/>
+          <w:sz w:val="28"/>
+          <w:szCs w:val="28"/>
+          <w:highlight w:val="yellow"/>
+          <w:lang w:val="en-US"/>
+        </w:rPr>
+        <w:t>file_name</w:t>
+      </w:r>
+      <w:proofErr w:type="spellEnd"/>
+      <w:r>
+        <w:rPr>
+          <w:b/>
+          <w:bCs/>
+          <w:sz w:val="28"/>
+          <w:szCs w:val="28"/>
+          <w:highlight w:val="yellow"/>
+          <w:lang w:val="en-US"/>
+        </w:rPr>
+        <w:t>&gt;</w:t>
       </w:r>
       <w:r>
         <w:rPr>
@@ -7595,7 +8513,31 @@
           <w:highlight w:val="yellow"/>
           <w:lang w:val="en-US"/>
         </w:rPr>
-        <w:t>cat .&lt;file_name&gt;</w:t>
+        <w:t>cat .&lt;</w:t>
+      </w:r>
+      <w:proofErr w:type="spellStart"/>
+      <w:r>
+        <w:rPr>
+          <w:b/>
+          <w:bCs/>
+          <w:sz w:val="28"/>
+          <w:szCs w:val="28"/>
+          <w:highlight w:val="yellow"/>
+          <w:lang w:val="en-US"/>
+        </w:rPr>
+        <w:t>file_name</w:t>
+      </w:r>
+      <w:proofErr w:type="spellEnd"/>
+      <w:r>
+        <w:rPr>
+          <w:b/>
+          <w:bCs/>
+          <w:sz w:val="28"/>
+          <w:szCs w:val="28"/>
+          <w:highlight w:val="yellow"/>
+          <w:lang w:val="en-US"/>
+        </w:rPr>
+        <w:t>&gt;</w:t>
       </w:r>
       <w:r>
         <w:rPr>
@@ -7632,7 +8574,55 @@
           <w:highlight w:val="yellow"/>
           <w:lang w:val="en-US"/>
         </w:rPr>
-        <w:t>cat &gt; .&lt;file_name&gt;.</w:t>
+        <w:t xml:space="preserve">cat </w:t>
+      </w:r>
+      <w:proofErr w:type="gramStart"/>
+      <w:r>
+        <w:rPr>
+          <w:b/>
+          <w:bCs/>
+          <w:sz w:val="28"/>
+          <w:szCs w:val="28"/>
+          <w:highlight w:val="yellow"/>
+          <w:lang w:val="en-US"/>
+        </w:rPr>
+        <w:t>&gt; .</w:t>
+      </w:r>
+      <w:proofErr w:type="gramEnd"/>
+      <w:r>
+        <w:rPr>
+          <w:b/>
+          <w:bCs/>
+          <w:sz w:val="28"/>
+          <w:szCs w:val="28"/>
+          <w:highlight w:val="yellow"/>
+          <w:lang w:val="en-US"/>
+        </w:rPr>
+        <w:t>&lt;</w:t>
+      </w:r>
+      <w:proofErr w:type="spellStart"/>
+      <w:r>
+        <w:rPr>
+          <w:b/>
+          <w:bCs/>
+          <w:sz w:val="28"/>
+          <w:szCs w:val="28"/>
+          <w:highlight w:val="yellow"/>
+          <w:lang w:val="en-US"/>
+        </w:rPr>
+        <w:t>file_name</w:t>
+      </w:r>
+      <w:proofErr w:type="spellEnd"/>
+      <w:r>
+        <w:rPr>
+          <w:b/>
+          <w:bCs/>
+          <w:sz w:val="28"/>
+          <w:szCs w:val="28"/>
+          <w:highlight w:val="yellow"/>
+          <w:lang w:val="en-US"/>
+        </w:rPr>
+        <w:t>&gt;.</w:t>
       </w:r>
     </w:p>
     <w:p>
@@ -7851,7 +8841,25 @@
           <w:szCs w:val="28"/>
           <w:lang w:val="en-US"/>
         </w:rPr>
-        <w:t xml:space="preserve"> By using this command here we see our hidden files and directories which were created.</w:t>
+        <w:t xml:space="preserve"> By using this command </w:t>
+      </w:r>
+      <w:proofErr w:type="gramStart"/>
+      <w:r>
+        <w:rPr>
+          <w:sz w:val="28"/>
+          <w:szCs w:val="28"/>
+          <w:lang w:val="en-US"/>
+        </w:rPr>
+        <w:t>here</w:t>
+      </w:r>
+      <w:proofErr w:type="gramEnd"/>
+      <w:r>
+        <w:rPr>
+          <w:sz w:val="28"/>
+          <w:szCs w:val="28"/>
+          <w:lang w:val="en-US"/>
+        </w:rPr>
+        <w:t xml:space="preserve"> we see our hidden files and directories which were created.</w:t>
       </w:r>
     </w:p>
     <w:p>
@@ -7983,15 +8991,27 @@
         </w:rPr>
         <w:t>.</w:t>
       </w:r>
-      <w:r>
-        <w:rPr>
-          <w:b/>
-          <w:bCs/>
-          <w:sz w:val="28"/>
-          <w:szCs w:val="28"/>
-          <w:lang w:val="en-US"/>
-        </w:rPr>
-        <w:t>ssh is a hidden directory</w:t>
+      <w:proofErr w:type="spellStart"/>
+      <w:r>
+        <w:rPr>
+          <w:b/>
+          <w:bCs/>
+          <w:sz w:val="28"/>
+          <w:szCs w:val="28"/>
+          <w:lang w:val="en-US"/>
+        </w:rPr>
+        <w:t>ssh</w:t>
+      </w:r>
+      <w:proofErr w:type="spellEnd"/>
+      <w:r>
+        <w:rPr>
+          <w:b/>
+          <w:bCs/>
+          <w:sz w:val="28"/>
+          <w:szCs w:val="28"/>
+          <w:lang w:val="en-US"/>
+        </w:rPr>
+        <w:t xml:space="preserve"> is a hidden directory</w:t>
       </w:r>
       <w:r>
         <w:rPr>
@@ -8178,7 +9198,55 @@
           <w:highlight w:val="yellow"/>
           <w:lang w:val="en-US"/>
         </w:rPr>
-        <w:t>cp &lt;Source_file_name&gt; &lt;Destination_file_name&gt;</w:t>
+        <w:t>cp &lt;</w:t>
+      </w:r>
+      <w:proofErr w:type="spellStart"/>
+      <w:r>
+        <w:rPr>
+          <w:b/>
+          <w:bCs/>
+          <w:sz w:val="28"/>
+          <w:szCs w:val="28"/>
+          <w:highlight w:val="yellow"/>
+          <w:lang w:val="en-US"/>
+        </w:rPr>
+        <w:t>Source_file_name</w:t>
+      </w:r>
+      <w:proofErr w:type="spellEnd"/>
+      <w:r>
+        <w:rPr>
+          <w:b/>
+          <w:bCs/>
+          <w:sz w:val="28"/>
+          <w:szCs w:val="28"/>
+          <w:highlight w:val="yellow"/>
+          <w:lang w:val="en-US"/>
+        </w:rPr>
+        <w:t>&gt; &lt;</w:t>
+      </w:r>
+      <w:proofErr w:type="spellStart"/>
+      <w:r>
+        <w:rPr>
+          <w:b/>
+          <w:bCs/>
+          <w:sz w:val="28"/>
+          <w:szCs w:val="28"/>
+          <w:highlight w:val="yellow"/>
+          <w:lang w:val="en-US"/>
+        </w:rPr>
+        <w:t>Destination_file_name</w:t>
+      </w:r>
+      <w:proofErr w:type="spellEnd"/>
+      <w:r>
+        <w:rPr>
+          <w:b/>
+          <w:bCs/>
+          <w:sz w:val="28"/>
+          <w:szCs w:val="28"/>
+          <w:highlight w:val="yellow"/>
+          <w:lang w:val="en-US"/>
+        </w:rPr>
+        <w:t>&gt;</w:t>
       </w:r>
       <w:r>
         <w:rPr>
@@ -8212,7 +9280,25 @@
           <w:szCs w:val="28"/>
           <w:lang w:val="en-US"/>
         </w:rPr>
-        <w:t xml:space="preserve"> using source file as aws and destination file as azure. We can see the copied file. We use </w:t>
+        <w:t xml:space="preserve"> using source file as </w:t>
+      </w:r>
+      <w:proofErr w:type="spellStart"/>
+      <w:r>
+        <w:rPr>
+          <w:sz w:val="28"/>
+          <w:szCs w:val="28"/>
+          <w:lang w:val="en-US"/>
+        </w:rPr>
+        <w:t>aws</w:t>
+      </w:r>
+      <w:proofErr w:type="spellEnd"/>
+      <w:r>
+        <w:rPr>
+          <w:sz w:val="28"/>
+          <w:szCs w:val="28"/>
+          <w:lang w:val="en-US"/>
+        </w:rPr>
+        <w:t xml:space="preserve"> and destination file as azure. We can see the copied file. We use </w:t>
       </w:r>
       <w:r>
         <w:rPr>
@@ -8247,15 +9333,51 @@
           <w:szCs w:val="28"/>
           <w:lang w:val="en-US"/>
         </w:rPr>
-        <w:t xml:space="preserve">we see same content of aws. Because azure is </w:t>
-      </w:r>
-      <w:r>
-        <w:rPr>
-          <w:sz w:val="28"/>
-          <w:szCs w:val="28"/>
-          <w:lang w:val="en-US"/>
-        </w:rPr>
-        <w:t>copied file of aws.</w:t>
+        <w:t xml:space="preserve">we see same content of </w:t>
+      </w:r>
+      <w:proofErr w:type="spellStart"/>
+      <w:r>
+        <w:rPr>
+          <w:sz w:val="28"/>
+          <w:szCs w:val="28"/>
+          <w:lang w:val="en-US"/>
+        </w:rPr>
+        <w:t>aws</w:t>
+      </w:r>
+      <w:proofErr w:type="spellEnd"/>
+      <w:r>
+        <w:rPr>
+          <w:sz w:val="28"/>
+          <w:szCs w:val="28"/>
+          <w:lang w:val="en-US"/>
+        </w:rPr>
+        <w:t xml:space="preserve">. Because azure is </w:t>
+      </w:r>
+      <w:r>
+        <w:rPr>
+          <w:sz w:val="28"/>
+          <w:szCs w:val="28"/>
+          <w:lang w:val="en-US"/>
+        </w:rPr>
+        <w:t xml:space="preserve">copied file of </w:t>
+      </w:r>
+      <w:proofErr w:type="spellStart"/>
+      <w:r>
+        <w:rPr>
+          <w:sz w:val="28"/>
+          <w:szCs w:val="28"/>
+          <w:lang w:val="en-US"/>
+        </w:rPr>
+        <w:t>aws</w:t>
+      </w:r>
+      <w:proofErr w:type="spellEnd"/>
+      <w:r>
+        <w:rPr>
+          <w:sz w:val="28"/>
+          <w:szCs w:val="28"/>
+          <w:lang w:val="en-US"/>
+        </w:rPr>
+        <w:t>.</w:t>
       </w:r>
     </w:p>
     <w:p>
@@ -8366,6 +9488,7 @@
         </w:rPr>
         <w:t xml:space="preserve"> </w:t>
       </w:r>
+      <w:proofErr w:type="gramStart"/>
       <w:r>
         <w:rPr>
           <w:b/>
@@ -8386,6 +9509,7 @@
         </w:rPr>
         <w:t>?</w:t>
       </w:r>
+      <w:proofErr w:type="gramEnd"/>
       <w:r>
         <w:rPr>
           <w:sz w:val="28"/>
@@ -8410,6 +9534,7 @@
         </w:rPr>
         <w:t xml:space="preserve"> we use </w:t>
       </w:r>
+      <w:proofErr w:type="spellStart"/>
       <w:r>
         <w:rPr>
           <w:b/>
@@ -8421,6 +9546,7 @@
         </w:rPr>
         <w:t>whoami</w:t>
       </w:r>
+      <w:proofErr w:type="spellEnd"/>
       <w:r>
         <w:rPr>
           <w:sz w:val="28"/>
@@ -8455,8 +9581,21 @@
           <w:highlight w:val="yellow"/>
           <w:lang w:val="en-US"/>
         </w:rPr>
-        <w:t>ls -lt</w:t>
-      </w:r>
+        <w:t>ls -</w:t>
+      </w:r>
+      <w:proofErr w:type="spellStart"/>
+      <w:r>
+        <w:rPr>
+          <w:b/>
+          <w:bCs/>
+          <w:sz w:val="28"/>
+          <w:szCs w:val="28"/>
+          <w:highlight w:val="yellow"/>
+          <w:lang w:val="en-US"/>
+        </w:rPr>
+        <w:t>lt</w:t>
+      </w:r>
+      <w:proofErr w:type="spellEnd"/>
       <w:r>
         <w:rPr>
           <w:sz w:val="28"/>
@@ -8653,16 +9792,29 @@
         </w:rPr>
         <w:t xml:space="preserve">By default, we are normal users. To change normal user to root user we use </w:t>
       </w:r>
-      <w:r>
-        <w:rPr>
-          <w:b/>
-          <w:bCs/>
-          <w:sz w:val="28"/>
-          <w:szCs w:val="28"/>
-          <w:highlight w:val="yellow"/>
-          <w:lang w:val="en-US"/>
-        </w:rPr>
-        <w:t>su root</w:t>
+      <w:proofErr w:type="spellStart"/>
+      <w:r>
+        <w:rPr>
+          <w:b/>
+          <w:bCs/>
+          <w:sz w:val="28"/>
+          <w:szCs w:val="28"/>
+          <w:highlight w:val="yellow"/>
+          <w:lang w:val="en-US"/>
+        </w:rPr>
+        <w:t>su</w:t>
+      </w:r>
+      <w:proofErr w:type="spellEnd"/>
+      <w:r>
+        <w:rPr>
+          <w:b/>
+          <w:bCs/>
+          <w:sz w:val="28"/>
+          <w:szCs w:val="28"/>
+          <w:highlight w:val="yellow"/>
+          <w:lang w:val="en-US"/>
+        </w:rPr>
+        <w:t xml:space="preserve"> root</w:t>
       </w:r>
       <w:r>
         <w:rPr>
@@ -8738,27 +9890,64 @@
         </w:rPr>
         <w:t xml:space="preserve"> </w:t>
       </w:r>
-      <w:r>
-        <w:rPr>
-          <w:b/>
-          <w:bCs/>
-          <w:sz w:val="28"/>
-          <w:szCs w:val="28"/>
-          <w:highlight w:val="yellow"/>
-          <w:lang w:val="en-US"/>
-        </w:rPr>
-        <w:t>sudo su root.</w:t>
-      </w:r>
-      <w:r>
-        <w:rPr>
-          <w:b/>
-          <w:bCs/>
-          <w:sz w:val="28"/>
-          <w:szCs w:val="28"/>
+      <w:proofErr w:type="spellStart"/>
+      <w:r>
+        <w:rPr>
+          <w:b/>
+          <w:bCs/>
+          <w:sz w:val="28"/>
+          <w:szCs w:val="28"/>
+          <w:highlight w:val="yellow"/>
+          <w:lang w:val="en-US"/>
+        </w:rPr>
+        <w:t>sudo</w:t>
+      </w:r>
+      <w:proofErr w:type="spellEnd"/>
+      <w:r>
+        <w:rPr>
+          <w:b/>
+          <w:bCs/>
+          <w:sz w:val="28"/>
+          <w:szCs w:val="28"/>
+          <w:highlight w:val="yellow"/>
           <w:lang w:val="en-US"/>
         </w:rPr>
         <w:t xml:space="preserve"> </w:t>
       </w:r>
+      <w:proofErr w:type="spellStart"/>
+      <w:r>
+        <w:rPr>
+          <w:b/>
+          <w:bCs/>
+          <w:sz w:val="28"/>
+          <w:szCs w:val="28"/>
+          <w:highlight w:val="yellow"/>
+          <w:lang w:val="en-US"/>
+        </w:rPr>
+        <w:t>su</w:t>
+      </w:r>
+      <w:proofErr w:type="spellEnd"/>
+      <w:r>
+        <w:rPr>
+          <w:b/>
+          <w:bCs/>
+          <w:sz w:val="28"/>
+          <w:szCs w:val="28"/>
+          <w:highlight w:val="yellow"/>
+          <w:lang w:val="en-US"/>
+        </w:rPr>
+        <w:t xml:space="preserve"> root.</w:t>
+      </w:r>
+      <w:r>
+        <w:rPr>
+          <w:b/>
+          <w:bCs/>
+          <w:sz w:val="28"/>
+          <w:szCs w:val="28"/>
+          <w:lang w:val="en-US"/>
+        </w:rPr>
+        <w:t xml:space="preserve"> </w:t>
+      </w:r>
       <w:r>
         <w:rPr>
           <w:b/>
@@ -8769,15 +9958,38 @@
         </w:rPr>
         <w:t xml:space="preserve">  </w:t>
       </w:r>
-      <w:r>
-        <w:rPr>
-          <w:b/>
-          <w:bCs/>
-          <w:sz w:val="28"/>
-          <w:szCs w:val="28"/>
-          <w:lang w:val="en-US"/>
-        </w:rPr>
-        <w:t>sudo stands for “super user do”</w:t>
+      <w:proofErr w:type="spellStart"/>
+      <w:r>
+        <w:rPr>
+          <w:b/>
+          <w:bCs/>
+          <w:sz w:val="28"/>
+          <w:szCs w:val="28"/>
+          <w:lang w:val="en-US"/>
+        </w:rPr>
+        <w:t>sudo</w:t>
+      </w:r>
+      <w:proofErr w:type="spellEnd"/>
+      <w:r>
+        <w:rPr>
+          <w:b/>
+          <w:bCs/>
+          <w:sz w:val="28"/>
+          <w:szCs w:val="28"/>
+          <w:lang w:val="en-US"/>
+        </w:rPr>
+        <w:t xml:space="preserve"> stands for “super user do</w:t>
+      </w:r>
+      <w:proofErr w:type="gramStart"/>
+      <w:r>
+        <w:rPr>
+          <w:b/>
+          <w:bCs/>
+          <w:sz w:val="28"/>
+          <w:szCs w:val="28"/>
+          <w:lang w:val="en-US"/>
+        </w:rPr>
+        <w:t>”</w:t>
       </w:r>
       <w:r>
         <w:rPr>
@@ -8799,6 +10011,7 @@
         </w:rPr>
         <w:t>.</w:t>
       </w:r>
+      <w:proofErr w:type="gramEnd"/>
       <w:r>
         <w:rPr>
           <w:sz w:val="28"/>
@@ -8807,6 +10020,7 @@
         </w:rPr>
         <w:t xml:space="preserve"> In Linux we use </w:t>
       </w:r>
+      <w:proofErr w:type="spellStart"/>
       <w:r>
         <w:rPr>
           <w:b/>
@@ -8818,6 +10032,7 @@
         </w:rPr>
         <w:t>sudo</w:t>
       </w:r>
+      <w:proofErr w:type="spellEnd"/>
       <w:r>
         <w:rPr>
           <w:b/>
@@ -8939,6 +10154,7 @@
         </w:rPr>
         <w:t xml:space="preserve">After </w:t>
       </w:r>
+      <w:proofErr w:type="spellStart"/>
       <w:r>
         <w:rPr>
           <w:b/>
@@ -8950,6 +10166,7 @@
         </w:rPr>
         <w:t>sudo</w:t>
       </w:r>
+      <w:proofErr w:type="spellEnd"/>
       <w:r>
         <w:rPr>
           <w:b/>
@@ -8959,27 +10176,31 @@
           <w:highlight w:val="yellow"/>
           <w:lang w:val="en-US"/>
         </w:rPr>
-        <w:t xml:space="preserve"> su root</w:t>
-      </w:r>
+        <w:t xml:space="preserve"> </w:t>
+      </w:r>
+      <w:proofErr w:type="spellStart"/>
       <w:r>
         <w:rPr>
           <w:b/>
           <w:bCs/>
           <w:sz w:val="30"/>
           <w:szCs w:val="30"/>
-          <w:lang w:val="en-US"/>
-        </w:rPr>
-        <w:t xml:space="preserve"> command </w:t>
-      </w:r>
+          <w:highlight w:val="yellow"/>
+          <w:lang w:val="en-US"/>
+        </w:rPr>
+        <w:t>su</w:t>
+      </w:r>
+      <w:proofErr w:type="spellEnd"/>
       <w:r>
         <w:rPr>
           <w:b/>
           <w:bCs/>
           <w:sz w:val="30"/>
           <w:szCs w:val="30"/>
-          <w:lang w:val="en-US"/>
-        </w:rPr>
-        <w:t>the ec2-user($)</w:t>
+          <w:highlight w:val="yellow"/>
+          <w:lang w:val="en-US"/>
+        </w:rPr>
+        <w:t xml:space="preserve"> root</w:t>
       </w:r>
       <w:r>
         <w:rPr>
@@ -8989,7 +10210,7 @@
           <w:szCs w:val="30"/>
           <w:lang w:val="en-US"/>
         </w:rPr>
-        <w:t xml:space="preserve"> changed into </w:t>
+        <w:t xml:space="preserve"> command </w:t>
       </w:r>
       <w:r>
         <w:rPr>
@@ -8999,11 +10220,10 @@
           <w:szCs w:val="30"/>
           <w:lang w:val="en-US"/>
         </w:rPr>
-        <w:t>root(#).**</w:t>
-      </w:r>
-    </w:p>
-    <w:p>
-      <w:pPr>
+        <w:t>the ec2-</w:t>
+      </w:r>
+      <w:proofErr w:type="gramStart"/>
+      <w:r>
         <w:rPr>
           <w:b/>
           <w:bCs/>
@@ -9011,7 +10231,9 @@
           <w:szCs w:val="30"/>
           <w:lang w:val="en-US"/>
         </w:rPr>
-      </w:pPr>
+        <w:t>user(</w:t>
+      </w:r>
+      <w:proofErr w:type="gramEnd"/>
       <w:r>
         <w:rPr>
           <w:b/>
@@ -9020,7 +10242,7 @@
           <w:szCs w:val="30"/>
           <w:lang w:val="en-US"/>
         </w:rPr>
-        <w:t xml:space="preserve">To see the current user, we use </w:t>
+        <w:t>$)</w:t>
       </w:r>
       <w:r>
         <w:rPr>
@@ -9028,10 +10250,9 @@
           <w:bCs/>
           <w:sz w:val="30"/>
           <w:szCs w:val="30"/>
-          <w:highlight w:val="yellow"/>
-          <w:lang w:val="en-US"/>
-        </w:rPr>
-        <w:t>whoami</w:t>
+          <w:lang w:val="en-US"/>
+        </w:rPr>
+        <w:t xml:space="preserve"> changed into </w:t>
       </w:r>
       <w:r>
         <w:rPr>
@@ -9041,7 +10262,7 @@
           <w:szCs w:val="30"/>
           <w:lang w:val="en-US"/>
         </w:rPr>
-        <w:t xml:space="preserve"> command.</w:t>
+        <w:t>root(#).**</w:t>
       </w:r>
     </w:p>
     <w:p>
@@ -9062,8 +10283,9 @@
           <w:szCs w:val="30"/>
           <w:lang w:val="en-US"/>
         </w:rPr>
-        <w:t xml:space="preserve">**To change root user to ec2-user we use </w:t>
-      </w:r>
+        <w:t xml:space="preserve">To see the current user, we use </w:t>
+      </w:r>
+      <w:proofErr w:type="spellStart"/>
       <w:r>
         <w:rPr>
           <w:b/>
@@ -9073,7 +10295,63 @@
           <w:highlight w:val="yellow"/>
           <w:lang w:val="en-US"/>
         </w:rPr>
-        <w:t>su ec2-user</w:t>
+        <w:t>whoami</w:t>
+      </w:r>
+      <w:proofErr w:type="spellEnd"/>
+      <w:r>
+        <w:rPr>
+          <w:b/>
+          <w:bCs/>
+          <w:sz w:val="30"/>
+          <w:szCs w:val="30"/>
+          <w:lang w:val="en-US"/>
+        </w:rPr>
+        <w:t xml:space="preserve"> command.</w:t>
+      </w:r>
+    </w:p>
+    <w:p>
+      <w:pPr>
+        <w:rPr>
+          <w:b/>
+          <w:bCs/>
+          <w:sz w:val="30"/>
+          <w:szCs w:val="30"/>
+          <w:lang w:val="en-US"/>
+        </w:rPr>
+      </w:pPr>
+      <w:r>
+        <w:rPr>
+          <w:b/>
+          <w:bCs/>
+          <w:sz w:val="30"/>
+          <w:szCs w:val="30"/>
+          <w:lang w:val="en-US"/>
+        </w:rPr>
+        <w:t xml:space="preserve">**To change root user to ec2-user we use </w:t>
+      </w:r>
+      <w:proofErr w:type="spellStart"/>
+      <w:r>
+        <w:rPr>
+          <w:b/>
+          <w:bCs/>
+          <w:sz w:val="30"/>
+          <w:szCs w:val="30"/>
+          <w:highlight w:val="yellow"/>
+          <w:lang w:val="en-US"/>
+        </w:rPr>
+        <w:t>su</w:t>
+      </w:r>
+      <w:proofErr w:type="spellEnd"/>
+      <w:r>
+        <w:rPr>
+          <w:b/>
+          <w:bCs/>
+          <w:sz w:val="30"/>
+          <w:szCs w:val="30"/>
+          <w:highlight w:val="yellow"/>
+          <w:lang w:val="en-US"/>
+        </w:rPr>
+        <w:t xml:space="preserve"> ec2-user</w:t>
       </w:r>
       <w:r>
         <w:rPr>
@@ -9785,6 +11063,7 @@
         </w:rPr>
         <w:t>: </w:t>
       </w:r>
+      <w:proofErr w:type="gramStart"/>
       <w:r>
         <w:rPr>
           <w:b/>
@@ -9797,7 +11076,15 @@
           <w:b/>
           <w:bCs/>
         </w:rPr>
-        <w:t>(Read, Write, Execute).</w:t>
+        <w:t>(</w:t>
+      </w:r>
+      <w:proofErr w:type="gramEnd"/>
+      <w:r>
+        <w:rPr>
+          <w:b/>
+          <w:bCs/>
+        </w:rPr>
+        <w:t>Read, Write, Execute).</w:t>
       </w:r>
     </w:p>
     <w:p>
@@ -10013,13 +11300,33 @@
       <w:r>
         <w:t xml:space="preserve"> With help of </w:t>
       </w:r>
-      <w:r>
-        <w:rPr>
-          <w:b/>
-          <w:bCs/>
-          <w:highlight w:val="yellow"/>
-        </w:rPr>
-        <w:t>chmod(change mode</w:t>
+      <w:proofErr w:type="spellStart"/>
+      <w:proofErr w:type="gramStart"/>
+      <w:r>
+        <w:rPr>
+          <w:b/>
+          <w:bCs/>
+          <w:highlight w:val="yellow"/>
+        </w:rPr>
+        <w:t>chmod</w:t>
+      </w:r>
+      <w:proofErr w:type="spellEnd"/>
+      <w:r>
+        <w:rPr>
+          <w:b/>
+          <w:bCs/>
+          <w:highlight w:val="yellow"/>
+        </w:rPr>
+        <w:t>(</w:t>
+      </w:r>
+      <w:proofErr w:type="gramEnd"/>
+      <w:r>
+        <w:rPr>
+          <w:b/>
+          <w:bCs/>
+          <w:highlight w:val="yellow"/>
+        </w:rPr>
+        <w:t>change mode</w:t>
       </w:r>
       <w:r>
         <w:rPr>
@@ -10353,6 +11660,7 @@
         </w:rPr>
         <w:t xml:space="preserve">: </w:t>
       </w:r>
+      <w:proofErr w:type="spellStart"/>
       <w:r>
         <w:rPr>
           <w:b/>
@@ -10360,13 +11668,23 @@
           <w:color w:val="EE0000"/>
           <w:lang w:val="en-US"/>
         </w:rPr>
-        <w:t>rw-</w:t>
-      </w:r>
-      <w:r>
-        <w:rPr>
+        <w:t>rw</w:t>
+      </w:r>
+      <w:proofErr w:type="spellEnd"/>
+      <w:r>
+        <w:rPr>
+          <w:b/>
+          <w:bCs/>
           <w:color w:val="EE0000"/>
           <w:lang w:val="en-US"/>
         </w:rPr>
+        <w:t>-</w:t>
+      </w:r>
+      <w:r>
+        <w:rPr>
+          <w:color w:val="EE0000"/>
+          <w:lang w:val="en-US"/>
+        </w:rPr>
         <w:t xml:space="preserve"> </w:t>
       </w:r>
       <w:r>
@@ -10407,6 +11725,7 @@
         </w:rPr>
         <w:t xml:space="preserve"> </w:t>
       </w:r>
+      <w:proofErr w:type="spellStart"/>
       <w:r>
         <w:rPr>
           <w:b/>
@@ -10448,6 +11767,342 @@
         <w:rPr>
           <w:lang w:val="en-US"/>
         </w:rPr>
+        <w:t xml:space="preserve"> at</w:t>
+      </w:r>
+      <w:proofErr w:type="spellEnd"/>
+      <w:r>
+        <w:rPr>
+          <w:lang w:val="en-US"/>
+        </w:rPr>
+        <w:t xml:space="preserve"> Group level we have these permissions.</w:t>
+      </w:r>
+    </w:p>
+    <w:p>
+      <w:pPr>
+        <w:rPr>
+          <w:lang w:val="en-US"/>
+        </w:rPr>
+      </w:pPr>
+      <w:r>
+        <w:rPr>
+          <w:lang w:val="en-US"/>
+        </w:rPr>
+        <w:t xml:space="preserve">                                                                               :</w:t>
+      </w:r>
+      <w:r>
+        <w:rPr>
+          <w:lang w:val="en-US"/>
+        </w:rPr>
+        <w:t xml:space="preserve"> </w:t>
+      </w:r>
+      <w:r>
+        <w:rPr>
+          <w:b/>
+          <w:bCs/>
+          <w:color w:val="EE0000"/>
+          <w:lang w:val="en-US"/>
+        </w:rPr>
+        <w:t>r--</w:t>
+      </w:r>
+      <w:r>
+        <w:rPr>
+          <w:color w:val="EE0000"/>
+          <w:lang w:val="en-US"/>
+        </w:rPr>
+        <w:t xml:space="preserve"> </w:t>
+      </w:r>
+      <w:r>
+        <w:rPr>
+          <w:color w:val="EE0000"/>
+          <w:lang w:val="en-US"/>
+        </w:rPr>
+        <w:t xml:space="preserve"> </w:t>
+      </w:r>
+      <w:r>
+        <w:rPr>
+          <w:lang w:val="en-US"/>
+        </w:rPr>
+        <w:sym w:font="Wingdings" w:char="F0E0"/>
+      </w:r>
+      <w:r>
+        <w:rPr>
+          <w:lang w:val="en-US"/>
+        </w:rPr>
+        <w:t xml:space="preserve">at </w:t>
+      </w:r>
+      <w:proofErr w:type="gramStart"/>
+      <w:r>
+        <w:rPr>
+          <w:lang w:val="en-US"/>
+        </w:rPr>
+        <w:t>Others</w:t>
+      </w:r>
+      <w:proofErr w:type="gramEnd"/>
+      <w:r>
+        <w:rPr>
+          <w:lang w:val="en-US"/>
+        </w:rPr>
+        <w:t xml:space="preserve"> level we have these permissions.</w:t>
+      </w:r>
+    </w:p>
+    <w:p>
+      <w:pPr>
+        <w:rPr>
+          <w:lang w:val="en-US"/>
+        </w:rPr>
+      </w:pPr>
+      <w:r>
+        <w:rPr>
+          <w:lang w:val="en-US"/>
+        </w:rPr>
+        <w:t xml:space="preserve">Applying the command to change the permissions for Owner, Group, Others level.  The command is </w:t>
+      </w:r>
+      <w:proofErr w:type="spellStart"/>
+      <w:r>
+        <w:rPr>
+          <w:b/>
+          <w:bCs/>
+          <w:highlight w:val="yellow"/>
+          <w:lang w:val="en-US"/>
+        </w:rPr>
+        <w:t>chmod</w:t>
+      </w:r>
+      <w:proofErr w:type="spellEnd"/>
+      <w:r>
+        <w:rPr>
+          <w:b/>
+          <w:bCs/>
+          <w:highlight w:val="yellow"/>
+          <w:lang w:val="en-US"/>
+        </w:rPr>
+        <w:t xml:space="preserve"> 764 file1 or </w:t>
+      </w:r>
+      <w:proofErr w:type="spellStart"/>
+      <w:r>
+        <w:rPr>
+          <w:b/>
+          <w:bCs/>
+          <w:highlight w:val="yellow"/>
+          <w:lang w:val="en-US"/>
+        </w:rPr>
+        <w:t>chmod</w:t>
+      </w:r>
+      <w:proofErr w:type="spellEnd"/>
+      <w:r>
+        <w:rPr>
+          <w:b/>
+          <w:bCs/>
+          <w:highlight w:val="yellow"/>
+          <w:lang w:val="en-US"/>
+        </w:rPr>
+        <w:t xml:space="preserve"> 764 &lt;</w:t>
+      </w:r>
+      <w:proofErr w:type="spellStart"/>
+      <w:r>
+        <w:rPr>
+          <w:b/>
+          <w:bCs/>
+          <w:highlight w:val="yellow"/>
+          <w:lang w:val="en-US"/>
+        </w:rPr>
+        <w:t>file_name</w:t>
+      </w:r>
+      <w:proofErr w:type="spellEnd"/>
+      <w:proofErr w:type="gramStart"/>
+      <w:r>
+        <w:rPr>
+          <w:b/>
+          <w:bCs/>
+          <w:highlight w:val="yellow"/>
+          <w:lang w:val="en-US"/>
+        </w:rPr>
+        <w:t>&gt;</w:t>
+      </w:r>
+      <w:r>
+        <w:rPr>
+          <w:b/>
+          <w:bCs/>
+          <w:lang w:val="en-US"/>
+        </w:rPr>
+        <w:t xml:space="preserve"> .</w:t>
+      </w:r>
+      <w:proofErr w:type="gramEnd"/>
+    </w:p>
+    <w:p>
+      <w:pPr>
+        <w:rPr>
+          <w:lang w:val="en-US"/>
+        </w:rPr>
+      </w:pPr>
+      <w:r>
+        <w:rPr>
+          <w:lang w:val="en-US"/>
+        </w:rPr>
+        <w:t xml:space="preserve">After </w:t>
+      </w:r>
+      <w:r>
+        <w:rPr>
+          <w:lang w:val="en-US"/>
+        </w:rPr>
+        <w:t>applying</w:t>
+      </w:r>
+      <w:r>
+        <w:rPr>
+          <w:lang w:val="en-US"/>
+        </w:rPr>
+        <w:t xml:space="preserve"> the command, we have</w:t>
+      </w:r>
+      <w:r>
+        <w:rPr>
+          <w:b/>
+          <w:bCs/>
+          <w:lang w:val="en-US"/>
+        </w:rPr>
+        <w:t xml:space="preserve">: </w:t>
+      </w:r>
+      <w:proofErr w:type="spellStart"/>
+      <w:r>
+        <w:rPr>
+          <w:b/>
+          <w:bCs/>
+          <w:color w:val="EE0000"/>
+          <w:lang w:val="en-US"/>
+        </w:rPr>
+        <w:t>rw</w:t>
+      </w:r>
+      <w:r>
+        <w:rPr>
+          <w:b/>
+          <w:bCs/>
+          <w:color w:val="EE0000"/>
+          <w:lang w:val="en-US"/>
+        </w:rPr>
+        <w:t>x</w:t>
+      </w:r>
+      <w:proofErr w:type="spellEnd"/>
+      <w:r>
+        <w:rPr>
+          <w:color w:val="EE0000"/>
+          <w:lang w:val="en-US"/>
+        </w:rPr>
+        <w:t xml:space="preserve"> </w:t>
+      </w:r>
+      <w:r>
+        <w:rPr>
+          <w:lang w:val="en-US"/>
+        </w:rPr>
+        <w:t xml:space="preserve"> </w:t>
+      </w:r>
+      <w:r>
+        <w:rPr>
+          <w:lang w:val="en-US"/>
+        </w:rPr>
+        <w:sym w:font="Wingdings" w:char="F0E0"/>
+      </w:r>
+      <w:r>
+        <w:rPr>
+          <w:lang w:val="en-US"/>
+        </w:rPr>
+        <w:t>at Owner level we have these permissions.</w:t>
+      </w:r>
+    </w:p>
+    <w:p>
+      <w:pPr>
+        <w:rPr>
+          <w:lang w:val="en-US"/>
+        </w:rPr>
+      </w:pPr>
+      <w:r>
+        <w:rPr>
+          <w:lang w:val="en-US"/>
+        </w:rPr>
+        <w:t xml:space="preserve">                                                                           </w:t>
+      </w:r>
+      <w:r>
+        <w:rPr>
+          <w:lang w:val="en-US"/>
+        </w:rPr>
+        <w:t xml:space="preserve"> </w:t>
+      </w:r>
+      <w:r>
+        <w:rPr>
+          <w:lang w:val="en-US"/>
+        </w:rPr>
+        <w:t xml:space="preserve">  </w:t>
+      </w:r>
+      <w:r>
+        <w:rPr>
+          <w:lang w:val="en-US"/>
+        </w:rPr>
+        <w:t xml:space="preserve"> </w:t>
+      </w:r>
+      <w:r>
+        <w:rPr>
+          <w:lang w:val="en-US"/>
+        </w:rPr>
+        <w:t xml:space="preserve"> </w:t>
+      </w:r>
+      <w:r>
+        <w:rPr>
+          <w:b/>
+          <w:bCs/>
+          <w:lang w:val="en-US"/>
+        </w:rPr>
+        <w:t xml:space="preserve">: </w:t>
+      </w:r>
+      <w:proofErr w:type="spellStart"/>
+      <w:r>
+        <w:rPr>
+          <w:b/>
+          <w:bCs/>
+          <w:color w:val="EE0000"/>
+          <w:lang w:val="en-US"/>
+        </w:rPr>
+        <w:t>r</w:t>
+      </w:r>
+      <w:r>
+        <w:rPr>
+          <w:b/>
+          <w:bCs/>
+          <w:color w:val="EE0000"/>
+          <w:lang w:val="en-US"/>
+        </w:rPr>
+        <w:t>w</w:t>
+      </w:r>
+      <w:proofErr w:type="spellEnd"/>
+      <w:r>
+        <w:rPr>
+          <w:b/>
+          <w:bCs/>
+          <w:color w:val="EE0000"/>
+          <w:lang w:val="en-US"/>
+        </w:rPr>
+        <w:t>-</w:t>
+      </w:r>
+      <w:r>
+        <w:rPr>
+          <w:color w:val="EE0000"/>
+          <w:lang w:val="en-US"/>
+        </w:rPr>
+        <w:t xml:space="preserve"> </w:t>
+      </w:r>
+      <w:r>
+        <w:rPr>
+          <w:color w:val="EE0000"/>
+          <w:lang w:val="en-US"/>
+        </w:rPr>
+        <w:t xml:space="preserve"> </w:t>
+      </w:r>
+      <w:r>
+        <w:rPr>
+          <w:lang w:val="en-US"/>
+        </w:rPr>
+        <w:sym w:font="Wingdings" w:char="F0E0"/>
+      </w:r>
+      <w:r>
+        <w:rPr>
+          <w:lang w:val="en-US"/>
+        </w:rPr>
         <w:t xml:space="preserve"> at Group level we have these permissions.</w:t>
       </w:r>
     </w:p>
@@ -10461,7 +12116,7 @@
         <w:rPr>
           <w:lang w:val="en-US"/>
         </w:rPr>
-        <w:t xml:space="preserve">                                                                               :</w:t>
+        <w:t xml:space="preserve">                                                                              </w:t>
       </w:r>
       <w:r>
         <w:rPr>
@@ -10471,6 +12126,20 @@
       </w:r>
       <w:r>
         <w:rPr>
+          <w:lang w:val="en-US"/>
+        </w:rPr>
+        <w:t xml:space="preserve"> </w:t>
+      </w:r>
+      <w:r>
+        <w:rPr>
+          <w:b/>
+          <w:bCs/>
+          <w:lang w:val="en-US"/>
+        </w:rPr>
+        <w:t xml:space="preserve">: </w:t>
+      </w:r>
+      <w:r>
+        <w:rPr>
           <w:b/>
           <w:bCs/>
           <w:color w:val="EE0000"/>
@@ -10502,279 +12171,21 @@
         <w:rPr>
           <w:lang w:val="en-US"/>
         </w:rPr>
-        <w:t>at Others level we have these permissions.</w:t>
-      </w:r>
-    </w:p>
-    <w:p>
-      <w:pPr>
-        <w:rPr>
-          <w:lang w:val="en-US"/>
-        </w:rPr>
-      </w:pPr>
-      <w:r>
-        <w:rPr>
-          <w:lang w:val="en-US"/>
-        </w:rPr>
-        <w:t xml:space="preserve">Applying the command to change the permissions for Owner, Group, Others level.  The command is </w:t>
-      </w:r>
-      <w:r>
-        <w:rPr>
-          <w:b/>
-          <w:bCs/>
-          <w:highlight w:val="yellow"/>
-          <w:lang w:val="en-US"/>
-        </w:rPr>
-        <w:t>chmod 764 file1 or chmod 764 &lt;file_name&gt;</w:t>
-      </w:r>
-      <w:r>
-        <w:rPr>
-          <w:b/>
-          <w:bCs/>
-          <w:lang w:val="en-US"/>
-        </w:rPr>
-        <w:t xml:space="preserve"> .</w:t>
-      </w:r>
-    </w:p>
-    <w:p>
-      <w:pPr>
-        <w:rPr>
-          <w:lang w:val="en-US"/>
-        </w:rPr>
-      </w:pPr>
-      <w:r>
-        <w:rPr>
-          <w:lang w:val="en-US"/>
-        </w:rPr>
-        <w:t xml:space="preserve">After </w:t>
-      </w:r>
-      <w:r>
-        <w:rPr>
-          <w:lang w:val="en-US"/>
-        </w:rPr>
-        <w:t>applying</w:t>
-      </w:r>
-      <w:r>
-        <w:rPr>
-          <w:lang w:val="en-US"/>
-        </w:rPr>
-        <w:t xml:space="preserve"> the command, we have</w:t>
-      </w:r>
-      <w:r>
-        <w:rPr>
-          <w:b/>
-          <w:bCs/>
-          <w:lang w:val="en-US"/>
-        </w:rPr>
-        <w:t xml:space="preserve">: </w:t>
-      </w:r>
-      <w:r>
-        <w:rPr>
-          <w:b/>
-          <w:bCs/>
-          <w:color w:val="EE0000"/>
-          <w:lang w:val="en-US"/>
-        </w:rPr>
-        <w:t>rw</w:t>
-      </w:r>
-      <w:r>
-        <w:rPr>
-          <w:b/>
-          <w:bCs/>
-          <w:color w:val="EE0000"/>
-          <w:lang w:val="en-US"/>
-        </w:rPr>
-        <w:t>x</w:t>
-      </w:r>
-      <w:r>
-        <w:rPr>
-          <w:color w:val="EE0000"/>
-          <w:lang w:val="en-US"/>
-        </w:rPr>
-        <w:t xml:space="preserve"> </w:t>
-      </w:r>
-      <w:r>
-        <w:rPr>
-          <w:lang w:val="en-US"/>
-        </w:rPr>
-        <w:t xml:space="preserve"> </w:t>
-      </w:r>
-      <w:r>
-        <w:rPr>
-          <w:lang w:val="en-US"/>
-        </w:rPr>
-        <w:sym w:font="Wingdings" w:char="F0E0"/>
-      </w:r>
-      <w:r>
-        <w:rPr>
-          <w:lang w:val="en-US"/>
-        </w:rPr>
-        <w:t>at Owner level we have these permissions.</w:t>
-      </w:r>
-    </w:p>
-    <w:p>
-      <w:pPr>
-        <w:rPr>
-          <w:lang w:val="en-US"/>
-        </w:rPr>
-      </w:pPr>
-      <w:r>
-        <w:rPr>
-          <w:lang w:val="en-US"/>
-        </w:rPr>
-        <w:t xml:space="preserve">                                                                           </w:t>
-      </w:r>
-      <w:r>
-        <w:rPr>
-          <w:lang w:val="en-US"/>
-        </w:rPr>
-        <w:t xml:space="preserve"> </w:t>
-      </w:r>
-      <w:r>
-        <w:rPr>
-          <w:lang w:val="en-US"/>
-        </w:rPr>
-        <w:t xml:space="preserve">  </w:t>
-      </w:r>
-      <w:r>
-        <w:rPr>
-          <w:lang w:val="en-US"/>
-        </w:rPr>
-        <w:t xml:space="preserve"> </w:t>
-      </w:r>
-      <w:r>
-        <w:rPr>
-          <w:lang w:val="en-US"/>
-        </w:rPr>
-        <w:t xml:space="preserve"> </w:t>
-      </w:r>
-      <w:r>
-        <w:rPr>
-          <w:b/>
-          <w:bCs/>
-          <w:lang w:val="en-US"/>
-        </w:rPr>
-        <w:t xml:space="preserve">: </w:t>
-      </w:r>
-      <w:r>
-        <w:rPr>
-          <w:b/>
-          <w:bCs/>
-          <w:color w:val="EE0000"/>
-          <w:lang w:val="en-US"/>
-        </w:rPr>
-        <w:t>r</w:t>
-      </w:r>
-      <w:r>
-        <w:rPr>
-          <w:b/>
-          <w:bCs/>
-          <w:color w:val="EE0000"/>
-          <w:lang w:val="en-US"/>
-        </w:rPr>
-        <w:t>w</w:t>
-      </w:r>
-      <w:r>
-        <w:rPr>
-          <w:b/>
-          <w:bCs/>
-          <w:color w:val="EE0000"/>
-          <w:lang w:val="en-US"/>
-        </w:rPr>
-        <w:t>-</w:t>
-      </w:r>
-      <w:r>
-        <w:rPr>
-          <w:color w:val="EE0000"/>
-          <w:lang w:val="en-US"/>
-        </w:rPr>
-        <w:t xml:space="preserve"> </w:t>
-      </w:r>
-      <w:r>
-        <w:rPr>
-          <w:color w:val="EE0000"/>
-          <w:lang w:val="en-US"/>
-        </w:rPr>
-        <w:t xml:space="preserve"> </w:t>
-      </w:r>
-      <w:r>
-        <w:rPr>
-          <w:lang w:val="en-US"/>
-        </w:rPr>
-        <w:sym w:font="Wingdings" w:char="F0E0"/>
-      </w:r>
-      <w:r>
-        <w:rPr>
-          <w:lang w:val="en-US"/>
-        </w:rPr>
-        <w:t xml:space="preserve"> at Group level we have these permissions.</w:t>
-      </w:r>
-    </w:p>
-    <w:p>
-      <w:pPr>
-        <w:rPr>
-          <w:lang w:val="en-US"/>
-        </w:rPr>
-      </w:pPr>
-      <w:r>
-        <w:rPr>
-          <w:lang w:val="en-US"/>
-        </w:rPr>
-        <w:t xml:space="preserve">                                                                              </w:t>
-      </w:r>
-      <w:r>
-        <w:rPr>
-          <w:lang w:val="en-US"/>
-        </w:rPr>
-        <w:t xml:space="preserve"> </w:t>
-      </w:r>
-      <w:r>
-        <w:rPr>
-          <w:lang w:val="en-US"/>
-        </w:rPr>
-        <w:t xml:space="preserve"> </w:t>
-      </w:r>
-      <w:r>
-        <w:rPr>
-          <w:b/>
-          <w:bCs/>
-          <w:lang w:val="en-US"/>
-        </w:rPr>
-        <w:t xml:space="preserve">: </w:t>
-      </w:r>
-      <w:r>
-        <w:rPr>
-          <w:b/>
-          <w:bCs/>
-          <w:color w:val="EE0000"/>
-          <w:lang w:val="en-US"/>
-        </w:rPr>
-        <w:t>r--</w:t>
-      </w:r>
-      <w:r>
-        <w:rPr>
-          <w:color w:val="EE0000"/>
-          <w:lang w:val="en-US"/>
-        </w:rPr>
-        <w:t xml:space="preserve"> </w:t>
-      </w:r>
-      <w:r>
-        <w:rPr>
-          <w:color w:val="EE0000"/>
-          <w:lang w:val="en-US"/>
-        </w:rPr>
-        <w:t xml:space="preserve"> </w:t>
-      </w:r>
-      <w:r>
-        <w:rPr>
-          <w:lang w:val="en-US"/>
-        </w:rPr>
-        <w:sym w:font="Wingdings" w:char="F0E0"/>
-      </w:r>
-      <w:r>
-        <w:rPr>
-          <w:lang w:val="en-US"/>
-        </w:rPr>
-        <w:t>at Others level we have these permissions.</w:t>
+        <w:t xml:space="preserve">at </w:t>
+      </w:r>
+      <w:proofErr w:type="gramStart"/>
+      <w:r>
+        <w:rPr>
+          <w:lang w:val="en-US"/>
+        </w:rPr>
+        <w:t>Others</w:t>
+      </w:r>
+      <w:proofErr w:type="gramEnd"/>
+      <w:r>
+        <w:rPr>
+          <w:lang w:val="en-US"/>
+        </w:rPr>
+        <w:t xml:space="preserve"> level we have these permissions.</w:t>
       </w:r>
     </w:p>
     <w:p>
@@ -11130,14 +12541,25 @@
         </w:rPr>
         <w:t xml:space="preserve">Here I am using </w:t>
       </w:r>
-      <w:r>
-        <w:rPr>
-          <w:b/>
-          <w:bCs/>
-          <w:highlight w:val="yellow"/>
-          <w:lang w:val="en-US"/>
-        </w:rPr>
-        <w:t>chmod 777 file1</w:t>
+      <w:proofErr w:type="spellStart"/>
+      <w:r>
+        <w:rPr>
+          <w:b/>
+          <w:bCs/>
+          <w:highlight w:val="yellow"/>
+          <w:lang w:val="en-US"/>
+        </w:rPr>
+        <w:t>chmod</w:t>
+      </w:r>
+      <w:proofErr w:type="spellEnd"/>
+      <w:r>
+        <w:rPr>
+          <w:b/>
+          <w:bCs/>
+          <w:highlight w:val="yellow"/>
+          <w:lang w:val="en-US"/>
+        </w:rPr>
+        <w:t xml:space="preserve"> 777 file1</w:t>
       </w:r>
       <w:r>
         <w:rPr>
@@ -11199,16 +12621,41 @@
         <w:rPr>
           <w:lang w:val="en-US"/>
         </w:rPr>
-        <w:t xml:space="preserve">And im using </w:t>
-      </w:r>
-      <w:r>
-        <w:rPr>
-          <w:b/>
-          <w:bCs/>
-          <w:highlight w:val="yellow"/>
-          <w:lang w:val="en-US"/>
-        </w:rPr>
-        <w:t>chmod 444 file1</w:t>
+        <w:t xml:space="preserve">And </w:t>
+      </w:r>
+      <w:proofErr w:type="spellStart"/>
+      <w:r>
+        <w:rPr>
+          <w:lang w:val="en-US"/>
+        </w:rPr>
+        <w:t>im</w:t>
+      </w:r>
+      <w:proofErr w:type="spellEnd"/>
+      <w:r>
+        <w:rPr>
+          <w:lang w:val="en-US"/>
+        </w:rPr>
+        <w:t xml:space="preserve"> using </w:t>
+      </w:r>
+      <w:proofErr w:type="spellStart"/>
+      <w:r>
+        <w:rPr>
+          <w:b/>
+          <w:bCs/>
+          <w:highlight w:val="yellow"/>
+          <w:lang w:val="en-US"/>
+        </w:rPr>
+        <w:t>chmod</w:t>
+      </w:r>
+      <w:proofErr w:type="spellEnd"/>
+      <w:r>
+        <w:rPr>
+          <w:b/>
+          <w:bCs/>
+          <w:highlight w:val="yellow"/>
+          <w:lang w:val="en-US"/>
+        </w:rPr>
+        <w:t xml:space="preserve"> 444 file1</w:t>
       </w:r>
       <w:r>
         <w:rPr>
@@ -11403,20 +12850,58 @@
         </w:rPr>
         <w:t xml:space="preserve">. The </w:t>
       </w:r>
-      <w:r>
-        <w:rPr>
-          <w:b/>
-          <w:bCs/>
-          <w:highlight w:val="yellow"/>
-          <w:lang w:val="en-US"/>
-        </w:rPr>
-        <w:t>chmod u+x file3</w:t>
-      </w:r>
-      <w:r>
-        <w:rPr>
-          <w:lang w:val="en-US"/>
-        </w:rPr>
-        <w:t xml:space="preserve"> is  </w:t>
+      <w:proofErr w:type="spellStart"/>
+      <w:r>
+        <w:rPr>
+          <w:b/>
+          <w:bCs/>
+          <w:highlight w:val="yellow"/>
+          <w:lang w:val="en-US"/>
+        </w:rPr>
+        <w:t>chmod</w:t>
+      </w:r>
+      <w:proofErr w:type="spellEnd"/>
+      <w:r>
+        <w:rPr>
+          <w:b/>
+          <w:bCs/>
+          <w:highlight w:val="yellow"/>
+          <w:lang w:val="en-US"/>
+        </w:rPr>
+        <w:t xml:space="preserve"> </w:t>
+      </w:r>
+      <w:proofErr w:type="spellStart"/>
+      <w:r>
+        <w:rPr>
+          <w:b/>
+          <w:bCs/>
+          <w:highlight w:val="yellow"/>
+          <w:lang w:val="en-US"/>
+        </w:rPr>
+        <w:t>u+x</w:t>
+      </w:r>
+      <w:proofErr w:type="spellEnd"/>
+      <w:r>
+        <w:rPr>
+          <w:b/>
+          <w:bCs/>
+          <w:highlight w:val="yellow"/>
+          <w:lang w:val="en-US"/>
+        </w:rPr>
+        <w:t xml:space="preserve"> file3</w:t>
+      </w:r>
+      <w:r>
+        <w:rPr>
+          <w:lang w:val="en-US"/>
+        </w:rPr>
+        <w:t xml:space="preserve"> </w:t>
+      </w:r>
+      <w:proofErr w:type="gramStart"/>
+      <w:r>
+        <w:rPr>
+          <w:lang w:val="en-US"/>
+        </w:rPr>
+        <w:t xml:space="preserve">is  </w:t>
       </w:r>
       <w:r>
         <w:rPr>
@@ -11427,6 +12912,7 @@
         </w:rPr>
         <w:t>u</w:t>
       </w:r>
+      <w:proofErr w:type="gramEnd"/>
       <w:r>
         <w:rPr>
           <w:lang w:val="en-US"/>
@@ -11465,7 +12951,21 @@
         <w:rPr>
           <w:lang w:val="en-US"/>
         </w:rPr>
-        <w:t>. After this command we give the rwx permission in owner level.</w:t>
+        <w:t xml:space="preserve">. After this command we give the </w:t>
+      </w:r>
+      <w:proofErr w:type="spellStart"/>
+      <w:r>
+        <w:rPr>
+          <w:lang w:val="en-US"/>
+        </w:rPr>
+        <w:t>rwx</w:t>
+      </w:r>
+      <w:proofErr w:type="spellEnd"/>
+      <w:r>
+        <w:rPr>
+          <w:lang w:val="en-US"/>
+        </w:rPr>
+        <w:t xml:space="preserve"> permission in owner level.</w:t>
       </w:r>
     </w:p>
     <w:p>
@@ -11495,14 +12995,25 @@
         </w:rPr>
         <w:t xml:space="preserve">. The </w:t>
       </w:r>
-      <w:r>
-        <w:rPr>
-          <w:b/>
-          <w:bCs/>
-          <w:highlight w:val="yellow"/>
-          <w:lang w:val="en-US"/>
-        </w:rPr>
-        <w:t>chmod u-x file3 for remove the permission</w:t>
+      <w:proofErr w:type="spellStart"/>
+      <w:r>
+        <w:rPr>
+          <w:b/>
+          <w:bCs/>
+          <w:highlight w:val="yellow"/>
+          <w:lang w:val="en-US"/>
+        </w:rPr>
+        <w:t>chmod</w:t>
+      </w:r>
+      <w:proofErr w:type="spellEnd"/>
+      <w:r>
+        <w:rPr>
+          <w:b/>
+          <w:bCs/>
+          <w:highlight w:val="yellow"/>
+          <w:lang w:val="en-US"/>
+        </w:rPr>
+        <w:t xml:space="preserve"> u-x file3 for remove the permission</w:t>
       </w:r>
       <w:r>
         <w:rPr>
@@ -11607,14 +13118,65 @@
         </w:rPr>
         <w:t xml:space="preserve">. Her I am using </w:t>
       </w:r>
-      <w:r>
-        <w:rPr>
-          <w:b/>
-          <w:bCs/>
-          <w:highlight w:val="yellow"/>
-          <w:lang w:val="en-US"/>
-        </w:rPr>
-        <w:t>chmod g+w,o+x file3</w:t>
+      <w:proofErr w:type="spellStart"/>
+      <w:r>
+        <w:rPr>
+          <w:b/>
+          <w:bCs/>
+          <w:highlight w:val="yellow"/>
+          <w:lang w:val="en-US"/>
+        </w:rPr>
+        <w:t>chmod</w:t>
+      </w:r>
+      <w:proofErr w:type="spellEnd"/>
+      <w:r>
+        <w:rPr>
+          <w:b/>
+          <w:bCs/>
+          <w:highlight w:val="yellow"/>
+          <w:lang w:val="en-US"/>
+        </w:rPr>
+        <w:t xml:space="preserve"> </w:t>
+      </w:r>
+      <w:proofErr w:type="spellStart"/>
+      <w:r>
+        <w:rPr>
+          <w:b/>
+          <w:bCs/>
+          <w:highlight w:val="yellow"/>
+          <w:lang w:val="en-US"/>
+        </w:rPr>
+        <w:t>g+</w:t>
+      </w:r>
+      <w:proofErr w:type="gramStart"/>
+      <w:r>
+        <w:rPr>
+          <w:b/>
+          <w:bCs/>
+          <w:highlight w:val="yellow"/>
+          <w:lang w:val="en-US"/>
+        </w:rPr>
+        <w:t>w,o</w:t>
+      </w:r>
+      <w:proofErr w:type="gramEnd"/>
+      <w:r>
+        <w:rPr>
+          <w:b/>
+          <w:bCs/>
+          <w:highlight w:val="yellow"/>
+          <w:lang w:val="en-US"/>
+        </w:rPr>
+        <w:t>+x</w:t>
+      </w:r>
+      <w:proofErr w:type="spellEnd"/>
+      <w:r>
+        <w:rPr>
+          <w:b/>
+          <w:bCs/>
+          <w:highlight w:val="yellow"/>
+          <w:lang w:val="en-US"/>
+        </w:rPr>
+        <w:t xml:space="preserve"> file3</w:t>
       </w:r>
       <w:r>
         <w:rPr>
@@ -11743,16 +13305,50 @@
         <w:rPr>
           <w:lang w:val="en-US"/>
         </w:rPr>
-        <w:t xml:space="preserve">Here I’m created one file is aws. I am using cat command to write some text in that file. After creating file to see the first two lines we use </w:t>
-      </w:r>
-      <w:r>
-        <w:rPr>
-          <w:b/>
-          <w:bCs/>
-          <w:highlight w:val="yellow"/>
-          <w:lang w:val="en-US"/>
-        </w:rPr>
-        <w:t>head -2 &lt;file_name&gt;</w:t>
+        <w:t xml:space="preserve">Here I’m created one file is </w:t>
+      </w:r>
+      <w:proofErr w:type="spellStart"/>
+      <w:r>
+        <w:rPr>
+          <w:lang w:val="en-US"/>
+        </w:rPr>
+        <w:t>aws</w:t>
+      </w:r>
+      <w:proofErr w:type="spellEnd"/>
+      <w:r>
+        <w:rPr>
+          <w:lang w:val="en-US"/>
+        </w:rPr>
+        <w:t xml:space="preserve">. I am using cat command to write some text in that file. After creating file to see the first two lines we use </w:t>
+      </w:r>
+      <w:r>
+        <w:rPr>
+          <w:b/>
+          <w:bCs/>
+          <w:highlight w:val="yellow"/>
+          <w:lang w:val="en-US"/>
+        </w:rPr>
+        <w:t>head -2 &lt;</w:t>
+      </w:r>
+      <w:proofErr w:type="spellStart"/>
+      <w:r>
+        <w:rPr>
+          <w:b/>
+          <w:bCs/>
+          <w:highlight w:val="yellow"/>
+          <w:lang w:val="en-US"/>
+        </w:rPr>
+        <w:t>file_name</w:t>
+      </w:r>
+      <w:proofErr w:type="spellEnd"/>
+      <w:r>
+        <w:rPr>
+          <w:b/>
+          <w:bCs/>
+          <w:highlight w:val="yellow"/>
+          <w:lang w:val="en-US"/>
+        </w:rPr>
+        <w:t>&gt;</w:t>
       </w:r>
       <w:r>
         <w:rPr>
@@ -11767,7 +13363,27 @@
           <w:highlight w:val="yellow"/>
           <w:lang w:val="en-US"/>
         </w:rPr>
-        <w:t>tail -1 &lt;file_name&gt;</w:t>
+        <w:t>tail -1 &lt;</w:t>
+      </w:r>
+      <w:proofErr w:type="spellStart"/>
+      <w:r>
+        <w:rPr>
+          <w:b/>
+          <w:bCs/>
+          <w:highlight w:val="yellow"/>
+          <w:lang w:val="en-US"/>
+        </w:rPr>
+        <w:t>file_name</w:t>
+      </w:r>
+      <w:proofErr w:type="spellEnd"/>
+      <w:r>
+        <w:rPr>
+          <w:b/>
+          <w:bCs/>
+          <w:highlight w:val="yellow"/>
+          <w:lang w:val="en-US"/>
+        </w:rPr>
+        <w:t>&gt;</w:t>
       </w:r>
       <w:r>
         <w:rPr>
@@ -11867,12 +13483,14 @@
         </w:rPr>
         <w:t xml:space="preserve">Whenever we are using pipe symbol the </w:t>
       </w:r>
+      <w:proofErr w:type="spellStart"/>
       <w:r>
         <w:rPr>
           <w:lang w:val="en-US"/>
         </w:rPr>
         <w:t>LEFT-hand</w:t>
       </w:r>
+      <w:proofErr w:type="spellEnd"/>
       <w:r>
         <w:rPr>
           <w:lang w:val="en-US"/>
@@ -11883,7 +13501,21 @@
         <w:rPr>
           <w:lang w:val="en-US"/>
         </w:rPr>
-        <w:t xml:space="preserve"> (head -2 aws)</w:t>
+        <w:t xml:space="preserve"> (head -2 </w:t>
+      </w:r>
+      <w:proofErr w:type="spellStart"/>
+      <w:r>
+        <w:rPr>
+          <w:lang w:val="en-US"/>
+        </w:rPr>
+        <w:t>aws</w:t>
+      </w:r>
+      <w:proofErr w:type="spellEnd"/>
+      <w:r>
+        <w:rPr>
+          <w:lang w:val="en-US"/>
+        </w:rPr>
+        <w:t>)</w:t>
       </w:r>
       <w:r>
         <w:rPr>
@@ -11891,12 +13523,14 @@
         </w:rPr>
         <w:t xml:space="preserve"> will execute first and </w:t>
       </w:r>
+      <w:proofErr w:type="spellStart"/>
       <w:r>
         <w:rPr>
           <w:lang w:val="en-US"/>
         </w:rPr>
         <w:t>RIGHT-hand</w:t>
       </w:r>
+      <w:proofErr w:type="spellEnd"/>
       <w:r>
         <w:rPr>
           <w:lang w:val="en-US"/>
@@ -11907,7 +13541,21 @@
         <w:rPr>
           <w:lang w:val="en-US"/>
         </w:rPr>
-        <w:t xml:space="preserve"> (tail -1 aws)</w:t>
+        <w:t xml:space="preserve"> (tail -1 </w:t>
+      </w:r>
+      <w:proofErr w:type="spellStart"/>
+      <w:r>
+        <w:rPr>
+          <w:lang w:val="en-US"/>
+        </w:rPr>
+        <w:t>aws</w:t>
+      </w:r>
+      <w:proofErr w:type="spellEnd"/>
+      <w:r>
+        <w:rPr>
+          <w:lang w:val="en-US"/>
+        </w:rPr>
+        <w:t>)</w:t>
       </w:r>
       <w:r>
         <w:rPr>
@@ -11956,6 +13604,7 @@
         </w:rPr>
         <w:t xml:space="preserve"> from the after executing the </w:t>
       </w:r>
+      <w:proofErr w:type="spellStart"/>
       <w:r>
         <w:rPr>
           <w:b/>
@@ -11964,6 +13613,7 @@
         </w:rPr>
         <w:t>LEFT-hand</w:t>
       </w:r>
+      <w:proofErr w:type="spellEnd"/>
       <w:r>
         <w:rPr>
           <w:b/>
@@ -11987,14 +13637,45 @@
           <w:lang w:val="en-US"/>
         </w:rPr>
       </w:pPr>
-      <w:r>
-        <w:rPr>
-          <w:b/>
-          <w:bCs/>
-          <w:highlight w:val="yellow"/>
-          <w:lang w:val="en-US"/>
-        </w:rPr>
-        <w:t>wc &lt;file_name&gt;</w:t>
+      <w:proofErr w:type="spellStart"/>
+      <w:r>
+        <w:rPr>
+          <w:b/>
+          <w:bCs/>
+          <w:highlight w:val="yellow"/>
+          <w:lang w:val="en-US"/>
+        </w:rPr>
+        <w:t>wc</w:t>
+      </w:r>
+      <w:proofErr w:type="spellEnd"/>
+      <w:r>
+        <w:rPr>
+          <w:b/>
+          <w:bCs/>
+          <w:highlight w:val="yellow"/>
+          <w:lang w:val="en-US"/>
+        </w:rPr>
+        <w:t xml:space="preserve"> &lt;</w:t>
+      </w:r>
+      <w:proofErr w:type="spellStart"/>
+      <w:r>
+        <w:rPr>
+          <w:b/>
+          <w:bCs/>
+          <w:highlight w:val="yellow"/>
+          <w:lang w:val="en-US"/>
+        </w:rPr>
+        <w:t>file_name</w:t>
+      </w:r>
+      <w:proofErr w:type="spellEnd"/>
+      <w:r>
+        <w:rPr>
+          <w:b/>
+          <w:bCs/>
+          <w:highlight w:val="yellow"/>
+          <w:lang w:val="en-US"/>
+        </w:rPr>
+        <w:t>&gt;</w:t>
       </w:r>
       <w:r>
         <w:rPr>
@@ -12002,14 +13683,67 @@
         </w:rPr>
         <w:t xml:space="preserve"> command will display the </w:t>
       </w:r>
-      <w:r>
-        <w:rPr>
-          <w:b/>
-          <w:bCs/>
-          <w:highlight w:val="yellow"/>
-          <w:lang w:val="en-US"/>
-        </w:rPr>
-        <w:t>no.of lines, no.of words, no.of bytes and filename from the file</w:t>
+      <w:proofErr w:type="spellStart"/>
+      <w:proofErr w:type="gramStart"/>
+      <w:r>
+        <w:rPr>
+          <w:b/>
+          <w:bCs/>
+          <w:highlight w:val="yellow"/>
+          <w:lang w:val="en-US"/>
+        </w:rPr>
+        <w:t>no.of</w:t>
+      </w:r>
+      <w:proofErr w:type="spellEnd"/>
+      <w:proofErr w:type="gramEnd"/>
+      <w:r>
+        <w:rPr>
+          <w:b/>
+          <w:bCs/>
+          <w:highlight w:val="yellow"/>
+          <w:lang w:val="en-US"/>
+        </w:rPr>
+        <w:t xml:space="preserve"> lines, </w:t>
+      </w:r>
+      <w:proofErr w:type="spellStart"/>
+      <w:r>
+        <w:rPr>
+          <w:b/>
+          <w:bCs/>
+          <w:highlight w:val="yellow"/>
+          <w:lang w:val="en-US"/>
+        </w:rPr>
+        <w:t>no.of</w:t>
+      </w:r>
+      <w:proofErr w:type="spellEnd"/>
+      <w:r>
+        <w:rPr>
+          <w:b/>
+          <w:bCs/>
+          <w:highlight w:val="yellow"/>
+          <w:lang w:val="en-US"/>
+        </w:rPr>
+        <w:t xml:space="preserve"> words, </w:t>
+      </w:r>
+      <w:proofErr w:type="spellStart"/>
+      <w:r>
+        <w:rPr>
+          <w:b/>
+          <w:bCs/>
+          <w:highlight w:val="yellow"/>
+          <w:lang w:val="en-US"/>
+        </w:rPr>
+        <w:t>no.of</w:t>
+      </w:r>
+      <w:proofErr w:type="spellEnd"/>
+      <w:r>
+        <w:rPr>
+          <w:b/>
+          <w:bCs/>
+          <w:highlight w:val="yellow"/>
+          <w:lang w:val="en-US"/>
+        </w:rPr>
+        <w:t xml:space="preserve"> bytes and filename from the file</w:t>
       </w:r>
       <w:r>
         <w:rPr>
@@ -12022,7 +13756,35 @@
         <w:rPr>
           <w:lang w:val="en-US"/>
         </w:rPr>
-        <w:t xml:space="preserve"> Here in aws we have three lines (3), ten words(10), size in </w:t>
+        <w:t xml:space="preserve"> Here in </w:t>
+      </w:r>
+      <w:proofErr w:type="spellStart"/>
+      <w:r>
+        <w:rPr>
+          <w:lang w:val="en-US"/>
+        </w:rPr>
+        <w:t>aws</w:t>
+      </w:r>
+      <w:proofErr w:type="spellEnd"/>
+      <w:r>
+        <w:rPr>
+          <w:lang w:val="en-US"/>
+        </w:rPr>
+        <w:t xml:space="preserve"> we have three lines (3), ten </w:t>
+      </w:r>
+      <w:proofErr w:type="gramStart"/>
+      <w:r>
+        <w:rPr>
+          <w:lang w:val="en-US"/>
+        </w:rPr>
+        <w:t>words(</w:t>
+      </w:r>
+      <w:proofErr w:type="gramEnd"/>
+      <w:r>
+        <w:rPr>
+          <w:lang w:val="en-US"/>
+        </w:rPr>
+        <w:t xml:space="preserve">10), size in </w:t>
       </w:r>
       <w:r>
         <w:rPr>
@@ -12034,7 +13796,21 @@
         <w:rPr>
           <w:lang w:val="en-US"/>
         </w:rPr>
-        <w:t>49) and filename(aws).</w:t>
+        <w:t>49) and filename(</w:t>
+      </w:r>
+      <w:proofErr w:type="spellStart"/>
+      <w:r>
+        <w:rPr>
+          <w:lang w:val="en-US"/>
+        </w:rPr>
+        <w:t>aws</w:t>
+      </w:r>
+      <w:proofErr w:type="spellEnd"/>
+      <w:r>
+        <w:rPr>
+          <w:lang w:val="en-US"/>
+        </w:rPr>
+        <w:t>).</w:t>
       </w:r>
     </w:p>
     <w:p>
@@ -12322,7 +14098,15 @@
     </w:p>
     <w:p>
       <w:r>
-        <w:t>• Update YUM Repository sudo YUM update</w:t>
+        <w:t xml:space="preserve">• Update YUM Repository </w:t>
+      </w:r>
+      <w:proofErr w:type="spellStart"/>
+      <w:r>
+        <w:t>sudo</w:t>
+      </w:r>
+      <w:proofErr w:type="spellEnd"/>
+      <w:r>
+        <w:t xml:space="preserve"> YUM update</w:t>
       </w:r>
       <w:r>
         <w:t>.</w:t>
@@ -12330,7 +14114,15 @@
     </w:p>
     <w:p>
       <w:r>
-        <w:t xml:space="preserve"> • Install the Package sudo YUM install</w:t>
+        <w:t xml:space="preserve"> • Install the Package </w:t>
+      </w:r>
+      <w:proofErr w:type="spellStart"/>
+      <w:r>
+        <w:t>sudo</w:t>
+      </w:r>
+      <w:proofErr w:type="spellEnd"/>
+      <w:r>
+        <w:t xml:space="preserve"> YUM install</w:t>
       </w:r>
       <w:r>
         <w:t>.</w:t>
@@ -12340,13 +14132,23 @@
       <w:r>
         <w:t xml:space="preserve"> • </w:t>
       </w:r>
-      <w:r>
-        <w:rPr>
-          <w:b/>
-          <w:bCs/>
-          <w:highlight w:val="yellow"/>
-        </w:rPr>
-        <w:t>sudo YUM install tree</w:t>
+      <w:proofErr w:type="spellStart"/>
+      <w:r>
+        <w:rPr>
+          <w:b/>
+          <w:bCs/>
+          <w:highlight w:val="yellow"/>
+        </w:rPr>
+        <w:t>sudo</w:t>
+      </w:r>
+      <w:proofErr w:type="spellEnd"/>
+      <w:r>
+        <w:rPr>
+          <w:b/>
+          <w:bCs/>
+          <w:highlight w:val="yellow"/>
+        </w:rPr>
+        <w:t xml:space="preserve"> YUM install tree</w:t>
       </w:r>
       <w:r>
         <w:t>.</w:t>
@@ -12414,7 +14216,21 @@
         <w:rPr>
           <w:lang w:val="en-US"/>
         </w:rPr>
-        <w:t>After installing sudo YUM install tree</w:t>
+        <w:t xml:space="preserve">After installing </w:t>
+      </w:r>
+      <w:proofErr w:type="spellStart"/>
+      <w:r>
+        <w:rPr>
+          <w:lang w:val="en-US"/>
+        </w:rPr>
+        <w:t>sudo</w:t>
+      </w:r>
+      <w:proofErr w:type="spellEnd"/>
+      <w:r>
+        <w:rPr>
+          <w:lang w:val="en-US"/>
+        </w:rPr>
+        <w:t xml:space="preserve"> YUM install tree</w:t>
       </w:r>
       <w:r>
         <w:rPr>
@@ -12429,7 +14245,27 @@
           <w:highlight w:val="yellow"/>
           <w:lang w:val="en-US"/>
         </w:rPr>
-        <w:t>tree &lt;Directory_Name&gt;</w:t>
+        <w:t>tree &lt;</w:t>
+      </w:r>
+      <w:proofErr w:type="spellStart"/>
+      <w:r>
+        <w:rPr>
+          <w:b/>
+          <w:bCs/>
+          <w:highlight w:val="yellow"/>
+          <w:lang w:val="en-US"/>
+        </w:rPr>
+        <w:t>Directory_Name</w:t>
+      </w:r>
+      <w:proofErr w:type="spellEnd"/>
+      <w:r>
+        <w:rPr>
+          <w:b/>
+          <w:bCs/>
+          <w:highlight w:val="yellow"/>
+          <w:lang w:val="en-US"/>
+        </w:rPr>
+        <w:t>&gt;</w:t>
       </w:r>
       <w:r>
         <w:rPr>
@@ -12702,7 +14538,27 @@
           <w:highlight w:val="yellow"/>
           <w:lang w:val="en-US"/>
         </w:rPr>
-        <w:t>vi &lt;file_name&gt;</w:t>
+        <w:t>vi &lt;</w:t>
+      </w:r>
+      <w:proofErr w:type="spellStart"/>
+      <w:r>
+        <w:rPr>
+          <w:b/>
+          <w:bCs/>
+          <w:highlight w:val="yellow"/>
+          <w:lang w:val="en-US"/>
+        </w:rPr>
+        <w:t>file_name</w:t>
+      </w:r>
+      <w:proofErr w:type="spellEnd"/>
+      <w:r>
+        <w:rPr>
+          <w:b/>
+          <w:bCs/>
+          <w:highlight w:val="yellow"/>
+          <w:lang w:val="en-US"/>
+        </w:rPr>
+        <w:t>&gt;</w:t>
       </w:r>
       <w:r>
         <w:rPr>
@@ -13116,6 +14972,7 @@
       <w:r>
         <w:sym w:font="Wingdings" w:char="F0E0"/>
       </w:r>
+      <w:proofErr w:type="gramStart"/>
       <w:r>
         <w:t xml:space="preserve"> </w:t>
       </w:r>
@@ -13123,8 +14980,14 @@
         <w:t xml:space="preserve"> </w:t>
       </w:r>
       <w:r>
-        <w:t>:wq</w:t>
-      </w:r>
+        <w:t>:</w:t>
+      </w:r>
+      <w:proofErr w:type="spellStart"/>
+      <w:r>
+        <w:t>wq</w:t>
+      </w:r>
+      <w:proofErr w:type="spellEnd"/>
+      <w:proofErr w:type="gramEnd"/>
       <w:r>
         <w:t xml:space="preserve"> </w:t>
       </w:r>
@@ -13132,8 +14995,21 @@
         <w:sym w:font="Wingdings" w:char="F0E0"/>
       </w:r>
       <w:r>
-        <w:t xml:space="preserve"> collan wq</w:t>
-      </w:r>
+        <w:t xml:space="preserve"> </w:t>
+      </w:r>
+      <w:proofErr w:type="spellStart"/>
+      <w:r>
+        <w:t>collan</w:t>
+      </w:r>
+      <w:proofErr w:type="spellEnd"/>
+      <w:r>
+        <w:t xml:space="preserve"> </w:t>
+      </w:r>
+      <w:proofErr w:type="spellStart"/>
+      <w:r>
+        <w:t>wq</w:t>
+      </w:r>
+      <w:proofErr w:type="spellEnd"/>
     </w:p>
     <w:p>
       <w:pPr>
@@ -13157,9 +15033,11 @@
       <w:r>
         <w:sym w:font="Wingdings" w:char="F0E0"/>
       </w:r>
+      <w:proofErr w:type="gramStart"/>
       <w:r>
         <w:t xml:space="preserve"> :q</w:t>
       </w:r>
+      <w:proofErr w:type="gramEnd"/>
     </w:p>
     <w:p>
       <w:pPr>
@@ -14055,7 +15933,7 @@
 </file>
 
 <file path=word/numbering.xml><?xml version="1.0" encoding="utf-8"?>
-<w:numbering xmlns:wpc="http://schemas.microsoft.com/office/word/2010/wordprocessingCanvas" xmlns:cx="http://schemas.microsoft.com/office/drawing/2014/chartex" xmlns:cx1="http://schemas.microsoft.com/office/drawing/2015/9/8/chartex" xmlns:cx2="http://schemas.microsoft.com/office/drawing/2015/10/21/chartex" xmlns:cx3="http://schemas.microsoft.com/office/drawing/2016/5/9/chartex" xmlns:cx4="http://schemas.microsoft.com/office/drawing/2016/5/10/chartex" xmlns:cx5="http://schemas.microsoft.com/office/drawing/2016/5/11/chartex" xmlns:cx6="http://schemas.microsoft.com/office/drawing/2016/5/12/chartex" xmlns:cx7="http://schemas.microsoft.com/office/drawing/2016/5/13/chartex" xmlns:cx8="http://schemas.microsoft.com/office/drawing/2016/5/14/chartex" xmlns:mc="http://schemas.openxmlformats.org/markup-compatibility/2006" xmlns:aink="http://schemas.microsoft.com/office/drawing/2016/ink" xmlns:am3d="http://schemas.microsoft.com/office/drawing/2017/model3d" xmlns:o="urn:schemas-microsoft-com:office:office" xmlns:oel="http://schemas.microsoft.com/office/2019/extlst" xmlns:r="http://schemas.openxmlformats.org/officeDocument/2006/relationships" xmlns:m="http://schemas.openxmlformats.org/officeDocument/2006/math" xmlns:v="urn:schemas-microsoft-com:vml" xmlns:wp14="http://schemas.microsoft.com/office/word/2010/wordprocessingDrawing" xmlns:wp="http://schemas.openxmlformats.org/drawingml/2006/wordprocessingDrawing" xmlns:w10="urn:schemas-microsoft-com:office:word" xmlns:w="http://schemas.openxmlformats.org/wordprocessingml/2006/main" xmlns:w14="http://schemas.microsoft.com/office/word/2010/wordml" xmlns:w15="http://schemas.microsoft.com/office/word/2012/wordml" xmlns:w16cex="http://schemas.microsoft.com/office/word/2018/wordml/cex" xmlns:w16cid="http://schemas.microsoft.com/office/word/2016/wordml/cid" xmlns:w16="http://schemas.microsoft.com/office/word/2018/wordml" xmlns:w16du="http://schemas.microsoft.com/office/word/2023/wordml/word16du" xmlns:w16sdtdh="http://schemas.microsoft.com/office/word/2020/wordml/sdtdatahash" xmlns:w16sdtfl="http://schemas.microsoft.com/office/word/2024/wordml/sdtformatlock" xmlns:w16se="http://schemas.microsoft.com/office/word/2015/wordml/symex" xmlns:wpg="http://schemas.microsoft.com/office/word/2010/wordprocessingGroup" xmlns:wpi="http://schemas.microsoft.com/office/word/2010/wordprocessingInk" xmlns:wne="http://schemas.microsoft.com/office/word/2006/wordml" xmlns:wps="http://schemas.microsoft.com/office/word/2010/wordprocessingShape" mc:Ignorable="w14 w15 w16se w16cid w16 w16cex w16sdtdh w16sdtfl w16du wp14">
+<w:numbering xmlns:wpc="http://schemas.microsoft.com/office/word/2010/wordprocessingCanvas" xmlns:cx="http://schemas.microsoft.com/office/drawing/2014/chartex" xmlns:cx1="http://schemas.microsoft.com/office/drawing/2015/9/8/chartex" xmlns:cx2="http://schemas.microsoft.com/office/drawing/2015/10/21/chartex" xmlns:cx3="http://schemas.microsoft.com/office/drawing/2016/5/9/chartex" xmlns:cx4="http://schemas.microsoft.com/office/drawing/2016/5/10/chartex" xmlns:cx5="http://schemas.microsoft.com/office/drawing/2016/5/11/chartex" xmlns:cx6="http://schemas.microsoft.com/office/drawing/2016/5/12/chartex" xmlns:cx7="http://schemas.microsoft.com/office/drawing/2016/5/13/chartex" xmlns:cx8="http://schemas.microsoft.com/office/drawing/2016/5/14/chartex" xmlns:mc="http://schemas.openxmlformats.org/markup-compatibility/2006" xmlns:aink="http://schemas.microsoft.com/office/drawing/2016/ink" xmlns:am3d="http://schemas.microsoft.com/office/drawing/2017/model3d" xmlns:o="urn:schemas-microsoft-com:office:office" xmlns:oel="http://schemas.microsoft.com/office/2019/extlst" xmlns:r="http://schemas.openxmlformats.org/officeDocument/2006/relationships" xmlns:m="http://schemas.openxmlformats.org/officeDocument/2006/math" xmlns:v="urn:schemas-microsoft-com:vml" xmlns:wp14="http://schemas.microsoft.com/office/word/2010/wordprocessingDrawing" xmlns:wp="http://schemas.openxmlformats.org/drawingml/2006/wordprocessingDrawing" xmlns:w10="urn:schemas-microsoft-com:office:word" xmlns:w="http://schemas.openxmlformats.org/wordprocessingml/2006/main" xmlns:w14="http://schemas.microsoft.com/office/word/2010/wordml" xmlns:w15="http://schemas.microsoft.com/office/word/2012/wordml" xmlns:w16cex="http://schemas.microsoft.com/office/word/2018/wordml/cex" xmlns:w16cid="http://schemas.microsoft.com/office/word/2016/wordml/cid" xmlns:w16="http://schemas.microsoft.com/office/word/2018/wordml" xmlns:w16sdtdh="http://schemas.microsoft.com/office/word/2020/wordml/sdtdatahash" xmlns:w16se="http://schemas.microsoft.com/office/word/2015/wordml/symex" xmlns:wpg="http://schemas.microsoft.com/office/word/2010/wordprocessingGroup" xmlns:wpi="http://schemas.microsoft.com/office/word/2010/wordprocessingInk" xmlns:wne="http://schemas.microsoft.com/office/word/2006/wordml" xmlns:wps="http://schemas.microsoft.com/office/word/2010/wordprocessingShape" mc:Ignorable="w14 w15 w16se w16cid w16 w16cex w16sdtdh wp14">
   <w:abstractNum w:abstractNumId="0" w15:restartNumberingAfterBreak="0">
     <w:nsid w:val="09AF2927"/>
     <w:multiLevelType w:val="multilevel"/>
@@ -15699,7 +17577,7 @@
 </file>
 
 <file path=word/styles.xml><?xml version="1.0" encoding="utf-8"?>
-<w:styles xmlns:mc="http://schemas.openxmlformats.org/markup-compatibility/2006" xmlns:r="http://schemas.openxmlformats.org/officeDocument/2006/relationships" xmlns:w="http://schemas.openxmlformats.org/wordprocessingml/2006/main" xmlns:w14="http://schemas.microsoft.com/office/word/2010/wordml" xmlns:w15="http://schemas.microsoft.com/office/word/2012/wordml" xmlns:w16cex="http://schemas.microsoft.com/office/word/2018/wordml/cex" xmlns:w16cid="http://schemas.microsoft.com/office/word/2016/wordml/cid" xmlns:w16="http://schemas.microsoft.com/office/word/2018/wordml" xmlns:w16du="http://schemas.microsoft.com/office/word/2023/wordml/word16du" xmlns:w16sdtdh="http://schemas.microsoft.com/office/word/2020/wordml/sdtdatahash" xmlns:w16sdtfl="http://schemas.microsoft.com/office/word/2024/wordml/sdtformatlock" xmlns:w16se="http://schemas.microsoft.com/office/word/2015/wordml/symex" mc:Ignorable="w14 w15 w16se w16cid w16 w16cex w16sdtdh w16sdtfl w16du">
+<w:styles xmlns:mc="http://schemas.openxmlformats.org/markup-compatibility/2006" xmlns:r="http://schemas.openxmlformats.org/officeDocument/2006/relationships" xmlns:w="http://schemas.openxmlformats.org/wordprocessingml/2006/main" xmlns:w14="http://schemas.microsoft.com/office/word/2010/wordml" xmlns:w15="http://schemas.microsoft.com/office/word/2012/wordml" xmlns:w16cex="http://schemas.microsoft.com/office/word/2018/wordml/cex" xmlns:w16cid="http://schemas.microsoft.com/office/word/2016/wordml/cid" xmlns:w16="http://schemas.microsoft.com/office/word/2018/wordml" xmlns:w16sdtdh="http://schemas.microsoft.com/office/word/2020/wordml/sdtdatahash" xmlns:w16se="http://schemas.microsoft.com/office/word/2015/wordml/symex" mc:Ignorable="w14 w15 w16se w16cid w16 w16cex w16sdtdh">
   <w:docDefaults>
     <w:rPrDefault>
       <w:rPr>

--- a/aws docs/AWS Practice.docx
+++ b/aws docs/AWS Practice.docx
@@ -1,6 +1,6 @@
 
 <file path=word/document.xml><?xml version="1.0" encoding="utf-8"?>
-<w:document xmlns:wpc="http://schemas.microsoft.com/office/word/2010/wordprocessingCanvas" xmlns:cx="http://schemas.microsoft.com/office/drawing/2014/chartex" xmlns:cx1="http://schemas.microsoft.com/office/drawing/2015/9/8/chartex" xmlns:cx2="http://schemas.microsoft.com/office/drawing/2015/10/21/chartex" xmlns:cx3="http://schemas.microsoft.com/office/drawing/2016/5/9/chartex" xmlns:cx4="http://schemas.microsoft.com/office/drawing/2016/5/10/chartex" xmlns:cx5="http://schemas.microsoft.com/office/drawing/2016/5/11/chartex" xmlns:cx6="http://schemas.microsoft.com/office/drawing/2016/5/12/chartex" xmlns:cx7="http://schemas.microsoft.com/office/drawing/2016/5/13/chartex" xmlns:cx8="http://schemas.microsoft.com/office/drawing/2016/5/14/chartex" xmlns:mc="http://schemas.openxmlformats.org/markup-compatibility/2006" xmlns:aink="http://schemas.microsoft.com/office/drawing/2016/ink" xmlns:am3d="http://schemas.microsoft.com/office/drawing/2017/model3d" xmlns:o="urn:schemas-microsoft-com:office:office" xmlns:oel="http://schemas.microsoft.com/office/2019/extlst" xmlns:r="http://schemas.openxmlformats.org/officeDocument/2006/relationships" xmlns:m="http://schemas.openxmlformats.org/officeDocument/2006/math" xmlns:v="urn:schemas-microsoft-com:vml" xmlns:wp14="http://schemas.microsoft.com/office/word/2010/wordprocessingDrawing" xmlns:wp="http://schemas.openxmlformats.org/drawingml/2006/wordprocessingDrawing" xmlns:w10="urn:schemas-microsoft-com:office:word" xmlns:w="http://schemas.openxmlformats.org/wordprocessingml/2006/main" xmlns:w14="http://schemas.microsoft.com/office/word/2010/wordml" xmlns:w15="http://schemas.microsoft.com/office/word/2012/wordml" xmlns:w16cex="http://schemas.microsoft.com/office/word/2018/wordml/cex" xmlns:w16cid="http://schemas.microsoft.com/office/word/2016/wordml/cid" xmlns:w16="http://schemas.microsoft.com/office/word/2018/wordml" xmlns:w16sdtdh="http://schemas.microsoft.com/office/word/2020/wordml/sdtdatahash" xmlns:w16se="http://schemas.microsoft.com/office/word/2015/wordml/symex" xmlns:wpg="http://schemas.microsoft.com/office/word/2010/wordprocessingGroup" xmlns:wpi="http://schemas.microsoft.com/office/word/2010/wordprocessingInk" xmlns:wne="http://schemas.microsoft.com/office/word/2006/wordml" xmlns:wps="http://schemas.microsoft.com/office/word/2010/wordprocessingShape" mc:Ignorable="w14 w15 w16se w16cid w16 w16cex w16sdtdh wp14">
+<w:document xmlns:wpc="http://schemas.microsoft.com/office/word/2010/wordprocessingCanvas" xmlns:cx="http://schemas.microsoft.com/office/drawing/2014/chartex" xmlns:cx1="http://schemas.microsoft.com/office/drawing/2015/9/8/chartex" xmlns:cx2="http://schemas.microsoft.com/office/drawing/2015/10/21/chartex" xmlns:cx3="http://schemas.microsoft.com/office/drawing/2016/5/9/chartex" xmlns:cx4="http://schemas.microsoft.com/office/drawing/2016/5/10/chartex" xmlns:cx5="http://schemas.microsoft.com/office/drawing/2016/5/11/chartex" xmlns:cx6="http://schemas.microsoft.com/office/drawing/2016/5/12/chartex" xmlns:cx7="http://schemas.microsoft.com/office/drawing/2016/5/13/chartex" xmlns:cx8="http://schemas.microsoft.com/office/drawing/2016/5/14/chartex" xmlns:mc="http://schemas.openxmlformats.org/markup-compatibility/2006" xmlns:aink="http://schemas.microsoft.com/office/drawing/2016/ink" xmlns:am3d="http://schemas.microsoft.com/office/drawing/2017/model3d" xmlns:o="urn:schemas-microsoft-com:office:office" xmlns:oel="http://schemas.microsoft.com/office/2019/extlst" xmlns:r="http://schemas.openxmlformats.org/officeDocument/2006/relationships" xmlns:m="http://schemas.openxmlformats.org/officeDocument/2006/math" xmlns:v="urn:schemas-microsoft-com:vml" xmlns:wp14="http://schemas.microsoft.com/office/word/2010/wordprocessingDrawing" xmlns:wp="http://schemas.openxmlformats.org/drawingml/2006/wordprocessingDrawing" xmlns:w10="urn:schemas-microsoft-com:office:word" xmlns:w="http://schemas.openxmlformats.org/wordprocessingml/2006/main" xmlns:w14="http://schemas.microsoft.com/office/word/2010/wordml" xmlns:w15="http://schemas.microsoft.com/office/word/2012/wordml" xmlns:w16cex="http://schemas.microsoft.com/office/word/2018/wordml/cex" xmlns:w16cid="http://schemas.microsoft.com/office/word/2016/wordml/cid" xmlns:w16="http://schemas.microsoft.com/office/word/2018/wordml" xmlns:w16du="http://schemas.microsoft.com/office/word/2023/wordml/word16du" xmlns:w16sdtdh="http://schemas.microsoft.com/office/word/2020/wordml/sdtdatahash" xmlns:w16sdtfl="http://schemas.microsoft.com/office/word/2024/wordml/sdtformatlock" xmlns:w16se="http://schemas.microsoft.com/office/word/2015/wordml/symex" xmlns:wpg="http://schemas.microsoft.com/office/word/2010/wordprocessingGroup" xmlns:wpi="http://schemas.microsoft.com/office/word/2010/wordprocessingInk" xmlns:wne="http://schemas.microsoft.com/office/word/2006/wordml" xmlns:wps="http://schemas.microsoft.com/office/word/2010/wordprocessingShape" mc:Ignorable="w14 w15 w16se w16cid w16 w16cex w16sdtdh w16sdtfl w16du wp14">
   <w:body>
     <w:p>
       <w:pPr>
@@ -456,7 +456,6 @@
         </w:rPr>
       </w:pPr>
       <w:hyperlink r:id="rId11" w:tgtFrame="_blank" w:history="1">
-        <w:proofErr w:type="spellStart"/>
         <w:r>
           <w:rPr>
             <w:rStyle w:val="Hyperlink"/>
@@ -465,7 +464,6 @@
           </w:rPr>
           <w:t>Multicloud</w:t>
         </w:r>
-        <w:proofErr w:type="spellEnd"/>
       </w:hyperlink>
       <w:r>
         <w:rPr>
@@ -811,9 +809,9 @@
           <w:szCs w:val="22"/>
         </w:rPr>
         <w:drawing>
-          <wp:inline distT="0" distB="0" distL="0" distR="0" wp14:anchorId="497F2F0A" wp14:editId="45BAC4B8">
-            <wp:extent cx="5975350" cy="2302043"/>
-            <wp:effectExtent l="0" t="0" r="6350" b="3175"/>
+          <wp:inline distT="0" distB="0" distL="0" distR="0" wp14:anchorId="497F2F0A" wp14:editId="7A8890F1">
+            <wp:extent cx="6558280" cy="2380847"/>
+            <wp:effectExtent l="0" t="0" r="0" b="635"/>
             <wp:docPr id="628516208" name="Picture 1" descr="A screenshot of a computer&#10;&#10;AI-generated content may be incorrect."/>
             <wp:cNvGraphicFramePr>
               <a:graphicFrameLocks xmlns:a="http://schemas.openxmlformats.org/drawingml/2006/main" noChangeAspect="1"/>
@@ -840,7 +838,7 @@
                   <pic:spPr>
                     <a:xfrm>
                       <a:off x="0" y="0"/>
-                      <a:ext cx="6020419" cy="2319406"/>
+                      <a:ext cx="6665758" cy="2419865"/>
                     </a:xfrm>
                     <a:prstGeom prst="rect">
                       <a:avLst/>
@@ -945,7 +943,23 @@
           <w:bCs/>
           <w:highlight w:val="yellow"/>
         </w:rPr>
-        <w:t>Virtual service in cloud</w:t>
+        <w:t>Virtual serve</w:t>
+      </w:r>
+      <w:r>
+        <w:rPr>
+          <w:b/>
+          <w:bCs/>
+          <w:highlight w:val="yellow"/>
+        </w:rPr>
+        <w:t>rs</w:t>
+      </w:r>
+      <w:r>
+        <w:rPr>
+          <w:b/>
+          <w:bCs/>
+          <w:highlight w:val="yellow"/>
+        </w:rPr>
+        <w:t xml:space="preserve"> in cloud</w:t>
       </w:r>
       <w:r>
         <w:rPr>
@@ -1006,19 +1020,13 @@
           <w:bCs/>
         </w:rPr>
       </w:pPr>
-    </w:p>
-    <w:p>
-      <w:pPr>
-        <w:rPr>
-          <w:b/>
-          <w:bCs/>
-        </w:rPr>
-      </w:pPr>
-      <w:r>
-        <w:rPr>
-          <w:b/>
-          <w:bCs/>
-        </w:rPr>
+      <w:r>
+        <w:rPr>
+          <w:b/>
+          <w:bCs/>
+          <w:highlight w:val="yellow"/>
+        </w:rPr>
+        <w:lastRenderedPageBreak/>
         <w:t>Click on Lauch instances.</w:t>
       </w:r>
     </w:p>
@@ -1248,21 +1256,21 @@
     </w:p>
     <w:p>
       <w:r>
+        <w:t xml:space="preserve">And we are not changing any Network Settings. We are going to use default </w:t>
+      </w:r>
+      <w:r>
+        <w:t xml:space="preserve">settings </w:t>
+      </w:r>
+      <w:r>
+        <w:t>only</w:t>
+      </w:r>
+      <w:r>
+        <w:t>.</w:t>
+      </w:r>
+    </w:p>
+    <w:p>
+      <w:r>
         <w:lastRenderedPageBreak/>
-        <w:t xml:space="preserve">And we are not changing any Network Settings. We are going to use default </w:t>
-      </w:r>
-      <w:r>
-        <w:t xml:space="preserve">settings </w:t>
-      </w:r>
-      <w:r>
-        <w:t>only</w:t>
-      </w:r>
-      <w:r>
-        <w:t>.</w:t>
-      </w:r>
-    </w:p>
-    <w:p>
-      <w:r>
         <w:t>If we want to change the Security group name. We can declare any name instead of launch-wizard. It is our wish to change the name.</w:t>
       </w:r>
     </w:p>
@@ -1330,6 +1338,7 @@
         <w:rPr>
           <w:b/>
           <w:bCs/>
+          <w:highlight w:val="yellow"/>
         </w:rPr>
         <w:t>later just click on Lauch instance.</w:t>
       </w:r>
@@ -1395,14 +1404,67 @@
         <w:rPr>
           <w:b/>
           <w:bCs/>
+          <w:highlight w:val="yellow"/>
         </w:rPr>
         <w:t>*…………………………</w:t>
       </w:r>
-      <w:proofErr w:type="gramStart"/>
-      <w:r>
-        <w:rPr>
-          <w:b/>
-          <w:bCs/>
+      <w:r>
+        <w:rPr>
+          <w:b/>
+          <w:bCs/>
+          <w:highlight w:val="yellow"/>
+        </w:rPr>
+        <w:t xml:space="preserve">…. </w:t>
+      </w:r>
+      <w:r>
+        <w:rPr>
+          <w:b/>
+          <w:bCs/>
+          <w:color w:val="EE0000"/>
+          <w:highlight w:val="yellow"/>
+        </w:rPr>
+        <w:t>In</w:t>
+      </w:r>
+      <w:r>
+        <w:rPr>
+          <w:b/>
+          <w:bCs/>
+          <w:color w:val="EE0000"/>
+          <w:highlight w:val="yellow"/>
+        </w:rPr>
+        <w:t xml:space="preserve"> </w:t>
+      </w:r>
+      <w:r>
+        <w:rPr>
+          <w:b/>
+          <w:bCs/>
+          <w:color w:val="EE0000"/>
+          <w:highlight w:val="yellow"/>
+        </w:rPr>
+        <w:t>this way</w:t>
+      </w:r>
+      <w:r>
+        <w:rPr>
+          <w:b/>
+          <w:bCs/>
+          <w:color w:val="EE0000"/>
+          <w:highlight w:val="yellow"/>
+        </w:rPr>
+        <w:t xml:space="preserve"> we are going to create EC-2 Machine</w:t>
+      </w:r>
+      <w:r>
+        <w:rPr>
+          <w:b/>
+          <w:bCs/>
+          <w:highlight w:val="yellow"/>
+        </w:rPr>
+        <w:t>……………………………</w:t>
+      </w:r>
+      <w:r>
+        <w:rPr>
+          <w:b/>
+          <w:bCs/>
+          <w:highlight w:val="yellow"/>
         </w:rPr>
         <w:t>….</w:t>
       </w:r>
@@ -1411,36 +1473,7 @@
           <w:b/>
           <w:bCs/>
         </w:rPr>
-        <w:t>In</w:t>
-      </w:r>
-      <w:proofErr w:type="gramEnd"/>
-      <w:r>
-        <w:rPr>
-          <w:b/>
-          <w:bCs/>
-        </w:rPr>
-        <w:t xml:space="preserve"> </w:t>
-      </w:r>
-      <w:r>
-        <w:rPr>
-          <w:b/>
-          <w:bCs/>
-        </w:rPr>
-        <w:t>this way</w:t>
-      </w:r>
-      <w:r>
-        <w:rPr>
-          <w:b/>
-          <w:bCs/>
-        </w:rPr>
-        <w:t xml:space="preserve"> we are going to create EC-2 Machine</w:t>
-      </w:r>
-      <w:r>
-        <w:rPr>
-          <w:b/>
-          <w:bCs/>
-        </w:rPr>
-        <w:t>……………………………….*</w:t>
+        <w:t xml:space="preserve"> *</w:t>
       </w:r>
     </w:p>
     <w:p>
@@ -1482,17 +1515,8 @@
           <w:b/>
           <w:bCs/>
         </w:rPr>
-        <w:t xml:space="preserve">Putty and </w:t>
-      </w:r>
-      <w:proofErr w:type="spellStart"/>
-      <w:r>
-        <w:rPr>
-          <w:b/>
-          <w:bCs/>
-        </w:rPr>
-        <w:t>Puttygen</w:t>
-      </w:r>
-      <w:proofErr w:type="spellEnd"/>
+        <w:t>Putty and Puttygen</w:t>
+      </w:r>
       <w:r>
         <w:t>.</w:t>
       </w:r>
@@ -1549,13 +1573,16 @@
         <w:tblLook w:val="04A0" w:firstRow="1" w:lastRow="0" w:firstColumn="1" w:lastColumn="0" w:noHBand="0" w:noVBand="1"/>
       </w:tblPr>
       <w:tblGrid>
-        <w:gridCol w:w="5228"/>
-        <w:gridCol w:w="4548"/>
+        <w:gridCol w:w="5098"/>
+        <w:gridCol w:w="4866"/>
       </w:tblGrid>
       <w:tr>
+        <w:trPr>
+          <w:trHeight w:val="344"/>
+        </w:trPr>
         <w:tc>
           <w:tcPr>
-            <w:tcW w:w="5228" w:type="dxa"/>
+            <w:tcW w:w="5098" w:type="dxa"/>
           </w:tcPr>
           <w:p>
             <w:pPr>
@@ -1591,7 +1618,7 @@
         </w:tc>
         <w:tc>
           <w:tcPr>
-            <w:tcW w:w="4548" w:type="dxa"/>
+            <w:tcW w:w="4866" w:type="dxa"/>
           </w:tcPr>
           <w:p>
             <w:pPr>
@@ -1609,7 +1636,6 @@
               </w:rPr>
               <w:t xml:space="preserve">                                      </w:t>
             </w:r>
-            <w:proofErr w:type="spellStart"/>
             <w:r>
               <w:rPr>
                 <w:b/>
@@ -1617,14 +1643,16 @@
               </w:rPr>
               <w:t>puttygen</w:t>
             </w:r>
-            <w:proofErr w:type="spellEnd"/>
           </w:p>
         </w:tc>
       </w:tr>
       <w:tr>
+        <w:trPr>
+          <w:trHeight w:val="2891"/>
+        </w:trPr>
         <w:tc>
           <w:tcPr>
-            <w:tcW w:w="5228" w:type="dxa"/>
+            <w:tcW w:w="5098" w:type="dxa"/>
           </w:tcPr>
           <w:p>
             <w:pPr>
@@ -1640,9 +1668,9 @@
                 <w:szCs w:val="22"/>
               </w:rPr>
               <w:drawing>
-                <wp:inline distT="0" distB="0" distL="0" distR="0" wp14:anchorId="09BB1CDE" wp14:editId="20691232">
-                  <wp:extent cx="2840355" cy="1548063"/>
-                  <wp:effectExtent l="0" t="0" r="0" b="0"/>
+                <wp:inline distT="0" distB="0" distL="0" distR="0" wp14:anchorId="09BB1CDE" wp14:editId="158BC4A9">
+                  <wp:extent cx="2922814" cy="1746885"/>
+                  <wp:effectExtent l="0" t="0" r="0" b="5715"/>
                   <wp:docPr id="1018089228" name="Picture 1"/>
                   <wp:cNvGraphicFramePr>
                     <a:graphicFrameLocks xmlns:a="http://schemas.openxmlformats.org/drawingml/2006/main" noChangeAspect="1"/>
@@ -1663,7 +1691,7 @@
                         <pic:spPr>
                           <a:xfrm>
                             <a:off x="0" y="0"/>
-                            <a:ext cx="2856342" cy="1556776"/>
+                            <a:ext cx="2951740" cy="1764173"/>
                           </a:xfrm>
                           <a:prstGeom prst="rect">
                             <a:avLst/>
@@ -1679,7 +1707,7 @@
         </w:tc>
         <w:tc>
           <w:tcPr>
-            <w:tcW w:w="4548" w:type="dxa"/>
+            <w:tcW w:w="4866" w:type="dxa"/>
           </w:tcPr>
           <w:p>
             <w:pPr>
@@ -1695,9 +1723,9 @@
                 <w:szCs w:val="22"/>
               </w:rPr>
               <w:drawing>
-                <wp:inline distT="0" distB="0" distL="0" distR="0" wp14:anchorId="401D9298" wp14:editId="30D495D0">
-                  <wp:extent cx="2743200" cy="1283160"/>
-                  <wp:effectExtent l="0" t="0" r="0" b="0"/>
+                <wp:inline distT="0" distB="0" distL="0" distR="0" wp14:anchorId="401D9298" wp14:editId="7BB68B36">
+                  <wp:extent cx="2917372" cy="1768475"/>
+                  <wp:effectExtent l="0" t="0" r="0" b="3175"/>
                   <wp:docPr id="505723559" name="Picture 1"/>
                   <wp:cNvGraphicFramePr>
                     <a:graphicFrameLocks xmlns:a="http://schemas.openxmlformats.org/drawingml/2006/main" noChangeAspect="1"/>
@@ -1718,7 +1746,7 @@
                         <pic:spPr>
                           <a:xfrm>
                             <a:off x="0" y="0"/>
-                            <a:ext cx="2752595" cy="1287555"/>
+                            <a:ext cx="2942587" cy="1783760"/>
                           </a:xfrm>
                           <a:prstGeom prst="rect">
                             <a:avLst/>
@@ -1791,64 +1819,16 @@
           <w:szCs w:val="32"/>
           <w:highlight w:val="yellow"/>
         </w:rPr>
-        <w:t>Because to convert .</w:t>
-      </w:r>
-      <w:proofErr w:type="spellStart"/>
-      <w:r>
-        <w:rPr>
-          <w:b/>
-          <w:bCs/>
-          <w:color w:val="EE0000"/>
+        <w:t>Because to convert .pem file into .ppk file</w:t>
+      </w:r>
+      <w:r>
+        <w:rPr>
+          <w:b/>
+          <w:bCs/>
           <w:sz w:val="32"/>
           <w:szCs w:val="32"/>
           <w:highlight w:val="yellow"/>
         </w:rPr>
-        <w:t>pem</w:t>
-      </w:r>
-      <w:proofErr w:type="spellEnd"/>
-      <w:r>
-        <w:rPr>
-          <w:b/>
-          <w:bCs/>
-          <w:color w:val="EE0000"/>
-          <w:sz w:val="32"/>
-          <w:szCs w:val="32"/>
-          <w:highlight w:val="yellow"/>
-        </w:rPr>
-        <w:t xml:space="preserve"> file into .</w:t>
-      </w:r>
-      <w:proofErr w:type="spellStart"/>
-      <w:r>
-        <w:rPr>
-          <w:b/>
-          <w:bCs/>
-          <w:color w:val="EE0000"/>
-          <w:sz w:val="32"/>
-          <w:szCs w:val="32"/>
-          <w:highlight w:val="yellow"/>
-        </w:rPr>
-        <w:t>ppk</w:t>
-      </w:r>
-      <w:proofErr w:type="spellEnd"/>
-      <w:r>
-        <w:rPr>
-          <w:b/>
-          <w:bCs/>
-          <w:color w:val="EE0000"/>
-          <w:sz w:val="32"/>
-          <w:szCs w:val="32"/>
-          <w:highlight w:val="yellow"/>
-        </w:rPr>
-        <w:t xml:space="preserve"> file</w:t>
-      </w:r>
-      <w:r>
-        <w:rPr>
-          <w:b/>
-          <w:bCs/>
-          <w:sz w:val="32"/>
-          <w:szCs w:val="32"/>
-          <w:highlight w:val="yellow"/>
-        </w:rPr>
         <w:t>.</w:t>
       </w:r>
     </w:p>
@@ -1861,7 +1841,6 @@
           <w:szCs w:val="28"/>
         </w:rPr>
       </w:pPr>
-      <w:proofErr w:type="spellStart"/>
       <w:r>
         <w:rPr>
           <w:b/>
@@ -1880,18 +1859,7 @@
           <w:szCs w:val="28"/>
           <w:highlight w:val="yellow"/>
         </w:rPr>
-        <w:t>em</w:t>
-      </w:r>
-      <w:proofErr w:type="spellEnd"/>
-      <w:r>
-        <w:rPr>
-          <w:b/>
-          <w:bCs/>
-          <w:sz w:val="28"/>
-          <w:szCs w:val="28"/>
-          <w:highlight w:val="yellow"/>
-        </w:rPr>
-        <w:t xml:space="preserve"> </w:t>
+        <w:t xml:space="preserve">em </w:t>
       </w:r>
       <w:r>
         <w:rPr>
@@ -1932,7 +1900,6 @@
           <w:szCs w:val="22"/>
         </w:rPr>
       </w:pPr>
-      <w:proofErr w:type="spellStart"/>
       <w:r>
         <w:rPr>
           <w:b/>
@@ -1951,18 +1918,7 @@
           <w:szCs w:val="28"/>
           <w:highlight w:val="yellow"/>
         </w:rPr>
-        <w:t>pk</w:t>
-      </w:r>
-      <w:proofErr w:type="spellEnd"/>
-      <w:r>
-        <w:rPr>
-          <w:b/>
-          <w:bCs/>
-          <w:sz w:val="28"/>
-          <w:szCs w:val="28"/>
-          <w:highlight w:val="yellow"/>
-        </w:rPr>
-        <w:t xml:space="preserve"> </w:t>
+        <w:t xml:space="preserve">pk </w:t>
       </w:r>
       <w:r>
         <w:rPr>
@@ -2027,37 +1983,13 @@
         <w:t xml:space="preserve"> </w:t>
       </w:r>
       <w:r>
-        <w:t xml:space="preserve">Because putty doesn’t support </w:t>
-      </w:r>
-      <w:proofErr w:type="spellStart"/>
-      <w:r>
-        <w:t>pem</w:t>
-      </w:r>
-      <w:proofErr w:type="spellEnd"/>
-      <w:r>
-        <w:t xml:space="preserve"> file. We </w:t>
+        <w:t xml:space="preserve">Because putty doesn’t support pem file. We </w:t>
       </w:r>
       <w:r>
         <w:t>must</w:t>
       </w:r>
       <w:r>
-        <w:t xml:space="preserve"> convert </w:t>
-      </w:r>
-      <w:proofErr w:type="spellStart"/>
-      <w:r>
-        <w:t>pem</w:t>
-      </w:r>
-      <w:proofErr w:type="spellEnd"/>
-      <w:r>
-        <w:t xml:space="preserve"> to </w:t>
-      </w:r>
-      <w:proofErr w:type="spellStart"/>
-      <w:r>
-        <w:t>ppk</w:t>
-      </w:r>
-      <w:proofErr w:type="spellEnd"/>
-      <w:r>
-        <w:t xml:space="preserve"> file.</w:t>
+        <w:t xml:space="preserve"> convert pem to ppk file.</w:t>
       </w:r>
       <w:r>
         <w:t xml:space="preserve"> </w:t>
@@ -2074,16 +2006,27 @@
         <w:rPr>
           <w:b/>
           <w:bCs/>
+          <w:color w:val="EE0000"/>
+          <w:sz w:val="28"/>
+          <w:szCs w:val="28"/>
+          <w:highlight w:val="yellow"/>
         </w:rPr>
         <w:t>RSA</w:t>
       </w:r>
       <w:r>
+        <w:rPr>
+          <w:highlight w:val="yellow"/>
+        </w:rPr>
         <w:t> stands for </w:t>
       </w:r>
       <w:r>
         <w:rPr>
           <w:b/>
           <w:bCs/>
+          <w:color w:val="EE0000"/>
+          <w:sz w:val="28"/>
+          <w:szCs w:val="28"/>
+          <w:highlight w:val="yellow"/>
         </w:rPr>
         <w:t xml:space="preserve">Rivest, Shamir, Adleman </w:t>
       </w:r>
@@ -2091,6 +2034,7 @@
         <w:rPr>
           <w:b/>
           <w:bCs/>
+          <w:highlight w:val="yellow"/>
         </w:rPr>
         <w:sym w:font="Wingdings" w:char="F0E0"/>
       </w:r>
@@ -2098,12 +2042,45 @@
         <w:rPr>
           <w:b/>
           <w:bCs/>
+          <w:highlight w:val="yellow"/>
+        </w:rPr>
+        <w:t xml:space="preserve"> it is a</w:t>
+      </w:r>
+      <w:r>
+        <w:rPr>
+          <w:b/>
+          <w:bCs/>
+          <w:highlight w:val="yellow"/>
+        </w:rPr>
+        <w:t>n</w:t>
+      </w:r>
+      <w:r>
+        <w:rPr>
+          <w:b/>
+          <w:bCs/>
+          <w:highlight w:val="yellow"/>
         </w:rPr>
         <w:t xml:space="preserve"> </w:t>
       </w:r>
       <w:r>
+        <w:rPr>
+          <w:b/>
+          <w:bCs/>
+          <w:sz w:val="28"/>
+          <w:szCs w:val="28"/>
+          <w:highlight w:val="yellow"/>
+        </w:rPr>
         <w:t>algorithm</w:t>
       </w:r>
+      <w:r>
+        <w:rPr>
+          <w:b/>
+          <w:bCs/>
+          <w:sz w:val="28"/>
+          <w:szCs w:val="28"/>
+        </w:rPr>
+        <w:t>.</w:t>
+      </w:r>
     </w:p>
     <w:p>
       <w:pPr>
@@ -2135,7 +2112,6 @@
       <w:r>
         <w:t xml:space="preserve">Double click on </w:t>
       </w:r>
-      <w:proofErr w:type="spellStart"/>
       <w:r>
         <w:rPr>
           <w:b/>
@@ -2143,7 +2119,6 @@
         </w:rPr>
         <w:t>Puttygen</w:t>
       </w:r>
-      <w:proofErr w:type="spellEnd"/>
       <w:r>
         <w:rPr>
           <w:b/>
@@ -2151,7 +2126,6 @@
         </w:rPr>
         <w:t xml:space="preserve"> and open </w:t>
       </w:r>
-      <w:proofErr w:type="spellStart"/>
       <w:r>
         <w:rPr>
           <w:b/>
@@ -2159,7 +2133,6 @@
         </w:rPr>
         <w:t>Puttygen</w:t>
       </w:r>
-      <w:proofErr w:type="spellEnd"/>
       <w:r>
         <w:rPr>
           <w:sz w:val="20"/>
@@ -2933,9 +2906,9 @@
           <w:szCs w:val="20"/>
         </w:rPr>
         <w:drawing>
-          <wp:inline distT="0" distB="0" distL="0" distR="0" wp14:anchorId="778675E9" wp14:editId="1E5B32B9">
-            <wp:extent cx="5695888" cy="2903621"/>
-            <wp:effectExtent l="0" t="0" r="635" b="0"/>
+          <wp:inline distT="0" distB="0" distL="0" distR="0" wp14:anchorId="778675E9" wp14:editId="430C5D53">
+            <wp:extent cx="6645275" cy="2939143"/>
+            <wp:effectExtent l="0" t="0" r="3175" b="0"/>
             <wp:docPr id="986996245" name="Picture 1" descr="A screenshot of a computer&#10;&#10;AI-generated content may be incorrect."/>
             <wp:cNvGraphicFramePr>
               <a:graphicFrameLocks xmlns:a="http://schemas.openxmlformats.org/drawingml/2006/main" noChangeAspect="1"/>
@@ -2956,7 +2929,7 @@
                   <pic:spPr>
                     <a:xfrm>
                       <a:off x="0" y="0"/>
-                      <a:ext cx="5825983" cy="2969940"/>
+                      <a:ext cx="6811397" cy="3012617"/>
                     </a:xfrm>
                     <a:prstGeom prst="rect">
                       <a:avLst/>
@@ -2972,26 +2945,36 @@
     <w:p>
       <w:r>
         <w:lastRenderedPageBreak/>
-        <w:t>And go to SSH client tab and note down the Host name. Host name is</w:t>
-      </w:r>
-      <w:r>
-        <w:t xml:space="preserve"> start </w:t>
-      </w:r>
-      <w:proofErr w:type="gramStart"/>
-      <w:r>
-        <w:t xml:space="preserve">from </w:t>
-      </w:r>
-      <w:r>
-        <w:t xml:space="preserve"> ec</w:t>
-      </w:r>
-      <w:proofErr w:type="gramEnd"/>
-      <w:r>
-        <w:t>-2 user</w:t>
-      </w:r>
-      <w:r>
+        <w:t xml:space="preserve">And go to SSH client tab and note down the Host name. </w:t>
+      </w:r>
+      <w:r>
+        <w:rPr>
+          <w:highlight w:val="yellow"/>
+        </w:rPr>
+        <w:t>Host name is</w:t>
+      </w:r>
+      <w:r>
+        <w:rPr>
+          <w:highlight w:val="yellow"/>
+        </w:rPr>
+        <w:t xml:space="preserve"> start from </w:t>
+      </w:r>
+      <w:r>
+        <w:rPr>
+          <w:highlight w:val="yellow"/>
+        </w:rPr>
+        <w:t xml:space="preserve"> ec-2 user</w:t>
+      </w:r>
+      <w:r>
+        <w:rPr>
+          <w:highlight w:val="yellow"/>
+        </w:rPr>
         <w:t xml:space="preserve"> and select for</w:t>
       </w:r>
       <w:r>
+        <w:rPr>
+          <w:highlight w:val="yellow"/>
+        </w:rPr>
         <w:t xml:space="preserve"> till last.</w:t>
       </w:r>
     </w:p>
@@ -3009,9 +2992,9 @@
           <w:szCs w:val="20"/>
         </w:rPr>
         <w:drawing>
-          <wp:inline distT="0" distB="0" distL="0" distR="0" wp14:anchorId="6D7B55B8" wp14:editId="2D6D672F">
-            <wp:extent cx="5166360" cy="2376805"/>
-            <wp:effectExtent l="0" t="0" r="0" b="4445"/>
+          <wp:inline distT="0" distB="0" distL="0" distR="0" wp14:anchorId="6D7B55B8" wp14:editId="0141BC44">
+            <wp:extent cx="6068786" cy="2376805"/>
+            <wp:effectExtent l="0" t="0" r="8255" b="4445"/>
             <wp:docPr id="1620981257" name="Picture 1"/>
             <wp:cNvGraphicFramePr>
               <a:graphicFrameLocks xmlns:a="http://schemas.openxmlformats.org/drawingml/2006/main" noChangeAspect="1"/>
@@ -3032,7 +3015,7 @@
                   <pic:spPr>
                     <a:xfrm>
                       <a:off x="0" y="0"/>
-                      <a:ext cx="5235115" cy="2408436"/>
+                      <a:ext cx="6155891" cy="2410919"/>
                     </a:xfrm>
                     <a:prstGeom prst="rect">
                       <a:avLst/>
@@ -3086,9 +3069,9 @@
           <w:szCs w:val="20"/>
         </w:rPr>
         <w:drawing>
-          <wp:inline distT="0" distB="0" distL="0" distR="0" wp14:anchorId="4CDE4A65" wp14:editId="3CB11369">
-            <wp:extent cx="5311140" cy="2628900"/>
-            <wp:effectExtent l="0" t="0" r="3810" b="0"/>
+          <wp:inline distT="0" distB="0" distL="0" distR="0" wp14:anchorId="4CDE4A65" wp14:editId="45BB50F6">
+            <wp:extent cx="5867400" cy="2628900"/>
+            <wp:effectExtent l="0" t="0" r="0" b="0"/>
             <wp:docPr id="908335843" name="Picture 1"/>
             <wp:cNvGraphicFramePr>
               <a:graphicFrameLocks xmlns:a="http://schemas.openxmlformats.org/drawingml/2006/main" noChangeAspect="1"/>
@@ -3109,7 +3092,7 @@
                   <pic:spPr>
                     <a:xfrm>
                       <a:off x="0" y="0"/>
-                      <a:ext cx="5374475" cy="2660249"/>
+                      <a:ext cx="5939927" cy="2661396"/>
                     </a:xfrm>
                     <a:prstGeom prst="rect">
                       <a:avLst/>
@@ -3216,9 +3199,9 @@
           <w:szCs w:val="20"/>
         </w:rPr>
         <w:drawing>
-          <wp:inline distT="0" distB="0" distL="0" distR="0" wp14:anchorId="3738435F" wp14:editId="483C48DD">
-            <wp:extent cx="5265420" cy="3061335"/>
-            <wp:effectExtent l="0" t="0" r="0" b="5715"/>
+          <wp:inline distT="0" distB="0" distL="0" distR="0" wp14:anchorId="3738435F" wp14:editId="4D31B826">
+            <wp:extent cx="5932714" cy="3061090"/>
+            <wp:effectExtent l="0" t="0" r="0" b="6350"/>
             <wp:docPr id="1480996634" name="Picture 1"/>
             <wp:cNvGraphicFramePr>
               <a:graphicFrameLocks xmlns:a="http://schemas.openxmlformats.org/drawingml/2006/main" noChangeAspect="1"/>
@@ -3239,7 +3222,7 @@
                   <pic:spPr>
                     <a:xfrm>
                       <a:off x="0" y="0"/>
-                      <a:ext cx="5319451" cy="3092749"/>
+                      <a:ext cx="6005199" cy="3098490"/>
                     </a:xfrm>
                     <a:prstGeom prst="rect">
                       <a:avLst/>
@@ -3522,9 +3505,9 @@
           <w:szCs w:val="20"/>
         </w:rPr>
         <w:drawing>
-          <wp:inline distT="0" distB="0" distL="0" distR="0" wp14:anchorId="2B6DB0FF" wp14:editId="291C8774">
-            <wp:extent cx="5372100" cy="3446780"/>
-            <wp:effectExtent l="0" t="0" r="0" b="1270"/>
+          <wp:inline distT="0" distB="0" distL="0" distR="0" wp14:anchorId="2B6DB0FF" wp14:editId="67FB3310">
+            <wp:extent cx="5959929" cy="3446780"/>
+            <wp:effectExtent l="0" t="0" r="3175" b="1270"/>
             <wp:docPr id="258156463" name="Picture 1"/>
             <wp:cNvGraphicFramePr>
               <a:graphicFrameLocks xmlns:a="http://schemas.openxmlformats.org/drawingml/2006/main" noChangeAspect="1"/>
@@ -3545,7 +3528,7 @@
                   <pic:spPr>
                     <a:xfrm>
                       <a:off x="0" y="0"/>
-                      <a:ext cx="5406386" cy="3468778"/>
+                      <a:ext cx="5999274" cy="3469534"/>
                     </a:xfrm>
                     <a:prstGeom prst="rect">
                       <a:avLst/>
@@ -3626,9 +3609,9 @@
           <w:lang w:val="en-US"/>
         </w:rPr>
         <w:drawing>
-          <wp:inline distT="0" distB="0" distL="0" distR="0" wp14:anchorId="7E4EC955" wp14:editId="57E3024C">
-            <wp:extent cx="5500864" cy="2994660"/>
-            <wp:effectExtent l="0" t="0" r="5080" b="0"/>
+          <wp:inline distT="0" distB="0" distL="0" distR="0" wp14:anchorId="7E4EC955" wp14:editId="52417280">
+            <wp:extent cx="5829300" cy="2994391"/>
+            <wp:effectExtent l="0" t="0" r="0" b="0"/>
             <wp:docPr id="622363493" name="Picture 1" descr="A screenshot of a computer&#10;&#10;AI-generated content may be incorrect."/>
             <wp:cNvGraphicFramePr>
               <a:graphicFrameLocks xmlns:a="http://schemas.openxmlformats.org/drawingml/2006/main" noChangeAspect="1"/>
@@ -3649,7 +3632,7 @@
                   <pic:spPr>
                     <a:xfrm>
                       <a:off x="0" y="0"/>
-                      <a:ext cx="5520716" cy="3005467"/>
+                      <a:ext cx="5857303" cy="3008776"/>
                     </a:xfrm>
                     <a:prstGeom prst="rect">
                       <a:avLst/>
@@ -3999,7 +3982,6 @@
         </w:rPr>
         <w:t xml:space="preserve">                       </w:t>
       </w:r>
-      <w:proofErr w:type="gramStart"/>
       <w:r>
         <w:rPr>
           <w:b/>
@@ -4030,9 +4012,8 @@
           <w:highlight w:val="yellow"/>
           <w:lang w:val="en-US"/>
         </w:rPr>
-        <w:t>In</w:t>
-      </w:r>
-      <w:proofErr w:type="gramEnd"/>
+        <w:t xml:space="preserve"> In</w:t>
+      </w:r>
       <w:r>
         <w:rPr>
           <w:b/>
@@ -4609,39 +4590,45 @@
           <w:highlight w:val="yellow"/>
           <w:lang w:val="en-US"/>
         </w:rPr>
-        <w:t>cat &gt; &lt;</w:t>
-      </w:r>
-      <w:proofErr w:type="spellStart"/>
-      <w:r>
-        <w:rPr>
-          <w:b/>
-          <w:bCs/>
-          <w:sz w:val="28"/>
-          <w:szCs w:val="28"/>
-          <w:highlight w:val="yellow"/>
-          <w:lang w:val="en-US"/>
-        </w:rPr>
-        <w:t>file_name</w:t>
-      </w:r>
-      <w:proofErr w:type="spellEnd"/>
-      <w:r>
-        <w:rPr>
-          <w:b/>
-          <w:bCs/>
-          <w:sz w:val="28"/>
-          <w:szCs w:val="28"/>
-          <w:highlight w:val="yellow"/>
-          <w:lang w:val="en-US"/>
-        </w:rPr>
-        <w:t>&gt;</w:t>
-      </w:r>
-      <w:r>
-        <w:rPr>
-          <w:sz w:val="28"/>
-          <w:szCs w:val="28"/>
-          <w:lang w:val="en-US"/>
-        </w:rPr>
-        <w:t xml:space="preserve"> with help of cat command we can create a </w:t>
+        <w:t xml:space="preserve">cat </w:t>
+      </w:r>
+      <w:r>
+        <w:rPr>
+          <w:b/>
+          <w:bCs/>
+          <w:sz w:val="28"/>
+          <w:szCs w:val="28"/>
+          <w:highlight w:val="yellow"/>
+          <w:lang w:val="en-US"/>
+        </w:rPr>
+        <w:t>&gt; &lt;</w:t>
+      </w:r>
+      <w:r>
+        <w:rPr>
+          <w:b/>
+          <w:bCs/>
+          <w:sz w:val="28"/>
+          <w:szCs w:val="28"/>
+          <w:highlight w:val="yellow"/>
+          <w:lang w:val="en-US"/>
+        </w:rPr>
+        <w:t>file_name&gt;</w:t>
+      </w:r>
+      <w:r>
+        <w:rPr>
+          <w:sz w:val="28"/>
+          <w:szCs w:val="28"/>
+          <w:lang w:val="en-US"/>
+        </w:rPr>
+        <w:t xml:space="preserve"> </w:t>
+      </w:r>
+      <w:r>
+        <w:rPr>
+          <w:sz w:val="28"/>
+          <w:szCs w:val="28"/>
+          <w:lang w:val="en-US"/>
+        </w:rPr>
+        <w:t xml:space="preserve">with help of cat command we can create a </w:t>
       </w:r>
       <w:r>
         <w:rPr>
@@ -4746,33 +4733,27 @@
           <w:highlight w:val="yellow"/>
           <w:lang w:val="en-US"/>
         </w:rPr>
-        <w:t>To save and exit this file we must press ctrl + d</w:t>
-      </w:r>
-      <w:r>
-        <w:rPr>
-          <w:sz w:val="28"/>
-          <w:szCs w:val="28"/>
-          <w:lang w:val="en-US"/>
-        </w:rPr>
-        <w:t xml:space="preserve">. In this way we can create a file with name </w:t>
-      </w:r>
-      <w:proofErr w:type="spellStart"/>
-      <w:r>
-        <w:rPr>
-          <w:sz w:val="28"/>
-          <w:szCs w:val="28"/>
-          <w:lang w:val="en-US"/>
-        </w:rPr>
-        <w:t>aws</w:t>
-      </w:r>
-      <w:proofErr w:type="spellEnd"/>
-      <w:r>
-        <w:rPr>
-          <w:sz w:val="28"/>
-          <w:szCs w:val="28"/>
-          <w:lang w:val="en-US"/>
-        </w:rPr>
-        <w:t>.</w:t>
+        <w:t xml:space="preserve">To save and exit this file we must press </w:t>
+      </w:r>
+      <w:r>
+        <w:rPr>
+          <w:b/>
+          <w:bCs/>
+          <w:color w:val="EE0000"/>
+          <w:sz w:val="28"/>
+          <w:szCs w:val="28"/>
+          <w:highlight w:val="yellow"/>
+          <w:lang w:val="en-US"/>
+        </w:rPr>
+        <w:t>ctrl + d</w:t>
+      </w:r>
+      <w:r>
+        <w:rPr>
+          <w:sz w:val="28"/>
+          <w:szCs w:val="28"/>
+          <w:lang w:val="en-US"/>
+        </w:rPr>
+        <w:t>. In this way we can create a file with name aws.</w:t>
       </w:r>
     </w:p>
     <w:p>
@@ -5031,9 +5012,9 @@
         </w:rPr>
         <w:lastRenderedPageBreak/>
         <w:drawing>
-          <wp:inline distT="0" distB="0" distL="0" distR="0" wp14:anchorId="597868A8" wp14:editId="5DFFE1A2">
-            <wp:extent cx="5425440" cy="2842135"/>
-            <wp:effectExtent l="0" t="0" r="3810" b="0"/>
+          <wp:inline distT="0" distB="0" distL="0" distR="0" wp14:anchorId="597868A8" wp14:editId="2635E5C3">
+            <wp:extent cx="5894614" cy="2841625"/>
+            <wp:effectExtent l="0" t="0" r="0" b="0"/>
             <wp:docPr id="1261128434" name="Picture 1" descr="A screenshot of a computer&#10;&#10;AI-generated content may be incorrect."/>
             <wp:cNvGraphicFramePr>
               <a:graphicFrameLocks xmlns:a="http://schemas.openxmlformats.org/drawingml/2006/main" noChangeAspect="1"/>
@@ -5054,7 +5035,7 @@
                   <pic:spPr>
                     <a:xfrm>
                       <a:off x="0" y="0"/>
-                      <a:ext cx="5458658" cy="2859536"/>
+                      <a:ext cx="5897817" cy="2843169"/>
                     </a:xfrm>
                     <a:prstGeom prst="rect">
                       <a:avLst/>
@@ -5174,7 +5155,7 @@
           <w:highlight w:val="yellow"/>
           <w:lang w:val="en-US"/>
         </w:rPr>
-        <w:t>clear.</w:t>
+        <w:t>clear</w:t>
       </w:r>
     </w:p>
     <w:p>
@@ -5229,12 +5210,21 @@
       </w:r>
       <w:r>
         <w:rPr>
-          <w:color w:val="0070C0"/>
-          <w:sz w:val="28"/>
-          <w:szCs w:val="28"/>
-          <w:lang w:val="en-US"/>
-        </w:rPr>
-        <w:t xml:space="preserve">same cat command </w:t>
+          <w:b/>
+          <w:bCs/>
+          <w:sz w:val="28"/>
+          <w:szCs w:val="28"/>
+          <w:lang w:val="en-US"/>
+        </w:rPr>
+        <w:t>same cat command</w:t>
+      </w:r>
+      <w:r>
+        <w:rPr>
+          <w:sz w:val="28"/>
+          <w:szCs w:val="28"/>
+          <w:lang w:val="en-US"/>
+        </w:rPr>
+        <w:t xml:space="preserve"> </w:t>
       </w:r>
       <w:r>
         <w:rPr>
@@ -5253,55 +5243,7 @@
           <w:highlight w:val="yellow"/>
           <w:lang w:val="en-US"/>
         </w:rPr>
-        <w:t>cat &lt;</w:t>
-      </w:r>
-      <w:proofErr w:type="spellStart"/>
-      <w:r>
-        <w:rPr>
-          <w:b/>
-          <w:bCs/>
-          <w:sz w:val="28"/>
-          <w:szCs w:val="28"/>
-          <w:highlight w:val="yellow"/>
-          <w:lang w:val="en-US"/>
-        </w:rPr>
-        <w:t>file_name</w:t>
-      </w:r>
-      <w:proofErr w:type="spellEnd"/>
-      <w:r>
-        <w:rPr>
-          <w:b/>
-          <w:bCs/>
-          <w:sz w:val="28"/>
-          <w:szCs w:val="28"/>
-          <w:highlight w:val="yellow"/>
-          <w:lang w:val="en-US"/>
-        </w:rPr>
-        <w:t xml:space="preserve">&gt; (cat </w:t>
-      </w:r>
-      <w:proofErr w:type="spellStart"/>
-      <w:r>
-        <w:rPr>
-          <w:b/>
-          <w:bCs/>
-          <w:sz w:val="28"/>
-          <w:szCs w:val="28"/>
-          <w:highlight w:val="yellow"/>
-          <w:lang w:val="en-US"/>
-        </w:rPr>
-        <w:t>aws</w:t>
-      </w:r>
-      <w:proofErr w:type="spellEnd"/>
-      <w:r>
-        <w:rPr>
-          <w:b/>
-          <w:bCs/>
-          <w:sz w:val="28"/>
-          <w:szCs w:val="28"/>
-          <w:highlight w:val="yellow"/>
-          <w:lang w:val="en-US"/>
-        </w:rPr>
-        <w:t>).</w:t>
+        <w:t>cat &lt;file_name&gt; (cat aws).</w:t>
       </w:r>
       <w:r>
         <w:rPr>
@@ -5598,55 +5540,7 @@
           <w:highlight w:val="yellow"/>
           <w:lang w:val="en-US"/>
         </w:rPr>
-        <w:t>rm &lt;</w:t>
-      </w:r>
-      <w:proofErr w:type="spellStart"/>
-      <w:r>
-        <w:rPr>
-          <w:b/>
-          <w:bCs/>
-          <w:sz w:val="28"/>
-          <w:szCs w:val="28"/>
-          <w:highlight w:val="yellow"/>
-          <w:lang w:val="en-US"/>
-        </w:rPr>
-        <w:t>file_name</w:t>
-      </w:r>
-      <w:proofErr w:type="spellEnd"/>
-      <w:r>
-        <w:rPr>
-          <w:b/>
-          <w:bCs/>
-          <w:sz w:val="28"/>
-          <w:szCs w:val="28"/>
-          <w:highlight w:val="yellow"/>
-          <w:lang w:val="en-US"/>
-        </w:rPr>
-        <w:t xml:space="preserve">&gt; (rm </w:t>
-      </w:r>
-      <w:proofErr w:type="spellStart"/>
-      <w:r>
-        <w:rPr>
-          <w:b/>
-          <w:bCs/>
-          <w:sz w:val="28"/>
-          <w:szCs w:val="28"/>
-          <w:highlight w:val="yellow"/>
-          <w:lang w:val="en-US"/>
-        </w:rPr>
-        <w:t>aws</w:t>
-      </w:r>
-      <w:proofErr w:type="spellEnd"/>
-      <w:r>
-        <w:rPr>
-          <w:b/>
-          <w:bCs/>
-          <w:sz w:val="28"/>
-          <w:szCs w:val="28"/>
-          <w:highlight w:val="yellow"/>
-          <w:lang w:val="en-US"/>
-        </w:rPr>
-        <w:t>)</w:t>
+        <w:t>rm &lt;file_name&gt; (rm aws)</w:t>
       </w:r>
       <w:r>
         <w:rPr>
@@ -5721,21 +5615,59 @@
           <w:szCs w:val="28"/>
           <w:lang w:val="en-US"/>
         </w:rPr>
-        <w:t xml:space="preserve"> delete the file, and we use ls to see the list of files, but there is no file is theirs. Because our file is already removed.</w:t>
-      </w:r>
-    </w:p>
-    <w:p>
-      <w:pPr>
-        <w:rPr>
-          <w:sz w:val="28"/>
-          <w:szCs w:val="28"/>
-          <w:lang w:val="en-US"/>
-        </w:rPr>
-      </w:pPr>
-    </w:p>
-    <w:p>
-      <w:pPr>
-        <w:rPr>
+        <w:t xml:space="preserve"> delete the file, and we use </w:t>
+      </w:r>
+      <w:r>
+        <w:rPr>
+          <w:b/>
+          <w:bCs/>
+          <w:sz w:val="28"/>
+          <w:szCs w:val="28"/>
+          <w:lang w:val="en-US"/>
+        </w:rPr>
+        <w:t>ls</w:t>
+      </w:r>
+      <w:r>
+        <w:rPr>
+          <w:sz w:val="28"/>
+          <w:szCs w:val="28"/>
+          <w:lang w:val="en-US"/>
+        </w:rPr>
+        <w:t xml:space="preserve"> to see the </w:t>
+      </w:r>
+      <w:r>
+        <w:rPr>
+          <w:b/>
+          <w:bCs/>
+          <w:sz w:val="28"/>
+          <w:szCs w:val="28"/>
+          <w:lang w:val="en-US"/>
+        </w:rPr>
+        <w:t>list of files</w:t>
+      </w:r>
+      <w:r>
+        <w:rPr>
+          <w:sz w:val="28"/>
+          <w:szCs w:val="28"/>
+          <w:lang w:val="en-US"/>
+        </w:rPr>
+        <w:t>, but there is no file is theirs. Because our file is already removed.</w:t>
+      </w:r>
+    </w:p>
+    <w:p>
+      <w:pPr>
+        <w:rPr>
+          <w:sz w:val="28"/>
+          <w:szCs w:val="28"/>
+          <w:lang w:val="en-US"/>
+        </w:rPr>
+      </w:pPr>
+    </w:p>
+    <w:p>
+      <w:pPr>
+        <w:rPr>
+          <w:b/>
+          <w:bCs/>
           <w:sz w:val="28"/>
           <w:szCs w:val="28"/>
           <w:lang w:val="en-US"/>
@@ -5773,7 +5705,79 @@
           <w:szCs w:val="28"/>
           <w:lang w:val="en-US"/>
         </w:rPr>
-        <w:t xml:space="preserve"> Both are same. But in windows we call it folder. In Linux we call </w:t>
+        <w:t xml:space="preserve"> Both are </w:t>
+      </w:r>
+      <w:r>
+        <w:rPr>
+          <w:b/>
+          <w:bCs/>
+          <w:sz w:val="28"/>
+          <w:szCs w:val="28"/>
+          <w:lang w:val="en-US"/>
+        </w:rPr>
+        <w:t>same.</w:t>
+      </w:r>
+      <w:r>
+        <w:rPr>
+          <w:sz w:val="28"/>
+          <w:szCs w:val="28"/>
+          <w:lang w:val="en-US"/>
+        </w:rPr>
+        <w:t xml:space="preserve"> But in </w:t>
+      </w:r>
+      <w:r>
+        <w:rPr>
+          <w:b/>
+          <w:bCs/>
+          <w:sz w:val="28"/>
+          <w:szCs w:val="28"/>
+          <w:lang w:val="en-US"/>
+        </w:rPr>
+        <w:t xml:space="preserve">windows </w:t>
+      </w:r>
+      <w:r>
+        <w:rPr>
+          <w:sz w:val="28"/>
+          <w:szCs w:val="28"/>
+          <w:lang w:val="en-US"/>
+        </w:rPr>
+        <w:t xml:space="preserve">we call it </w:t>
+      </w:r>
+      <w:r>
+        <w:rPr>
+          <w:b/>
+          <w:bCs/>
+          <w:sz w:val="28"/>
+          <w:szCs w:val="28"/>
+          <w:lang w:val="en-US"/>
+        </w:rPr>
+        <w:t xml:space="preserve">folder. </w:t>
+      </w:r>
+      <w:r>
+        <w:rPr>
+          <w:sz w:val="28"/>
+          <w:szCs w:val="28"/>
+          <w:lang w:val="en-US"/>
+        </w:rPr>
+        <w:t xml:space="preserve">In </w:t>
+      </w:r>
+      <w:r>
+        <w:rPr>
+          <w:b/>
+          <w:bCs/>
+          <w:sz w:val="28"/>
+          <w:szCs w:val="28"/>
+          <w:lang w:val="en-US"/>
+        </w:rPr>
+        <w:t xml:space="preserve">Linux </w:t>
+      </w:r>
+      <w:r>
+        <w:rPr>
+          <w:sz w:val="28"/>
+          <w:szCs w:val="28"/>
+          <w:lang w:val="en-US"/>
+        </w:rPr>
+        <w:t xml:space="preserve">we call </w:t>
       </w:r>
       <w:r>
         <w:rPr>
@@ -5785,6 +5789,8 @@
       </w:r>
       <w:r>
         <w:rPr>
+          <w:b/>
+          <w:bCs/>
           <w:sz w:val="28"/>
           <w:szCs w:val="28"/>
           <w:lang w:val="en-US"/>
@@ -5886,26 +5892,66 @@
         </w:rPr>
         <w:t xml:space="preserve"> </w:t>
       </w:r>
-      <w:proofErr w:type="spellStart"/>
-      <w:r>
-        <w:rPr>
-          <w:b/>
-          <w:bCs/>
-          <w:sz w:val="28"/>
-          <w:szCs w:val="28"/>
-          <w:highlight w:val="yellow"/>
-          <w:lang w:val="en-US"/>
-        </w:rPr>
-        <w:t>mkdir</w:t>
-      </w:r>
-      <w:proofErr w:type="spellEnd"/>
-      <w:r>
-        <w:rPr>
-          <w:b/>
-          <w:bCs/>
-          <w:sz w:val="28"/>
-          <w:szCs w:val="28"/>
-          <w:highlight w:val="yellow"/>
+      <w:r>
+        <w:rPr>
+          <w:b/>
+          <w:bCs/>
+          <w:sz w:val="28"/>
+          <w:szCs w:val="28"/>
+          <w:highlight w:val="yellow"/>
+          <w:lang w:val="en-US"/>
+        </w:rPr>
+        <w:t xml:space="preserve">mkdir </w:t>
+      </w:r>
+      <w:r>
+        <w:rPr>
+          <w:b/>
+          <w:bCs/>
+          <w:sz w:val="28"/>
+          <w:szCs w:val="28"/>
+          <w:highlight w:val="yellow"/>
+          <w:lang w:val="en-US"/>
+        </w:rPr>
+        <w:t>&lt;Directory_Name</w:t>
+      </w:r>
+      <w:r>
+        <w:rPr>
+          <w:b/>
+          <w:bCs/>
+          <w:sz w:val="28"/>
+          <w:szCs w:val="28"/>
+          <w:highlight w:val="yellow"/>
+          <w:lang w:val="en-US"/>
+        </w:rPr>
+        <w:t>&gt; (</w:t>
+      </w:r>
+      <w:r>
+        <w:rPr>
+          <w:b/>
+          <w:bCs/>
+          <w:sz w:val="28"/>
+          <w:szCs w:val="28"/>
+          <w:highlight w:val="yellow"/>
+          <w:lang w:val="en-US"/>
+        </w:rPr>
+        <w:t>mkdir devops)</w:t>
+      </w:r>
+      <w:r>
+        <w:rPr>
+          <w:b/>
+          <w:bCs/>
+          <w:sz w:val="28"/>
+          <w:szCs w:val="28"/>
+          <w:lang w:val="en-US"/>
+        </w:rPr>
+        <w:t>.</w:t>
+      </w:r>
+      <w:r>
+        <w:rPr>
+          <w:b/>
+          <w:bCs/>
+          <w:sz w:val="28"/>
+          <w:szCs w:val="28"/>
           <w:lang w:val="en-US"/>
         </w:rPr>
         <w:t xml:space="preserve"> </w:t>
@@ -5919,115 +5965,30 @@
           <w:highlight w:val="yellow"/>
           <w:lang w:val="en-US"/>
         </w:rPr>
-        <w:t>&lt;</w:t>
-      </w:r>
-      <w:proofErr w:type="spellStart"/>
-      <w:r>
-        <w:rPr>
-          <w:b/>
-          <w:bCs/>
-          <w:sz w:val="28"/>
-          <w:szCs w:val="28"/>
-          <w:highlight w:val="yellow"/>
-          <w:lang w:val="en-US"/>
-        </w:rPr>
-        <w:t>Directory_Name</w:t>
-      </w:r>
-      <w:proofErr w:type="spellEnd"/>
-      <w:r>
-        <w:rPr>
-          <w:b/>
-          <w:bCs/>
-          <w:sz w:val="28"/>
-          <w:szCs w:val="28"/>
-          <w:highlight w:val="yellow"/>
-          <w:lang w:val="en-US"/>
-        </w:rPr>
-        <w:t>&gt; (</w:t>
-      </w:r>
-      <w:proofErr w:type="spellStart"/>
-      <w:r>
-        <w:rPr>
-          <w:b/>
-          <w:bCs/>
-          <w:sz w:val="28"/>
-          <w:szCs w:val="28"/>
-          <w:highlight w:val="yellow"/>
-          <w:lang w:val="en-US"/>
-        </w:rPr>
-        <w:t>mkdir</w:t>
-      </w:r>
-      <w:proofErr w:type="spellEnd"/>
-      <w:r>
-        <w:rPr>
-          <w:b/>
-          <w:bCs/>
-          <w:sz w:val="28"/>
-          <w:szCs w:val="28"/>
-          <w:highlight w:val="yellow"/>
-          <w:lang w:val="en-US"/>
-        </w:rPr>
-        <w:t xml:space="preserve"> </w:t>
-      </w:r>
-      <w:proofErr w:type="spellStart"/>
-      <w:r>
-        <w:rPr>
-          <w:b/>
-          <w:bCs/>
-          <w:sz w:val="28"/>
-          <w:szCs w:val="28"/>
-          <w:highlight w:val="yellow"/>
-          <w:lang w:val="en-US"/>
-        </w:rPr>
-        <w:t>devops</w:t>
-      </w:r>
-      <w:proofErr w:type="spellEnd"/>
-      <w:proofErr w:type="gramStart"/>
-      <w:r>
-        <w:rPr>
-          <w:b/>
-          <w:bCs/>
-          <w:sz w:val="28"/>
-          <w:szCs w:val="28"/>
-          <w:highlight w:val="yellow"/>
-          <w:lang w:val="en-US"/>
-        </w:rPr>
-        <w:t>)</w:t>
-      </w:r>
-      <w:r>
-        <w:rPr>
-          <w:b/>
-          <w:bCs/>
-          <w:sz w:val="28"/>
-          <w:szCs w:val="28"/>
+        <w:t xml:space="preserve">mkdir means </w:t>
+      </w:r>
+      <w:r>
+        <w:rPr>
+          <w:b/>
+          <w:bCs/>
+          <w:color w:val="EE0000"/>
+          <w:sz w:val="28"/>
+          <w:szCs w:val="28"/>
+          <w:highlight w:val="yellow"/>
+          <w:lang w:val="en-US"/>
+        </w:rPr>
+        <w:t>make directory</w:t>
+      </w:r>
+      <w:r>
+        <w:rPr>
+          <w:b/>
+          <w:bCs/>
+          <w:sz w:val="28"/>
+          <w:szCs w:val="28"/>
+          <w:highlight w:val="yellow"/>
           <w:lang w:val="en-US"/>
         </w:rPr>
         <w:t>.</w:t>
-      </w:r>
-      <w:proofErr w:type="spellStart"/>
-      <w:r>
-        <w:rPr>
-          <w:b/>
-          <w:bCs/>
-          <w:sz w:val="28"/>
-          <w:szCs w:val="28"/>
-          <w:highlight w:val="yellow"/>
-          <w:lang w:val="en-US"/>
-        </w:rPr>
-        <w:t>mkdir</w:t>
-      </w:r>
-      <w:proofErr w:type="spellEnd"/>
-      <w:proofErr w:type="gramEnd"/>
-      <w:r>
-        <w:rPr>
-          <w:b/>
-          <w:bCs/>
-          <w:sz w:val="28"/>
-          <w:szCs w:val="28"/>
-          <w:highlight w:val="yellow"/>
-          <w:lang w:val="en-US"/>
-        </w:rPr>
-        <w:t xml:space="preserve"> means make directory.</w:t>
       </w:r>
     </w:p>
     <w:p>
@@ -6125,7 +6086,25 @@
         </w:rPr>
         <w:t xml:space="preserve"> We use the command </w:t>
       </w:r>
-      <w:proofErr w:type="spellStart"/>
+      <w:r>
+        <w:rPr>
+          <w:b/>
+          <w:bCs/>
+          <w:sz w:val="28"/>
+          <w:szCs w:val="28"/>
+          <w:highlight w:val="yellow"/>
+          <w:lang w:val="en-US"/>
+        </w:rPr>
+        <w:t>pwd.</w:t>
+      </w:r>
+      <w:r>
+        <w:rPr>
+          <w:sz w:val="28"/>
+          <w:szCs w:val="28"/>
+          <w:lang w:val="en-US"/>
+        </w:rPr>
+        <w:t xml:space="preserve"> Here </w:t>
+      </w:r>
       <w:r>
         <w:rPr>
           <w:b/>
@@ -6137,39 +6116,6 @@
         </w:rPr>
         <w:t>pwd</w:t>
       </w:r>
-      <w:proofErr w:type="spellEnd"/>
-      <w:r>
-        <w:rPr>
-          <w:b/>
-          <w:bCs/>
-          <w:sz w:val="28"/>
-          <w:szCs w:val="28"/>
-          <w:highlight w:val="yellow"/>
-          <w:lang w:val="en-US"/>
-        </w:rPr>
-        <w:t>.</w:t>
-      </w:r>
-      <w:r>
-        <w:rPr>
-          <w:sz w:val="28"/>
-          <w:szCs w:val="28"/>
-          <w:lang w:val="en-US"/>
-        </w:rPr>
-        <w:t xml:space="preserve"> Here </w:t>
-      </w:r>
-      <w:proofErr w:type="spellStart"/>
-      <w:r>
-        <w:rPr>
-          <w:b/>
-          <w:bCs/>
-          <w:sz w:val="28"/>
-          <w:szCs w:val="28"/>
-          <w:highlight w:val="yellow"/>
-          <w:lang w:val="en-US"/>
-        </w:rPr>
-        <w:t>pwd</w:t>
-      </w:r>
-      <w:proofErr w:type="spellEnd"/>
       <w:r>
         <w:rPr>
           <w:sz w:val="28"/>
@@ -6336,113 +6282,48 @@
     <w:p>
       <w:pPr>
         <w:rPr>
-          <w:sz w:val="28"/>
-          <w:szCs w:val="28"/>
-          <w:lang w:val="en-US"/>
-        </w:rPr>
-      </w:pPr>
-      <w:r>
-        <w:rPr>
-          <w:sz w:val="28"/>
-          <w:szCs w:val="28"/>
-          <w:lang w:val="en-US"/>
-        </w:rPr>
-        <w:t xml:space="preserve">Now, I want to go to my </w:t>
-      </w:r>
-      <w:proofErr w:type="spellStart"/>
-      <w:r>
-        <w:rPr>
-          <w:sz w:val="28"/>
-          <w:szCs w:val="28"/>
-          <w:lang w:val="en-US"/>
-        </w:rPr>
-        <w:t>devops</w:t>
-      </w:r>
-      <w:proofErr w:type="spellEnd"/>
-      <w:r>
-        <w:rPr>
-          <w:sz w:val="28"/>
-          <w:szCs w:val="28"/>
-          <w:lang w:val="en-US"/>
-        </w:rPr>
-        <w:t xml:space="preserve"> directory. For going inside </w:t>
-      </w:r>
-      <w:proofErr w:type="spellStart"/>
-      <w:r>
-        <w:rPr>
-          <w:sz w:val="28"/>
-          <w:szCs w:val="28"/>
-          <w:lang w:val="en-US"/>
-        </w:rPr>
-        <w:t>devops</w:t>
-      </w:r>
-      <w:proofErr w:type="spellEnd"/>
-      <w:r>
-        <w:rPr>
-          <w:sz w:val="28"/>
-          <w:szCs w:val="28"/>
-          <w:lang w:val="en-US"/>
-        </w:rPr>
-        <w:t xml:space="preserve"> directory we make use of command </w:t>
-      </w:r>
-      <w:r>
-        <w:rPr>
-          <w:b/>
-          <w:bCs/>
-          <w:sz w:val="28"/>
-          <w:szCs w:val="28"/>
-          <w:highlight w:val="yellow"/>
-          <w:lang w:val="en-US"/>
-        </w:rPr>
-        <w:t>cd &lt;</w:t>
-      </w:r>
-      <w:proofErr w:type="spellStart"/>
-      <w:r>
-        <w:rPr>
-          <w:b/>
-          <w:bCs/>
-          <w:sz w:val="28"/>
-          <w:szCs w:val="28"/>
-          <w:highlight w:val="yellow"/>
-          <w:lang w:val="en-US"/>
-        </w:rPr>
-        <w:t>Directory_Name</w:t>
-      </w:r>
-      <w:proofErr w:type="spellEnd"/>
-      <w:r>
-        <w:rPr>
-          <w:b/>
-          <w:bCs/>
-          <w:sz w:val="28"/>
-          <w:szCs w:val="28"/>
-          <w:highlight w:val="yellow"/>
-          <w:lang w:val="en-US"/>
-        </w:rPr>
-        <w:t xml:space="preserve">&gt; (cd </w:t>
-      </w:r>
-      <w:proofErr w:type="spellStart"/>
-      <w:r>
-        <w:rPr>
-          <w:b/>
-          <w:bCs/>
-          <w:sz w:val="28"/>
-          <w:szCs w:val="28"/>
-          <w:highlight w:val="yellow"/>
-          <w:lang w:val="en-US"/>
-        </w:rPr>
-        <w:t>devops</w:t>
-      </w:r>
-      <w:proofErr w:type="spellEnd"/>
-      <w:r>
-        <w:rPr>
-          <w:b/>
-          <w:bCs/>
-          <w:sz w:val="28"/>
-          <w:szCs w:val="28"/>
-          <w:highlight w:val="yellow"/>
-          <w:lang w:val="en-US"/>
-        </w:rPr>
-        <w:t>)</w:t>
+          <w:color w:val="EE0000"/>
+          <w:sz w:val="28"/>
+          <w:szCs w:val="28"/>
+          <w:lang w:val="en-US"/>
+        </w:rPr>
+      </w:pPr>
+      <w:r>
+        <w:rPr>
+          <w:sz w:val="28"/>
+          <w:szCs w:val="28"/>
+          <w:lang w:val="en-US"/>
+        </w:rPr>
+        <w:t xml:space="preserve">Now, I want to go to </w:t>
+      </w:r>
+      <w:r>
+        <w:rPr>
+          <w:b/>
+          <w:bCs/>
+          <w:sz w:val="28"/>
+          <w:szCs w:val="28"/>
+          <w:lang w:val="en-US"/>
+        </w:rPr>
+        <w:t>my devops directory</w:t>
+      </w:r>
+      <w:r>
+        <w:rPr>
+          <w:sz w:val="28"/>
+          <w:szCs w:val="28"/>
+          <w:lang w:val="en-US"/>
+        </w:rPr>
+        <w:t xml:space="preserve">. For going inside devops directory we make use of command </w:t>
+      </w:r>
+      <w:r>
+        <w:rPr>
+          <w:b/>
+          <w:bCs/>
+          <w:sz w:val="28"/>
+          <w:szCs w:val="28"/>
+          <w:highlight w:val="yellow"/>
+          <w:lang w:val="en-US"/>
+        </w:rPr>
+        <w:t>cd &lt;Directory_Name&gt; (cd devops)</w:t>
       </w:r>
       <w:r>
         <w:rPr>
@@ -6462,30 +6343,13 @@
         </w:rPr>
         <w:t xml:space="preserve"> </w:t>
       </w:r>
-      <w:proofErr w:type="gramStart"/>
-      <w:r>
-        <w:rPr>
-          <w:sz w:val="28"/>
-          <w:szCs w:val="28"/>
-          <w:lang w:val="en-US"/>
-        </w:rPr>
-        <w:t>Here</w:t>
-      </w:r>
-      <w:r>
-        <w:rPr>
-          <w:sz w:val="28"/>
-          <w:szCs w:val="28"/>
-          <w:lang w:val="en-US"/>
-        </w:rPr>
-        <w:t xml:space="preserve">, </w:t>
-      </w:r>
-      <w:r>
-        <w:rPr>
-          <w:sz w:val="28"/>
-          <w:szCs w:val="28"/>
-          <w:lang w:val="en-US"/>
-        </w:rPr>
-        <w:t xml:space="preserve"> </w:t>
+      <w:r>
+        <w:rPr>
+          <w:sz w:val="28"/>
+          <w:szCs w:val="28"/>
+          <w:lang w:val="en-US"/>
+        </w:rPr>
+        <w:t xml:space="preserve">Here, </w:t>
       </w:r>
       <w:r>
         <w:rPr>
@@ -6498,22 +6362,34 @@
         </w:rPr>
         <w:t>cd</w:t>
       </w:r>
-      <w:proofErr w:type="gramEnd"/>
-      <w:r>
-        <w:rPr>
-          <w:b/>
-          <w:bCs/>
-          <w:sz w:val="28"/>
-          <w:szCs w:val="28"/>
-          <w:highlight w:val="yellow"/>
-          <w:lang w:val="en-US"/>
-        </w:rPr>
-        <w:t xml:space="preserve"> means change directory</w:t>
-      </w:r>
-      <w:r>
-        <w:rPr>
-          <w:b/>
-          <w:bCs/>
+      <w:r>
+        <w:rPr>
+          <w:b/>
+          <w:bCs/>
+          <w:sz w:val="28"/>
+          <w:szCs w:val="28"/>
+          <w:highlight w:val="yellow"/>
+          <w:lang w:val="en-US"/>
+        </w:rPr>
+        <w:t xml:space="preserve"> means </w:t>
+      </w:r>
+      <w:r>
+        <w:rPr>
+          <w:b/>
+          <w:bCs/>
+          <w:color w:val="EE0000"/>
+          <w:sz w:val="28"/>
+          <w:szCs w:val="28"/>
+          <w:highlight w:val="yellow"/>
+          <w:lang w:val="en-US"/>
+        </w:rPr>
+        <w:t>change directory</w:t>
+      </w:r>
+      <w:r>
+        <w:rPr>
+          <w:b/>
+          <w:bCs/>
+          <w:color w:val="EE0000"/>
           <w:sz w:val="28"/>
           <w:szCs w:val="28"/>
           <w:lang w:val="en-US"/>
@@ -6629,21 +6505,8 @@
           <w:highlight w:val="yellow"/>
           <w:lang w:val="en-US"/>
         </w:rPr>
-        <w:t>/home/ec2-user/</w:t>
-      </w:r>
-      <w:proofErr w:type="spellStart"/>
-      <w:r>
-        <w:rPr>
-          <w:b/>
-          <w:bCs/>
-          <w:sz w:val="28"/>
-          <w:szCs w:val="28"/>
-          <w:highlight w:val="yellow"/>
-          <w:lang w:val="en-US"/>
-        </w:rPr>
-        <w:t>devops</w:t>
-      </w:r>
-      <w:proofErr w:type="spellEnd"/>
+        <w:t>/home/ec2-user/devops</w:t>
+      </w:r>
       <w:r>
         <w:rPr>
           <w:b/>
@@ -6662,23 +6525,23 @@
         </w:rPr>
         <w:t xml:space="preserve">Because we are in </w:t>
       </w:r>
-      <w:proofErr w:type="spellStart"/>
-      <w:r>
-        <w:rPr>
-          <w:sz w:val="28"/>
-          <w:szCs w:val="28"/>
-          <w:lang w:val="en-US"/>
-        </w:rPr>
-        <w:t>devops</w:t>
-      </w:r>
-      <w:proofErr w:type="spellEnd"/>
-      <w:r>
-        <w:rPr>
-          <w:sz w:val="28"/>
-          <w:szCs w:val="28"/>
-          <w:lang w:val="en-US"/>
-        </w:rPr>
-        <w:t xml:space="preserve"> directory.</w:t>
+      <w:r>
+        <w:rPr>
+          <w:b/>
+          <w:bCs/>
+          <w:sz w:val="28"/>
+          <w:szCs w:val="28"/>
+          <w:lang w:val="en-US"/>
+        </w:rPr>
+        <w:t>devops directory</w:t>
+      </w:r>
+      <w:r>
+        <w:rPr>
+          <w:sz w:val="28"/>
+          <w:szCs w:val="28"/>
+          <w:lang w:val="en-US"/>
+        </w:rPr>
+        <w:t>.</w:t>
       </w:r>
     </w:p>
     <w:p>
@@ -6702,36 +6565,24 @@
         <w:rPr>
           <w:b/>
           <w:bCs/>
-          <w:sz w:val="28"/>
-          <w:szCs w:val="28"/>
-          <w:highlight w:val="yellow"/>
-          <w:lang w:val="en-US"/>
-        </w:rPr>
-        <w:t>cd</w:t>
-      </w:r>
-      <w:proofErr w:type="gramStart"/>
-      <w:r>
-        <w:rPr>
-          <w:b/>
-          <w:bCs/>
-          <w:sz w:val="28"/>
-          <w:szCs w:val="28"/>
-          <w:highlight w:val="yellow"/>
-          <w:lang w:val="en-US"/>
-        </w:rPr>
-        <w:t xml:space="preserve"> ..</w:t>
-      </w:r>
-      <w:proofErr w:type="gramEnd"/>
-      <w:r>
-        <w:rPr>
-          <w:b/>
-          <w:bCs/>
-          <w:sz w:val="28"/>
-          <w:szCs w:val="28"/>
-          <w:highlight w:val="yellow"/>
-          <w:lang w:val="en-US"/>
-        </w:rPr>
-        <w:t xml:space="preserve"> command</w:t>
+          <w:color w:val="EE0000"/>
+          <w:sz w:val="28"/>
+          <w:szCs w:val="28"/>
+          <w:highlight w:val="yellow"/>
+          <w:lang w:val="en-US"/>
+        </w:rPr>
+        <w:t xml:space="preserve">cd .. </w:t>
+      </w:r>
+      <w:r>
+        <w:rPr>
+          <w:b/>
+          <w:bCs/>
+          <w:sz w:val="28"/>
+          <w:szCs w:val="28"/>
+          <w:highlight w:val="yellow"/>
+          <w:lang w:val="en-US"/>
+        </w:rPr>
+        <w:t>command</w:t>
       </w:r>
       <w:r>
         <w:rPr>
@@ -6755,28 +6606,19 @@
         <w:rPr>
           <w:b/>
           <w:bCs/>
+          <w:color w:val="EE0000"/>
           <w:sz w:val="32"/>
           <w:szCs w:val="32"/>
-          <w:lang w:val="en-US"/>
-        </w:rPr>
-        <w:t>cd</w:t>
-      </w:r>
-      <w:proofErr w:type="gramStart"/>
-      <w:r>
-        <w:rPr>
-          <w:b/>
-          <w:bCs/>
-          <w:sz w:val="32"/>
-          <w:szCs w:val="32"/>
-          <w:lang w:val="en-US"/>
-        </w:rPr>
-        <w:t xml:space="preserve"> ..</w:t>
-      </w:r>
-      <w:proofErr w:type="gramEnd"/>
-      <w:r>
-        <w:rPr>
-          <w:b/>
-          <w:bCs/>
+          <w:highlight w:val="yellow"/>
+          <w:lang w:val="en-US"/>
+        </w:rPr>
+        <w:t>cd ..</w:t>
+      </w:r>
+      <w:r>
+        <w:rPr>
+          <w:b/>
+          <w:bCs/>
+          <w:color w:val="EE0000"/>
           <w:sz w:val="28"/>
           <w:szCs w:val="28"/>
           <w:lang w:val="en-US"/>
@@ -6785,54 +6627,32 @@
       </w:r>
       <w:r>
         <w:rPr>
-          <w:sz w:val="28"/>
-          <w:szCs w:val="28"/>
-          <w:lang w:val="en-US"/>
-        </w:rPr>
-        <w:t xml:space="preserve"> it will go back to one of the previous location or </w:t>
-      </w:r>
-      <w:proofErr w:type="gramStart"/>
-      <w:r>
-        <w:rPr>
-          <w:sz w:val="28"/>
-          <w:szCs w:val="28"/>
-          <w:lang w:val="en-US"/>
-        </w:rPr>
-        <w:t>directory</w:t>
-      </w:r>
-      <w:proofErr w:type="gramEnd"/>
-      <w:r>
-        <w:rPr>
-          <w:sz w:val="28"/>
-          <w:szCs w:val="28"/>
-          <w:lang w:val="en-US"/>
-        </w:rPr>
-        <w:t xml:space="preserve">. Here we see the present location path is </w:t>
-      </w:r>
-      <w:r>
-        <w:rPr>
-          <w:b/>
-          <w:bCs/>
-          <w:sz w:val="28"/>
-          <w:szCs w:val="28"/>
-          <w:highlight w:val="yellow"/>
-          <w:lang w:val="en-US"/>
-        </w:rPr>
-        <w:t>/home/ec2-user/</w:t>
-      </w:r>
-      <w:proofErr w:type="spellStart"/>
-      <w:r>
-        <w:rPr>
-          <w:b/>
-          <w:bCs/>
-          <w:sz w:val="28"/>
-          <w:szCs w:val="28"/>
-          <w:highlight w:val="yellow"/>
-          <w:lang w:val="en-US"/>
-        </w:rPr>
-        <w:t>devops</w:t>
-      </w:r>
-      <w:proofErr w:type="spellEnd"/>
+          <w:color w:val="EE0000"/>
+          <w:sz w:val="28"/>
+          <w:szCs w:val="28"/>
+          <w:lang w:val="en-US"/>
+        </w:rPr>
+        <w:t xml:space="preserve"> </w:t>
+      </w:r>
+      <w:r>
+        <w:rPr>
+          <w:sz w:val="28"/>
+          <w:szCs w:val="28"/>
+          <w:lang w:val="en-US"/>
+        </w:rPr>
+        <w:t xml:space="preserve">it will go back to one of the previous location or directory. Here we see the present location path is </w:t>
+      </w:r>
+      <w:r>
+        <w:rPr>
+          <w:b/>
+          <w:bCs/>
+          <w:sz w:val="28"/>
+          <w:szCs w:val="28"/>
+          <w:highlight w:val="yellow"/>
+          <w:lang w:val="en-US"/>
+        </w:rPr>
+        <w:t>/home/ec2-user/devops</w:t>
+      </w:r>
       <w:r>
         <w:rPr>
           <w:b/>
@@ -7191,7 +7011,6 @@
         </w:rPr>
         <w:t xml:space="preserve"> we have the command is </w:t>
       </w:r>
-      <w:proofErr w:type="spellStart"/>
       <w:r>
         <w:rPr>
           <w:b/>
@@ -7203,7 +7022,6 @@
         </w:rPr>
         <w:t>rmdir</w:t>
       </w:r>
-      <w:proofErr w:type="spellEnd"/>
       <w:r>
         <w:rPr>
           <w:b/>
@@ -7224,69 +7042,19 @@
           <w:highlight w:val="yellow"/>
           <w:lang w:val="en-US"/>
         </w:rPr>
-        <w:t>&lt;</w:t>
-      </w:r>
-      <w:proofErr w:type="spellStart"/>
-      <w:r>
-        <w:rPr>
-          <w:b/>
-          <w:bCs/>
-          <w:sz w:val="28"/>
-          <w:szCs w:val="28"/>
-          <w:highlight w:val="yellow"/>
-          <w:lang w:val="en-US"/>
-        </w:rPr>
-        <w:t>Directory_Name</w:t>
-      </w:r>
-      <w:proofErr w:type="spellEnd"/>
-      <w:r>
-        <w:rPr>
-          <w:b/>
-          <w:bCs/>
-          <w:sz w:val="28"/>
-          <w:szCs w:val="28"/>
-          <w:highlight w:val="yellow"/>
-          <w:lang w:val="en-US"/>
-        </w:rPr>
-        <w:t>&gt; (</w:t>
-      </w:r>
-      <w:proofErr w:type="spellStart"/>
-      <w:r>
-        <w:rPr>
-          <w:b/>
-          <w:bCs/>
-          <w:sz w:val="28"/>
-          <w:szCs w:val="28"/>
-          <w:highlight w:val="yellow"/>
-          <w:lang w:val="en-US"/>
-        </w:rPr>
-        <w:t>rmdir</w:t>
-      </w:r>
-      <w:proofErr w:type="spellEnd"/>
-      <w:r>
-        <w:rPr>
-          <w:b/>
-          <w:bCs/>
-          <w:sz w:val="28"/>
-          <w:szCs w:val="28"/>
-          <w:highlight w:val="yellow"/>
-          <w:lang w:val="en-US"/>
-        </w:rPr>
-        <w:t xml:space="preserve"> </w:t>
-      </w:r>
-      <w:proofErr w:type="spellStart"/>
-      <w:r>
-        <w:rPr>
-          <w:b/>
-          <w:bCs/>
-          <w:sz w:val="28"/>
-          <w:szCs w:val="28"/>
-          <w:highlight w:val="yellow"/>
-          <w:lang w:val="en-US"/>
-        </w:rPr>
-        <w:t>devops</w:t>
-      </w:r>
-      <w:proofErr w:type="spellEnd"/>
+        <w:t>&lt;Directory_Name&gt; (</w:t>
+      </w:r>
+      <w:r>
+        <w:rPr>
+          <w:b/>
+          <w:bCs/>
+          <w:sz w:val="28"/>
+          <w:szCs w:val="28"/>
+          <w:highlight w:val="yellow"/>
+          <w:lang w:val="en-US"/>
+        </w:rPr>
+        <w:t>rmdir devops</w:t>
+      </w:r>
       <w:r>
         <w:rPr>
           <w:sz w:val="28"/>
@@ -7481,55 +7249,7 @@
           <w:highlight w:val="yellow"/>
           <w:lang w:val="en-US"/>
         </w:rPr>
-        <w:t>rm -r &lt;</w:t>
-      </w:r>
-      <w:proofErr w:type="spellStart"/>
-      <w:r>
-        <w:rPr>
-          <w:b/>
-          <w:bCs/>
-          <w:sz w:val="28"/>
-          <w:szCs w:val="28"/>
-          <w:highlight w:val="yellow"/>
-          <w:lang w:val="en-US"/>
-        </w:rPr>
-        <w:t>Directory_Name</w:t>
-      </w:r>
-      <w:proofErr w:type="spellEnd"/>
-      <w:r>
-        <w:rPr>
-          <w:b/>
-          <w:bCs/>
-          <w:sz w:val="28"/>
-          <w:szCs w:val="28"/>
-          <w:highlight w:val="yellow"/>
-          <w:lang w:val="en-US"/>
-        </w:rPr>
-        <w:t xml:space="preserve">&gt; (rm -r </w:t>
-      </w:r>
-      <w:proofErr w:type="spellStart"/>
-      <w:r>
-        <w:rPr>
-          <w:b/>
-          <w:bCs/>
-          <w:sz w:val="28"/>
-          <w:szCs w:val="28"/>
-          <w:highlight w:val="yellow"/>
-          <w:lang w:val="en-US"/>
-        </w:rPr>
-        <w:t>devops</w:t>
-      </w:r>
-      <w:proofErr w:type="spellEnd"/>
-      <w:r>
-        <w:rPr>
-          <w:b/>
-          <w:bCs/>
-          <w:sz w:val="28"/>
-          <w:szCs w:val="28"/>
-          <w:highlight w:val="yellow"/>
-          <w:lang w:val="en-US"/>
-        </w:rPr>
-        <w:t>).</w:t>
+        <w:t>rm -r &lt;Directory_Name&gt; (rm -r devops).</w:t>
       </w:r>
       <w:r>
         <w:rPr>
@@ -7719,25 +7439,7 @@
           <w:szCs w:val="28"/>
           <w:lang w:val="en-US"/>
         </w:rPr>
-        <w:t xml:space="preserve"> We know what the file and directory are and here in we have color variation </w:t>
-      </w:r>
-      <w:proofErr w:type="spellStart"/>
-      <w:r>
-        <w:rPr>
-          <w:sz w:val="28"/>
-          <w:szCs w:val="28"/>
-          <w:lang w:val="en-US"/>
-        </w:rPr>
-        <w:t>aws</w:t>
-      </w:r>
-      <w:proofErr w:type="spellEnd"/>
-      <w:r>
-        <w:rPr>
-          <w:sz w:val="28"/>
-          <w:szCs w:val="28"/>
-          <w:lang w:val="en-US"/>
-        </w:rPr>
-        <w:t xml:space="preserve"> is file and d1 is directory. In later update we have same color then how can we identify? </w:t>
+        <w:t xml:space="preserve"> We know what the file and directory are and here in we have color variation aws is file and d1 is directory. In later update we have same color then how can we identify? </w:t>
       </w:r>
       <w:r>
         <w:rPr>
@@ -7797,9 +7499,8 @@
           <w:highlight w:val="yellow"/>
           <w:lang w:val="en-US"/>
         </w:rPr>
-        <w:t>-</w:t>
-      </w:r>
-      <w:proofErr w:type="spellStart"/>
+        <w:t>-rw-r--r--</w:t>
+      </w:r>
       <w:r>
         <w:rPr>
           <w:b/>
@@ -7810,9 +7511,19 @@
           <w:highlight w:val="yellow"/>
           <w:lang w:val="en-US"/>
         </w:rPr>
-        <w:t>rw</w:t>
-      </w:r>
-      <w:proofErr w:type="spellEnd"/>
+        <w:t xml:space="preserve"> </w:t>
+      </w:r>
+      <w:r>
+        <w:rPr>
+          <w:b/>
+          <w:bCs/>
+          <w:sz w:val="28"/>
+          <w:szCs w:val="28"/>
+          <w:highlight w:val="yellow"/>
+          <w:lang w:val="en-US"/>
+        </w:rPr>
+        <w:t xml:space="preserve">it is for file. And </w:t>
+      </w:r>
       <w:r>
         <w:rPr>
           <w:b/>
@@ -7823,7 +7534,7 @@
           <w:highlight w:val="yellow"/>
           <w:lang w:val="en-US"/>
         </w:rPr>
-        <w:t>-r--r--</w:t>
+        <w:t>drwxt-r-xr-</w:t>
       </w:r>
       <w:r>
         <w:rPr>
@@ -7835,112 +7546,36 @@
           <w:highlight w:val="yellow"/>
           <w:lang w:val="en-US"/>
         </w:rPr>
+        <w:t>x</w:t>
+      </w:r>
+      <w:r>
+        <w:rPr>
+          <w:b/>
+          <w:bCs/>
+          <w:color w:val="EE0000"/>
+          <w:sz w:val="28"/>
+          <w:szCs w:val="28"/>
+          <w:highlight w:val="yellow"/>
+          <w:lang w:val="en-US"/>
+        </w:rPr>
         <w:t xml:space="preserve"> </w:t>
       </w:r>
       <w:r>
         <w:rPr>
           <w:b/>
           <w:bCs/>
-          <w:sz w:val="28"/>
-          <w:szCs w:val="28"/>
-          <w:highlight w:val="yellow"/>
-          <w:lang w:val="en-US"/>
-        </w:rPr>
-        <w:t xml:space="preserve">it is for file. And </w:t>
-      </w:r>
-      <w:proofErr w:type="spellStart"/>
-      <w:r>
-        <w:rPr>
-          <w:b/>
-          <w:bCs/>
           <w:color w:val="EE0000"/>
           <w:sz w:val="28"/>
           <w:szCs w:val="28"/>
           <w:highlight w:val="yellow"/>
           <w:lang w:val="en-US"/>
         </w:rPr>
-        <w:t>drwxt</w:t>
-      </w:r>
-      <w:proofErr w:type="spellEnd"/>
-      <w:r>
-        <w:rPr>
-          <w:b/>
-          <w:bCs/>
-          <w:color w:val="EE0000"/>
-          <w:sz w:val="28"/>
-          <w:szCs w:val="28"/>
-          <w:highlight w:val="yellow"/>
-          <w:lang w:val="en-US"/>
-        </w:rPr>
-        <w:t>-r-</w:t>
-      </w:r>
-      <w:proofErr w:type="spellStart"/>
-      <w:r>
-        <w:rPr>
-          <w:b/>
-          <w:bCs/>
-          <w:color w:val="EE0000"/>
-          <w:sz w:val="28"/>
-          <w:szCs w:val="28"/>
-          <w:highlight w:val="yellow"/>
-          <w:lang w:val="en-US"/>
-        </w:rPr>
-        <w:t>xr</w:t>
-      </w:r>
-      <w:proofErr w:type="spellEnd"/>
-      <w:r>
-        <w:rPr>
-          <w:b/>
-          <w:bCs/>
-          <w:color w:val="EE0000"/>
-          <w:sz w:val="28"/>
-          <w:szCs w:val="28"/>
-          <w:highlight w:val="yellow"/>
-          <w:lang w:val="en-US"/>
-        </w:rPr>
-        <w:t>-</w:t>
-      </w:r>
-      <w:proofErr w:type="gramStart"/>
-      <w:r>
-        <w:rPr>
-          <w:b/>
-          <w:bCs/>
-          <w:color w:val="EE0000"/>
-          <w:sz w:val="28"/>
-          <w:szCs w:val="28"/>
-          <w:highlight w:val="yellow"/>
-          <w:lang w:val="en-US"/>
-        </w:rPr>
-        <w:t>x</w:t>
-      </w:r>
-      <w:r>
-        <w:rPr>
-          <w:b/>
-          <w:bCs/>
-          <w:color w:val="EE0000"/>
-          <w:sz w:val="28"/>
-          <w:szCs w:val="28"/>
-          <w:highlight w:val="yellow"/>
-          <w:lang w:val="en-US"/>
-        </w:rPr>
         <w:t xml:space="preserve"> </w:t>
       </w:r>
       <w:r>
         <w:rPr>
           <w:b/>
           <w:bCs/>
-          <w:color w:val="EE0000"/>
-          <w:sz w:val="28"/>
-          <w:szCs w:val="28"/>
-          <w:highlight w:val="yellow"/>
-          <w:lang w:val="en-US"/>
-        </w:rPr>
-        <w:t xml:space="preserve"> </w:t>
-      </w:r>
-      <w:r>
-        <w:rPr>
-          <w:b/>
-          <w:bCs/>
           <w:sz w:val="28"/>
           <w:szCs w:val="28"/>
           <w:highlight w:val="yellow"/>
@@ -7948,7 +7583,6 @@
         </w:rPr>
         <w:t>for</w:t>
       </w:r>
-      <w:proofErr w:type="gramEnd"/>
       <w:r>
         <w:rPr>
           <w:b/>
@@ -8077,55 +7711,7 @@
           <w:highlight w:val="yellow"/>
           <w:lang w:val="en-US"/>
         </w:rPr>
-        <w:t>touch &lt;</w:t>
-      </w:r>
-      <w:proofErr w:type="spellStart"/>
-      <w:r>
-        <w:rPr>
-          <w:b/>
-          <w:bCs/>
-          <w:sz w:val="28"/>
-          <w:szCs w:val="28"/>
-          <w:highlight w:val="yellow"/>
-          <w:lang w:val="en-US"/>
-        </w:rPr>
-        <w:t>file_name</w:t>
-      </w:r>
-      <w:proofErr w:type="spellEnd"/>
-      <w:r>
-        <w:rPr>
-          <w:b/>
-          <w:bCs/>
-          <w:sz w:val="28"/>
-          <w:szCs w:val="28"/>
-          <w:highlight w:val="yellow"/>
-          <w:lang w:val="en-US"/>
-        </w:rPr>
-        <w:t>&gt; or cat &lt;</w:t>
-      </w:r>
-      <w:proofErr w:type="spellStart"/>
-      <w:r>
-        <w:rPr>
-          <w:b/>
-          <w:bCs/>
-          <w:sz w:val="28"/>
-          <w:szCs w:val="28"/>
-          <w:highlight w:val="yellow"/>
-          <w:lang w:val="en-US"/>
-        </w:rPr>
-        <w:t>file_name</w:t>
-      </w:r>
-      <w:proofErr w:type="spellEnd"/>
-      <w:r>
-        <w:rPr>
-          <w:b/>
-          <w:bCs/>
-          <w:sz w:val="28"/>
-          <w:szCs w:val="28"/>
-          <w:highlight w:val="yellow"/>
-          <w:lang w:val="en-US"/>
-        </w:rPr>
-        <w:t>&gt; command</w:t>
+        <w:t>touch &lt;file_name&gt; or cat &lt;file_name&gt; command</w:t>
       </w:r>
       <w:r>
         <w:rPr>
@@ -8287,25 +7873,7 @@
           <w:szCs w:val="28"/>
           <w:lang w:val="en-US"/>
         </w:rPr>
-        <w:t xml:space="preserve"> For this we can use touch and cat command for file. And </w:t>
-      </w:r>
-      <w:proofErr w:type="spellStart"/>
-      <w:r>
-        <w:rPr>
-          <w:sz w:val="28"/>
-          <w:szCs w:val="28"/>
-          <w:lang w:val="en-US"/>
-        </w:rPr>
-        <w:t>mkdir</w:t>
-      </w:r>
-      <w:proofErr w:type="spellEnd"/>
-      <w:r>
-        <w:rPr>
-          <w:sz w:val="28"/>
-          <w:szCs w:val="28"/>
-          <w:lang w:val="en-US"/>
-        </w:rPr>
-        <w:t xml:space="preserve"> for directory. But </w:t>
+        <w:t xml:space="preserve"> For this we can use touch and cat command for file. And mkdir for directory. But </w:t>
       </w:r>
       <w:r>
         <w:rPr>
@@ -8329,36 +7897,85 @@
           <w:szCs w:val="28"/>
           <w:lang w:val="en-US"/>
         </w:rPr>
-        <w:t xml:space="preserve">and put a directory into </w:t>
-      </w:r>
-      <w:proofErr w:type="gramStart"/>
-      <w:r>
-        <w:rPr>
-          <w:sz w:val="28"/>
-          <w:szCs w:val="28"/>
-          <w:lang w:val="en-US"/>
-        </w:rPr>
-        <w:t xml:space="preserve">it  </w:t>
-      </w:r>
-      <w:r>
-        <w:rPr>
-          <w:b/>
-          <w:bCs/>
-          <w:sz w:val="28"/>
-          <w:szCs w:val="28"/>
-          <w:highlight w:val="yellow"/>
-          <w:lang w:val="en-US"/>
-        </w:rPr>
-        <w:t>.</w:t>
-      </w:r>
-      <w:proofErr w:type="gramEnd"/>
-      <w:r>
-        <w:rPr>
-          <w:b/>
-          <w:bCs/>
-          <w:sz w:val="28"/>
-          <w:szCs w:val="28"/>
-          <w:highlight w:val="yellow"/>
+        <w:t xml:space="preserve">and put a directory into it  </w:t>
+      </w:r>
+      <w:r>
+        <w:rPr>
+          <w:b/>
+          <w:bCs/>
+          <w:sz w:val="28"/>
+          <w:szCs w:val="28"/>
+          <w:highlight w:val="yellow"/>
+          <w:lang w:val="en-US"/>
+        </w:rPr>
+        <w:t xml:space="preserve">. </w:t>
+      </w:r>
+      <w:r>
+        <w:rPr>
+          <w:b/>
+          <w:bCs/>
+          <w:sz w:val="28"/>
+          <w:szCs w:val="28"/>
+          <w:highlight w:val="yellow"/>
+          <w:lang w:val="en-US"/>
+        </w:rPr>
+        <w:t>(</w:t>
+      </w:r>
+      <w:r>
+        <w:rPr>
+          <w:b/>
+          <w:bCs/>
+          <w:sz w:val="28"/>
+          <w:szCs w:val="28"/>
+          <w:highlight w:val="yellow"/>
+          <w:lang w:val="en-US"/>
+        </w:rPr>
+        <w:t>pull stop)</w:t>
+      </w:r>
+      <w:r>
+        <w:rPr>
+          <w:sz w:val="28"/>
+          <w:szCs w:val="28"/>
+          <w:lang w:val="en-US"/>
+        </w:rPr>
+        <w:t xml:space="preserve"> Infront of the file name and directory name. </w:t>
+      </w:r>
+    </w:p>
+    <w:p>
+      <w:pPr>
+        <w:rPr>
+          <w:b/>
+          <w:bCs/>
+          <w:color w:val="EE0000"/>
+          <w:sz w:val="28"/>
+          <w:szCs w:val="28"/>
+          <w:lang w:val="en-US"/>
+        </w:rPr>
+      </w:pPr>
+    </w:p>
+    <w:p>
+      <w:pPr>
+        <w:rPr>
+          <w:sz w:val="28"/>
+          <w:szCs w:val="28"/>
+          <w:lang w:val="en-US"/>
+        </w:rPr>
+      </w:pPr>
+      <w:r>
+        <w:rPr>
+          <w:b/>
+          <w:bCs/>
+          <w:color w:val="EE0000"/>
+          <w:sz w:val="28"/>
+          <w:szCs w:val="28"/>
+          <w:lang w:val="en-US"/>
+        </w:rPr>
+        <w:t>Example:</w:t>
+      </w:r>
+      <w:r>
+        <w:rPr>
+          <w:sz w:val="28"/>
+          <w:szCs w:val="28"/>
           <w:lang w:val="en-US"/>
         </w:rPr>
         <w:t xml:space="preserve"> </w:t>
@@ -8372,71 +7989,46 @@
           <w:highlight w:val="yellow"/>
           <w:lang w:val="en-US"/>
         </w:rPr>
-        <w:t>(</w:t>
-      </w:r>
-      <w:proofErr w:type="gramStart"/>
-      <w:r>
-        <w:rPr>
-          <w:b/>
-          <w:bCs/>
-          <w:sz w:val="28"/>
-          <w:szCs w:val="28"/>
-          <w:highlight w:val="yellow"/>
-          <w:lang w:val="en-US"/>
-        </w:rPr>
-        <w:t>pull</w:t>
-      </w:r>
-      <w:proofErr w:type="gramEnd"/>
-      <w:r>
-        <w:rPr>
-          <w:b/>
-          <w:bCs/>
-          <w:sz w:val="28"/>
-          <w:szCs w:val="28"/>
-          <w:highlight w:val="yellow"/>
-          <w:lang w:val="en-US"/>
-        </w:rPr>
-        <w:t xml:space="preserve"> stop)</w:t>
-      </w:r>
-      <w:r>
-        <w:rPr>
-          <w:sz w:val="28"/>
-          <w:szCs w:val="28"/>
-          <w:lang w:val="en-US"/>
-        </w:rPr>
-        <w:t xml:space="preserve"> Infront of the file name and directory name. </w:t>
-      </w:r>
-    </w:p>
-    <w:p>
-      <w:pPr>
-        <w:rPr>
-          <w:b/>
-          <w:bCs/>
-          <w:color w:val="EE0000"/>
-          <w:sz w:val="28"/>
-          <w:szCs w:val="28"/>
-          <w:lang w:val="en-US"/>
-        </w:rPr>
-      </w:pPr>
-    </w:p>
-    <w:p>
-      <w:pPr>
-        <w:rPr>
-          <w:sz w:val="28"/>
-          <w:szCs w:val="28"/>
-          <w:lang w:val="en-US"/>
-        </w:rPr>
-      </w:pPr>
-      <w:r>
-        <w:rPr>
-          <w:b/>
-          <w:bCs/>
-          <w:color w:val="EE0000"/>
-          <w:sz w:val="28"/>
-          <w:szCs w:val="28"/>
-          <w:lang w:val="en-US"/>
-        </w:rPr>
-        <w:t>Example:</w:t>
+        <w:t>touch .&lt;file_name&gt;</w:t>
+      </w:r>
+      <w:r>
+        <w:rPr>
+          <w:b/>
+          <w:bCs/>
+          <w:sz w:val="28"/>
+          <w:szCs w:val="28"/>
+          <w:lang w:val="en-US"/>
+        </w:rPr>
+        <w:t xml:space="preserve"> or </w:t>
+      </w:r>
+      <w:r>
+        <w:rPr>
+          <w:b/>
+          <w:bCs/>
+          <w:sz w:val="28"/>
+          <w:szCs w:val="28"/>
+          <w:highlight w:val="yellow"/>
+          <w:lang w:val="en-US"/>
+        </w:rPr>
+        <w:t>cat .&lt;file_name&gt;</w:t>
+      </w:r>
+      <w:r>
+        <w:rPr>
+          <w:sz w:val="28"/>
+          <w:szCs w:val="28"/>
+          <w:lang w:val="en-US"/>
+        </w:rPr>
+        <w:t xml:space="preserve"> to hide empty files. </w:t>
+      </w:r>
+      <w:r>
+        <w:rPr>
+          <w:b/>
+          <w:bCs/>
+          <w:sz w:val="28"/>
+          <w:szCs w:val="28"/>
+          <w:lang w:val="en-US"/>
+        </w:rPr>
+        <w:t>To hide content and file we use</w:t>
       </w:r>
       <w:r>
         <w:rPr>
@@ -8446,183 +8038,16 @@
         </w:rPr>
         <w:t xml:space="preserve"> </w:t>
       </w:r>
-      <w:proofErr w:type="gramStart"/>
-      <w:r>
-        <w:rPr>
-          <w:b/>
-          <w:bCs/>
-          <w:sz w:val="28"/>
-          <w:szCs w:val="28"/>
-          <w:highlight w:val="yellow"/>
-          <w:lang w:val="en-US"/>
-        </w:rPr>
-        <w:t>touch .</w:t>
-      </w:r>
-      <w:proofErr w:type="gramEnd"/>
-      <w:r>
-        <w:rPr>
-          <w:b/>
-          <w:bCs/>
-          <w:sz w:val="28"/>
-          <w:szCs w:val="28"/>
-          <w:highlight w:val="yellow"/>
-          <w:lang w:val="en-US"/>
-        </w:rPr>
-        <w:t>&lt;</w:t>
-      </w:r>
-      <w:proofErr w:type="spellStart"/>
-      <w:r>
-        <w:rPr>
-          <w:b/>
-          <w:bCs/>
-          <w:sz w:val="28"/>
-          <w:szCs w:val="28"/>
-          <w:highlight w:val="yellow"/>
-          <w:lang w:val="en-US"/>
-        </w:rPr>
-        <w:t>file_name</w:t>
-      </w:r>
-      <w:proofErr w:type="spellEnd"/>
-      <w:r>
-        <w:rPr>
-          <w:b/>
-          <w:bCs/>
-          <w:sz w:val="28"/>
-          <w:szCs w:val="28"/>
-          <w:highlight w:val="yellow"/>
-          <w:lang w:val="en-US"/>
-        </w:rPr>
-        <w:t>&gt;</w:t>
-      </w:r>
-      <w:r>
-        <w:rPr>
-          <w:b/>
-          <w:bCs/>
-          <w:sz w:val="28"/>
-          <w:szCs w:val="28"/>
-          <w:lang w:val="en-US"/>
-        </w:rPr>
-        <w:t xml:space="preserve"> or </w:t>
-      </w:r>
-      <w:r>
-        <w:rPr>
-          <w:b/>
-          <w:bCs/>
-          <w:sz w:val="28"/>
-          <w:szCs w:val="28"/>
-          <w:highlight w:val="yellow"/>
-          <w:lang w:val="en-US"/>
-        </w:rPr>
-        <w:t>cat .&lt;</w:t>
-      </w:r>
-      <w:proofErr w:type="spellStart"/>
-      <w:r>
-        <w:rPr>
-          <w:b/>
-          <w:bCs/>
-          <w:sz w:val="28"/>
-          <w:szCs w:val="28"/>
-          <w:highlight w:val="yellow"/>
-          <w:lang w:val="en-US"/>
-        </w:rPr>
-        <w:t>file_name</w:t>
-      </w:r>
-      <w:proofErr w:type="spellEnd"/>
-      <w:r>
-        <w:rPr>
-          <w:b/>
-          <w:bCs/>
-          <w:sz w:val="28"/>
-          <w:szCs w:val="28"/>
-          <w:highlight w:val="yellow"/>
-          <w:lang w:val="en-US"/>
-        </w:rPr>
-        <w:t>&gt;</w:t>
-      </w:r>
-      <w:r>
-        <w:rPr>
-          <w:sz w:val="28"/>
-          <w:szCs w:val="28"/>
-          <w:lang w:val="en-US"/>
-        </w:rPr>
-        <w:t xml:space="preserve"> to hide empty files. </w:t>
-      </w:r>
-      <w:r>
-        <w:rPr>
-          <w:b/>
-          <w:bCs/>
-          <w:sz w:val="28"/>
-          <w:szCs w:val="28"/>
-          <w:lang w:val="en-US"/>
-        </w:rPr>
-        <w:t>To hide content and file we use</w:t>
-      </w:r>
-      <w:r>
-        <w:rPr>
-          <w:sz w:val="28"/>
-          <w:szCs w:val="28"/>
-          <w:lang w:val="en-US"/>
-        </w:rPr>
-        <w:t xml:space="preserve"> </w:t>
-      </w:r>
-      <w:r>
-        <w:rPr>
-          <w:b/>
-          <w:bCs/>
-          <w:sz w:val="28"/>
-          <w:szCs w:val="28"/>
-          <w:highlight w:val="yellow"/>
-          <w:lang w:val="en-US"/>
-        </w:rPr>
-        <w:t xml:space="preserve">cat </w:t>
-      </w:r>
-      <w:proofErr w:type="gramStart"/>
-      <w:r>
-        <w:rPr>
-          <w:b/>
-          <w:bCs/>
-          <w:sz w:val="28"/>
-          <w:szCs w:val="28"/>
-          <w:highlight w:val="yellow"/>
-          <w:lang w:val="en-US"/>
-        </w:rPr>
-        <w:t>&gt; .</w:t>
-      </w:r>
-      <w:proofErr w:type="gramEnd"/>
-      <w:r>
-        <w:rPr>
-          <w:b/>
-          <w:bCs/>
-          <w:sz w:val="28"/>
-          <w:szCs w:val="28"/>
-          <w:highlight w:val="yellow"/>
-          <w:lang w:val="en-US"/>
-        </w:rPr>
-        <w:t>&lt;</w:t>
-      </w:r>
-      <w:proofErr w:type="spellStart"/>
-      <w:r>
-        <w:rPr>
-          <w:b/>
-          <w:bCs/>
-          <w:sz w:val="28"/>
-          <w:szCs w:val="28"/>
-          <w:highlight w:val="yellow"/>
-          <w:lang w:val="en-US"/>
-        </w:rPr>
-        <w:t>file_name</w:t>
-      </w:r>
-      <w:proofErr w:type="spellEnd"/>
-      <w:r>
-        <w:rPr>
-          <w:b/>
-          <w:bCs/>
-          <w:sz w:val="28"/>
-          <w:szCs w:val="28"/>
-          <w:highlight w:val="yellow"/>
-          <w:lang w:val="en-US"/>
-        </w:rPr>
-        <w:t>&gt;.</w:t>
+      <w:r>
+        <w:rPr>
+          <w:b/>
+          <w:bCs/>
+          <w:sz w:val="28"/>
+          <w:szCs w:val="28"/>
+          <w:highlight w:val="yellow"/>
+          <w:lang w:val="en-US"/>
+        </w:rPr>
+        <w:t>cat &gt; .&lt;file_name&gt;.</w:t>
       </w:r>
     </w:p>
     <w:p>
@@ -8841,25 +8266,7 @@
           <w:szCs w:val="28"/>
           <w:lang w:val="en-US"/>
         </w:rPr>
-        <w:t xml:space="preserve"> By using this command </w:t>
-      </w:r>
-      <w:proofErr w:type="gramStart"/>
-      <w:r>
-        <w:rPr>
-          <w:sz w:val="28"/>
-          <w:szCs w:val="28"/>
-          <w:lang w:val="en-US"/>
-        </w:rPr>
-        <w:t>here</w:t>
-      </w:r>
-      <w:proofErr w:type="gramEnd"/>
-      <w:r>
-        <w:rPr>
-          <w:sz w:val="28"/>
-          <w:szCs w:val="28"/>
-          <w:lang w:val="en-US"/>
-        </w:rPr>
-        <w:t xml:space="preserve"> we see our hidden files and directories which were created.</w:t>
+        <w:t xml:space="preserve"> By using this command here we see our hidden files and directories which were created.</w:t>
       </w:r>
     </w:p>
     <w:p>
@@ -8991,27 +8398,15 @@
         </w:rPr>
         <w:t>.</w:t>
       </w:r>
-      <w:proofErr w:type="spellStart"/>
-      <w:r>
-        <w:rPr>
-          <w:b/>
-          <w:bCs/>
-          <w:sz w:val="28"/>
-          <w:szCs w:val="28"/>
-          <w:lang w:val="en-US"/>
-        </w:rPr>
-        <w:t>ssh</w:t>
-      </w:r>
-      <w:proofErr w:type="spellEnd"/>
-      <w:r>
-        <w:rPr>
-          <w:b/>
-          <w:bCs/>
-          <w:sz w:val="28"/>
-          <w:szCs w:val="28"/>
-          <w:lang w:val="en-US"/>
-        </w:rPr>
-        <w:t xml:space="preserve"> is a hidden directory</w:t>
+      <w:r>
+        <w:rPr>
+          <w:b/>
+          <w:bCs/>
+          <w:sz w:val="28"/>
+          <w:szCs w:val="28"/>
+          <w:lang w:val="en-US"/>
+        </w:rPr>
+        <w:t>ssh is a hidden directory</w:t>
       </w:r>
       <w:r>
         <w:rPr>
@@ -9198,55 +8593,7 @@
           <w:highlight w:val="yellow"/>
           <w:lang w:val="en-US"/>
         </w:rPr>
-        <w:t>cp &lt;</w:t>
-      </w:r>
-      <w:proofErr w:type="spellStart"/>
-      <w:r>
-        <w:rPr>
-          <w:b/>
-          <w:bCs/>
-          <w:sz w:val="28"/>
-          <w:szCs w:val="28"/>
-          <w:highlight w:val="yellow"/>
-          <w:lang w:val="en-US"/>
-        </w:rPr>
-        <w:t>Source_file_name</w:t>
-      </w:r>
-      <w:proofErr w:type="spellEnd"/>
-      <w:r>
-        <w:rPr>
-          <w:b/>
-          <w:bCs/>
-          <w:sz w:val="28"/>
-          <w:szCs w:val="28"/>
-          <w:highlight w:val="yellow"/>
-          <w:lang w:val="en-US"/>
-        </w:rPr>
-        <w:t>&gt; &lt;</w:t>
-      </w:r>
-      <w:proofErr w:type="spellStart"/>
-      <w:r>
-        <w:rPr>
-          <w:b/>
-          <w:bCs/>
-          <w:sz w:val="28"/>
-          <w:szCs w:val="28"/>
-          <w:highlight w:val="yellow"/>
-          <w:lang w:val="en-US"/>
-        </w:rPr>
-        <w:t>Destination_file_name</w:t>
-      </w:r>
-      <w:proofErr w:type="spellEnd"/>
-      <w:r>
-        <w:rPr>
-          <w:b/>
-          <w:bCs/>
-          <w:sz w:val="28"/>
-          <w:szCs w:val="28"/>
-          <w:highlight w:val="yellow"/>
-          <w:lang w:val="en-US"/>
-        </w:rPr>
-        <w:t>&gt;</w:t>
+        <w:t>cp &lt;Source_file_name&gt; &lt;Destination_file_name&gt;</w:t>
       </w:r>
       <w:r>
         <w:rPr>
@@ -9280,25 +8627,7 @@
           <w:szCs w:val="28"/>
           <w:lang w:val="en-US"/>
         </w:rPr>
-        <w:t xml:space="preserve"> using source file as </w:t>
-      </w:r>
-      <w:proofErr w:type="spellStart"/>
-      <w:r>
-        <w:rPr>
-          <w:sz w:val="28"/>
-          <w:szCs w:val="28"/>
-          <w:lang w:val="en-US"/>
-        </w:rPr>
-        <w:t>aws</w:t>
-      </w:r>
-      <w:proofErr w:type="spellEnd"/>
-      <w:r>
-        <w:rPr>
-          <w:sz w:val="28"/>
-          <w:szCs w:val="28"/>
-          <w:lang w:val="en-US"/>
-        </w:rPr>
-        <w:t xml:space="preserve"> and destination file as azure. We can see the copied file. We use </w:t>
+        <w:t xml:space="preserve"> using source file as aws and destination file as azure. We can see the copied file. We use </w:t>
       </w:r>
       <w:r>
         <w:rPr>
@@ -9333,51 +8662,15 @@
           <w:szCs w:val="28"/>
           <w:lang w:val="en-US"/>
         </w:rPr>
-        <w:t xml:space="preserve">we see same content of </w:t>
-      </w:r>
-      <w:proofErr w:type="spellStart"/>
-      <w:r>
-        <w:rPr>
-          <w:sz w:val="28"/>
-          <w:szCs w:val="28"/>
-          <w:lang w:val="en-US"/>
-        </w:rPr>
-        <w:t>aws</w:t>
-      </w:r>
-      <w:proofErr w:type="spellEnd"/>
-      <w:r>
-        <w:rPr>
-          <w:sz w:val="28"/>
-          <w:szCs w:val="28"/>
-          <w:lang w:val="en-US"/>
-        </w:rPr>
-        <w:t xml:space="preserve">. Because azure is </w:t>
-      </w:r>
-      <w:r>
-        <w:rPr>
-          <w:sz w:val="28"/>
-          <w:szCs w:val="28"/>
-          <w:lang w:val="en-US"/>
-        </w:rPr>
-        <w:t xml:space="preserve">copied file of </w:t>
-      </w:r>
-      <w:proofErr w:type="spellStart"/>
-      <w:r>
-        <w:rPr>
-          <w:sz w:val="28"/>
-          <w:szCs w:val="28"/>
-          <w:lang w:val="en-US"/>
-        </w:rPr>
-        <w:t>aws</w:t>
-      </w:r>
-      <w:proofErr w:type="spellEnd"/>
-      <w:r>
-        <w:rPr>
-          <w:sz w:val="28"/>
-          <w:szCs w:val="28"/>
-          <w:lang w:val="en-US"/>
-        </w:rPr>
-        <w:t>.</w:t>
+        <w:t xml:space="preserve">we see same content of aws. Because azure is </w:t>
+      </w:r>
+      <w:r>
+        <w:rPr>
+          <w:sz w:val="28"/>
+          <w:szCs w:val="28"/>
+          <w:lang w:val="en-US"/>
+        </w:rPr>
+        <w:t>copied file of aws.</w:t>
       </w:r>
     </w:p>
     <w:p>
@@ -9488,7 +8781,6 @@
         </w:rPr>
         <w:t xml:space="preserve"> </w:t>
       </w:r>
-      <w:proofErr w:type="gramStart"/>
       <w:r>
         <w:rPr>
           <w:b/>
@@ -9509,7 +8801,6 @@
         </w:rPr>
         <w:t>?</w:t>
       </w:r>
-      <w:proofErr w:type="gramEnd"/>
       <w:r>
         <w:rPr>
           <w:sz w:val="28"/>
@@ -9534,7 +8825,6 @@
         </w:rPr>
         <w:t xml:space="preserve"> we use </w:t>
       </w:r>
-      <w:proofErr w:type="spellStart"/>
       <w:r>
         <w:rPr>
           <w:b/>
@@ -9546,7 +8836,6 @@
         </w:rPr>
         <w:t>whoami</w:t>
       </w:r>
-      <w:proofErr w:type="spellEnd"/>
       <w:r>
         <w:rPr>
           <w:sz w:val="28"/>
@@ -9581,21 +8870,8 @@
           <w:highlight w:val="yellow"/>
           <w:lang w:val="en-US"/>
         </w:rPr>
-        <w:t>ls -</w:t>
-      </w:r>
-      <w:proofErr w:type="spellStart"/>
-      <w:r>
-        <w:rPr>
-          <w:b/>
-          <w:bCs/>
-          <w:sz w:val="28"/>
-          <w:szCs w:val="28"/>
-          <w:highlight w:val="yellow"/>
-          <w:lang w:val="en-US"/>
-        </w:rPr>
-        <w:t>lt</w:t>
-      </w:r>
-      <w:proofErr w:type="spellEnd"/>
+        <w:t>ls -lt</w:t>
+      </w:r>
       <w:r>
         <w:rPr>
           <w:sz w:val="28"/>
@@ -9792,29 +9068,16 @@
         </w:rPr>
         <w:t xml:space="preserve">By default, we are normal users. To change normal user to root user we use </w:t>
       </w:r>
-      <w:proofErr w:type="spellStart"/>
-      <w:r>
-        <w:rPr>
-          <w:b/>
-          <w:bCs/>
-          <w:sz w:val="28"/>
-          <w:szCs w:val="28"/>
-          <w:highlight w:val="yellow"/>
-          <w:lang w:val="en-US"/>
-        </w:rPr>
-        <w:t>su</w:t>
-      </w:r>
-      <w:proofErr w:type="spellEnd"/>
-      <w:r>
-        <w:rPr>
-          <w:b/>
-          <w:bCs/>
-          <w:sz w:val="28"/>
-          <w:szCs w:val="28"/>
-          <w:highlight w:val="yellow"/>
-          <w:lang w:val="en-US"/>
-        </w:rPr>
-        <w:t xml:space="preserve"> root</w:t>
+      <w:r>
+        <w:rPr>
+          <w:b/>
+          <w:bCs/>
+          <w:sz w:val="28"/>
+          <w:szCs w:val="28"/>
+          <w:highlight w:val="yellow"/>
+          <w:lang w:val="en-US"/>
+        </w:rPr>
+        <w:t>su root</w:t>
       </w:r>
       <w:r>
         <w:rPr>
@@ -9890,7 +9153,75 @@
         </w:rPr>
         <w:t xml:space="preserve"> </w:t>
       </w:r>
-      <w:proofErr w:type="spellStart"/>
+      <w:r>
+        <w:rPr>
+          <w:b/>
+          <w:bCs/>
+          <w:sz w:val="28"/>
+          <w:szCs w:val="28"/>
+          <w:highlight w:val="yellow"/>
+          <w:lang w:val="en-US"/>
+        </w:rPr>
+        <w:t>sudo su root.</w:t>
+      </w:r>
+      <w:r>
+        <w:rPr>
+          <w:b/>
+          <w:bCs/>
+          <w:sz w:val="28"/>
+          <w:szCs w:val="28"/>
+          <w:lang w:val="en-US"/>
+        </w:rPr>
+        <w:t xml:space="preserve"> </w:t>
+      </w:r>
+      <w:r>
+        <w:rPr>
+          <w:b/>
+          <w:bCs/>
+          <w:sz w:val="28"/>
+          <w:szCs w:val="28"/>
+          <w:lang w:val="en-US"/>
+        </w:rPr>
+        <w:t xml:space="preserve">  </w:t>
+      </w:r>
+      <w:r>
+        <w:rPr>
+          <w:b/>
+          <w:bCs/>
+          <w:sz w:val="28"/>
+          <w:szCs w:val="28"/>
+          <w:lang w:val="en-US"/>
+        </w:rPr>
+        <w:t>sudo stands for “super user do”</w:t>
+      </w:r>
+      <w:r>
+        <w:rPr>
+          <w:b/>
+          <w:bCs/>
+          <w:sz w:val="28"/>
+          <w:szCs w:val="28"/>
+          <w:lang w:val="en-US"/>
+        </w:rPr>
+        <w:t xml:space="preserve"> </w:t>
+      </w:r>
+      <w:r>
+        <w:rPr>
+          <w:b/>
+          <w:bCs/>
+          <w:sz w:val="28"/>
+          <w:szCs w:val="28"/>
+          <w:lang w:val="en-US"/>
+        </w:rPr>
+        <w:t>.</w:t>
+      </w:r>
+      <w:r>
+        <w:rPr>
+          <w:sz w:val="28"/>
+          <w:szCs w:val="28"/>
+          <w:lang w:val="en-US"/>
+        </w:rPr>
+        <w:t xml:space="preserve"> In Linux we use </w:t>
+      </w:r>
       <w:r>
         <w:rPr>
           <w:b/>
@@ -9902,137 +9233,6 @@
         </w:rPr>
         <w:t>sudo</w:t>
       </w:r>
-      <w:proofErr w:type="spellEnd"/>
-      <w:r>
-        <w:rPr>
-          <w:b/>
-          <w:bCs/>
-          <w:sz w:val="28"/>
-          <w:szCs w:val="28"/>
-          <w:highlight w:val="yellow"/>
-          <w:lang w:val="en-US"/>
-        </w:rPr>
-        <w:t xml:space="preserve"> </w:t>
-      </w:r>
-      <w:proofErr w:type="spellStart"/>
-      <w:r>
-        <w:rPr>
-          <w:b/>
-          <w:bCs/>
-          <w:sz w:val="28"/>
-          <w:szCs w:val="28"/>
-          <w:highlight w:val="yellow"/>
-          <w:lang w:val="en-US"/>
-        </w:rPr>
-        <w:t>su</w:t>
-      </w:r>
-      <w:proofErr w:type="spellEnd"/>
-      <w:r>
-        <w:rPr>
-          <w:b/>
-          <w:bCs/>
-          <w:sz w:val="28"/>
-          <w:szCs w:val="28"/>
-          <w:highlight w:val="yellow"/>
-          <w:lang w:val="en-US"/>
-        </w:rPr>
-        <w:t xml:space="preserve"> root.</w:t>
-      </w:r>
-      <w:r>
-        <w:rPr>
-          <w:b/>
-          <w:bCs/>
-          <w:sz w:val="28"/>
-          <w:szCs w:val="28"/>
-          <w:lang w:val="en-US"/>
-        </w:rPr>
-        <w:t xml:space="preserve"> </w:t>
-      </w:r>
-      <w:r>
-        <w:rPr>
-          <w:b/>
-          <w:bCs/>
-          <w:sz w:val="28"/>
-          <w:szCs w:val="28"/>
-          <w:lang w:val="en-US"/>
-        </w:rPr>
-        <w:t xml:space="preserve">  </w:t>
-      </w:r>
-      <w:proofErr w:type="spellStart"/>
-      <w:r>
-        <w:rPr>
-          <w:b/>
-          <w:bCs/>
-          <w:sz w:val="28"/>
-          <w:szCs w:val="28"/>
-          <w:lang w:val="en-US"/>
-        </w:rPr>
-        <w:t>sudo</w:t>
-      </w:r>
-      <w:proofErr w:type="spellEnd"/>
-      <w:r>
-        <w:rPr>
-          <w:b/>
-          <w:bCs/>
-          <w:sz w:val="28"/>
-          <w:szCs w:val="28"/>
-          <w:lang w:val="en-US"/>
-        </w:rPr>
-        <w:t xml:space="preserve"> stands for “super user do</w:t>
-      </w:r>
-      <w:proofErr w:type="gramStart"/>
-      <w:r>
-        <w:rPr>
-          <w:b/>
-          <w:bCs/>
-          <w:sz w:val="28"/>
-          <w:szCs w:val="28"/>
-          <w:lang w:val="en-US"/>
-        </w:rPr>
-        <w:t>”</w:t>
-      </w:r>
-      <w:r>
-        <w:rPr>
-          <w:b/>
-          <w:bCs/>
-          <w:sz w:val="28"/>
-          <w:szCs w:val="28"/>
-          <w:lang w:val="en-US"/>
-        </w:rPr>
-        <w:t xml:space="preserve"> </w:t>
-      </w:r>
-      <w:r>
-        <w:rPr>
-          <w:b/>
-          <w:bCs/>
-          <w:sz w:val="28"/>
-          <w:szCs w:val="28"/>
-          <w:lang w:val="en-US"/>
-        </w:rPr>
-        <w:t>.</w:t>
-      </w:r>
-      <w:proofErr w:type="gramEnd"/>
-      <w:r>
-        <w:rPr>
-          <w:sz w:val="28"/>
-          <w:szCs w:val="28"/>
-          <w:lang w:val="en-US"/>
-        </w:rPr>
-        <w:t xml:space="preserve"> In Linux we use </w:t>
-      </w:r>
-      <w:proofErr w:type="spellStart"/>
-      <w:r>
-        <w:rPr>
-          <w:b/>
-          <w:bCs/>
-          <w:sz w:val="28"/>
-          <w:szCs w:val="28"/>
-          <w:highlight w:val="yellow"/>
-          <w:lang w:val="en-US"/>
-        </w:rPr>
-        <w:t>sudo</w:t>
-      </w:r>
-      <w:proofErr w:type="spellEnd"/>
       <w:r>
         <w:rPr>
           <w:b/>
@@ -10154,7 +9354,6 @@
         </w:rPr>
         <w:t xml:space="preserve">After </w:t>
       </w:r>
-      <w:proofErr w:type="spellStart"/>
       <w:r>
         <w:rPr>
           <w:b/>
@@ -10166,7 +9365,6 @@
         </w:rPr>
         <w:t>sudo</w:t>
       </w:r>
-      <w:proofErr w:type="spellEnd"/>
       <w:r>
         <w:rPr>
           <w:b/>
@@ -10176,31 +9374,27 @@
           <w:highlight w:val="yellow"/>
           <w:lang w:val="en-US"/>
         </w:rPr>
-        <w:t xml:space="preserve"> </w:t>
-      </w:r>
-      <w:proofErr w:type="spellStart"/>
+        <w:t xml:space="preserve"> su root</w:t>
+      </w:r>
       <w:r>
         <w:rPr>
           <w:b/>
           <w:bCs/>
           <w:sz w:val="30"/>
           <w:szCs w:val="30"/>
-          <w:highlight w:val="yellow"/>
-          <w:lang w:val="en-US"/>
-        </w:rPr>
-        <w:t>su</w:t>
-      </w:r>
-      <w:proofErr w:type="spellEnd"/>
+          <w:lang w:val="en-US"/>
+        </w:rPr>
+        <w:t xml:space="preserve"> command </w:t>
+      </w:r>
       <w:r>
         <w:rPr>
           <w:b/>
           <w:bCs/>
           <w:sz w:val="30"/>
           <w:szCs w:val="30"/>
-          <w:highlight w:val="yellow"/>
-          <w:lang w:val="en-US"/>
-        </w:rPr>
-        <w:t xml:space="preserve"> root</w:t>
+          <w:lang w:val="en-US"/>
+        </w:rPr>
+        <w:t>the ec2-user($)</w:t>
       </w:r>
       <w:r>
         <w:rPr>
@@ -10210,7 +9404,7 @@
           <w:szCs w:val="30"/>
           <w:lang w:val="en-US"/>
         </w:rPr>
-        <w:t xml:space="preserve"> command </w:t>
+        <w:t xml:space="preserve"> changed into </w:t>
       </w:r>
       <w:r>
         <w:rPr>
@@ -10220,10 +9414,11 @@
           <w:szCs w:val="30"/>
           <w:lang w:val="en-US"/>
         </w:rPr>
-        <w:t>the ec2-</w:t>
-      </w:r>
-      <w:proofErr w:type="gramStart"/>
-      <w:r>
+        <w:t>root(#).**</w:t>
+      </w:r>
+    </w:p>
+    <w:p>
+      <w:pPr>
         <w:rPr>
           <w:b/>
           <w:bCs/>
@@ -10231,9 +9426,7 @@
           <w:szCs w:val="30"/>
           <w:lang w:val="en-US"/>
         </w:rPr>
-        <w:t>user(</w:t>
-      </w:r>
-      <w:proofErr w:type="gramEnd"/>
+      </w:pPr>
       <w:r>
         <w:rPr>
           <w:b/>
@@ -10242,7 +9435,7 @@
           <w:szCs w:val="30"/>
           <w:lang w:val="en-US"/>
         </w:rPr>
-        <w:t>$)</w:t>
+        <w:t xml:space="preserve">To see the current user, we use </w:t>
       </w:r>
       <w:r>
         <w:rPr>
@@ -10250,9 +9443,10 @@
           <w:bCs/>
           <w:sz w:val="30"/>
           <w:szCs w:val="30"/>
-          <w:lang w:val="en-US"/>
-        </w:rPr>
-        <w:t xml:space="preserve"> changed into </w:t>
+          <w:highlight w:val="yellow"/>
+          <w:lang w:val="en-US"/>
+        </w:rPr>
+        <w:t>whoami</w:t>
       </w:r>
       <w:r>
         <w:rPr>
@@ -10262,7 +9456,7 @@
           <w:szCs w:val="30"/>
           <w:lang w:val="en-US"/>
         </w:rPr>
-        <w:t>root(#).**</w:t>
+        <w:t xml:space="preserve"> command.</w:t>
       </w:r>
     </w:p>
     <w:p>
@@ -10283,9 +9477,8 @@
           <w:szCs w:val="30"/>
           <w:lang w:val="en-US"/>
         </w:rPr>
-        <w:t xml:space="preserve">To see the current user, we use </w:t>
-      </w:r>
-      <w:proofErr w:type="spellStart"/>
+        <w:t xml:space="preserve">**To change root user to ec2-user we use </w:t>
+      </w:r>
       <w:r>
         <w:rPr>
           <w:b/>
@@ -10295,63 +9488,7 @@
           <w:highlight w:val="yellow"/>
           <w:lang w:val="en-US"/>
         </w:rPr>
-        <w:t>whoami</w:t>
-      </w:r>
-      <w:proofErr w:type="spellEnd"/>
-      <w:r>
-        <w:rPr>
-          <w:b/>
-          <w:bCs/>
-          <w:sz w:val="30"/>
-          <w:szCs w:val="30"/>
-          <w:lang w:val="en-US"/>
-        </w:rPr>
-        <w:t xml:space="preserve"> command.</w:t>
-      </w:r>
-    </w:p>
-    <w:p>
-      <w:pPr>
-        <w:rPr>
-          <w:b/>
-          <w:bCs/>
-          <w:sz w:val="30"/>
-          <w:szCs w:val="30"/>
-          <w:lang w:val="en-US"/>
-        </w:rPr>
-      </w:pPr>
-      <w:r>
-        <w:rPr>
-          <w:b/>
-          <w:bCs/>
-          <w:sz w:val="30"/>
-          <w:szCs w:val="30"/>
-          <w:lang w:val="en-US"/>
-        </w:rPr>
-        <w:t xml:space="preserve">**To change root user to ec2-user we use </w:t>
-      </w:r>
-      <w:proofErr w:type="spellStart"/>
-      <w:r>
-        <w:rPr>
-          <w:b/>
-          <w:bCs/>
-          <w:sz w:val="30"/>
-          <w:szCs w:val="30"/>
-          <w:highlight w:val="yellow"/>
-          <w:lang w:val="en-US"/>
-        </w:rPr>
-        <w:t>su</w:t>
-      </w:r>
-      <w:proofErr w:type="spellEnd"/>
-      <w:r>
-        <w:rPr>
-          <w:b/>
-          <w:bCs/>
-          <w:sz w:val="30"/>
-          <w:szCs w:val="30"/>
-          <w:highlight w:val="yellow"/>
-          <w:lang w:val="en-US"/>
-        </w:rPr>
-        <w:t xml:space="preserve"> ec2-user</w:t>
+        <w:t>su ec2-user</w:t>
       </w:r>
       <w:r>
         <w:rPr>
@@ -11063,7 +10200,6 @@
         </w:rPr>
         <w:t>: </w:t>
       </w:r>
-      <w:proofErr w:type="gramStart"/>
       <w:r>
         <w:rPr>
           <w:b/>
@@ -11076,15 +10212,7 @@
           <w:b/>
           <w:bCs/>
         </w:rPr>
-        <w:t>(</w:t>
-      </w:r>
-      <w:proofErr w:type="gramEnd"/>
-      <w:r>
-        <w:rPr>
-          <w:b/>
-          <w:bCs/>
-        </w:rPr>
-        <w:t>Read, Write, Execute).</w:t>
+        <w:t>(Read, Write, Execute).</w:t>
       </w:r>
     </w:p>
     <w:p>
@@ -11300,33 +10428,13 @@
       <w:r>
         <w:t xml:space="preserve"> With help of </w:t>
       </w:r>
-      <w:proofErr w:type="spellStart"/>
-      <w:proofErr w:type="gramStart"/>
-      <w:r>
-        <w:rPr>
-          <w:b/>
-          <w:bCs/>
-          <w:highlight w:val="yellow"/>
-        </w:rPr>
-        <w:t>chmod</w:t>
-      </w:r>
-      <w:proofErr w:type="spellEnd"/>
-      <w:r>
-        <w:rPr>
-          <w:b/>
-          <w:bCs/>
-          <w:highlight w:val="yellow"/>
-        </w:rPr>
-        <w:t>(</w:t>
-      </w:r>
-      <w:proofErr w:type="gramEnd"/>
-      <w:r>
-        <w:rPr>
-          <w:b/>
-          <w:bCs/>
-          <w:highlight w:val="yellow"/>
-        </w:rPr>
-        <w:t>change mode</w:t>
+      <w:r>
+        <w:rPr>
+          <w:b/>
+          <w:bCs/>
+          <w:highlight w:val="yellow"/>
+        </w:rPr>
+        <w:t>chmod(change mode</w:t>
       </w:r>
       <w:r>
         <w:rPr>
@@ -11660,7 +10768,6 @@
         </w:rPr>
         <w:t xml:space="preserve">: </w:t>
       </w:r>
-      <w:proofErr w:type="spellStart"/>
       <w:r>
         <w:rPr>
           <w:b/>
@@ -11668,9 +10775,222 @@
           <w:color w:val="EE0000"/>
           <w:lang w:val="en-US"/>
         </w:rPr>
+        <w:t>rw-</w:t>
+      </w:r>
+      <w:r>
+        <w:rPr>
+          <w:color w:val="EE0000"/>
+          <w:lang w:val="en-US"/>
+        </w:rPr>
+        <w:t xml:space="preserve"> </w:t>
+      </w:r>
+      <w:r>
+        <w:rPr>
+          <w:color w:val="EE0000"/>
+          <w:lang w:val="en-US"/>
+        </w:rPr>
+        <w:t xml:space="preserve"> </w:t>
+      </w:r>
+      <w:r>
+        <w:rPr>
+          <w:lang w:val="en-US"/>
+        </w:rPr>
+        <w:sym w:font="Wingdings" w:char="F0E0"/>
+      </w:r>
+      <w:r>
+        <w:rPr>
+          <w:lang w:val="en-US"/>
+        </w:rPr>
+        <w:t>at Owner level we have these permissions.</w:t>
+      </w:r>
+    </w:p>
+    <w:p>
+      <w:pPr>
+        <w:rPr>
+          <w:lang w:val="en-US"/>
+        </w:rPr>
+      </w:pPr>
+      <w:r>
+        <w:rPr>
+          <w:lang w:val="en-US"/>
+        </w:rPr>
+        <w:t xml:space="preserve">                                                                              :</w:t>
+      </w:r>
+      <w:r>
+        <w:rPr>
+          <w:lang w:val="en-US"/>
+        </w:rPr>
+        <w:t xml:space="preserve"> </w:t>
+      </w:r>
+      <w:r>
+        <w:rPr>
+          <w:b/>
+          <w:bCs/>
+          <w:color w:val="EE0000"/>
+          <w:lang w:val="en-US"/>
+        </w:rPr>
+        <w:t>r--</w:t>
+      </w:r>
+      <w:r>
+        <w:rPr>
+          <w:b/>
+          <w:bCs/>
+          <w:color w:val="EE0000"/>
+          <w:lang w:val="en-US"/>
+        </w:rPr>
+        <w:t xml:space="preserve"> </w:t>
+      </w:r>
+      <w:r>
+        <w:rPr>
+          <w:color w:val="EE0000"/>
+          <w:lang w:val="en-US"/>
+        </w:rPr>
+        <w:t xml:space="preserve"> </w:t>
+      </w:r>
+      <w:r>
+        <w:rPr>
+          <w:lang w:val="en-US"/>
+        </w:rPr>
+        <w:sym w:font="Wingdings" w:char="F0E0"/>
+      </w:r>
+      <w:r>
+        <w:rPr>
+          <w:lang w:val="en-US"/>
+        </w:rPr>
+        <w:t xml:space="preserve"> </w:t>
+      </w:r>
+      <w:r>
+        <w:rPr>
+          <w:lang w:val="en-US"/>
+        </w:rPr>
+        <w:t xml:space="preserve"> at Group level we have these permissions.</w:t>
+      </w:r>
+    </w:p>
+    <w:p>
+      <w:pPr>
+        <w:rPr>
+          <w:lang w:val="en-US"/>
+        </w:rPr>
+      </w:pPr>
+      <w:r>
+        <w:rPr>
+          <w:lang w:val="en-US"/>
+        </w:rPr>
+        <w:t xml:space="preserve">                                                                               :</w:t>
+      </w:r>
+      <w:r>
+        <w:rPr>
+          <w:lang w:val="en-US"/>
+        </w:rPr>
+        <w:t xml:space="preserve"> </w:t>
+      </w:r>
+      <w:r>
+        <w:rPr>
+          <w:b/>
+          <w:bCs/>
+          <w:color w:val="EE0000"/>
+          <w:lang w:val="en-US"/>
+        </w:rPr>
+        <w:t>r--</w:t>
+      </w:r>
+      <w:r>
+        <w:rPr>
+          <w:color w:val="EE0000"/>
+          <w:lang w:val="en-US"/>
+        </w:rPr>
+        <w:t xml:space="preserve"> </w:t>
+      </w:r>
+      <w:r>
+        <w:rPr>
+          <w:color w:val="EE0000"/>
+          <w:lang w:val="en-US"/>
+        </w:rPr>
+        <w:t xml:space="preserve"> </w:t>
+      </w:r>
+      <w:r>
+        <w:rPr>
+          <w:lang w:val="en-US"/>
+        </w:rPr>
+        <w:sym w:font="Wingdings" w:char="F0E0"/>
+      </w:r>
+      <w:r>
+        <w:rPr>
+          <w:lang w:val="en-US"/>
+        </w:rPr>
+        <w:t>at Others level we have these permissions.</w:t>
+      </w:r>
+    </w:p>
+    <w:p>
+      <w:pPr>
+        <w:rPr>
+          <w:lang w:val="en-US"/>
+        </w:rPr>
+      </w:pPr>
+      <w:r>
+        <w:rPr>
+          <w:lang w:val="en-US"/>
+        </w:rPr>
+        <w:t xml:space="preserve">Applying the command to change the permissions for Owner, Group, Others level.  The command is </w:t>
+      </w:r>
+      <w:r>
+        <w:rPr>
+          <w:b/>
+          <w:bCs/>
+          <w:highlight w:val="yellow"/>
+          <w:lang w:val="en-US"/>
+        </w:rPr>
+        <w:t>chmod 764 file1 or chmod 764 &lt;file_name&gt;</w:t>
+      </w:r>
+      <w:r>
+        <w:rPr>
+          <w:b/>
+          <w:bCs/>
+          <w:lang w:val="en-US"/>
+        </w:rPr>
+        <w:t xml:space="preserve"> .</w:t>
+      </w:r>
+    </w:p>
+    <w:p>
+      <w:pPr>
+        <w:rPr>
+          <w:lang w:val="en-US"/>
+        </w:rPr>
+      </w:pPr>
+      <w:r>
+        <w:rPr>
+          <w:lang w:val="en-US"/>
+        </w:rPr>
+        <w:t xml:space="preserve">After </w:t>
+      </w:r>
+      <w:r>
+        <w:rPr>
+          <w:lang w:val="en-US"/>
+        </w:rPr>
+        <w:t>applying</w:t>
+      </w:r>
+      <w:r>
+        <w:rPr>
+          <w:lang w:val="en-US"/>
+        </w:rPr>
+        <w:t xml:space="preserve"> the command, we have</w:t>
+      </w:r>
+      <w:r>
+        <w:rPr>
+          <w:b/>
+          <w:bCs/>
+          <w:lang w:val="en-US"/>
+        </w:rPr>
+        <w:t xml:space="preserve">: </w:t>
+      </w:r>
+      <w:r>
+        <w:rPr>
+          <w:b/>
+          <w:bCs/>
+          <w:color w:val="EE0000"/>
+          <w:lang w:val="en-US"/>
+        </w:rPr>
         <w:t>rw</w:t>
       </w:r>
-      <w:proofErr w:type="spellEnd"/>
       <w:r>
         <w:rPr>
           <w:b/>
@@ -11678,6 +10998,103 @@
           <w:color w:val="EE0000"/>
           <w:lang w:val="en-US"/>
         </w:rPr>
+        <w:t>x</w:t>
+      </w:r>
+      <w:r>
+        <w:rPr>
+          <w:color w:val="EE0000"/>
+          <w:lang w:val="en-US"/>
+        </w:rPr>
+        <w:t xml:space="preserve"> </w:t>
+      </w:r>
+      <w:r>
+        <w:rPr>
+          <w:lang w:val="en-US"/>
+        </w:rPr>
+        <w:t xml:space="preserve"> </w:t>
+      </w:r>
+      <w:r>
+        <w:rPr>
+          <w:lang w:val="en-US"/>
+        </w:rPr>
+        <w:sym w:font="Wingdings" w:char="F0E0"/>
+      </w:r>
+      <w:r>
+        <w:rPr>
+          <w:lang w:val="en-US"/>
+        </w:rPr>
+        <w:t>at Owner level we have these permissions.</w:t>
+      </w:r>
+    </w:p>
+    <w:p>
+      <w:pPr>
+        <w:rPr>
+          <w:lang w:val="en-US"/>
+        </w:rPr>
+      </w:pPr>
+      <w:r>
+        <w:rPr>
+          <w:lang w:val="en-US"/>
+        </w:rPr>
+        <w:t xml:space="preserve">                                                                           </w:t>
+      </w:r>
+      <w:r>
+        <w:rPr>
+          <w:lang w:val="en-US"/>
+        </w:rPr>
+        <w:t xml:space="preserve"> </w:t>
+      </w:r>
+      <w:r>
+        <w:rPr>
+          <w:lang w:val="en-US"/>
+        </w:rPr>
+        <w:t xml:space="preserve">  </w:t>
+      </w:r>
+      <w:r>
+        <w:rPr>
+          <w:lang w:val="en-US"/>
+        </w:rPr>
+        <w:t xml:space="preserve"> </w:t>
+      </w:r>
+      <w:r>
+        <w:rPr>
+          <w:lang w:val="en-US"/>
+        </w:rPr>
+        <w:t xml:space="preserve"> </w:t>
+      </w:r>
+      <w:r>
+        <w:rPr>
+          <w:b/>
+          <w:bCs/>
+          <w:lang w:val="en-US"/>
+        </w:rPr>
+        <w:t xml:space="preserve">: </w:t>
+      </w:r>
+      <w:r>
+        <w:rPr>
+          <w:b/>
+          <w:bCs/>
+          <w:color w:val="EE0000"/>
+          <w:lang w:val="en-US"/>
+        </w:rPr>
+        <w:t>r</w:t>
+      </w:r>
+      <w:r>
+        <w:rPr>
+          <w:b/>
+          <w:bCs/>
+          <w:color w:val="EE0000"/>
+          <w:lang w:val="en-US"/>
+        </w:rPr>
+        <w:t>w</w:t>
+      </w:r>
+      <w:r>
+        <w:rPr>
+          <w:b/>
+          <w:bCs/>
+          <w:color w:val="EE0000"/>
+          <w:lang w:val="en-US"/>
+        </w:rPr>
         <w:t>-</w:t>
       </w:r>
       <w:r>
@@ -11704,20 +11121,20 @@
         <w:rPr>
           <w:lang w:val="en-US"/>
         </w:rPr>
-        <w:t>at Owner level we have these permissions.</w:t>
-      </w:r>
-    </w:p>
-    <w:p>
-      <w:pPr>
-        <w:rPr>
-          <w:lang w:val="en-US"/>
-        </w:rPr>
-      </w:pPr>
-      <w:r>
-        <w:rPr>
-          <w:lang w:val="en-US"/>
-        </w:rPr>
-        <w:t xml:space="preserve">                                                                              :</w:t>
+        <w:t xml:space="preserve"> at Group level we have these permissions.</w:t>
+      </w:r>
+    </w:p>
+    <w:p>
+      <w:pPr>
+        <w:rPr>
+          <w:lang w:val="en-US"/>
+        </w:rPr>
+      </w:pPr>
+      <w:r>
+        <w:rPr>
+          <w:lang w:val="en-US"/>
+        </w:rPr>
+        <w:t xml:space="preserve">                                                                              </w:t>
       </w:r>
       <w:r>
         <w:rPr>
@@ -11725,7 +11142,20 @@
         </w:rPr>
         <w:t xml:space="preserve"> </w:t>
       </w:r>
-      <w:proofErr w:type="spellStart"/>
+      <w:r>
+        <w:rPr>
+          <w:lang w:val="en-US"/>
+        </w:rPr>
+        <w:t xml:space="preserve"> </w:t>
+      </w:r>
+      <w:r>
+        <w:rPr>
+          <w:b/>
+          <w:bCs/>
+          <w:lang w:val="en-US"/>
+        </w:rPr>
+        <w:t xml:space="preserve">: </w:t>
+      </w:r>
       <w:r>
         <w:rPr>
           <w:b/>
@@ -11737,8 +11167,6 @@
       </w:r>
       <w:r>
         <w:rPr>
-          <w:b/>
-          <w:bCs/>
           <w:color w:val="EE0000"/>
           <w:lang w:val="en-US"/>
         </w:rPr>
@@ -11761,431 +11189,7 @@
         <w:rPr>
           <w:lang w:val="en-US"/>
         </w:rPr>
-        <w:t xml:space="preserve"> </w:t>
-      </w:r>
-      <w:r>
-        <w:rPr>
-          <w:lang w:val="en-US"/>
-        </w:rPr>
-        <w:t xml:space="preserve"> at</w:t>
-      </w:r>
-      <w:proofErr w:type="spellEnd"/>
-      <w:r>
-        <w:rPr>
-          <w:lang w:val="en-US"/>
-        </w:rPr>
-        <w:t xml:space="preserve"> Group level we have these permissions.</w:t>
-      </w:r>
-    </w:p>
-    <w:p>
-      <w:pPr>
-        <w:rPr>
-          <w:lang w:val="en-US"/>
-        </w:rPr>
-      </w:pPr>
-      <w:r>
-        <w:rPr>
-          <w:lang w:val="en-US"/>
-        </w:rPr>
-        <w:t xml:space="preserve">                                                                               :</w:t>
-      </w:r>
-      <w:r>
-        <w:rPr>
-          <w:lang w:val="en-US"/>
-        </w:rPr>
-        <w:t xml:space="preserve"> </w:t>
-      </w:r>
-      <w:r>
-        <w:rPr>
-          <w:b/>
-          <w:bCs/>
-          <w:color w:val="EE0000"/>
-          <w:lang w:val="en-US"/>
-        </w:rPr>
-        <w:t>r--</w:t>
-      </w:r>
-      <w:r>
-        <w:rPr>
-          <w:color w:val="EE0000"/>
-          <w:lang w:val="en-US"/>
-        </w:rPr>
-        <w:t xml:space="preserve"> </w:t>
-      </w:r>
-      <w:r>
-        <w:rPr>
-          <w:color w:val="EE0000"/>
-          <w:lang w:val="en-US"/>
-        </w:rPr>
-        <w:t xml:space="preserve"> </w:t>
-      </w:r>
-      <w:r>
-        <w:rPr>
-          <w:lang w:val="en-US"/>
-        </w:rPr>
-        <w:sym w:font="Wingdings" w:char="F0E0"/>
-      </w:r>
-      <w:r>
-        <w:rPr>
-          <w:lang w:val="en-US"/>
-        </w:rPr>
-        <w:t xml:space="preserve">at </w:t>
-      </w:r>
-      <w:proofErr w:type="gramStart"/>
-      <w:r>
-        <w:rPr>
-          <w:lang w:val="en-US"/>
-        </w:rPr>
-        <w:t>Others</w:t>
-      </w:r>
-      <w:proofErr w:type="gramEnd"/>
-      <w:r>
-        <w:rPr>
-          <w:lang w:val="en-US"/>
-        </w:rPr>
-        <w:t xml:space="preserve"> level we have these permissions.</w:t>
-      </w:r>
-    </w:p>
-    <w:p>
-      <w:pPr>
-        <w:rPr>
-          <w:lang w:val="en-US"/>
-        </w:rPr>
-      </w:pPr>
-      <w:r>
-        <w:rPr>
-          <w:lang w:val="en-US"/>
-        </w:rPr>
-        <w:t xml:space="preserve">Applying the command to change the permissions for Owner, Group, Others level.  The command is </w:t>
-      </w:r>
-      <w:proofErr w:type="spellStart"/>
-      <w:r>
-        <w:rPr>
-          <w:b/>
-          <w:bCs/>
-          <w:highlight w:val="yellow"/>
-          <w:lang w:val="en-US"/>
-        </w:rPr>
-        <w:t>chmod</w:t>
-      </w:r>
-      <w:proofErr w:type="spellEnd"/>
-      <w:r>
-        <w:rPr>
-          <w:b/>
-          <w:bCs/>
-          <w:highlight w:val="yellow"/>
-          <w:lang w:val="en-US"/>
-        </w:rPr>
-        <w:t xml:space="preserve"> 764 file1 or </w:t>
-      </w:r>
-      <w:proofErr w:type="spellStart"/>
-      <w:r>
-        <w:rPr>
-          <w:b/>
-          <w:bCs/>
-          <w:highlight w:val="yellow"/>
-          <w:lang w:val="en-US"/>
-        </w:rPr>
-        <w:t>chmod</w:t>
-      </w:r>
-      <w:proofErr w:type="spellEnd"/>
-      <w:r>
-        <w:rPr>
-          <w:b/>
-          <w:bCs/>
-          <w:highlight w:val="yellow"/>
-          <w:lang w:val="en-US"/>
-        </w:rPr>
-        <w:t xml:space="preserve"> 764 &lt;</w:t>
-      </w:r>
-      <w:proofErr w:type="spellStart"/>
-      <w:r>
-        <w:rPr>
-          <w:b/>
-          <w:bCs/>
-          <w:highlight w:val="yellow"/>
-          <w:lang w:val="en-US"/>
-        </w:rPr>
-        <w:t>file_name</w:t>
-      </w:r>
-      <w:proofErr w:type="spellEnd"/>
-      <w:proofErr w:type="gramStart"/>
-      <w:r>
-        <w:rPr>
-          <w:b/>
-          <w:bCs/>
-          <w:highlight w:val="yellow"/>
-          <w:lang w:val="en-US"/>
-        </w:rPr>
-        <w:t>&gt;</w:t>
-      </w:r>
-      <w:r>
-        <w:rPr>
-          <w:b/>
-          <w:bCs/>
-          <w:lang w:val="en-US"/>
-        </w:rPr>
-        <w:t xml:space="preserve"> .</w:t>
-      </w:r>
-      <w:proofErr w:type="gramEnd"/>
-    </w:p>
-    <w:p>
-      <w:pPr>
-        <w:rPr>
-          <w:lang w:val="en-US"/>
-        </w:rPr>
-      </w:pPr>
-      <w:r>
-        <w:rPr>
-          <w:lang w:val="en-US"/>
-        </w:rPr>
-        <w:t xml:space="preserve">After </w:t>
-      </w:r>
-      <w:r>
-        <w:rPr>
-          <w:lang w:val="en-US"/>
-        </w:rPr>
-        <w:t>applying</w:t>
-      </w:r>
-      <w:r>
-        <w:rPr>
-          <w:lang w:val="en-US"/>
-        </w:rPr>
-        <w:t xml:space="preserve"> the command, we have</w:t>
-      </w:r>
-      <w:r>
-        <w:rPr>
-          <w:b/>
-          <w:bCs/>
-          <w:lang w:val="en-US"/>
-        </w:rPr>
-        <w:t xml:space="preserve">: </w:t>
-      </w:r>
-      <w:proofErr w:type="spellStart"/>
-      <w:r>
-        <w:rPr>
-          <w:b/>
-          <w:bCs/>
-          <w:color w:val="EE0000"/>
-          <w:lang w:val="en-US"/>
-        </w:rPr>
-        <w:t>rw</w:t>
-      </w:r>
-      <w:r>
-        <w:rPr>
-          <w:b/>
-          <w:bCs/>
-          <w:color w:val="EE0000"/>
-          <w:lang w:val="en-US"/>
-        </w:rPr>
-        <w:t>x</w:t>
-      </w:r>
-      <w:proofErr w:type="spellEnd"/>
-      <w:r>
-        <w:rPr>
-          <w:color w:val="EE0000"/>
-          <w:lang w:val="en-US"/>
-        </w:rPr>
-        <w:t xml:space="preserve"> </w:t>
-      </w:r>
-      <w:r>
-        <w:rPr>
-          <w:lang w:val="en-US"/>
-        </w:rPr>
-        <w:t xml:space="preserve"> </w:t>
-      </w:r>
-      <w:r>
-        <w:rPr>
-          <w:lang w:val="en-US"/>
-        </w:rPr>
-        <w:sym w:font="Wingdings" w:char="F0E0"/>
-      </w:r>
-      <w:r>
-        <w:rPr>
-          <w:lang w:val="en-US"/>
-        </w:rPr>
-        <w:t>at Owner level we have these permissions.</w:t>
-      </w:r>
-    </w:p>
-    <w:p>
-      <w:pPr>
-        <w:rPr>
-          <w:lang w:val="en-US"/>
-        </w:rPr>
-      </w:pPr>
-      <w:r>
-        <w:rPr>
-          <w:lang w:val="en-US"/>
-        </w:rPr>
-        <w:t xml:space="preserve">                                                                           </w:t>
-      </w:r>
-      <w:r>
-        <w:rPr>
-          <w:lang w:val="en-US"/>
-        </w:rPr>
-        <w:t xml:space="preserve"> </w:t>
-      </w:r>
-      <w:r>
-        <w:rPr>
-          <w:lang w:val="en-US"/>
-        </w:rPr>
-        <w:t xml:space="preserve">  </w:t>
-      </w:r>
-      <w:r>
-        <w:rPr>
-          <w:lang w:val="en-US"/>
-        </w:rPr>
-        <w:t xml:space="preserve"> </w:t>
-      </w:r>
-      <w:r>
-        <w:rPr>
-          <w:lang w:val="en-US"/>
-        </w:rPr>
-        <w:t xml:space="preserve"> </w:t>
-      </w:r>
-      <w:r>
-        <w:rPr>
-          <w:b/>
-          <w:bCs/>
-          <w:lang w:val="en-US"/>
-        </w:rPr>
-        <w:t xml:space="preserve">: </w:t>
-      </w:r>
-      <w:proofErr w:type="spellStart"/>
-      <w:r>
-        <w:rPr>
-          <w:b/>
-          <w:bCs/>
-          <w:color w:val="EE0000"/>
-          <w:lang w:val="en-US"/>
-        </w:rPr>
-        <w:t>r</w:t>
-      </w:r>
-      <w:r>
-        <w:rPr>
-          <w:b/>
-          <w:bCs/>
-          <w:color w:val="EE0000"/>
-          <w:lang w:val="en-US"/>
-        </w:rPr>
-        <w:t>w</w:t>
-      </w:r>
-      <w:proofErr w:type="spellEnd"/>
-      <w:r>
-        <w:rPr>
-          <w:b/>
-          <w:bCs/>
-          <w:color w:val="EE0000"/>
-          <w:lang w:val="en-US"/>
-        </w:rPr>
-        <w:t>-</w:t>
-      </w:r>
-      <w:r>
-        <w:rPr>
-          <w:color w:val="EE0000"/>
-          <w:lang w:val="en-US"/>
-        </w:rPr>
-        <w:t xml:space="preserve"> </w:t>
-      </w:r>
-      <w:r>
-        <w:rPr>
-          <w:color w:val="EE0000"/>
-          <w:lang w:val="en-US"/>
-        </w:rPr>
-        <w:t xml:space="preserve"> </w:t>
-      </w:r>
-      <w:r>
-        <w:rPr>
-          <w:lang w:val="en-US"/>
-        </w:rPr>
-        <w:sym w:font="Wingdings" w:char="F0E0"/>
-      </w:r>
-      <w:r>
-        <w:rPr>
-          <w:lang w:val="en-US"/>
-        </w:rPr>
-        <w:t xml:space="preserve"> at Group level we have these permissions.</w:t>
-      </w:r>
-    </w:p>
-    <w:p>
-      <w:pPr>
-        <w:rPr>
-          <w:lang w:val="en-US"/>
-        </w:rPr>
-      </w:pPr>
-      <w:r>
-        <w:rPr>
-          <w:lang w:val="en-US"/>
-        </w:rPr>
-        <w:t xml:space="preserve">                                                                              </w:t>
-      </w:r>
-      <w:r>
-        <w:rPr>
-          <w:lang w:val="en-US"/>
-        </w:rPr>
-        <w:t xml:space="preserve"> </w:t>
-      </w:r>
-      <w:r>
-        <w:rPr>
-          <w:lang w:val="en-US"/>
-        </w:rPr>
-        <w:t xml:space="preserve"> </w:t>
-      </w:r>
-      <w:r>
-        <w:rPr>
-          <w:b/>
-          <w:bCs/>
-          <w:lang w:val="en-US"/>
-        </w:rPr>
-        <w:t xml:space="preserve">: </w:t>
-      </w:r>
-      <w:r>
-        <w:rPr>
-          <w:b/>
-          <w:bCs/>
-          <w:color w:val="EE0000"/>
-          <w:lang w:val="en-US"/>
-        </w:rPr>
-        <w:t>r--</w:t>
-      </w:r>
-      <w:r>
-        <w:rPr>
-          <w:color w:val="EE0000"/>
-          <w:lang w:val="en-US"/>
-        </w:rPr>
-        <w:t xml:space="preserve"> </w:t>
-      </w:r>
-      <w:r>
-        <w:rPr>
-          <w:color w:val="EE0000"/>
-          <w:lang w:val="en-US"/>
-        </w:rPr>
-        <w:t xml:space="preserve"> </w:t>
-      </w:r>
-      <w:r>
-        <w:rPr>
-          <w:lang w:val="en-US"/>
-        </w:rPr>
-        <w:sym w:font="Wingdings" w:char="F0E0"/>
-      </w:r>
-      <w:r>
-        <w:rPr>
-          <w:lang w:val="en-US"/>
-        </w:rPr>
-        <w:t xml:space="preserve">at </w:t>
-      </w:r>
-      <w:proofErr w:type="gramStart"/>
-      <w:r>
-        <w:rPr>
-          <w:lang w:val="en-US"/>
-        </w:rPr>
-        <w:t>Others</w:t>
-      </w:r>
-      <w:proofErr w:type="gramEnd"/>
-      <w:r>
-        <w:rPr>
-          <w:lang w:val="en-US"/>
-        </w:rPr>
-        <w:t xml:space="preserve"> level we have these permissions.</w:t>
+        <w:t>at Others level we have these permissions.</w:t>
       </w:r>
     </w:p>
     <w:p>
@@ -12541,25 +11545,14 @@
         </w:rPr>
         <w:t xml:space="preserve">Here I am using </w:t>
       </w:r>
-      <w:proofErr w:type="spellStart"/>
-      <w:r>
-        <w:rPr>
-          <w:b/>
-          <w:bCs/>
-          <w:highlight w:val="yellow"/>
-          <w:lang w:val="en-US"/>
-        </w:rPr>
-        <w:t>chmod</w:t>
-      </w:r>
-      <w:proofErr w:type="spellEnd"/>
-      <w:r>
-        <w:rPr>
-          <w:b/>
-          <w:bCs/>
-          <w:highlight w:val="yellow"/>
-          <w:lang w:val="en-US"/>
-        </w:rPr>
-        <w:t xml:space="preserve"> 777 file1</w:t>
+      <w:r>
+        <w:rPr>
+          <w:b/>
+          <w:bCs/>
+          <w:highlight w:val="yellow"/>
+          <w:lang w:val="en-US"/>
+        </w:rPr>
+        <w:t>chmod 777 file1</w:t>
       </w:r>
       <w:r>
         <w:rPr>
@@ -12621,41 +11614,16 @@
         <w:rPr>
           <w:lang w:val="en-US"/>
         </w:rPr>
-        <w:t xml:space="preserve">And </w:t>
-      </w:r>
-      <w:proofErr w:type="spellStart"/>
-      <w:r>
-        <w:rPr>
-          <w:lang w:val="en-US"/>
-        </w:rPr>
-        <w:t>im</w:t>
-      </w:r>
-      <w:proofErr w:type="spellEnd"/>
-      <w:r>
-        <w:rPr>
-          <w:lang w:val="en-US"/>
-        </w:rPr>
-        <w:t xml:space="preserve"> using </w:t>
-      </w:r>
-      <w:proofErr w:type="spellStart"/>
-      <w:r>
-        <w:rPr>
-          <w:b/>
-          <w:bCs/>
-          <w:highlight w:val="yellow"/>
-          <w:lang w:val="en-US"/>
-        </w:rPr>
-        <w:t>chmod</w:t>
-      </w:r>
-      <w:proofErr w:type="spellEnd"/>
-      <w:r>
-        <w:rPr>
-          <w:b/>
-          <w:bCs/>
-          <w:highlight w:val="yellow"/>
-          <w:lang w:val="en-US"/>
-        </w:rPr>
-        <w:t xml:space="preserve"> 444 file1</w:t>
+        <w:t xml:space="preserve">And im using </w:t>
+      </w:r>
+      <w:r>
+        <w:rPr>
+          <w:b/>
+          <w:bCs/>
+          <w:highlight w:val="yellow"/>
+          <w:lang w:val="en-US"/>
+        </w:rPr>
+        <w:t>chmod 444 file1</w:t>
       </w:r>
       <w:r>
         <w:rPr>
@@ -12850,58 +11818,20 @@
         </w:rPr>
         <w:t xml:space="preserve">. The </w:t>
       </w:r>
-      <w:proofErr w:type="spellStart"/>
-      <w:r>
-        <w:rPr>
-          <w:b/>
-          <w:bCs/>
-          <w:highlight w:val="yellow"/>
-          <w:lang w:val="en-US"/>
-        </w:rPr>
-        <w:t>chmod</w:t>
-      </w:r>
-      <w:proofErr w:type="spellEnd"/>
-      <w:r>
-        <w:rPr>
-          <w:b/>
-          <w:bCs/>
-          <w:highlight w:val="yellow"/>
-          <w:lang w:val="en-US"/>
-        </w:rPr>
-        <w:t xml:space="preserve"> </w:t>
-      </w:r>
-      <w:proofErr w:type="spellStart"/>
-      <w:r>
-        <w:rPr>
-          <w:b/>
-          <w:bCs/>
-          <w:highlight w:val="yellow"/>
-          <w:lang w:val="en-US"/>
-        </w:rPr>
-        <w:t>u+x</w:t>
-      </w:r>
-      <w:proofErr w:type="spellEnd"/>
-      <w:r>
-        <w:rPr>
-          <w:b/>
-          <w:bCs/>
-          <w:highlight w:val="yellow"/>
-          <w:lang w:val="en-US"/>
-        </w:rPr>
-        <w:t xml:space="preserve"> file3</w:t>
-      </w:r>
-      <w:r>
-        <w:rPr>
-          <w:lang w:val="en-US"/>
-        </w:rPr>
-        <w:t xml:space="preserve"> </w:t>
-      </w:r>
-      <w:proofErr w:type="gramStart"/>
-      <w:r>
-        <w:rPr>
-          <w:lang w:val="en-US"/>
-        </w:rPr>
-        <w:t xml:space="preserve">is  </w:t>
+      <w:r>
+        <w:rPr>
+          <w:b/>
+          <w:bCs/>
+          <w:highlight w:val="yellow"/>
+          <w:lang w:val="en-US"/>
+        </w:rPr>
+        <w:t>chmod u+x file3</w:t>
+      </w:r>
+      <w:r>
+        <w:rPr>
+          <w:lang w:val="en-US"/>
+        </w:rPr>
+        <w:t xml:space="preserve"> is  </w:t>
       </w:r>
       <w:r>
         <w:rPr>
@@ -12912,7 +11842,6 @@
         </w:rPr>
         <w:t>u</w:t>
       </w:r>
-      <w:proofErr w:type="gramEnd"/>
       <w:r>
         <w:rPr>
           <w:lang w:val="en-US"/>
@@ -12951,21 +11880,7 @@
         <w:rPr>
           <w:lang w:val="en-US"/>
         </w:rPr>
-        <w:t xml:space="preserve">. After this command we give the </w:t>
-      </w:r>
-      <w:proofErr w:type="spellStart"/>
-      <w:r>
-        <w:rPr>
-          <w:lang w:val="en-US"/>
-        </w:rPr>
-        <w:t>rwx</w:t>
-      </w:r>
-      <w:proofErr w:type="spellEnd"/>
-      <w:r>
-        <w:rPr>
-          <w:lang w:val="en-US"/>
-        </w:rPr>
-        <w:t xml:space="preserve"> permission in owner level.</w:t>
+        <w:t>. After this command we give the rwx permission in owner level.</w:t>
       </w:r>
     </w:p>
     <w:p>
@@ -12995,25 +11910,14 @@
         </w:rPr>
         <w:t xml:space="preserve">. The </w:t>
       </w:r>
-      <w:proofErr w:type="spellStart"/>
-      <w:r>
-        <w:rPr>
-          <w:b/>
-          <w:bCs/>
-          <w:highlight w:val="yellow"/>
-          <w:lang w:val="en-US"/>
-        </w:rPr>
-        <w:t>chmod</w:t>
-      </w:r>
-      <w:proofErr w:type="spellEnd"/>
-      <w:r>
-        <w:rPr>
-          <w:b/>
-          <w:bCs/>
-          <w:highlight w:val="yellow"/>
-          <w:lang w:val="en-US"/>
-        </w:rPr>
-        <w:t xml:space="preserve"> u-x file3 for remove the permission</w:t>
+      <w:r>
+        <w:rPr>
+          <w:b/>
+          <w:bCs/>
+          <w:highlight w:val="yellow"/>
+          <w:lang w:val="en-US"/>
+        </w:rPr>
+        <w:t>chmod u-x file3 for remove the permission</w:t>
       </w:r>
       <w:r>
         <w:rPr>
@@ -13118,65 +12022,14 @@
         </w:rPr>
         <w:t xml:space="preserve">. Her I am using </w:t>
       </w:r>
-      <w:proofErr w:type="spellStart"/>
-      <w:r>
-        <w:rPr>
-          <w:b/>
-          <w:bCs/>
-          <w:highlight w:val="yellow"/>
-          <w:lang w:val="en-US"/>
-        </w:rPr>
-        <w:t>chmod</w:t>
-      </w:r>
-      <w:proofErr w:type="spellEnd"/>
-      <w:r>
-        <w:rPr>
-          <w:b/>
-          <w:bCs/>
-          <w:highlight w:val="yellow"/>
-          <w:lang w:val="en-US"/>
-        </w:rPr>
-        <w:t xml:space="preserve"> </w:t>
-      </w:r>
-      <w:proofErr w:type="spellStart"/>
-      <w:r>
-        <w:rPr>
-          <w:b/>
-          <w:bCs/>
-          <w:highlight w:val="yellow"/>
-          <w:lang w:val="en-US"/>
-        </w:rPr>
-        <w:t>g+</w:t>
-      </w:r>
-      <w:proofErr w:type="gramStart"/>
-      <w:r>
-        <w:rPr>
-          <w:b/>
-          <w:bCs/>
-          <w:highlight w:val="yellow"/>
-          <w:lang w:val="en-US"/>
-        </w:rPr>
-        <w:t>w,o</w:t>
-      </w:r>
-      <w:proofErr w:type="gramEnd"/>
-      <w:r>
-        <w:rPr>
-          <w:b/>
-          <w:bCs/>
-          <w:highlight w:val="yellow"/>
-          <w:lang w:val="en-US"/>
-        </w:rPr>
-        <w:t>+x</w:t>
-      </w:r>
-      <w:proofErr w:type="spellEnd"/>
-      <w:r>
-        <w:rPr>
-          <w:b/>
-          <w:bCs/>
-          <w:highlight w:val="yellow"/>
-          <w:lang w:val="en-US"/>
-        </w:rPr>
-        <w:t xml:space="preserve"> file3</w:t>
+      <w:r>
+        <w:rPr>
+          <w:b/>
+          <w:bCs/>
+          <w:highlight w:val="yellow"/>
+          <w:lang w:val="en-US"/>
+        </w:rPr>
+        <w:t>chmod g+w,o+x file3</w:t>
       </w:r>
       <w:r>
         <w:rPr>
@@ -13305,50 +12158,16 @@
         <w:rPr>
           <w:lang w:val="en-US"/>
         </w:rPr>
-        <w:t xml:space="preserve">Here I’m created one file is </w:t>
-      </w:r>
-      <w:proofErr w:type="spellStart"/>
-      <w:r>
-        <w:rPr>
-          <w:lang w:val="en-US"/>
-        </w:rPr>
-        <w:t>aws</w:t>
-      </w:r>
-      <w:proofErr w:type="spellEnd"/>
-      <w:r>
-        <w:rPr>
-          <w:lang w:val="en-US"/>
-        </w:rPr>
-        <w:t xml:space="preserve">. I am using cat command to write some text in that file. After creating file to see the first two lines we use </w:t>
-      </w:r>
-      <w:r>
-        <w:rPr>
-          <w:b/>
-          <w:bCs/>
-          <w:highlight w:val="yellow"/>
-          <w:lang w:val="en-US"/>
-        </w:rPr>
-        <w:t>head -2 &lt;</w:t>
-      </w:r>
-      <w:proofErr w:type="spellStart"/>
-      <w:r>
-        <w:rPr>
-          <w:b/>
-          <w:bCs/>
-          <w:highlight w:val="yellow"/>
-          <w:lang w:val="en-US"/>
-        </w:rPr>
-        <w:t>file_name</w:t>
-      </w:r>
-      <w:proofErr w:type="spellEnd"/>
-      <w:r>
-        <w:rPr>
-          <w:b/>
-          <w:bCs/>
-          <w:highlight w:val="yellow"/>
-          <w:lang w:val="en-US"/>
-        </w:rPr>
-        <w:t>&gt;</w:t>
+        <w:t xml:space="preserve">Here I’m created one file is aws. I am using cat command to write some text in that file. After creating file to see the first two lines we use </w:t>
+      </w:r>
+      <w:r>
+        <w:rPr>
+          <w:b/>
+          <w:bCs/>
+          <w:highlight w:val="yellow"/>
+          <w:lang w:val="en-US"/>
+        </w:rPr>
+        <w:t>head -2 &lt;file_name&gt;</w:t>
       </w:r>
       <w:r>
         <w:rPr>
@@ -13363,27 +12182,7 @@
           <w:highlight w:val="yellow"/>
           <w:lang w:val="en-US"/>
         </w:rPr>
-        <w:t>tail -1 &lt;</w:t>
-      </w:r>
-      <w:proofErr w:type="spellStart"/>
-      <w:r>
-        <w:rPr>
-          <w:b/>
-          <w:bCs/>
-          <w:highlight w:val="yellow"/>
-          <w:lang w:val="en-US"/>
-        </w:rPr>
-        <w:t>file_name</w:t>
-      </w:r>
-      <w:proofErr w:type="spellEnd"/>
-      <w:r>
-        <w:rPr>
-          <w:b/>
-          <w:bCs/>
-          <w:highlight w:val="yellow"/>
-          <w:lang w:val="en-US"/>
-        </w:rPr>
-        <w:t>&gt;</w:t>
+        <w:t>tail -1 &lt;file_name&gt;</w:t>
       </w:r>
       <w:r>
         <w:rPr>
@@ -13483,14 +12282,12 @@
         </w:rPr>
         <w:t xml:space="preserve">Whenever we are using pipe symbol the </w:t>
       </w:r>
-      <w:proofErr w:type="spellStart"/>
       <w:r>
         <w:rPr>
           <w:lang w:val="en-US"/>
         </w:rPr>
         <w:t>LEFT-hand</w:t>
       </w:r>
-      <w:proofErr w:type="spellEnd"/>
       <w:r>
         <w:rPr>
           <w:lang w:val="en-US"/>
@@ -13501,21 +12298,7 @@
         <w:rPr>
           <w:lang w:val="en-US"/>
         </w:rPr>
-        <w:t xml:space="preserve"> (head -2 </w:t>
-      </w:r>
-      <w:proofErr w:type="spellStart"/>
-      <w:r>
-        <w:rPr>
-          <w:lang w:val="en-US"/>
-        </w:rPr>
-        <w:t>aws</w:t>
-      </w:r>
-      <w:proofErr w:type="spellEnd"/>
-      <w:r>
-        <w:rPr>
-          <w:lang w:val="en-US"/>
-        </w:rPr>
-        <w:t>)</w:t>
+        <w:t xml:space="preserve"> (head -2 aws)</w:t>
       </w:r>
       <w:r>
         <w:rPr>
@@ -13523,14 +12306,12 @@
         </w:rPr>
         <w:t xml:space="preserve"> will execute first and </w:t>
       </w:r>
-      <w:proofErr w:type="spellStart"/>
       <w:r>
         <w:rPr>
           <w:lang w:val="en-US"/>
         </w:rPr>
         <w:t>RIGHT-hand</w:t>
       </w:r>
-      <w:proofErr w:type="spellEnd"/>
       <w:r>
         <w:rPr>
           <w:lang w:val="en-US"/>
@@ -13541,21 +12322,7 @@
         <w:rPr>
           <w:lang w:val="en-US"/>
         </w:rPr>
-        <w:t xml:space="preserve"> (tail -1 </w:t>
-      </w:r>
-      <w:proofErr w:type="spellStart"/>
-      <w:r>
-        <w:rPr>
-          <w:lang w:val="en-US"/>
-        </w:rPr>
-        <w:t>aws</w:t>
-      </w:r>
-      <w:proofErr w:type="spellEnd"/>
-      <w:r>
-        <w:rPr>
-          <w:lang w:val="en-US"/>
-        </w:rPr>
-        <w:t>)</w:t>
+        <w:t xml:space="preserve"> (tail -1 aws)</w:t>
       </w:r>
       <w:r>
         <w:rPr>
@@ -13604,7 +12371,6 @@
         </w:rPr>
         <w:t xml:space="preserve"> from the after executing the </w:t>
       </w:r>
-      <w:proofErr w:type="spellStart"/>
       <w:r>
         <w:rPr>
           <w:b/>
@@ -13613,7 +12379,6 @@
         </w:rPr>
         <w:t>LEFT-hand</w:t>
       </w:r>
-      <w:proofErr w:type="spellEnd"/>
       <w:r>
         <w:rPr>
           <w:b/>
@@ -13637,45 +12402,14 @@
           <w:lang w:val="en-US"/>
         </w:rPr>
       </w:pPr>
-      <w:proofErr w:type="spellStart"/>
-      <w:r>
-        <w:rPr>
-          <w:b/>
-          <w:bCs/>
-          <w:highlight w:val="yellow"/>
-          <w:lang w:val="en-US"/>
-        </w:rPr>
-        <w:t>wc</w:t>
-      </w:r>
-      <w:proofErr w:type="spellEnd"/>
-      <w:r>
-        <w:rPr>
-          <w:b/>
-          <w:bCs/>
-          <w:highlight w:val="yellow"/>
-          <w:lang w:val="en-US"/>
-        </w:rPr>
-        <w:t xml:space="preserve"> &lt;</w:t>
-      </w:r>
-      <w:proofErr w:type="spellStart"/>
-      <w:r>
-        <w:rPr>
-          <w:b/>
-          <w:bCs/>
-          <w:highlight w:val="yellow"/>
-          <w:lang w:val="en-US"/>
-        </w:rPr>
-        <w:t>file_name</w:t>
-      </w:r>
-      <w:proofErr w:type="spellEnd"/>
-      <w:r>
-        <w:rPr>
-          <w:b/>
-          <w:bCs/>
-          <w:highlight w:val="yellow"/>
-          <w:lang w:val="en-US"/>
-        </w:rPr>
-        <w:t>&gt;</w:t>
+      <w:r>
+        <w:rPr>
+          <w:b/>
+          <w:bCs/>
+          <w:highlight w:val="yellow"/>
+          <w:lang w:val="en-US"/>
+        </w:rPr>
+        <w:t>wc &lt;file_name&gt;</w:t>
       </w:r>
       <w:r>
         <w:rPr>
@@ -13683,67 +12417,14 @@
         </w:rPr>
         <w:t xml:space="preserve"> command will display the </w:t>
       </w:r>
-      <w:proofErr w:type="spellStart"/>
-      <w:proofErr w:type="gramStart"/>
-      <w:r>
-        <w:rPr>
-          <w:b/>
-          <w:bCs/>
-          <w:highlight w:val="yellow"/>
-          <w:lang w:val="en-US"/>
-        </w:rPr>
-        <w:t>no.of</w:t>
-      </w:r>
-      <w:proofErr w:type="spellEnd"/>
-      <w:proofErr w:type="gramEnd"/>
-      <w:r>
-        <w:rPr>
-          <w:b/>
-          <w:bCs/>
-          <w:highlight w:val="yellow"/>
-          <w:lang w:val="en-US"/>
-        </w:rPr>
-        <w:t xml:space="preserve"> lines, </w:t>
-      </w:r>
-      <w:proofErr w:type="spellStart"/>
-      <w:r>
-        <w:rPr>
-          <w:b/>
-          <w:bCs/>
-          <w:highlight w:val="yellow"/>
-          <w:lang w:val="en-US"/>
-        </w:rPr>
-        <w:t>no.of</w:t>
-      </w:r>
-      <w:proofErr w:type="spellEnd"/>
-      <w:r>
-        <w:rPr>
-          <w:b/>
-          <w:bCs/>
-          <w:highlight w:val="yellow"/>
-          <w:lang w:val="en-US"/>
-        </w:rPr>
-        <w:t xml:space="preserve"> words, </w:t>
-      </w:r>
-      <w:proofErr w:type="spellStart"/>
-      <w:r>
-        <w:rPr>
-          <w:b/>
-          <w:bCs/>
-          <w:highlight w:val="yellow"/>
-          <w:lang w:val="en-US"/>
-        </w:rPr>
-        <w:t>no.of</w:t>
-      </w:r>
-      <w:proofErr w:type="spellEnd"/>
-      <w:r>
-        <w:rPr>
-          <w:b/>
-          <w:bCs/>
-          <w:highlight w:val="yellow"/>
-          <w:lang w:val="en-US"/>
-        </w:rPr>
-        <w:t xml:space="preserve"> bytes and filename from the file</w:t>
+      <w:r>
+        <w:rPr>
+          <w:b/>
+          <w:bCs/>
+          <w:highlight w:val="yellow"/>
+          <w:lang w:val="en-US"/>
+        </w:rPr>
+        <w:t>no.of lines, no.of words, no.of bytes and filename from the file</w:t>
       </w:r>
       <w:r>
         <w:rPr>
@@ -13756,35 +12437,7 @@
         <w:rPr>
           <w:lang w:val="en-US"/>
         </w:rPr>
-        <w:t xml:space="preserve"> Here in </w:t>
-      </w:r>
-      <w:proofErr w:type="spellStart"/>
-      <w:r>
-        <w:rPr>
-          <w:lang w:val="en-US"/>
-        </w:rPr>
-        <w:t>aws</w:t>
-      </w:r>
-      <w:proofErr w:type="spellEnd"/>
-      <w:r>
-        <w:rPr>
-          <w:lang w:val="en-US"/>
-        </w:rPr>
-        <w:t xml:space="preserve"> we have three lines (3), ten </w:t>
-      </w:r>
-      <w:proofErr w:type="gramStart"/>
-      <w:r>
-        <w:rPr>
-          <w:lang w:val="en-US"/>
-        </w:rPr>
-        <w:t>words(</w:t>
-      </w:r>
-      <w:proofErr w:type="gramEnd"/>
-      <w:r>
-        <w:rPr>
-          <w:lang w:val="en-US"/>
-        </w:rPr>
-        <w:t xml:space="preserve">10), size in </w:t>
+        <w:t xml:space="preserve"> Here in aws we have three lines (3), ten words(10), size in </w:t>
       </w:r>
       <w:r>
         <w:rPr>
@@ -13796,21 +12449,7 @@
         <w:rPr>
           <w:lang w:val="en-US"/>
         </w:rPr>
-        <w:t>49) and filename(</w:t>
-      </w:r>
-      <w:proofErr w:type="spellStart"/>
-      <w:r>
-        <w:rPr>
-          <w:lang w:val="en-US"/>
-        </w:rPr>
-        <w:t>aws</w:t>
-      </w:r>
-      <w:proofErr w:type="spellEnd"/>
-      <w:r>
-        <w:rPr>
-          <w:lang w:val="en-US"/>
-        </w:rPr>
-        <w:t>).</w:t>
+        <w:t>49) and filename(aws).</w:t>
       </w:r>
     </w:p>
     <w:p>
@@ -14098,15 +12737,7 @@
     </w:p>
     <w:p>
       <w:r>
-        <w:t xml:space="preserve">• Update YUM Repository </w:t>
-      </w:r>
-      <w:proofErr w:type="spellStart"/>
-      <w:r>
-        <w:t>sudo</w:t>
-      </w:r>
-      <w:proofErr w:type="spellEnd"/>
-      <w:r>
-        <w:t xml:space="preserve"> YUM update</w:t>
+        <w:t>• Update YUM Repository sudo YUM update</w:t>
       </w:r>
       <w:r>
         <w:t>.</w:t>
@@ -14114,15 +12745,7 @@
     </w:p>
     <w:p>
       <w:r>
-        <w:t xml:space="preserve"> • Install the Package </w:t>
-      </w:r>
-      <w:proofErr w:type="spellStart"/>
-      <w:r>
-        <w:t>sudo</w:t>
-      </w:r>
-      <w:proofErr w:type="spellEnd"/>
-      <w:r>
-        <w:t xml:space="preserve"> YUM install</w:t>
+        <w:t xml:space="preserve"> • Install the Package sudo YUM install</w:t>
       </w:r>
       <w:r>
         <w:t>.</w:t>
@@ -14132,23 +12755,13 @@
       <w:r>
         <w:t xml:space="preserve"> • </w:t>
       </w:r>
-      <w:proofErr w:type="spellStart"/>
-      <w:r>
-        <w:rPr>
-          <w:b/>
-          <w:bCs/>
-          <w:highlight w:val="yellow"/>
-        </w:rPr>
-        <w:t>sudo</w:t>
-      </w:r>
-      <w:proofErr w:type="spellEnd"/>
-      <w:r>
-        <w:rPr>
-          <w:b/>
-          <w:bCs/>
-          <w:highlight w:val="yellow"/>
-        </w:rPr>
-        <w:t xml:space="preserve"> YUM install tree</w:t>
+      <w:r>
+        <w:rPr>
+          <w:b/>
+          <w:bCs/>
+          <w:highlight w:val="yellow"/>
+        </w:rPr>
+        <w:t>sudo YUM install tree</w:t>
       </w:r>
       <w:r>
         <w:t>.</w:t>
@@ -14216,21 +12829,7 @@
         <w:rPr>
           <w:lang w:val="en-US"/>
         </w:rPr>
-        <w:t xml:space="preserve">After installing </w:t>
-      </w:r>
-      <w:proofErr w:type="spellStart"/>
-      <w:r>
-        <w:rPr>
-          <w:lang w:val="en-US"/>
-        </w:rPr>
-        <w:t>sudo</w:t>
-      </w:r>
-      <w:proofErr w:type="spellEnd"/>
-      <w:r>
-        <w:rPr>
-          <w:lang w:val="en-US"/>
-        </w:rPr>
-        <w:t xml:space="preserve"> YUM install tree</w:t>
+        <w:t>After installing sudo YUM install tree</w:t>
       </w:r>
       <w:r>
         <w:rPr>
@@ -14245,27 +12844,7 @@
           <w:highlight w:val="yellow"/>
           <w:lang w:val="en-US"/>
         </w:rPr>
-        <w:t>tree &lt;</w:t>
-      </w:r>
-      <w:proofErr w:type="spellStart"/>
-      <w:r>
-        <w:rPr>
-          <w:b/>
-          <w:bCs/>
-          <w:highlight w:val="yellow"/>
-          <w:lang w:val="en-US"/>
-        </w:rPr>
-        <w:t>Directory_Name</w:t>
-      </w:r>
-      <w:proofErr w:type="spellEnd"/>
-      <w:r>
-        <w:rPr>
-          <w:b/>
-          <w:bCs/>
-          <w:highlight w:val="yellow"/>
-          <w:lang w:val="en-US"/>
-        </w:rPr>
-        <w:t>&gt;</w:t>
+        <w:t>tree &lt;Directory_Name&gt;</w:t>
       </w:r>
       <w:r>
         <w:rPr>
@@ -14538,27 +13117,7 @@
           <w:highlight w:val="yellow"/>
           <w:lang w:val="en-US"/>
         </w:rPr>
-        <w:t>vi &lt;</w:t>
-      </w:r>
-      <w:proofErr w:type="spellStart"/>
-      <w:r>
-        <w:rPr>
-          <w:b/>
-          <w:bCs/>
-          <w:highlight w:val="yellow"/>
-          <w:lang w:val="en-US"/>
-        </w:rPr>
-        <w:t>file_name</w:t>
-      </w:r>
-      <w:proofErr w:type="spellEnd"/>
-      <w:r>
-        <w:rPr>
-          <w:b/>
-          <w:bCs/>
-          <w:highlight w:val="yellow"/>
-          <w:lang w:val="en-US"/>
-        </w:rPr>
-        <w:t>&gt;</w:t>
+        <w:t>vi &lt;file_name&gt;</w:t>
       </w:r>
       <w:r>
         <w:rPr>
@@ -14972,7 +13531,6 @@
       <w:r>
         <w:sym w:font="Wingdings" w:char="F0E0"/>
       </w:r>
-      <w:proofErr w:type="gramStart"/>
       <w:r>
         <w:t xml:space="preserve"> </w:t>
       </w:r>
@@ -14980,14 +13538,8 @@
         <w:t xml:space="preserve"> </w:t>
       </w:r>
       <w:r>
-        <w:t>:</w:t>
-      </w:r>
-      <w:proofErr w:type="spellStart"/>
-      <w:r>
-        <w:t>wq</w:t>
-      </w:r>
-      <w:proofErr w:type="spellEnd"/>
-      <w:proofErr w:type="gramEnd"/>
+        <w:t>:wq</w:t>
+      </w:r>
       <w:r>
         <w:t xml:space="preserve"> </w:t>
       </w:r>
@@ -14995,21 +13547,8 @@
         <w:sym w:font="Wingdings" w:char="F0E0"/>
       </w:r>
       <w:r>
-        <w:t xml:space="preserve"> </w:t>
-      </w:r>
-      <w:proofErr w:type="spellStart"/>
-      <w:r>
-        <w:t>collan</w:t>
-      </w:r>
-      <w:proofErr w:type="spellEnd"/>
-      <w:r>
-        <w:t xml:space="preserve"> </w:t>
-      </w:r>
-      <w:proofErr w:type="spellStart"/>
-      <w:r>
-        <w:t>wq</w:t>
-      </w:r>
-      <w:proofErr w:type="spellEnd"/>
+        <w:t xml:space="preserve"> collan wq</w:t>
+      </w:r>
     </w:p>
     <w:p>
       <w:pPr>
@@ -15033,11 +13572,9 @@
       <w:r>
         <w:sym w:font="Wingdings" w:char="F0E0"/>
       </w:r>
-      <w:proofErr w:type="gramStart"/>
       <w:r>
         <w:t xml:space="preserve"> :q</w:t>
       </w:r>
-      <w:proofErr w:type="gramEnd"/>
     </w:p>
     <w:p>
       <w:pPr>
@@ -15933,7 +14470,7 @@
 </file>
 
 <file path=word/numbering.xml><?xml version="1.0" encoding="utf-8"?>
-<w:numbering xmlns:wpc="http://schemas.microsoft.com/office/word/2010/wordprocessingCanvas" xmlns:cx="http://schemas.microsoft.com/office/drawing/2014/chartex" xmlns:cx1="http://schemas.microsoft.com/office/drawing/2015/9/8/chartex" xmlns:cx2="http://schemas.microsoft.com/office/drawing/2015/10/21/chartex" xmlns:cx3="http://schemas.microsoft.com/office/drawing/2016/5/9/chartex" xmlns:cx4="http://schemas.microsoft.com/office/drawing/2016/5/10/chartex" xmlns:cx5="http://schemas.microsoft.com/office/drawing/2016/5/11/chartex" xmlns:cx6="http://schemas.microsoft.com/office/drawing/2016/5/12/chartex" xmlns:cx7="http://schemas.microsoft.com/office/drawing/2016/5/13/chartex" xmlns:cx8="http://schemas.microsoft.com/office/drawing/2016/5/14/chartex" xmlns:mc="http://schemas.openxmlformats.org/markup-compatibility/2006" xmlns:aink="http://schemas.microsoft.com/office/drawing/2016/ink" xmlns:am3d="http://schemas.microsoft.com/office/drawing/2017/model3d" xmlns:o="urn:schemas-microsoft-com:office:office" xmlns:oel="http://schemas.microsoft.com/office/2019/extlst" xmlns:r="http://schemas.openxmlformats.org/officeDocument/2006/relationships" xmlns:m="http://schemas.openxmlformats.org/officeDocument/2006/math" xmlns:v="urn:schemas-microsoft-com:vml" xmlns:wp14="http://schemas.microsoft.com/office/word/2010/wordprocessingDrawing" xmlns:wp="http://schemas.openxmlformats.org/drawingml/2006/wordprocessingDrawing" xmlns:w10="urn:schemas-microsoft-com:office:word" xmlns:w="http://schemas.openxmlformats.org/wordprocessingml/2006/main" xmlns:w14="http://schemas.microsoft.com/office/word/2010/wordml" xmlns:w15="http://schemas.microsoft.com/office/word/2012/wordml" xmlns:w16cex="http://schemas.microsoft.com/office/word/2018/wordml/cex" xmlns:w16cid="http://schemas.microsoft.com/office/word/2016/wordml/cid" xmlns:w16="http://schemas.microsoft.com/office/word/2018/wordml" xmlns:w16sdtdh="http://schemas.microsoft.com/office/word/2020/wordml/sdtdatahash" xmlns:w16se="http://schemas.microsoft.com/office/word/2015/wordml/symex" xmlns:wpg="http://schemas.microsoft.com/office/word/2010/wordprocessingGroup" xmlns:wpi="http://schemas.microsoft.com/office/word/2010/wordprocessingInk" xmlns:wne="http://schemas.microsoft.com/office/word/2006/wordml" xmlns:wps="http://schemas.microsoft.com/office/word/2010/wordprocessingShape" mc:Ignorable="w14 w15 w16se w16cid w16 w16cex w16sdtdh wp14">
+<w:numbering xmlns:wpc="http://schemas.microsoft.com/office/word/2010/wordprocessingCanvas" xmlns:cx="http://schemas.microsoft.com/office/drawing/2014/chartex" xmlns:cx1="http://schemas.microsoft.com/office/drawing/2015/9/8/chartex" xmlns:cx2="http://schemas.microsoft.com/office/drawing/2015/10/21/chartex" xmlns:cx3="http://schemas.microsoft.com/office/drawing/2016/5/9/chartex" xmlns:cx4="http://schemas.microsoft.com/office/drawing/2016/5/10/chartex" xmlns:cx5="http://schemas.microsoft.com/office/drawing/2016/5/11/chartex" xmlns:cx6="http://schemas.microsoft.com/office/drawing/2016/5/12/chartex" xmlns:cx7="http://schemas.microsoft.com/office/drawing/2016/5/13/chartex" xmlns:cx8="http://schemas.microsoft.com/office/drawing/2016/5/14/chartex" xmlns:mc="http://schemas.openxmlformats.org/markup-compatibility/2006" xmlns:aink="http://schemas.microsoft.com/office/drawing/2016/ink" xmlns:am3d="http://schemas.microsoft.com/office/drawing/2017/model3d" xmlns:o="urn:schemas-microsoft-com:office:office" xmlns:oel="http://schemas.microsoft.com/office/2019/extlst" xmlns:r="http://schemas.openxmlformats.org/officeDocument/2006/relationships" xmlns:m="http://schemas.openxmlformats.org/officeDocument/2006/math" xmlns:v="urn:schemas-microsoft-com:vml" xmlns:wp14="http://schemas.microsoft.com/office/word/2010/wordprocessingDrawing" xmlns:wp="http://schemas.openxmlformats.org/drawingml/2006/wordprocessingDrawing" xmlns:w10="urn:schemas-microsoft-com:office:word" xmlns:w="http://schemas.openxmlformats.org/wordprocessingml/2006/main" xmlns:w14="http://schemas.microsoft.com/office/word/2010/wordml" xmlns:w15="http://schemas.microsoft.com/office/word/2012/wordml" xmlns:w16cex="http://schemas.microsoft.com/office/word/2018/wordml/cex" xmlns:w16cid="http://schemas.microsoft.com/office/word/2016/wordml/cid" xmlns:w16="http://schemas.microsoft.com/office/word/2018/wordml" xmlns:w16du="http://schemas.microsoft.com/office/word/2023/wordml/word16du" xmlns:w16sdtdh="http://schemas.microsoft.com/office/word/2020/wordml/sdtdatahash" xmlns:w16sdtfl="http://schemas.microsoft.com/office/word/2024/wordml/sdtformatlock" xmlns:w16se="http://schemas.microsoft.com/office/word/2015/wordml/symex" xmlns:wpg="http://schemas.microsoft.com/office/word/2010/wordprocessingGroup" xmlns:wpi="http://schemas.microsoft.com/office/word/2010/wordprocessingInk" xmlns:wne="http://schemas.microsoft.com/office/word/2006/wordml" xmlns:wps="http://schemas.microsoft.com/office/word/2010/wordprocessingShape" mc:Ignorable="w14 w15 w16se w16cid w16 w16cex w16sdtdh w16sdtfl w16du wp14">
   <w:abstractNum w:abstractNumId="0" w15:restartNumberingAfterBreak="0">
     <w:nsid w:val="09AF2927"/>
     <w:multiLevelType w:val="multilevel"/>
@@ -17577,7 +16114,7 @@
 </file>
 
 <file path=word/styles.xml><?xml version="1.0" encoding="utf-8"?>
-<w:styles xmlns:mc="http://schemas.openxmlformats.org/markup-compatibility/2006" xmlns:r="http://schemas.openxmlformats.org/officeDocument/2006/relationships" xmlns:w="http://schemas.openxmlformats.org/wordprocessingml/2006/main" xmlns:w14="http://schemas.microsoft.com/office/word/2010/wordml" xmlns:w15="http://schemas.microsoft.com/office/word/2012/wordml" xmlns:w16cex="http://schemas.microsoft.com/office/word/2018/wordml/cex" xmlns:w16cid="http://schemas.microsoft.com/office/word/2016/wordml/cid" xmlns:w16="http://schemas.microsoft.com/office/word/2018/wordml" xmlns:w16sdtdh="http://schemas.microsoft.com/office/word/2020/wordml/sdtdatahash" xmlns:w16se="http://schemas.microsoft.com/office/word/2015/wordml/symex" mc:Ignorable="w14 w15 w16se w16cid w16 w16cex w16sdtdh">
+<w:styles xmlns:mc="http://schemas.openxmlformats.org/markup-compatibility/2006" xmlns:r="http://schemas.openxmlformats.org/officeDocument/2006/relationships" xmlns:w="http://schemas.openxmlformats.org/wordprocessingml/2006/main" xmlns:w14="http://schemas.microsoft.com/office/word/2010/wordml" xmlns:w15="http://schemas.microsoft.com/office/word/2012/wordml" xmlns:w16cex="http://schemas.microsoft.com/office/word/2018/wordml/cex" xmlns:w16cid="http://schemas.microsoft.com/office/word/2016/wordml/cid" xmlns:w16="http://schemas.microsoft.com/office/word/2018/wordml" xmlns:w16du="http://schemas.microsoft.com/office/word/2023/wordml/word16du" xmlns:w16sdtdh="http://schemas.microsoft.com/office/word/2020/wordml/sdtdatahash" xmlns:w16sdtfl="http://schemas.microsoft.com/office/word/2024/wordml/sdtformatlock" xmlns:w16se="http://schemas.microsoft.com/office/word/2015/wordml/symex" mc:Ignorable="w14 w15 w16se w16cid w16 w16cex w16sdtdh w16sdtfl w16du">
   <w:docDefaults>
     <w:rPrDefault>
       <w:rPr>

--- a/aws docs/AWS Practice.docx
+++ b/aws docs/AWS Practice.docx
@@ -456,6 +456,7 @@
         </w:rPr>
       </w:pPr>
       <w:hyperlink r:id="rId11" w:tgtFrame="_blank" w:history="1">
+        <w:proofErr w:type="spellStart"/>
         <w:r>
           <w:rPr>
             <w:rStyle w:val="Hyperlink"/>
@@ -464,6 +465,7 @@
           </w:rPr>
           <w:t>Multicloud</w:t>
         </w:r>
+        <w:proofErr w:type="spellEnd"/>
       </w:hyperlink>
       <w:r>
         <w:rPr>
@@ -1203,6 +1205,9 @@
       <w:r>
         <w:t>.</w:t>
       </w:r>
+      <w:r>
+        <w:t xml:space="preserve"> We provide any name as key pair .</w:t>
+      </w:r>
     </w:p>
     <w:p>
       <w:pPr>
@@ -1515,8 +1520,17 @@
           <w:b/>
           <w:bCs/>
         </w:rPr>
-        <w:t>Putty and Puttygen</w:t>
-      </w:r>
+        <w:t xml:space="preserve">Putty and </w:t>
+      </w:r>
+      <w:proofErr w:type="spellStart"/>
+      <w:r>
+        <w:rPr>
+          <w:b/>
+          <w:bCs/>
+        </w:rPr>
+        <w:t>Puttygen</w:t>
+      </w:r>
+      <w:proofErr w:type="spellEnd"/>
       <w:r>
         <w:t>.</w:t>
       </w:r>
@@ -1636,6 +1650,7 @@
               </w:rPr>
               <w:t xml:space="preserve">                                      </w:t>
             </w:r>
+            <w:proofErr w:type="spellStart"/>
             <w:r>
               <w:rPr>
                 <w:b/>
@@ -1643,6 +1658,7 @@
               </w:rPr>
               <w:t>puttygen</w:t>
             </w:r>
+            <w:proofErr w:type="spellEnd"/>
           </w:p>
         </w:tc>
       </w:tr>
@@ -1819,16 +1835,64 @@
           <w:szCs w:val="32"/>
           <w:highlight w:val="yellow"/>
         </w:rPr>
-        <w:t>Because to convert .pem file into .ppk file</w:t>
-      </w:r>
-      <w:r>
-        <w:rPr>
-          <w:b/>
-          <w:bCs/>
+        <w:t>Because to convert .</w:t>
+      </w:r>
+      <w:proofErr w:type="spellStart"/>
+      <w:r>
+        <w:rPr>
+          <w:b/>
+          <w:bCs/>
+          <w:color w:val="EE0000"/>
           <w:sz w:val="32"/>
           <w:szCs w:val="32"/>
           <w:highlight w:val="yellow"/>
         </w:rPr>
+        <w:t>pem</w:t>
+      </w:r>
+      <w:proofErr w:type="spellEnd"/>
+      <w:r>
+        <w:rPr>
+          <w:b/>
+          <w:bCs/>
+          <w:color w:val="EE0000"/>
+          <w:sz w:val="32"/>
+          <w:szCs w:val="32"/>
+          <w:highlight w:val="yellow"/>
+        </w:rPr>
+        <w:t xml:space="preserve"> file into .</w:t>
+      </w:r>
+      <w:proofErr w:type="spellStart"/>
+      <w:r>
+        <w:rPr>
+          <w:b/>
+          <w:bCs/>
+          <w:color w:val="EE0000"/>
+          <w:sz w:val="32"/>
+          <w:szCs w:val="32"/>
+          <w:highlight w:val="yellow"/>
+        </w:rPr>
+        <w:t>ppk</w:t>
+      </w:r>
+      <w:proofErr w:type="spellEnd"/>
+      <w:r>
+        <w:rPr>
+          <w:b/>
+          <w:bCs/>
+          <w:color w:val="EE0000"/>
+          <w:sz w:val="32"/>
+          <w:szCs w:val="32"/>
+          <w:highlight w:val="yellow"/>
+        </w:rPr>
+        <w:t xml:space="preserve"> file</w:t>
+      </w:r>
+      <w:r>
+        <w:rPr>
+          <w:b/>
+          <w:bCs/>
+          <w:sz w:val="32"/>
+          <w:szCs w:val="32"/>
+          <w:highlight w:val="yellow"/>
+        </w:rPr>
         <w:t>.</w:t>
       </w:r>
     </w:p>
@@ -1841,6 +1905,7 @@
           <w:szCs w:val="28"/>
         </w:rPr>
       </w:pPr>
+      <w:proofErr w:type="spellStart"/>
       <w:r>
         <w:rPr>
           <w:b/>
@@ -1859,7 +1924,18 @@
           <w:szCs w:val="28"/>
           <w:highlight w:val="yellow"/>
         </w:rPr>
-        <w:t xml:space="preserve">em </w:t>
+        <w:t>em</w:t>
+      </w:r>
+      <w:proofErr w:type="spellEnd"/>
+      <w:r>
+        <w:rPr>
+          <w:b/>
+          <w:bCs/>
+          <w:sz w:val="28"/>
+          <w:szCs w:val="28"/>
+          <w:highlight w:val="yellow"/>
+        </w:rPr>
+        <w:t xml:space="preserve"> </w:t>
       </w:r>
       <w:r>
         <w:rPr>
@@ -1900,6 +1976,7 @@
           <w:szCs w:val="22"/>
         </w:rPr>
       </w:pPr>
+      <w:proofErr w:type="spellStart"/>
       <w:r>
         <w:rPr>
           <w:b/>
@@ -1918,7 +1995,18 @@
           <w:szCs w:val="28"/>
           <w:highlight w:val="yellow"/>
         </w:rPr>
-        <w:t xml:space="preserve">pk </w:t>
+        <w:t>pk</w:t>
+      </w:r>
+      <w:proofErr w:type="spellEnd"/>
+      <w:r>
+        <w:rPr>
+          <w:b/>
+          <w:bCs/>
+          <w:sz w:val="28"/>
+          <w:szCs w:val="28"/>
+          <w:highlight w:val="yellow"/>
+        </w:rPr>
+        <w:t xml:space="preserve"> </w:t>
       </w:r>
       <w:r>
         <w:rPr>
@@ -1983,13 +2071,37 @@
         <w:t xml:space="preserve"> </w:t>
       </w:r>
       <w:r>
-        <w:t xml:space="preserve">Because putty doesn’t support pem file. We </w:t>
+        <w:t xml:space="preserve">Because putty doesn’t support </w:t>
+      </w:r>
+      <w:proofErr w:type="spellStart"/>
+      <w:r>
+        <w:t>pem</w:t>
+      </w:r>
+      <w:proofErr w:type="spellEnd"/>
+      <w:r>
+        <w:t xml:space="preserve"> file. We </w:t>
       </w:r>
       <w:r>
         <w:t>must</w:t>
       </w:r>
       <w:r>
-        <w:t xml:space="preserve"> convert pem to ppk file.</w:t>
+        <w:t xml:space="preserve"> convert </w:t>
+      </w:r>
+      <w:proofErr w:type="spellStart"/>
+      <w:r>
+        <w:t>pem</w:t>
+      </w:r>
+      <w:proofErr w:type="spellEnd"/>
+      <w:r>
+        <w:t xml:space="preserve"> to </w:t>
+      </w:r>
+      <w:proofErr w:type="spellStart"/>
+      <w:r>
+        <w:t>ppk</w:t>
+      </w:r>
+      <w:proofErr w:type="spellEnd"/>
+      <w:r>
+        <w:t xml:space="preserve"> file.</w:t>
       </w:r>
       <w:r>
         <w:t xml:space="preserve"> </w:t>
@@ -2112,6 +2224,7 @@
       <w:r>
         <w:t xml:space="preserve">Double click on </w:t>
       </w:r>
+      <w:proofErr w:type="spellStart"/>
       <w:r>
         <w:rPr>
           <w:b/>
@@ -2119,6 +2232,7 @@
         </w:rPr>
         <w:t>Puttygen</w:t>
       </w:r>
+      <w:proofErr w:type="spellEnd"/>
       <w:r>
         <w:rPr>
           <w:b/>
@@ -2126,6 +2240,7 @@
         </w:rPr>
         <w:t xml:space="preserve"> and open </w:t>
       </w:r>
+      <w:proofErr w:type="spellStart"/>
       <w:r>
         <w:rPr>
           <w:b/>
@@ -2133,6 +2248,7 @@
         </w:rPr>
         <w:t>Puttygen</w:t>
       </w:r>
+      <w:proofErr w:type="spellEnd"/>
       <w:r>
         <w:rPr>
           <w:sz w:val="20"/>
@@ -4603,16 +4719,29 @@
         </w:rPr>
         <w:t>&gt; &lt;</w:t>
       </w:r>
-      <w:r>
-        <w:rPr>
-          <w:b/>
-          <w:bCs/>
-          <w:sz w:val="28"/>
-          <w:szCs w:val="28"/>
-          <w:highlight w:val="yellow"/>
-          <w:lang w:val="en-US"/>
-        </w:rPr>
-        <w:t>file_name&gt;</w:t>
+      <w:proofErr w:type="spellStart"/>
+      <w:r>
+        <w:rPr>
+          <w:b/>
+          <w:bCs/>
+          <w:sz w:val="28"/>
+          <w:szCs w:val="28"/>
+          <w:highlight w:val="yellow"/>
+          <w:lang w:val="en-US"/>
+        </w:rPr>
+        <w:t>file_name</w:t>
+      </w:r>
+      <w:proofErr w:type="spellEnd"/>
+      <w:r>
+        <w:rPr>
+          <w:b/>
+          <w:bCs/>
+          <w:sz w:val="28"/>
+          <w:szCs w:val="28"/>
+          <w:highlight w:val="yellow"/>
+          <w:lang w:val="en-US"/>
+        </w:rPr>
+        <w:t>&gt;</w:t>
       </w:r>
       <w:r>
         <w:rPr>
@@ -4753,7 +4882,25 @@
           <w:szCs w:val="28"/>
           <w:lang w:val="en-US"/>
         </w:rPr>
-        <w:t>. In this way we can create a file with name aws.</w:t>
+        <w:t xml:space="preserve">. In this way we can create a file with name </w:t>
+      </w:r>
+      <w:proofErr w:type="spellStart"/>
+      <w:r>
+        <w:rPr>
+          <w:sz w:val="28"/>
+          <w:szCs w:val="28"/>
+          <w:lang w:val="en-US"/>
+        </w:rPr>
+        <w:t>aws</w:t>
+      </w:r>
+      <w:proofErr w:type="spellEnd"/>
+      <w:r>
+        <w:rPr>
+          <w:sz w:val="28"/>
+          <w:szCs w:val="28"/>
+          <w:lang w:val="en-US"/>
+        </w:rPr>
+        <w:t>.</w:t>
       </w:r>
     </w:p>
     <w:p>
@@ -5243,7 +5390,55 @@
           <w:highlight w:val="yellow"/>
           <w:lang w:val="en-US"/>
         </w:rPr>
-        <w:t>cat &lt;file_name&gt; (cat aws).</w:t>
+        <w:t>cat &lt;</w:t>
+      </w:r>
+      <w:proofErr w:type="spellStart"/>
+      <w:r>
+        <w:rPr>
+          <w:b/>
+          <w:bCs/>
+          <w:sz w:val="28"/>
+          <w:szCs w:val="28"/>
+          <w:highlight w:val="yellow"/>
+          <w:lang w:val="en-US"/>
+        </w:rPr>
+        <w:t>file_name</w:t>
+      </w:r>
+      <w:proofErr w:type="spellEnd"/>
+      <w:r>
+        <w:rPr>
+          <w:b/>
+          <w:bCs/>
+          <w:sz w:val="28"/>
+          <w:szCs w:val="28"/>
+          <w:highlight w:val="yellow"/>
+          <w:lang w:val="en-US"/>
+        </w:rPr>
+        <w:t xml:space="preserve">&gt; (cat </w:t>
+      </w:r>
+      <w:proofErr w:type="spellStart"/>
+      <w:r>
+        <w:rPr>
+          <w:b/>
+          <w:bCs/>
+          <w:sz w:val="28"/>
+          <w:szCs w:val="28"/>
+          <w:highlight w:val="yellow"/>
+          <w:lang w:val="en-US"/>
+        </w:rPr>
+        <w:t>aws</w:t>
+      </w:r>
+      <w:proofErr w:type="spellEnd"/>
+      <w:r>
+        <w:rPr>
+          <w:b/>
+          <w:bCs/>
+          <w:sz w:val="28"/>
+          <w:szCs w:val="28"/>
+          <w:highlight w:val="yellow"/>
+          <w:lang w:val="en-US"/>
+        </w:rPr>
+        <w:t>).</w:t>
       </w:r>
       <w:r>
         <w:rPr>
@@ -5540,7 +5735,55 @@
           <w:highlight w:val="yellow"/>
           <w:lang w:val="en-US"/>
         </w:rPr>
-        <w:t>rm &lt;file_name&gt; (rm aws)</w:t>
+        <w:t>rm &lt;</w:t>
+      </w:r>
+      <w:proofErr w:type="spellStart"/>
+      <w:r>
+        <w:rPr>
+          <w:b/>
+          <w:bCs/>
+          <w:sz w:val="28"/>
+          <w:szCs w:val="28"/>
+          <w:highlight w:val="yellow"/>
+          <w:lang w:val="en-US"/>
+        </w:rPr>
+        <w:t>file_name</w:t>
+      </w:r>
+      <w:proofErr w:type="spellEnd"/>
+      <w:r>
+        <w:rPr>
+          <w:b/>
+          <w:bCs/>
+          <w:sz w:val="28"/>
+          <w:szCs w:val="28"/>
+          <w:highlight w:val="yellow"/>
+          <w:lang w:val="en-US"/>
+        </w:rPr>
+        <w:t xml:space="preserve">&gt; (rm </w:t>
+      </w:r>
+      <w:proofErr w:type="spellStart"/>
+      <w:r>
+        <w:rPr>
+          <w:b/>
+          <w:bCs/>
+          <w:sz w:val="28"/>
+          <w:szCs w:val="28"/>
+          <w:highlight w:val="yellow"/>
+          <w:lang w:val="en-US"/>
+        </w:rPr>
+        <w:t>aws</w:t>
+      </w:r>
+      <w:proofErr w:type="spellEnd"/>
+      <w:r>
+        <w:rPr>
+          <w:b/>
+          <w:bCs/>
+          <w:sz w:val="28"/>
+          <w:szCs w:val="28"/>
+          <w:highlight w:val="yellow"/>
+          <w:lang w:val="en-US"/>
+        </w:rPr>
+        <w:t>)</w:t>
       </w:r>
       <w:r>
         <w:rPr>
@@ -5892,28 +6135,54 @@
         </w:rPr>
         <w:t xml:space="preserve"> </w:t>
       </w:r>
-      <w:r>
-        <w:rPr>
-          <w:b/>
-          <w:bCs/>
-          <w:sz w:val="28"/>
-          <w:szCs w:val="28"/>
-          <w:highlight w:val="yellow"/>
-          <w:lang w:val="en-US"/>
-        </w:rPr>
-        <w:t xml:space="preserve">mkdir </w:t>
-      </w:r>
-      <w:r>
-        <w:rPr>
-          <w:b/>
-          <w:bCs/>
-          <w:sz w:val="28"/>
-          <w:szCs w:val="28"/>
-          <w:highlight w:val="yellow"/>
-          <w:lang w:val="en-US"/>
-        </w:rPr>
-        <w:t>&lt;Directory_Name</w:t>
-      </w:r>
+      <w:proofErr w:type="spellStart"/>
+      <w:r>
+        <w:rPr>
+          <w:b/>
+          <w:bCs/>
+          <w:sz w:val="28"/>
+          <w:szCs w:val="28"/>
+          <w:highlight w:val="yellow"/>
+          <w:lang w:val="en-US"/>
+        </w:rPr>
+        <w:t>mkdir</w:t>
+      </w:r>
+      <w:proofErr w:type="spellEnd"/>
+      <w:r>
+        <w:rPr>
+          <w:b/>
+          <w:bCs/>
+          <w:sz w:val="28"/>
+          <w:szCs w:val="28"/>
+          <w:highlight w:val="yellow"/>
+          <w:lang w:val="en-US"/>
+        </w:rPr>
+        <w:t xml:space="preserve"> </w:t>
+      </w:r>
+      <w:r>
+        <w:rPr>
+          <w:b/>
+          <w:bCs/>
+          <w:sz w:val="28"/>
+          <w:szCs w:val="28"/>
+          <w:highlight w:val="yellow"/>
+          <w:lang w:val="en-US"/>
+        </w:rPr>
+        <w:t>&lt;</w:t>
+      </w:r>
+      <w:proofErr w:type="spellStart"/>
+      <w:r>
+        <w:rPr>
+          <w:b/>
+          <w:bCs/>
+          <w:sz w:val="28"/>
+          <w:szCs w:val="28"/>
+          <w:highlight w:val="yellow"/>
+          <w:lang w:val="en-US"/>
+        </w:rPr>
+        <w:t>Directory_Name</w:t>
+      </w:r>
+      <w:proofErr w:type="spellEnd"/>
       <w:r>
         <w:rPr>
           <w:b/>
@@ -5925,16 +6194,53 @@
         </w:rPr>
         <w:t>&gt; (</w:t>
       </w:r>
-      <w:r>
-        <w:rPr>
-          <w:b/>
-          <w:bCs/>
-          <w:sz w:val="28"/>
-          <w:szCs w:val="28"/>
-          <w:highlight w:val="yellow"/>
-          <w:lang w:val="en-US"/>
-        </w:rPr>
-        <w:t>mkdir devops)</w:t>
+      <w:proofErr w:type="spellStart"/>
+      <w:r>
+        <w:rPr>
+          <w:b/>
+          <w:bCs/>
+          <w:sz w:val="28"/>
+          <w:szCs w:val="28"/>
+          <w:highlight w:val="yellow"/>
+          <w:lang w:val="en-US"/>
+        </w:rPr>
+        <w:t>mkdir</w:t>
+      </w:r>
+      <w:proofErr w:type="spellEnd"/>
+      <w:r>
+        <w:rPr>
+          <w:b/>
+          <w:bCs/>
+          <w:sz w:val="28"/>
+          <w:szCs w:val="28"/>
+          <w:highlight w:val="yellow"/>
+          <w:lang w:val="en-US"/>
+        </w:rPr>
+        <w:t xml:space="preserve"> </w:t>
+      </w:r>
+      <w:proofErr w:type="spellStart"/>
+      <w:r>
+        <w:rPr>
+          <w:b/>
+          <w:bCs/>
+          <w:sz w:val="28"/>
+          <w:szCs w:val="28"/>
+          <w:highlight w:val="yellow"/>
+          <w:lang w:val="en-US"/>
+        </w:rPr>
+        <w:t>devops</w:t>
+      </w:r>
+      <w:proofErr w:type="spellEnd"/>
+      <w:r>
+        <w:rPr>
+          <w:b/>
+          <w:bCs/>
+          <w:sz w:val="28"/>
+          <w:szCs w:val="28"/>
+          <w:highlight w:val="yellow"/>
+          <w:lang w:val="en-US"/>
+        </w:rPr>
+        <w:t>)</w:t>
       </w:r>
       <w:r>
         <w:rPr>
@@ -5956,16 +6262,29 @@
         </w:rPr>
         <w:t xml:space="preserve"> </w:t>
       </w:r>
-      <w:r>
-        <w:rPr>
-          <w:b/>
-          <w:bCs/>
-          <w:sz w:val="28"/>
-          <w:szCs w:val="28"/>
-          <w:highlight w:val="yellow"/>
-          <w:lang w:val="en-US"/>
-        </w:rPr>
-        <w:t xml:space="preserve">mkdir means </w:t>
+      <w:proofErr w:type="spellStart"/>
+      <w:r>
+        <w:rPr>
+          <w:b/>
+          <w:bCs/>
+          <w:sz w:val="28"/>
+          <w:szCs w:val="28"/>
+          <w:highlight w:val="yellow"/>
+          <w:lang w:val="en-US"/>
+        </w:rPr>
+        <w:t>mkdir</w:t>
+      </w:r>
+      <w:proofErr w:type="spellEnd"/>
+      <w:r>
+        <w:rPr>
+          <w:b/>
+          <w:bCs/>
+          <w:sz w:val="28"/>
+          <w:szCs w:val="28"/>
+          <w:highlight w:val="yellow"/>
+          <w:lang w:val="en-US"/>
+        </w:rPr>
+        <w:t xml:space="preserve"> means </w:t>
       </w:r>
       <w:r>
         <w:rPr>
@@ -6086,16 +6405,29 @@
         </w:rPr>
         <w:t xml:space="preserve"> We use the command </w:t>
       </w:r>
-      <w:r>
-        <w:rPr>
-          <w:b/>
-          <w:bCs/>
-          <w:sz w:val="28"/>
-          <w:szCs w:val="28"/>
-          <w:highlight w:val="yellow"/>
-          <w:lang w:val="en-US"/>
-        </w:rPr>
-        <w:t>pwd.</w:t>
+      <w:proofErr w:type="spellStart"/>
+      <w:r>
+        <w:rPr>
+          <w:b/>
+          <w:bCs/>
+          <w:sz w:val="28"/>
+          <w:szCs w:val="28"/>
+          <w:highlight w:val="yellow"/>
+          <w:lang w:val="en-US"/>
+        </w:rPr>
+        <w:t>pwd</w:t>
+      </w:r>
+      <w:proofErr w:type="spellEnd"/>
+      <w:r>
+        <w:rPr>
+          <w:b/>
+          <w:bCs/>
+          <w:sz w:val="28"/>
+          <w:szCs w:val="28"/>
+          <w:highlight w:val="yellow"/>
+          <w:lang w:val="en-US"/>
+        </w:rPr>
+        <w:t>.</w:t>
       </w:r>
       <w:r>
         <w:rPr>
@@ -6105,6 +6437,7 @@
         </w:rPr>
         <w:t xml:space="preserve"> Here </w:t>
       </w:r>
+      <w:proofErr w:type="spellStart"/>
       <w:r>
         <w:rPr>
           <w:b/>
@@ -6116,6 +6449,7 @@
         </w:rPr>
         <w:t>pwd</w:t>
       </w:r>
+      <w:proofErr w:type="spellEnd"/>
       <w:r>
         <w:rPr>
           <w:sz w:val="28"/>
@@ -6304,26 +6638,114 @@
           <w:szCs w:val="28"/>
           <w:lang w:val="en-US"/>
         </w:rPr>
-        <w:t>my devops directory</w:t>
-      </w:r>
-      <w:r>
-        <w:rPr>
-          <w:sz w:val="28"/>
-          <w:szCs w:val="28"/>
-          <w:lang w:val="en-US"/>
-        </w:rPr>
-        <w:t xml:space="preserve">. For going inside devops directory we make use of command </w:t>
-      </w:r>
-      <w:r>
-        <w:rPr>
-          <w:b/>
-          <w:bCs/>
-          <w:sz w:val="28"/>
-          <w:szCs w:val="28"/>
-          <w:highlight w:val="yellow"/>
-          <w:lang w:val="en-US"/>
-        </w:rPr>
-        <w:t>cd &lt;Directory_Name&gt; (cd devops)</w:t>
+        <w:t xml:space="preserve">my </w:t>
+      </w:r>
+      <w:proofErr w:type="spellStart"/>
+      <w:r>
+        <w:rPr>
+          <w:b/>
+          <w:bCs/>
+          <w:sz w:val="28"/>
+          <w:szCs w:val="28"/>
+          <w:lang w:val="en-US"/>
+        </w:rPr>
+        <w:t>devops</w:t>
+      </w:r>
+      <w:proofErr w:type="spellEnd"/>
+      <w:r>
+        <w:rPr>
+          <w:b/>
+          <w:bCs/>
+          <w:sz w:val="28"/>
+          <w:szCs w:val="28"/>
+          <w:lang w:val="en-US"/>
+        </w:rPr>
+        <w:t xml:space="preserve"> directory</w:t>
+      </w:r>
+      <w:r>
+        <w:rPr>
+          <w:sz w:val="28"/>
+          <w:szCs w:val="28"/>
+          <w:lang w:val="en-US"/>
+        </w:rPr>
+        <w:t xml:space="preserve">. For going inside </w:t>
+      </w:r>
+      <w:proofErr w:type="spellStart"/>
+      <w:r>
+        <w:rPr>
+          <w:sz w:val="28"/>
+          <w:szCs w:val="28"/>
+          <w:lang w:val="en-US"/>
+        </w:rPr>
+        <w:t>devops</w:t>
+      </w:r>
+      <w:proofErr w:type="spellEnd"/>
+      <w:r>
+        <w:rPr>
+          <w:sz w:val="28"/>
+          <w:szCs w:val="28"/>
+          <w:lang w:val="en-US"/>
+        </w:rPr>
+        <w:t xml:space="preserve"> directory we make use of command </w:t>
+      </w:r>
+      <w:r>
+        <w:rPr>
+          <w:b/>
+          <w:bCs/>
+          <w:sz w:val="28"/>
+          <w:szCs w:val="28"/>
+          <w:highlight w:val="yellow"/>
+          <w:lang w:val="en-US"/>
+        </w:rPr>
+        <w:t>cd &lt;</w:t>
+      </w:r>
+      <w:proofErr w:type="spellStart"/>
+      <w:r>
+        <w:rPr>
+          <w:b/>
+          <w:bCs/>
+          <w:sz w:val="28"/>
+          <w:szCs w:val="28"/>
+          <w:highlight w:val="yellow"/>
+          <w:lang w:val="en-US"/>
+        </w:rPr>
+        <w:t>Directory_Name</w:t>
+      </w:r>
+      <w:proofErr w:type="spellEnd"/>
+      <w:r>
+        <w:rPr>
+          <w:b/>
+          <w:bCs/>
+          <w:sz w:val="28"/>
+          <w:szCs w:val="28"/>
+          <w:highlight w:val="yellow"/>
+          <w:lang w:val="en-US"/>
+        </w:rPr>
+        <w:t xml:space="preserve">&gt; (cd </w:t>
+      </w:r>
+      <w:proofErr w:type="spellStart"/>
+      <w:r>
+        <w:rPr>
+          <w:b/>
+          <w:bCs/>
+          <w:sz w:val="28"/>
+          <w:szCs w:val="28"/>
+          <w:highlight w:val="yellow"/>
+          <w:lang w:val="en-US"/>
+        </w:rPr>
+        <w:t>devops</w:t>
+      </w:r>
+      <w:proofErr w:type="spellEnd"/>
+      <w:r>
+        <w:rPr>
+          <w:b/>
+          <w:bCs/>
+          <w:sz w:val="28"/>
+          <w:szCs w:val="28"/>
+          <w:highlight w:val="yellow"/>
+          <w:lang w:val="en-US"/>
+        </w:rPr>
+        <w:t>)</w:t>
       </w:r>
       <w:r>
         <w:rPr>
@@ -6505,8 +6927,21 @@
           <w:highlight w:val="yellow"/>
           <w:lang w:val="en-US"/>
         </w:rPr>
-        <w:t>/home/ec2-user/devops</w:t>
-      </w:r>
+        <w:t>/home/ec2-user/</w:t>
+      </w:r>
+      <w:proofErr w:type="spellStart"/>
+      <w:r>
+        <w:rPr>
+          <w:b/>
+          <w:bCs/>
+          <w:sz w:val="28"/>
+          <w:szCs w:val="28"/>
+          <w:highlight w:val="yellow"/>
+          <w:lang w:val="en-US"/>
+        </w:rPr>
+        <w:t>devops</w:t>
+      </w:r>
+      <w:proofErr w:type="spellEnd"/>
       <w:r>
         <w:rPr>
           <w:b/>
@@ -6525,15 +6960,27 @@
         </w:rPr>
         <w:t xml:space="preserve">Because we are in </w:t>
       </w:r>
-      <w:r>
-        <w:rPr>
-          <w:b/>
-          <w:bCs/>
-          <w:sz w:val="28"/>
-          <w:szCs w:val="28"/>
-          <w:lang w:val="en-US"/>
-        </w:rPr>
-        <w:t>devops directory</w:t>
+      <w:proofErr w:type="spellStart"/>
+      <w:r>
+        <w:rPr>
+          <w:b/>
+          <w:bCs/>
+          <w:sz w:val="28"/>
+          <w:szCs w:val="28"/>
+          <w:lang w:val="en-US"/>
+        </w:rPr>
+        <w:t>devops</w:t>
+      </w:r>
+      <w:proofErr w:type="spellEnd"/>
+      <w:r>
+        <w:rPr>
+          <w:b/>
+          <w:bCs/>
+          <w:sz w:val="28"/>
+          <w:szCs w:val="28"/>
+          <w:lang w:val="en-US"/>
+        </w:rPr>
+        <w:t xml:space="preserve"> directory</w:t>
       </w:r>
       <w:r>
         <w:rPr>
@@ -6651,8 +7098,21 @@
           <w:highlight w:val="yellow"/>
           <w:lang w:val="en-US"/>
         </w:rPr>
-        <w:t>/home/ec2-user/devops</w:t>
-      </w:r>
+        <w:t>/home/ec2-user/</w:t>
+      </w:r>
+      <w:proofErr w:type="spellStart"/>
+      <w:r>
+        <w:rPr>
+          <w:b/>
+          <w:bCs/>
+          <w:sz w:val="28"/>
+          <w:szCs w:val="28"/>
+          <w:highlight w:val="yellow"/>
+          <w:lang w:val="en-US"/>
+        </w:rPr>
+        <w:t>devops</w:t>
+      </w:r>
+      <w:proofErr w:type="spellEnd"/>
       <w:r>
         <w:rPr>
           <w:b/>
@@ -7011,6 +7471,7 @@
         </w:rPr>
         <w:t xml:space="preserve"> we have the command is </w:t>
       </w:r>
+      <w:proofErr w:type="spellStart"/>
       <w:r>
         <w:rPr>
           <w:b/>
@@ -7022,6 +7483,7 @@
         </w:rPr>
         <w:t>rmdir</w:t>
       </w:r>
+      <w:proofErr w:type="spellEnd"/>
       <w:r>
         <w:rPr>
           <w:b/>
@@ -7042,19 +7504,69 @@
           <w:highlight w:val="yellow"/>
           <w:lang w:val="en-US"/>
         </w:rPr>
-        <w:t>&lt;Directory_Name&gt; (</w:t>
-      </w:r>
-      <w:r>
-        <w:rPr>
-          <w:b/>
-          <w:bCs/>
-          <w:sz w:val="28"/>
-          <w:szCs w:val="28"/>
-          <w:highlight w:val="yellow"/>
-          <w:lang w:val="en-US"/>
-        </w:rPr>
-        <w:t>rmdir devops</w:t>
-      </w:r>
+        <w:t>&lt;</w:t>
+      </w:r>
+      <w:proofErr w:type="spellStart"/>
+      <w:r>
+        <w:rPr>
+          <w:b/>
+          <w:bCs/>
+          <w:sz w:val="28"/>
+          <w:szCs w:val="28"/>
+          <w:highlight w:val="yellow"/>
+          <w:lang w:val="en-US"/>
+        </w:rPr>
+        <w:t>Directory_Name</w:t>
+      </w:r>
+      <w:proofErr w:type="spellEnd"/>
+      <w:r>
+        <w:rPr>
+          <w:b/>
+          <w:bCs/>
+          <w:sz w:val="28"/>
+          <w:szCs w:val="28"/>
+          <w:highlight w:val="yellow"/>
+          <w:lang w:val="en-US"/>
+        </w:rPr>
+        <w:t>&gt; (</w:t>
+      </w:r>
+      <w:proofErr w:type="spellStart"/>
+      <w:r>
+        <w:rPr>
+          <w:b/>
+          <w:bCs/>
+          <w:sz w:val="28"/>
+          <w:szCs w:val="28"/>
+          <w:highlight w:val="yellow"/>
+          <w:lang w:val="en-US"/>
+        </w:rPr>
+        <w:t>rmdir</w:t>
+      </w:r>
+      <w:proofErr w:type="spellEnd"/>
+      <w:r>
+        <w:rPr>
+          <w:b/>
+          <w:bCs/>
+          <w:sz w:val="28"/>
+          <w:szCs w:val="28"/>
+          <w:highlight w:val="yellow"/>
+          <w:lang w:val="en-US"/>
+        </w:rPr>
+        <w:t xml:space="preserve"> </w:t>
+      </w:r>
+      <w:proofErr w:type="spellStart"/>
+      <w:r>
+        <w:rPr>
+          <w:b/>
+          <w:bCs/>
+          <w:sz w:val="28"/>
+          <w:szCs w:val="28"/>
+          <w:highlight w:val="yellow"/>
+          <w:lang w:val="en-US"/>
+        </w:rPr>
+        <w:t>devops</w:t>
+      </w:r>
+      <w:proofErr w:type="spellEnd"/>
       <w:r>
         <w:rPr>
           <w:sz w:val="28"/>
@@ -7249,7 +7761,55 @@
           <w:highlight w:val="yellow"/>
           <w:lang w:val="en-US"/>
         </w:rPr>
-        <w:t>rm -r &lt;Directory_Name&gt; (rm -r devops).</w:t>
+        <w:t>rm -r &lt;</w:t>
+      </w:r>
+      <w:proofErr w:type="spellStart"/>
+      <w:r>
+        <w:rPr>
+          <w:b/>
+          <w:bCs/>
+          <w:sz w:val="28"/>
+          <w:szCs w:val="28"/>
+          <w:highlight w:val="yellow"/>
+          <w:lang w:val="en-US"/>
+        </w:rPr>
+        <w:t>Directory_Name</w:t>
+      </w:r>
+      <w:proofErr w:type="spellEnd"/>
+      <w:r>
+        <w:rPr>
+          <w:b/>
+          <w:bCs/>
+          <w:sz w:val="28"/>
+          <w:szCs w:val="28"/>
+          <w:highlight w:val="yellow"/>
+          <w:lang w:val="en-US"/>
+        </w:rPr>
+        <w:t xml:space="preserve">&gt; (rm -r </w:t>
+      </w:r>
+      <w:proofErr w:type="spellStart"/>
+      <w:r>
+        <w:rPr>
+          <w:b/>
+          <w:bCs/>
+          <w:sz w:val="28"/>
+          <w:szCs w:val="28"/>
+          <w:highlight w:val="yellow"/>
+          <w:lang w:val="en-US"/>
+        </w:rPr>
+        <w:t>devops</w:t>
+      </w:r>
+      <w:proofErr w:type="spellEnd"/>
+      <w:r>
+        <w:rPr>
+          <w:b/>
+          <w:bCs/>
+          <w:sz w:val="28"/>
+          <w:szCs w:val="28"/>
+          <w:highlight w:val="yellow"/>
+          <w:lang w:val="en-US"/>
+        </w:rPr>
+        <w:t>).</w:t>
       </w:r>
       <w:r>
         <w:rPr>
@@ -7439,7 +7999,25 @@
           <w:szCs w:val="28"/>
           <w:lang w:val="en-US"/>
         </w:rPr>
-        <w:t xml:space="preserve"> We know what the file and directory are and here in we have color variation aws is file and d1 is directory. In later update we have same color then how can we identify? </w:t>
+        <w:t xml:space="preserve"> We know what the file and directory are and here in we have color variation </w:t>
+      </w:r>
+      <w:proofErr w:type="spellStart"/>
+      <w:r>
+        <w:rPr>
+          <w:sz w:val="28"/>
+          <w:szCs w:val="28"/>
+          <w:lang w:val="en-US"/>
+        </w:rPr>
+        <w:t>aws</w:t>
+      </w:r>
+      <w:proofErr w:type="spellEnd"/>
+      <w:r>
+        <w:rPr>
+          <w:sz w:val="28"/>
+          <w:szCs w:val="28"/>
+          <w:lang w:val="en-US"/>
+        </w:rPr>
+        <w:t xml:space="preserve"> is file and d1 is directory. In later update we have same color then how can we identify? </w:t>
       </w:r>
       <w:r>
         <w:rPr>
@@ -7499,8 +8077,9 @@
           <w:highlight w:val="yellow"/>
           <w:lang w:val="en-US"/>
         </w:rPr>
-        <w:t>-rw-r--r--</w:t>
-      </w:r>
+        <w:t>-</w:t>
+      </w:r>
+      <w:proofErr w:type="spellStart"/>
       <w:r>
         <w:rPr>
           <w:b/>
@@ -7511,6 +8090,31 @@
           <w:highlight w:val="yellow"/>
           <w:lang w:val="en-US"/>
         </w:rPr>
+        <w:t>rw</w:t>
+      </w:r>
+      <w:proofErr w:type="spellEnd"/>
+      <w:r>
+        <w:rPr>
+          <w:b/>
+          <w:bCs/>
+          <w:color w:val="EE0000"/>
+          <w:sz w:val="28"/>
+          <w:szCs w:val="28"/>
+          <w:highlight w:val="yellow"/>
+          <w:lang w:val="en-US"/>
+        </w:rPr>
+        <w:t>-r--r--</w:t>
+      </w:r>
+      <w:r>
+        <w:rPr>
+          <w:b/>
+          <w:bCs/>
+          <w:color w:val="EE0000"/>
+          <w:sz w:val="28"/>
+          <w:szCs w:val="28"/>
+          <w:highlight w:val="yellow"/>
+          <w:lang w:val="en-US"/>
+        </w:rPr>
         <w:t xml:space="preserve"> </w:t>
       </w:r>
       <w:r>
@@ -7524,6 +8128,7 @@
         </w:rPr>
         <w:t xml:space="preserve">it is for file. And </w:t>
       </w:r>
+      <w:proofErr w:type="spellStart"/>
       <w:r>
         <w:rPr>
           <w:b/>
@@ -7534,7 +8139,46 @@
           <w:highlight w:val="yellow"/>
           <w:lang w:val="en-US"/>
         </w:rPr>
-        <w:t>drwxt-r-xr-</w:t>
+        <w:t>drwxt</w:t>
+      </w:r>
+      <w:proofErr w:type="spellEnd"/>
+      <w:r>
+        <w:rPr>
+          <w:b/>
+          <w:bCs/>
+          <w:color w:val="EE0000"/>
+          <w:sz w:val="28"/>
+          <w:szCs w:val="28"/>
+          <w:highlight w:val="yellow"/>
+          <w:lang w:val="en-US"/>
+        </w:rPr>
+        <w:t>-r-</w:t>
+      </w:r>
+      <w:proofErr w:type="spellStart"/>
+      <w:r>
+        <w:rPr>
+          <w:b/>
+          <w:bCs/>
+          <w:color w:val="EE0000"/>
+          <w:sz w:val="28"/>
+          <w:szCs w:val="28"/>
+          <w:highlight w:val="yellow"/>
+          <w:lang w:val="en-US"/>
+        </w:rPr>
+        <w:t>xr</w:t>
+      </w:r>
+      <w:proofErr w:type="spellEnd"/>
+      <w:r>
+        <w:rPr>
+          <w:b/>
+          <w:bCs/>
+          <w:color w:val="EE0000"/>
+          <w:sz w:val="28"/>
+          <w:szCs w:val="28"/>
+          <w:highlight w:val="yellow"/>
+          <w:lang w:val="en-US"/>
+        </w:rPr>
+        <w:t>-</w:t>
       </w:r>
       <w:r>
         <w:rPr>
@@ -7711,7 +8355,55 @@
           <w:highlight w:val="yellow"/>
           <w:lang w:val="en-US"/>
         </w:rPr>
-        <w:t>touch &lt;file_name&gt; or cat &lt;file_name&gt; command</w:t>
+        <w:t>touch &lt;</w:t>
+      </w:r>
+      <w:proofErr w:type="spellStart"/>
+      <w:r>
+        <w:rPr>
+          <w:b/>
+          <w:bCs/>
+          <w:sz w:val="28"/>
+          <w:szCs w:val="28"/>
+          <w:highlight w:val="yellow"/>
+          <w:lang w:val="en-US"/>
+        </w:rPr>
+        <w:t>file_name</w:t>
+      </w:r>
+      <w:proofErr w:type="spellEnd"/>
+      <w:r>
+        <w:rPr>
+          <w:b/>
+          <w:bCs/>
+          <w:sz w:val="28"/>
+          <w:szCs w:val="28"/>
+          <w:highlight w:val="yellow"/>
+          <w:lang w:val="en-US"/>
+        </w:rPr>
+        <w:t>&gt; or cat &lt;</w:t>
+      </w:r>
+      <w:proofErr w:type="spellStart"/>
+      <w:r>
+        <w:rPr>
+          <w:b/>
+          <w:bCs/>
+          <w:sz w:val="28"/>
+          <w:szCs w:val="28"/>
+          <w:highlight w:val="yellow"/>
+          <w:lang w:val="en-US"/>
+        </w:rPr>
+        <w:t>file_name</w:t>
+      </w:r>
+      <w:proofErr w:type="spellEnd"/>
+      <w:r>
+        <w:rPr>
+          <w:b/>
+          <w:bCs/>
+          <w:sz w:val="28"/>
+          <w:szCs w:val="28"/>
+          <w:highlight w:val="yellow"/>
+          <w:lang w:val="en-US"/>
+        </w:rPr>
+        <w:t>&gt; command</w:t>
       </w:r>
       <w:r>
         <w:rPr>
@@ -7873,7 +8565,25 @@
           <w:szCs w:val="28"/>
           <w:lang w:val="en-US"/>
         </w:rPr>
-        <w:t xml:space="preserve"> For this we can use touch and cat command for file. And mkdir for directory. But </w:t>
+        <w:t xml:space="preserve"> For this we can use touch and cat command for file. And </w:t>
+      </w:r>
+      <w:proofErr w:type="spellStart"/>
+      <w:r>
+        <w:rPr>
+          <w:sz w:val="28"/>
+          <w:szCs w:val="28"/>
+          <w:lang w:val="en-US"/>
+        </w:rPr>
+        <w:t>mkdir</w:t>
+      </w:r>
+      <w:proofErr w:type="spellEnd"/>
+      <w:r>
+        <w:rPr>
+          <w:sz w:val="28"/>
+          <w:szCs w:val="28"/>
+          <w:lang w:val="en-US"/>
+        </w:rPr>
+        <w:t xml:space="preserve"> for directory. But </w:t>
       </w:r>
       <w:r>
         <w:rPr>
@@ -7989,7 +8699,31 @@
           <w:highlight w:val="yellow"/>
           <w:lang w:val="en-US"/>
         </w:rPr>
-        <w:t>touch .&lt;file_name&gt;</w:t>
+        <w:t>touch .&lt;</w:t>
+      </w:r>
+      <w:proofErr w:type="spellStart"/>
+      <w:r>
+        <w:rPr>
+          <w:b/>
+          <w:bCs/>
+          <w:sz w:val="28"/>
+          <w:szCs w:val="28"/>
+          <w:highlight w:val="yellow"/>
+          <w:lang w:val="en-US"/>
+        </w:rPr>
+        <w:t>file_name</w:t>
+      </w:r>
+      <w:proofErr w:type="spellEnd"/>
+      <w:r>
+        <w:rPr>
+          <w:b/>
+          <w:bCs/>
+          <w:sz w:val="28"/>
+          <w:szCs w:val="28"/>
+          <w:highlight w:val="yellow"/>
+          <w:lang w:val="en-US"/>
+        </w:rPr>
+        <w:t>&gt;</w:t>
       </w:r>
       <w:r>
         <w:rPr>
@@ -8010,7 +8744,31 @@
           <w:highlight w:val="yellow"/>
           <w:lang w:val="en-US"/>
         </w:rPr>
-        <w:t>cat .&lt;file_name&gt;</w:t>
+        <w:t>cat .&lt;</w:t>
+      </w:r>
+      <w:proofErr w:type="spellStart"/>
+      <w:r>
+        <w:rPr>
+          <w:b/>
+          <w:bCs/>
+          <w:sz w:val="28"/>
+          <w:szCs w:val="28"/>
+          <w:highlight w:val="yellow"/>
+          <w:lang w:val="en-US"/>
+        </w:rPr>
+        <w:t>file_name</w:t>
+      </w:r>
+      <w:proofErr w:type="spellEnd"/>
+      <w:r>
+        <w:rPr>
+          <w:b/>
+          <w:bCs/>
+          <w:sz w:val="28"/>
+          <w:szCs w:val="28"/>
+          <w:highlight w:val="yellow"/>
+          <w:lang w:val="en-US"/>
+        </w:rPr>
+        <w:t>&gt;</w:t>
       </w:r>
       <w:r>
         <w:rPr>
@@ -8047,7 +8805,31 @@
           <w:highlight w:val="yellow"/>
           <w:lang w:val="en-US"/>
         </w:rPr>
-        <w:t>cat &gt; .&lt;file_name&gt;.</w:t>
+        <w:t>cat &gt; .&lt;</w:t>
+      </w:r>
+      <w:proofErr w:type="spellStart"/>
+      <w:r>
+        <w:rPr>
+          <w:b/>
+          <w:bCs/>
+          <w:sz w:val="28"/>
+          <w:szCs w:val="28"/>
+          <w:highlight w:val="yellow"/>
+          <w:lang w:val="en-US"/>
+        </w:rPr>
+        <w:t>file_name</w:t>
+      </w:r>
+      <w:proofErr w:type="spellEnd"/>
+      <w:r>
+        <w:rPr>
+          <w:b/>
+          <w:bCs/>
+          <w:sz w:val="28"/>
+          <w:szCs w:val="28"/>
+          <w:highlight w:val="yellow"/>
+          <w:lang w:val="en-US"/>
+        </w:rPr>
+        <w:t>&gt;.</w:t>
       </w:r>
     </w:p>
     <w:p>
@@ -8593,7 +9375,55 @@
           <w:highlight w:val="yellow"/>
           <w:lang w:val="en-US"/>
         </w:rPr>
-        <w:t>cp &lt;Source_file_name&gt; &lt;Destination_file_name&gt;</w:t>
+        <w:t>cp &lt;</w:t>
+      </w:r>
+      <w:proofErr w:type="spellStart"/>
+      <w:r>
+        <w:rPr>
+          <w:b/>
+          <w:bCs/>
+          <w:sz w:val="28"/>
+          <w:szCs w:val="28"/>
+          <w:highlight w:val="yellow"/>
+          <w:lang w:val="en-US"/>
+        </w:rPr>
+        <w:t>Source_file_name</w:t>
+      </w:r>
+      <w:proofErr w:type="spellEnd"/>
+      <w:r>
+        <w:rPr>
+          <w:b/>
+          <w:bCs/>
+          <w:sz w:val="28"/>
+          <w:szCs w:val="28"/>
+          <w:highlight w:val="yellow"/>
+          <w:lang w:val="en-US"/>
+        </w:rPr>
+        <w:t>&gt; &lt;</w:t>
+      </w:r>
+      <w:proofErr w:type="spellStart"/>
+      <w:r>
+        <w:rPr>
+          <w:b/>
+          <w:bCs/>
+          <w:sz w:val="28"/>
+          <w:szCs w:val="28"/>
+          <w:highlight w:val="yellow"/>
+          <w:lang w:val="en-US"/>
+        </w:rPr>
+        <w:t>Destination_file_name</w:t>
+      </w:r>
+      <w:proofErr w:type="spellEnd"/>
+      <w:r>
+        <w:rPr>
+          <w:b/>
+          <w:bCs/>
+          <w:sz w:val="28"/>
+          <w:szCs w:val="28"/>
+          <w:highlight w:val="yellow"/>
+          <w:lang w:val="en-US"/>
+        </w:rPr>
+        <w:t>&gt;</w:t>
       </w:r>
       <w:r>
         <w:rPr>
@@ -8627,7 +9457,25 @@
           <w:szCs w:val="28"/>
           <w:lang w:val="en-US"/>
         </w:rPr>
-        <w:t xml:space="preserve"> using source file as aws and destination file as azure. We can see the copied file. We use </w:t>
+        <w:t xml:space="preserve"> using source file as </w:t>
+      </w:r>
+      <w:proofErr w:type="spellStart"/>
+      <w:r>
+        <w:rPr>
+          <w:sz w:val="28"/>
+          <w:szCs w:val="28"/>
+          <w:lang w:val="en-US"/>
+        </w:rPr>
+        <w:t>aws</w:t>
+      </w:r>
+      <w:proofErr w:type="spellEnd"/>
+      <w:r>
+        <w:rPr>
+          <w:sz w:val="28"/>
+          <w:szCs w:val="28"/>
+          <w:lang w:val="en-US"/>
+        </w:rPr>
+        <w:t xml:space="preserve"> and destination file as azure. We can see the copied file. We use </w:t>
       </w:r>
       <w:r>
         <w:rPr>
@@ -8662,15 +9510,51 @@
           <w:szCs w:val="28"/>
           <w:lang w:val="en-US"/>
         </w:rPr>
-        <w:t xml:space="preserve">we see same content of aws. Because azure is </w:t>
-      </w:r>
-      <w:r>
-        <w:rPr>
-          <w:sz w:val="28"/>
-          <w:szCs w:val="28"/>
-          <w:lang w:val="en-US"/>
-        </w:rPr>
-        <w:t>copied file of aws.</w:t>
+        <w:t xml:space="preserve">we see same content of </w:t>
+      </w:r>
+      <w:proofErr w:type="spellStart"/>
+      <w:r>
+        <w:rPr>
+          <w:sz w:val="28"/>
+          <w:szCs w:val="28"/>
+          <w:lang w:val="en-US"/>
+        </w:rPr>
+        <w:t>aws</w:t>
+      </w:r>
+      <w:proofErr w:type="spellEnd"/>
+      <w:r>
+        <w:rPr>
+          <w:sz w:val="28"/>
+          <w:szCs w:val="28"/>
+          <w:lang w:val="en-US"/>
+        </w:rPr>
+        <w:t xml:space="preserve">. Because azure is </w:t>
+      </w:r>
+      <w:r>
+        <w:rPr>
+          <w:sz w:val="28"/>
+          <w:szCs w:val="28"/>
+          <w:lang w:val="en-US"/>
+        </w:rPr>
+        <w:t xml:space="preserve">copied file of </w:t>
+      </w:r>
+      <w:proofErr w:type="spellStart"/>
+      <w:r>
+        <w:rPr>
+          <w:sz w:val="28"/>
+          <w:szCs w:val="28"/>
+          <w:lang w:val="en-US"/>
+        </w:rPr>
+        <w:t>aws</w:t>
+      </w:r>
+      <w:proofErr w:type="spellEnd"/>
+      <w:r>
+        <w:rPr>
+          <w:sz w:val="28"/>
+          <w:szCs w:val="28"/>
+          <w:lang w:val="en-US"/>
+        </w:rPr>
+        <w:t>.</w:t>
       </w:r>
     </w:p>
     <w:p>
@@ -8825,6 +9709,7 @@
         </w:rPr>
         <w:t xml:space="preserve"> we use </w:t>
       </w:r>
+      <w:proofErr w:type="spellStart"/>
       <w:r>
         <w:rPr>
           <w:b/>
@@ -8836,6 +9721,7 @@
         </w:rPr>
         <w:t>whoami</w:t>
       </w:r>
+      <w:proofErr w:type="spellEnd"/>
       <w:r>
         <w:rPr>
           <w:sz w:val="28"/>
@@ -8870,8 +9756,21 @@
           <w:highlight w:val="yellow"/>
           <w:lang w:val="en-US"/>
         </w:rPr>
-        <w:t>ls -lt</w:t>
-      </w:r>
+        <w:t>ls -</w:t>
+      </w:r>
+      <w:proofErr w:type="spellStart"/>
+      <w:r>
+        <w:rPr>
+          <w:b/>
+          <w:bCs/>
+          <w:sz w:val="28"/>
+          <w:szCs w:val="28"/>
+          <w:highlight w:val="yellow"/>
+          <w:lang w:val="en-US"/>
+        </w:rPr>
+        <w:t>lt</w:t>
+      </w:r>
+      <w:proofErr w:type="spellEnd"/>
       <w:r>
         <w:rPr>
           <w:sz w:val="28"/>
@@ -9068,16 +9967,29 @@
         </w:rPr>
         <w:t xml:space="preserve">By default, we are normal users. To change normal user to root user we use </w:t>
       </w:r>
-      <w:r>
-        <w:rPr>
-          <w:b/>
-          <w:bCs/>
-          <w:sz w:val="28"/>
-          <w:szCs w:val="28"/>
-          <w:highlight w:val="yellow"/>
-          <w:lang w:val="en-US"/>
-        </w:rPr>
-        <w:t>su root</w:t>
+      <w:proofErr w:type="spellStart"/>
+      <w:r>
+        <w:rPr>
+          <w:b/>
+          <w:bCs/>
+          <w:sz w:val="28"/>
+          <w:szCs w:val="28"/>
+          <w:highlight w:val="yellow"/>
+          <w:lang w:val="en-US"/>
+        </w:rPr>
+        <w:t>su</w:t>
+      </w:r>
+      <w:proofErr w:type="spellEnd"/>
+      <w:r>
+        <w:rPr>
+          <w:b/>
+          <w:bCs/>
+          <w:sz w:val="28"/>
+          <w:szCs w:val="28"/>
+          <w:highlight w:val="yellow"/>
+          <w:lang w:val="en-US"/>
+        </w:rPr>
+        <w:t xml:space="preserve"> root</w:t>
       </w:r>
       <w:r>
         <w:rPr>
@@ -9153,27 +10065,64 @@
         </w:rPr>
         <w:t xml:space="preserve"> </w:t>
       </w:r>
-      <w:r>
-        <w:rPr>
-          <w:b/>
-          <w:bCs/>
-          <w:sz w:val="28"/>
-          <w:szCs w:val="28"/>
-          <w:highlight w:val="yellow"/>
-          <w:lang w:val="en-US"/>
-        </w:rPr>
-        <w:t>sudo su root.</w:t>
-      </w:r>
-      <w:r>
-        <w:rPr>
-          <w:b/>
-          <w:bCs/>
-          <w:sz w:val="28"/>
-          <w:szCs w:val="28"/>
+      <w:proofErr w:type="spellStart"/>
+      <w:r>
+        <w:rPr>
+          <w:b/>
+          <w:bCs/>
+          <w:sz w:val="28"/>
+          <w:szCs w:val="28"/>
+          <w:highlight w:val="yellow"/>
+          <w:lang w:val="en-US"/>
+        </w:rPr>
+        <w:t>sudo</w:t>
+      </w:r>
+      <w:proofErr w:type="spellEnd"/>
+      <w:r>
+        <w:rPr>
+          <w:b/>
+          <w:bCs/>
+          <w:sz w:val="28"/>
+          <w:szCs w:val="28"/>
+          <w:highlight w:val="yellow"/>
           <w:lang w:val="en-US"/>
         </w:rPr>
         <w:t xml:space="preserve"> </w:t>
       </w:r>
+      <w:proofErr w:type="spellStart"/>
+      <w:r>
+        <w:rPr>
+          <w:b/>
+          <w:bCs/>
+          <w:sz w:val="28"/>
+          <w:szCs w:val="28"/>
+          <w:highlight w:val="yellow"/>
+          <w:lang w:val="en-US"/>
+        </w:rPr>
+        <w:t>su</w:t>
+      </w:r>
+      <w:proofErr w:type="spellEnd"/>
+      <w:r>
+        <w:rPr>
+          <w:b/>
+          <w:bCs/>
+          <w:sz w:val="28"/>
+          <w:szCs w:val="28"/>
+          <w:highlight w:val="yellow"/>
+          <w:lang w:val="en-US"/>
+        </w:rPr>
+        <w:t xml:space="preserve"> root.</w:t>
+      </w:r>
+      <w:r>
+        <w:rPr>
+          <w:b/>
+          <w:bCs/>
+          <w:sz w:val="28"/>
+          <w:szCs w:val="28"/>
+          <w:lang w:val="en-US"/>
+        </w:rPr>
+        <w:t xml:space="preserve"> </w:t>
+      </w:r>
       <w:r>
         <w:rPr>
           <w:b/>
@@ -9184,15 +10133,27 @@
         </w:rPr>
         <w:t xml:space="preserve">  </w:t>
       </w:r>
-      <w:r>
-        <w:rPr>
-          <w:b/>
-          <w:bCs/>
-          <w:sz w:val="28"/>
-          <w:szCs w:val="28"/>
-          <w:lang w:val="en-US"/>
-        </w:rPr>
-        <w:t>sudo stands for “super user do”</w:t>
+      <w:proofErr w:type="spellStart"/>
+      <w:r>
+        <w:rPr>
+          <w:b/>
+          <w:bCs/>
+          <w:sz w:val="28"/>
+          <w:szCs w:val="28"/>
+          <w:lang w:val="en-US"/>
+        </w:rPr>
+        <w:t>sudo</w:t>
+      </w:r>
+      <w:proofErr w:type="spellEnd"/>
+      <w:r>
+        <w:rPr>
+          <w:b/>
+          <w:bCs/>
+          <w:sz w:val="28"/>
+          <w:szCs w:val="28"/>
+          <w:lang w:val="en-US"/>
+        </w:rPr>
+        <w:t xml:space="preserve"> stands for “super user do”</w:t>
       </w:r>
       <w:r>
         <w:rPr>
@@ -9222,6 +10183,7 @@
         </w:rPr>
         <w:t xml:space="preserve"> In Linux we use </w:t>
       </w:r>
+      <w:proofErr w:type="spellStart"/>
       <w:r>
         <w:rPr>
           <w:b/>
@@ -9233,6 +10195,7 @@
         </w:rPr>
         <w:t>sudo</w:t>
       </w:r>
+      <w:proofErr w:type="spellEnd"/>
       <w:r>
         <w:rPr>
           <w:b/>
@@ -9354,6 +10317,7 @@
         </w:rPr>
         <w:t xml:space="preserve">After </w:t>
       </w:r>
+      <w:proofErr w:type="spellStart"/>
       <w:r>
         <w:rPr>
           <w:b/>
@@ -9365,6 +10329,7 @@
         </w:rPr>
         <w:t>sudo</w:t>
       </w:r>
+      <w:proofErr w:type="spellEnd"/>
       <w:r>
         <w:rPr>
           <w:b/>
@@ -9374,27 +10339,31 @@
           <w:highlight w:val="yellow"/>
           <w:lang w:val="en-US"/>
         </w:rPr>
-        <w:t xml:space="preserve"> su root</w:t>
-      </w:r>
+        <w:t xml:space="preserve"> </w:t>
+      </w:r>
+      <w:proofErr w:type="spellStart"/>
       <w:r>
         <w:rPr>
           <w:b/>
           <w:bCs/>
           <w:sz w:val="30"/>
           <w:szCs w:val="30"/>
-          <w:lang w:val="en-US"/>
-        </w:rPr>
-        <w:t xml:space="preserve"> command </w:t>
-      </w:r>
+          <w:highlight w:val="yellow"/>
+          <w:lang w:val="en-US"/>
+        </w:rPr>
+        <w:t>su</w:t>
+      </w:r>
+      <w:proofErr w:type="spellEnd"/>
       <w:r>
         <w:rPr>
           <w:b/>
           <w:bCs/>
           <w:sz w:val="30"/>
           <w:szCs w:val="30"/>
-          <w:lang w:val="en-US"/>
-        </w:rPr>
-        <w:t>the ec2-user($)</w:t>
+          <w:highlight w:val="yellow"/>
+          <w:lang w:val="en-US"/>
+        </w:rPr>
+        <w:t xml:space="preserve"> root</w:t>
       </w:r>
       <w:r>
         <w:rPr>
@@ -9404,7 +10373,7 @@
           <w:szCs w:val="30"/>
           <w:lang w:val="en-US"/>
         </w:rPr>
-        <w:t xml:space="preserve"> changed into </w:t>
+        <w:t xml:space="preserve"> command </w:t>
       </w:r>
       <w:r>
         <w:rPr>
@@ -9414,11 +10383,9 @@
           <w:szCs w:val="30"/>
           <w:lang w:val="en-US"/>
         </w:rPr>
-        <w:t>root(#).**</w:t>
-      </w:r>
-    </w:p>
-    <w:p>
-      <w:pPr>
+        <w:t>the ec2-user($)</w:t>
+      </w:r>
+      <w:r>
         <w:rPr>
           <w:b/>
           <w:bCs/>
@@ -9426,7 +10393,8 @@
           <w:szCs w:val="30"/>
           <w:lang w:val="en-US"/>
         </w:rPr>
-      </w:pPr>
+        <w:t xml:space="preserve"> changed into </w:t>
+      </w:r>
       <w:r>
         <w:rPr>
           <w:b/>
@@ -9435,19 +10403,19 @@
           <w:szCs w:val="30"/>
           <w:lang w:val="en-US"/>
         </w:rPr>
-        <w:t xml:space="preserve">To see the current user, we use </w:t>
-      </w:r>
-      <w:r>
+        <w:t>root(#).**</w:t>
+      </w:r>
+    </w:p>
+    <w:p>
+      <w:pPr>
         <w:rPr>
           <w:b/>
           <w:bCs/>
           <w:sz w:val="30"/>
           <w:szCs w:val="30"/>
-          <w:highlight w:val="yellow"/>
-          <w:lang w:val="en-US"/>
-        </w:rPr>
-        <w:t>whoami</w:t>
-      </w:r>
+          <w:lang w:val="en-US"/>
+        </w:rPr>
+      </w:pPr>
       <w:r>
         <w:rPr>
           <w:b/>
@@ -9456,19 +10424,21 @@
           <w:szCs w:val="30"/>
           <w:lang w:val="en-US"/>
         </w:rPr>
-        <w:t xml:space="preserve"> command.</w:t>
-      </w:r>
-    </w:p>
-    <w:p>
-      <w:pPr>
+        <w:t xml:space="preserve">To see the current user, we use </w:t>
+      </w:r>
+      <w:proofErr w:type="spellStart"/>
+      <w:r>
         <w:rPr>
           <w:b/>
           <w:bCs/>
           <w:sz w:val="30"/>
           <w:szCs w:val="30"/>
-          <w:lang w:val="en-US"/>
-        </w:rPr>
-      </w:pPr>
+          <w:highlight w:val="yellow"/>
+          <w:lang w:val="en-US"/>
+        </w:rPr>
+        <w:t>whoami</w:t>
+      </w:r>
+      <w:proofErr w:type="spellEnd"/>
       <w:r>
         <w:rPr>
           <w:b/>
@@ -9477,18 +10447,52 @@
           <w:szCs w:val="30"/>
           <w:lang w:val="en-US"/>
         </w:rPr>
-        <w:t xml:space="preserve">**To change root user to ec2-user we use </w:t>
-      </w:r>
-      <w:r>
+        <w:t xml:space="preserve"> command.</w:t>
+      </w:r>
+    </w:p>
+    <w:p>
+      <w:pPr>
         <w:rPr>
           <w:b/>
           <w:bCs/>
           <w:sz w:val="30"/>
           <w:szCs w:val="30"/>
-          <w:highlight w:val="yellow"/>
-          <w:lang w:val="en-US"/>
-        </w:rPr>
-        <w:t>su ec2-user</w:t>
+          <w:lang w:val="en-US"/>
+        </w:rPr>
+      </w:pPr>
+      <w:r>
+        <w:rPr>
+          <w:b/>
+          <w:bCs/>
+          <w:sz w:val="30"/>
+          <w:szCs w:val="30"/>
+          <w:lang w:val="en-US"/>
+        </w:rPr>
+        <w:t xml:space="preserve">**To change root user to ec2-user we use </w:t>
+      </w:r>
+      <w:proofErr w:type="spellStart"/>
+      <w:r>
+        <w:rPr>
+          <w:b/>
+          <w:bCs/>
+          <w:sz w:val="30"/>
+          <w:szCs w:val="30"/>
+          <w:highlight w:val="yellow"/>
+          <w:lang w:val="en-US"/>
+        </w:rPr>
+        <w:t>su</w:t>
+      </w:r>
+      <w:proofErr w:type="spellEnd"/>
+      <w:r>
+        <w:rPr>
+          <w:b/>
+          <w:bCs/>
+          <w:sz w:val="30"/>
+          <w:szCs w:val="30"/>
+          <w:highlight w:val="yellow"/>
+          <w:lang w:val="en-US"/>
+        </w:rPr>
+        <w:t xml:space="preserve"> ec2-user</w:t>
       </w:r>
       <w:r>
         <w:rPr>
@@ -10428,13 +11432,23 @@
       <w:r>
         <w:t xml:space="preserve"> With help of </w:t>
       </w:r>
-      <w:r>
-        <w:rPr>
-          <w:b/>
-          <w:bCs/>
-          <w:highlight w:val="yellow"/>
-        </w:rPr>
-        <w:t>chmod(change mode</w:t>
+      <w:proofErr w:type="spellStart"/>
+      <w:r>
+        <w:rPr>
+          <w:b/>
+          <w:bCs/>
+          <w:highlight w:val="yellow"/>
+        </w:rPr>
+        <w:t>chmod</w:t>
+      </w:r>
+      <w:proofErr w:type="spellEnd"/>
+      <w:r>
+        <w:rPr>
+          <w:b/>
+          <w:bCs/>
+          <w:highlight w:val="yellow"/>
+        </w:rPr>
+        <w:t>(change mode</w:t>
       </w:r>
       <w:r>
         <w:rPr>
@@ -10768,6 +11782,7 @@
         </w:rPr>
         <w:t xml:space="preserve">: </w:t>
       </w:r>
+      <w:proofErr w:type="spellStart"/>
       <w:r>
         <w:rPr>
           <w:b/>
@@ -10775,13 +11790,23 @@
           <w:color w:val="EE0000"/>
           <w:lang w:val="en-US"/>
         </w:rPr>
-        <w:t>rw-</w:t>
-      </w:r>
-      <w:r>
-        <w:rPr>
+        <w:t>rw</w:t>
+      </w:r>
+      <w:proofErr w:type="spellEnd"/>
+      <w:r>
+        <w:rPr>
+          <w:b/>
+          <w:bCs/>
           <w:color w:val="EE0000"/>
           <w:lang w:val="en-US"/>
         </w:rPr>
+        <w:t>-</w:t>
+      </w:r>
+      <w:r>
+        <w:rPr>
+          <w:color w:val="EE0000"/>
+          <w:lang w:val="en-US"/>
+        </w:rPr>
         <w:t xml:space="preserve"> </w:t>
       </w:r>
       <w:r>
@@ -10822,6 +11847,7 @@
         </w:rPr>
         <w:t xml:space="preserve"> </w:t>
       </w:r>
+      <w:proofErr w:type="spellStart"/>
       <w:r>
         <w:rPr>
           <w:b/>
@@ -10863,7 +11889,14 @@
         <w:rPr>
           <w:lang w:val="en-US"/>
         </w:rPr>
-        <w:t xml:space="preserve"> at Group level we have these permissions.</w:t>
+        <w:t xml:space="preserve"> at</w:t>
+      </w:r>
+      <w:proofErr w:type="spellEnd"/>
+      <w:r>
+        <w:rPr>
+          <w:lang w:val="en-US"/>
+        </w:rPr>
+        <w:t xml:space="preserve"> Group level we have these permissions.</w:t>
       </w:r>
     </w:p>
     <w:p>
@@ -10932,14 +11965,65 @@
         </w:rPr>
         <w:t xml:space="preserve">Applying the command to change the permissions for Owner, Group, Others level.  The command is </w:t>
       </w:r>
-      <w:r>
-        <w:rPr>
-          <w:b/>
-          <w:bCs/>
-          <w:highlight w:val="yellow"/>
-          <w:lang w:val="en-US"/>
-        </w:rPr>
-        <w:t>chmod 764 file1 or chmod 764 &lt;file_name&gt;</w:t>
+      <w:proofErr w:type="spellStart"/>
+      <w:r>
+        <w:rPr>
+          <w:b/>
+          <w:bCs/>
+          <w:highlight w:val="yellow"/>
+          <w:lang w:val="en-US"/>
+        </w:rPr>
+        <w:t>chmod</w:t>
+      </w:r>
+      <w:proofErr w:type="spellEnd"/>
+      <w:r>
+        <w:rPr>
+          <w:b/>
+          <w:bCs/>
+          <w:highlight w:val="yellow"/>
+          <w:lang w:val="en-US"/>
+        </w:rPr>
+        <w:t xml:space="preserve"> 764 file1 or </w:t>
+      </w:r>
+      <w:proofErr w:type="spellStart"/>
+      <w:r>
+        <w:rPr>
+          <w:b/>
+          <w:bCs/>
+          <w:highlight w:val="yellow"/>
+          <w:lang w:val="en-US"/>
+        </w:rPr>
+        <w:t>chmod</w:t>
+      </w:r>
+      <w:proofErr w:type="spellEnd"/>
+      <w:r>
+        <w:rPr>
+          <w:b/>
+          <w:bCs/>
+          <w:highlight w:val="yellow"/>
+          <w:lang w:val="en-US"/>
+        </w:rPr>
+        <w:t xml:space="preserve"> 764 &lt;</w:t>
+      </w:r>
+      <w:proofErr w:type="spellStart"/>
+      <w:r>
+        <w:rPr>
+          <w:b/>
+          <w:bCs/>
+          <w:highlight w:val="yellow"/>
+          <w:lang w:val="en-US"/>
+        </w:rPr>
+        <w:t>file_name</w:t>
+      </w:r>
+      <w:proofErr w:type="spellEnd"/>
+      <w:r>
+        <w:rPr>
+          <w:b/>
+          <w:bCs/>
+          <w:highlight w:val="yellow"/>
+          <w:lang w:val="en-US"/>
+        </w:rPr>
+        <w:t>&gt;</w:t>
       </w:r>
       <w:r>
         <w:rPr>
@@ -10982,6 +12066,7 @@
         </w:rPr>
         <w:t xml:space="preserve">: </w:t>
       </w:r>
+      <w:proofErr w:type="spellStart"/>
       <w:r>
         <w:rPr>
           <w:b/>
@@ -11000,6 +12085,7 @@
         </w:rPr>
         <w:t>x</w:t>
       </w:r>
+      <w:proofErr w:type="spellEnd"/>
       <w:r>
         <w:rPr>
           <w:color w:val="EE0000"/>
@@ -11070,6 +12156,7 @@
         </w:rPr>
         <w:t xml:space="preserve">: </w:t>
       </w:r>
+      <w:proofErr w:type="spellStart"/>
       <w:r>
         <w:rPr>
           <w:b/>
@@ -11088,6 +12175,7 @@
         </w:rPr>
         <w:t>w</w:t>
       </w:r>
+      <w:proofErr w:type="spellEnd"/>
       <w:r>
         <w:rPr>
           <w:b/>
@@ -11545,14 +12633,25 @@
         </w:rPr>
         <w:t xml:space="preserve">Here I am using </w:t>
       </w:r>
-      <w:r>
-        <w:rPr>
-          <w:b/>
-          <w:bCs/>
-          <w:highlight w:val="yellow"/>
-          <w:lang w:val="en-US"/>
-        </w:rPr>
-        <w:t>chmod 777 file1</w:t>
+      <w:proofErr w:type="spellStart"/>
+      <w:r>
+        <w:rPr>
+          <w:b/>
+          <w:bCs/>
+          <w:highlight w:val="yellow"/>
+          <w:lang w:val="en-US"/>
+        </w:rPr>
+        <w:t>chmod</w:t>
+      </w:r>
+      <w:proofErr w:type="spellEnd"/>
+      <w:r>
+        <w:rPr>
+          <w:b/>
+          <w:bCs/>
+          <w:highlight w:val="yellow"/>
+          <w:lang w:val="en-US"/>
+        </w:rPr>
+        <w:t xml:space="preserve"> 777 file1</w:t>
       </w:r>
       <w:r>
         <w:rPr>
@@ -11614,16 +12713,41 @@
         <w:rPr>
           <w:lang w:val="en-US"/>
         </w:rPr>
-        <w:t xml:space="preserve">And im using </w:t>
-      </w:r>
-      <w:r>
-        <w:rPr>
-          <w:b/>
-          <w:bCs/>
-          <w:highlight w:val="yellow"/>
-          <w:lang w:val="en-US"/>
-        </w:rPr>
-        <w:t>chmod 444 file1</w:t>
+        <w:t xml:space="preserve">And </w:t>
+      </w:r>
+      <w:proofErr w:type="spellStart"/>
+      <w:r>
+        <w:rPr>
+          <w:lang w:val="en-US"/>
+        </w:rPr>
+        <w:t>im</w:t>
+      </w:r>
+      <w:proofErr w:type="spellEnd"/>
+      <w:r>
+        <w:rPr>
+          <w:lang w:val="en-US"/>
+        </w:rPr>
+        <w:t xml:space="preserve"> using </w:t>
+      </w:r>
+      <w:proofErr w:type="spellStart"/>
+      <w:r>
+        <w:rPr>
+          <w:b/>
+          <w:bCs/>
+          <w:highlight w:val="yellow"/>
+          <w:lang w:val="en-US"/>
+        </w:rPr>
+        <w:t>chmod</w:t>
+      </w:r>
+      <w:proofErr w:type="spellEnd"/>
+      <w:r>
+        <w:rPr>
+          <w:b/>
+          <w:bCs/>
+          <w:highlight w:val="yellow"/>
+          <w:lang w:val="en-US"/>
+        </w:rPr>
+        <w:t xml:space="preserve"> 444 file1</w:t>
       </w:r>
       <w:r>
         <w:rPr>
@@ -11818,14 +12942,45 @@
         </w:rPr>
         <w:t xml:space="preserve">. The </w:t>
       </w:r>
-      <w:r>
-        <w:rPr>
-          <w:b/>
-          <w:bCs/>
-          <w:highlight w:val="yellow"/>
-          <w:lang w:val="en-US"/>
-        </w:rPr>
-        <w:t>chmod u+x file3</w:t>
+      <w:proofErr w:type="spellStart"/>
+      <w:r>
+        <w:rPr>
+          <w:b/>
+          <w:bCs/>
+          <w:highlight w:val="yellow"/>
+          <w:lang w:val="en-US"/>
+        </w:rPr>
+        <w:t>chmod</w:t>
+      </w:r>
+      <w:proofErr w:type="spellEnd"/>
+      <w:r>
+        <w:rPr>
+          <w:b/>
+          <w:bCs/>
+          <w:highlight w:val="yellow"/>
+          <w:lang w:val="en-US"/>
+        </w:rPr>
+        <w:t xml:space="preserve"> </w:t>
+      </w:r>
+      <w:proofErr w:type="spellStart"/>
+      <w:r>
+        <w:rPr>
+          <w:b/>
+          <w:bCs/>
+          <w:highlight w:val="yellow"/>
+          <w:lang w:val="en-US"/>
+        </w:rPr>
+        <w:t>u+x</w:t>
+      </w:r>
+      <w:proofErr w:type="spellEnd"/>
+      <w:r>
+        <w:rPr>
+          <w:b/>
+          <w:bCs/>
+          <w:highlight w:val="yellow"/>
+          <w:lang w:val="en-US"/>
+        </w:rPr>
+        <w:t xml:space="preserve"> file3</w:t>
       </w:r>
       <w:r>
         <w:rPr>
@@ -11880,7 +13035,21 @@
         <w:rPr>
           <w:lang w:val="en-US"/>
         </w:rPr>
-        <w:t>. After this command we give the rwx permission in owner level.</w:t>
+        <w:t xml:space="preserve">. After this command we give the </w:t>
+      </w:r>
+      <w:proofErr w:type="spellStart"/>
+      <w:r>
+        <w:rPr>
+          <w:lang w:val="en-US"/>
+        </w:rPr>
+        <w:t>rwx</w:t>
+      </w:r>
+      <w:proofErr w:type="spellEnd"/>
+      <w:r>
+        <w:rPr>
+          <w:lang w:val="en-US"/>
+        </w:rPr>
+        <w:t xml:space="preserve"> permission in owner level.</w:t>
       </w:r>
     </w:p>
     <w:p>
@@ -11910,14 +13079,25 @@
         </w:rPr>
         <w:t xml:space="preserve">. The </w:t>
       </w:r>
-      <w:r>
-        <w:rPr>
-          <w:b/>
-          <w:bCs/>
-          <w:highlight w:val="yellow"/>
-          <w:lang w:val="en-US"/>
-        </w:rPr>
-        <w:t>chmod u-x file3 for remove the permission</w:t>
+      <w:proofErr w:type="spellStart"/>
+      <w:r>
+        <w:rPr>
+          <w:b/>
+          <w:bCs/>
+          <w:highlight w:val="yellow"/>
+          <w:lang w:val="en-US"/>
+        </w:rPr>
+        <w:t>chmod</w:t>
+      </w:r>
+      <w:proofErr w:type="spellEnd"/>
+      <w:r>
+        <w:rPr>
+          <w:b/>
+          <w:bCs/>
+          <w:highlight w:val="yellow"/>
+          <w:lang w:val="en-US"/>
+        </w:rPr>
+        <w:t xml:space="preserve"> u-x file3 for remove the permission</w:t>
       </w:r>
       <w:r>
         <w:rPr>
@@ -12022,14 +13202,45 @@
         </w:rPr>
         <w:t xml:space="preserve">. Her I am using </w:t>
       </w:r>
-      <w:r>
-        <w:rPr>
-          <w:b/>
-          <w:bCs/>
-          <w:highlight w:val="yellow"/>
-          <w:lang w:val="en-US"/>
-        </w:rPr>
-        <w:t>chmod g+w,o+x file3</w:t>
+      <w:proofErr w:type="spellStart"/>
+      <w:r>
+        <w:rPr>
+          <w:b/>
+          <w:bCs/>
+          <w:highlight w:val="yellow"/>
+          <w:lang w:val="en-US"/>
+        </w:rPr>
+        <w:t>chmod</w:t>
+      </w:r>
+      <w:proofErr w:type="spellEnd"/>
+      <w:r>
+        <w:rPr>
+          <w:b/>
+          <w:bCs/>
+          <w:highlight w:val="yellow"/>
+          <w:lang w:val="en-US"/>
+        </w:rPr>
+        <w:t xml:space="preserve"> </w:t>
+      </w:r>
+      <w:proofErr w:type="spellStart"/>
+      <w:r>
+        <w:rPr>
+          <w:b/>
+          <w:bCs/>
+          <w:highlight w:val="yellow"/>
+          <w:lang w:val="en-US"/>
+        </w:rPr>
+        <w:t>g+w,o+x</w:t>
+      </w:r>
+      <w:proofErr w:type="spellEnd"/>
+      <w:r>
+        <w:rPr>
+          <w:b/>
+          <w:bCs/>
+          <w:highlight w:val="yellow"/>
+          <w:lang w:val="en-US"/>
+        </w:rPr>
+        <w:t xml:space="preserve"> file3</w:t>
       </w:r>
       <w:r>
         <w:rPr>
@@ -12158,16 +13369,50 @@
         <w:rPr>
           <w:lang w:val="en-US"/>
         </w:rPr>
-        <w:t xml:space="preserve">Here I’m created one file is aws. I am using cat command to write some text in that file. After creating file to see the first two lines we use </w:t>
-      </w:r>
-      <w:r>
-        <w:rPr>
-          <w:b/>
-          <w:bCs/>
-          <w:highlight w:val="yellow"/>
-          <w:lang w:val="en-US"/>
-        </w:rPr>
-        <w:t>head -2 &lt;file_name&gt;</w:t>
+        <w:t xml:space="preserve">Here I’m created one file is </w:t>
+      </w:r>
+      <w:proofErr w:type="spellStart"/>
+      <w:r>
+        <w:rPr>
+          <w:lang w:val="en-US"/>
+        </w:rPr>
+        <w:t>aws</w:t>
+      </w:r>
+      <w:proofErr w:type="spellEnd"/>
+      <w:r>
+        <w:rPr>
+          <w:lang w:val="en-US"/>
+        </w:rPr>
+        <w:t xml:space="preserve">. I am using cat command to write some text in that file. After creating file to see the first two lines we use </w:t>
+      </w:r>
+      <w:r>
+        <w:rPr>
+          <w:b/>
+          <w:bCs/>
+          <w:highlight w:val="yellow"/>
+          <w:lang w:val="en-US"/>
+        </w:rPr>
+        <w:t>head -2 &lt;</w:t>
+      </w:r>
+      <w:proofErr w:type="spellStart"/>
+      <w:r>
+        <w:rPr>
+          <w:b/>
+          <w:bCs/>
+          <w:highlight w:val="yellow"/>
+          <w:lang w:val="en-US"/>
+        </w:rPr>
+        <w:t>file_name</w:t>
+      </w:r>
+      <w:proofErr w:type="spellEnd"/>
+      <w:r>
+        <w:rPr>
+          <w:b/>
+          <w:bCs/>
+          <w:highlight w:val="yellow"/>
+          <w:lang w:val="en-US"/>
+        </w:rPr>
+        <w:t>&gt;</w:t>
       </w:r>
       <w:r>
         <w:rPr>
@@ -12182,7 +13427,27 @@
           <w:highlight w:val="yellow"/>
           <w:lang w:val="en-US"/>
         </w:rPr>
-        <w:t>tail -1 &lt;file_name&gt;</w:t>
+        <w:t>tail -1 &lt;</w:t>
+      </w:r>
+      <w:proofErr w:type="spellStart"/>
+      <w:r>
+        <w:rPr>
+          <w:b/>
+          <w:bCs/>
+          <w:highlight w:val="yellow"/>
+          <w:lang w:val="en-US"/>
+        </w:rPr>
+        <w:t>file_name</w:t>
+      </w:r>
+      <w:proofErr w:type="spellEnd"/>
+      <w:r>
+        <w:rPr>
+          <w:b/>
+          <w:bCs/>
+          <w:highlight w:val="yellow"/>
+          <w:lang w:val="en-US"/>
+        </w:rPr>
+        <w:t>&gt;</w:t>
       </w:r>
       <w:r>
         <w:rPr>
@@ -12282,12 +13547,14 @@
         </w:rPr>
         <w:t xml:space="preserve">Whenever we are using pipe symbol the </w:t>
       </w:r>
+      <w:proofErr w:type="spellStart"/>
       <w:r>
         <w:rPr>
           <w:lang w:val="en-US"/>
         </w:rPr>
         <w:t>LEFT-hand</w:t>
       </w:r>
+      <w:proofErr w:type="spellEnd"/>
       <w:r>
         <w:rPr>
           <w:lang w:val="en-US"/>
@@ -12298,7 +13565,21 @@
         <w:rPr>
           <w:lang w:val="en-US"/>
         </w:rPr>
-        <w:t xml:space="preserve"> (head -2 aws)</w:t>
+        <w:t xml:space="preserve"> (head -2 </w:t>
+      </w:r>
+      <w:proofErr w:type="spellStart"/>
+      <w:r>
+        <w:rPr>
+          <w:lang w:val="en-US"/>
+        </w:rPr>
+        <w:t>aws</w:t>
+      </w:r>
+      <w:proofErr w:type="spellEnd"/>
+      <w:r>
+        <w:rPr>
+          <w:lang w:val="en-US"/>
+        </w:rPr>
+        <w:t>)</w:t>
       </w:r>
       <w:r>
         <w:rPr>
@@ -12306,12 +13587,14 @@
         </w:rPr>
         <w:t xml:space="preserve"> will execute first and </w:t>
       </w:r>
+      <w:proofErr w:type="spellStart"/>
       <w:r>
         <w:rPr>
           <w:lang w:val="en-US"/>
         </w:rPr>
         <w:t>RIGHT-hand</w:t>
       </w:r>
+      <w:proofErr w:type="spellEnd"/>
       <w:r>
         <w:rPr>
           <w:lang w:val="en-US"/>
@@ -12322,7 +13605,21 @@
         <w:rPr>
           <w:lang w:val="en-US"/>
         </w:rPr>
-        <w:t xml:space="preserve"> (tail -1 aws)</w:t>
+        <w:t xml:space="preserve"> (tail -1 </w:t>
+      </w:r>
+      <w:proofErr w:type="spellStart"/>
+      <w:r>
+        <w:rPr>
+          <w:lang w:val="en-US"/>
+        </w:rPr>
+        <w:t>aws</w:t>
+      </w:r>
+      <w:proofErr w:type="spellEnd"/>
+      <w:r>
+        <w:rPr>
+          <w:lang w:val="en-US"/>
+        </w:rPr>
+        <w:t>)</w:t>
       </w:r>
       <w:r>
         <w:rPr>
@@ -12371,6 +13668,7 @@
         </w:rPr>
         <w:t xml:space="preserve"> from the after executing the </w:t>
       </w:r>
+      <w:proofErr w:type="spellStart"/>
       <w:r>
         <w:rPr>
           <w:b/>
@@ -12379,6 +13677,7 @@
         </w:rPr>
         <w:t>LEFT-hand</w:t>
       </w:r>
+      <w:proofErr w:type="spellEnd"/>
       <w:r>
         <w:rPr>
           <w:b/>
@@ -12402,14 +13701,45 @@
           <w:lang w:val="en-US"/>
         </w:rPr>
       </w:pPr>
-      <w:r>
-        <w:rPr>
-          <w:b/>
-          <w:bCs/>
-          <w:highlight w:val="yellow"/>
-          <w:lang w:val="en-US"/>
-        </w:rPr>
-        <w:t>wc &lt;file_name&gt;</w:t>
+      <w:proofErr w:type="spellStart"/>
+      <w:r>
+        <w:rPr>
+          <w:b/>
+          <w:bCs/>
+          <w:highlight w:val="yellow"/>
+          <w:lang w:val="en-US"/>
+        </w:rPr>
+        <w:t>wc</w:t>
+      </w:r>
+      <w:proofErr w:type="spellEnd"/>
+      <w:r>
+        <w:rPr>
+          <w:b/>
+          <w:bCs/>
+          <w:highlight w:val="yellow"/>
+          <w:lang w:val="en-US"/>
+        </w:rPr>
+        <w:t xml:space="preserve"> &lt;</w:t>
+      </w:r>
+      <w:proofErr w:type="spellStart"/>
+      <w:r>
+        <w:rPr>
+          <w:b/>
+          <w:bCs/>
+          <w:highlight w:val="yellow"/>
+          <w:lang w:val="en-US"/>
+        </w:rPr>
+        <w:t>file_name</w:t>
+      </w:r>
+      <w:proofErr w:type="spellEnd"/>
+      <w:r>
+        <w:rPr>
+          <w:b/>
+          <w:bCs/>
+          <w:highlight w:val="yellow"/>
+          <w:lang w:val="en-US"/>
+        </w:rPr>
+        <w:t>&gt;</w:t>
       </w:r>
       <w:r>
         <w:rPr>
@@ -12417,14 +13747,65 @@
         </w:rPr>
         <w:t xml:space="preserve"> command will display the </w:t>
       </w:r>
-      <w:r>
-        <w:rPr>
-          <w:b/>
-          <w:bCs/>
-          <w:highlight w:val="yellow"/>
-          <w:lang w:val="en-US"/>
-        </w:rPr>
-        <w:t>no.of lines, no.of words, no.of bytes and filename from the file</w:t>
+      <w:proofErr w:type="spellStart"/>
+      <w:r>
+        <w:rPr>
+          <w:b/>
+          <w:bCs/>
+          <w:highlight w:val="yellow"/>
+          <w:lang w:val="en-US"/>
+        </w:rPr>
+        <w:t>no.of</w:t>
+      </w:r>
+      <w:proofErr w:type="spellEnd"/>
+      <w:r>
+        <w:rPr>
+          <w:b/>
+          <w:bCs/>
+          <w:highlight w:val="yellow"/>
+          <w:lang w:val="en-US"/>
+        </w:rPr>
+        <w:t xml:space="preserve"> lines, </w:t>
+      </w:r>
+      <w:proofErr w:type="spellStart"/>
+      <w:r>
+        <w:rPr>
+          <w:b/>
+          <w:bCs/>
+          <w:highlight w:val="yellow"/>
+          <w:lang w:val="en-US"/>
+        </w:rPr>
+        <w:t>no.of</w:t>
+      </w:r>
+      <w:proofErr w:type="spellEnd"/>
+      <w:r>
+        <w:rPr>
+          <w:b/>
+          <w:bCs/>
+          <w:highlight w:val="yellow"/>
+          <w:lang w:val="en-US"/>
+        </w:rPr>
+        <w:t xml:space="preserve"> words, </w:t>
+      </w:r>
+      <w:proofErr w:type="spellStart"/>
+      <w:r>
+        <w:rPr>
+          <w:b/>
+          <w:bCs/>
+          <w:highlight w:val="yellow"/>
+          <w:lang w:val="en-US"/>
+        </w:rPr>
+        <w:t>no.of</w:t>
+      </w:r>
+      <w:proofErr w:type="spellEnd"/>
+      <w:r>
+        <w:rPr>
+          <w:b/>
+          <w:bCs/>
+          <w:highlight w:val="yellow"/>
+          <w:lang w:val="en-US"/>
+        </w:rPr>
+        <w:t xml:space="preserve"> bytes and filename from the file</w:t>
       </w:r>
       <w:r>
         <w:rPr>
@@ -12437,7 +13818,21 @@
         <w:rPr>
           <w:lang w:val="en-US"/>
         </w:rPr>
-        <w:t xml:space="preserve"> Here in aws we have three lines (3), ten words(10), size in </w:t>
+        <w:t xml:space="preserve"> Here in </w:t>
+      </w:r>
+      <w:proofErr w:type="spellStart"/>
+      <w:r>
+        <w:rPr>
+          <w:lang w:val="en-US"/>
+        </w:rPr>
+        <w:t>aws</w:t>
+      </w:r>
+      <w:proofErr w:type="spellEnd"/>
+      <w:r>
+        <w:rPr>
+          <w:lang w:val="en-US"/>
+        </w:rPr>
+        <w:t xml:space="preserve"> we have three lines (3), ten words(10), size in </w:t>
       </w:r>
       <w:r>
         <w:rPr>
@@ -12449,7 +13844,21 @@
         <w:rPr>
           <w:lang w:val="en-US"/>
         </w:rPr>
-        <w:t>49) and filename(aws).</w:t>
+        <w:t>49) and filename(</w:t>
+      </w:r>
+      <w:proofErr w:type="spellStart"/>
+      <w:r>
+        <w:rPr>
+          <w:lang w:val="en-US"/>
+        </w:rPr>
+        <w:t>aws</w:t>
+      </w:r>
+      <w:proofErr w:type="spellEnd"/>
+      <w:r>
+        <w:rPr>
+          <w:lang w:val="en-US"/>
+        </w:rPr>
+        <w:t>).</w:t>
       </w:r>
     </w:p>
     <w:p>
@@ -12737,7 +14146,15 @@
     </w:p>
     <w:p>
       <w:r>
-        <w:t>• Update YUM Repository sudo YUM update</w:t>
+        <w:t xml:space="preserve">• Update YUM Repository </w:t>
+      </w:r>
+      <w:proofErr w:type="spellStart"/>
+      <w:r>
+        <w:t>sudo</w:t>
+      </w:r>
+      <w:proofErr w:type="spellEnd"/>
+      <w:r>
+        <w:t xml:space="preserve"> YUM update</w:t>
       </w:r>
       <w:r>
         <w:t>.</w:t>
@@ -12745,7 +14162,15 @@
     </w:p>
     <w:p>
       <w:r>
-        <w:t xml:space="preserve"> • Install the Package sudo YUM install</w:t>
+        <w:t xml:space="preserve"> • Install the Package </w:t>
+      </w:r>
+      <w:proofErr w:type="spellStart"/>
+      <w:r>
+        <w:t>sudo</w:t>
+      </w:r>
+      <w:proofErr w:type="spellEnd"/>
+      <w:r>
+        <w:t xml:space="preserve"> YUM install</w:t>
       </w:r>
       <w:r>
         <w:t>.</w:t>
@@ -12755,13 +14180,23 @@
       <w:r>
         <w:t xml:space="preserve"> • </w:t>
       </w:r>
-      <w:r>
-        <w:rPr>
-          <w:b/>
-          <w:bCs/>
-          <w:highlight w:val="yellow"/>
-        </w:rPr>
-        <w:t>sudo YUM install tree</w:t>
+      <w:proofErr w:type="spellStart"/>
+      <w:r>
+        <w:rPr>
+          <w:b/>
+          <w:bCs/>
+          <w:highlight w:val="yellow"/>
+        </w:rPr>
+        <w:t>sudo</w:t>
+      </w:r>
+      <w:proofErr w:type="spellEnd"/>
+      <w:r>
+        <w:rPr>
+          <w:b/>
+          <w:bCs/>
+          <w:highlight w:val="yellow"/>
+        </w:rPr>
+        <w:t xml:space="preserve"> YUM install tree</w:t>
       </w:r>
       <w:r>
         <w:t>.</w:t>
@@ -12829,7 +14264,21 @@
         <w:rPr>
           <w:lang w:val="en-US"/>
         </w:rPr>
-        <w:t>After installing sudo YUM install tree</w:t>
+        <w:t xml:space="preserve">After installing </w:t>
+      </w:r>
+      <w:proofErr w:type="spellStart"/>
+      <w:r>
+        <w:rPr>
+          <w:lang w:val="en-US"/>
+        </w:rPr>
+        <w:t>sudo</w:t>
+      </w:r>
+      <w:proofErr w:type="spellEnd"/>
+      <w:r>
+        <w:rPr>
+          <w:lang w:val="en-US"/>
+        </w:rPr>
+        <w:t xml:space="preserve"> YUM install tree</w:t>
       </w:r>
       <w:r>
         <w:rPr>
@@ -12844,7 +14293,27 @@
           <w:highlight w:val="yellow"/>
           <w:lang w:val="en-US"/>
         </w:rPr>
-        <w:t>tree &lt;Directory_Name&gt;</w:t>
+        <w:t>tree &lt;</w:t>
+      </w:r>
+      <w:proofErr w:type="spellStart"/>
+      <w:r>
+        <w:rPr>
+          <w:b/>
+          <w:bCs/>
+          <w:highlight w:val="yellow"/>
+          <w:lang w:val="en-US"/>
+        </w:rPr>
+        <w:t>Directory_Name</w:t>
+      </w:r>
+      <w:proofErr w:type="spellEnd"/>
+      <w:r>
+        <w:rPr>
+          <w:b/>
+          <w:bCs/>
+          <w:highlight w:val="yellow"/>
+          <w:lang w:val="en-US"/>
+        </w:rPr>
+        <w:t>&gt;</w:t>
       </w:r>
       <w:r>
         <w:rPr>
@@ -13117,7 +14586,27 @@
           <w:highlight w:val="yellow"/>
           <w:lang w:val="en-US"/>
         </w:rPr>
-        <w:t>vi &lt;file_name&gt;</w:t>
+        <w:t>vi &lt;</w:t>
+      </w:r>
+      <w:proofErr w:type="spellStart"/>
+      <w:r>
+        <w:rPr>
+          <w:b/>
+          <w:bCs/>
+          <w:highlight w:val="yellow"/>
+          <w:lang w:val="en-US"/>
+        </w:rPr>
+        <w:t>file_name</w:t>
+      </w:r>
+      <w:proofErr w:type="spellEnd"/>
+      <w:r>
+        <w:rPr>
+          <w:b/>
+          <w:bCs/>
+          <w:highlight w:val="yellow"/>
+          <w:lang w:val="en-US"/>
+        </w:rPr>
+        <w:t>&gt;</w:t>
       </w:r>
       <w:r>
         <w:rPr>
@@ -13538,8 +15027,13 @@
         <w:t xml:space="preserve"> </w:t>
       </w:r>
       <w:r>
-        <w:t>:wq</w:t>
-      </w:r>
+        <w:t>:</w:t>
+      </w:r>
+      <w:proofErr w:type="spellStart"/>
+      <w:r>
+        <w:t>wq</w:t>
+      </w:r>
+      <w:proofErr w:type="spellEnd"/>
       <w:r>
         <w:t xml:space="preserve"> </w:t>
       </w:r>
@@ -13547,8 +15041,21 @@
         <w:sym w:font="Wingdings" w:char="F0E0"/>
       </w:r>
       <w:r>
-        <w:t xml:space="preserve"> collan wq</w:t>
-      </w:r>
+        <w:t xml:space="preserve"> </w:t>
+      </w:r>
+      <w:proofErr w:type="spellStart"/>
+      <w:r>
+        <w:t>collan</w:t>
+      </w:r>
+      <w:proofErr w:type="spellEnd"/>
+      <w:r>
+        <w:t xml:space="preserve"> </w:t>
+      </w:r>
+      <w:proofErr w:type="spellStart"/>
+      <w:r>
+        <w:t>wq</w:t>
+      </w:r>
+      <w:proofErr w:type="spellEnd"/>
     </w:p>
     <w:p>
       <w:pPr>
